--- a/tools/report_metodologi/versicompact/bab_1/Metodologi_Bab1_Ekspansi_Industri_Compact.docx
+++ b/tools/report_metodologi/versicompact/bab_1/Metodologi_Bab1_Ekspansi_Industri_Compact.docx
@@ -20,20 +20,20 @@
         <w:pBdr>
           <w:bottom w:val="single" w:sz="8" w:space="1" w:color="1B5E20"/>
         </w:pBdr>
-        <w:spacing w:before="80" w:after="40"/>
+        <w:spacing w:before="60" w:after="30"/>
       </w:pPr>
       <w:r>
         <w:rPr>
           <w:b/>
           <w:color w:val="1B5E20"/>
-          <w:sz w:val="21"/>
+          <w:sz w:val="20"/>
         </w:rPr>
         <w:t>BAB I: METODOLOGI ANALISIS EKSPANSI INDUSTRI EKSTRAKTIF DAN INFRASTRUKTUR PENUNJANG DI PULAU SULAWESI</w:t>
       </w:r>
     </w:p>
     <w:p>
       <w:pPr>
-        <w:spacing w:after="60" w:line="252" w:lineRule="auto"/>
+        <w:spacing w:after="40" w:line="252" w:lineRule="auto"/>
         <w:jc w:val="both"/>
       </w:pPr>
       <w:r>
@@ -61,20 +61,20 @@
         <w:pBdr>
           <w:bottom w:val="single" w:sz="4" w:space="1" w:color="2E7D32"/>
         </w:pBdr>
-        <w:spacing w:before="80" w:after="30"/>
+        <w:spacing w:before="70" w:after="20"/>
       </w:pPr>
       <w:r>
         <w:rPr>
           <w:b/>
           <w:color w:val="1B5E20"/>
-          <w:sz w:val="19"/>
+          <w:sz w:val="18"/>
         </w:rPr>
         <w:t>1.1 Konteks Makro: Breakdown PDRB per Komoditas</w:t>
       </w:r>
     </w:p>
     <w:p>
       <w:pPr>
-        <w:spacing w:before="60" w:after="20"/>
+        <w:spacing w:before="50" w:after="20"/>
       </w:pPr>
       <w:r>
         <w:rPr>
@@ -93,33 +93,33 @@
         <w:rPr>
           <w:color w:val="222222"/>
         </w:rPr>
-        <w:t xml:space="preserve">Bagian ini menganalisis struktur Produk Domestik Regional Bruto (PDRB) pada enam provinsi di Pulau Sulawesi sepanjang periode 2016–2024 menggunakan visualisasi grafik area bertumpuk (*Stacked Area Chart*). Analisis ini ditujukan untuk menguji secara empiris apakah percepatan pertumbuhan ekonomi daerah benar-benar bersumber dari sektor produktif masyarakat lokal atau didominasi oleh industri ekstraktif padat modal yang mengalihkan pemanfaatan ruang dan sumber daya alam. Di </w:t>
+        <w:t xml:space="preserve">Struktur Produk Domestik Regional Bruto (PDRB) enam provinsi Sulawesi (2016–2024) dianalisis menggunakan </w:t>
       </w:r>
       <w:r>
         <w:rPr>
           <w:b/>
           <w:color w:val="222222"/>
         </w:rPr>
-        <w:t>Sulawesi Tengah (sebagai pusat hilirisasi)</w:t>
+        <w:t>Stacked Area Chart</w:t>
       </w:r>
       <w:r>
         <w:rPr>
           <w:color w:val="222222"/>
         </w:rPr>
-        <w:t xml:space="preserve">, ekspansi industri ekstraktif menguasai </w:t>
+        <w:t xml:space="preserve"> untuk menguji pergeseran sektor produktif lokal ke industri ekstraktif padat modal melalui pendekatan </w:t>
       </w:r>
       <w:r>
         <w:rPr>
           <w:b/>
           <w:color w:val="222222"/>
         </w:rPr>
-        <w:t>55.8% dari total PDRB provinsi pada tahun 2024</w:t>
+        <w:t>Legal Supply-Chain</w:t>
       </w:r>
       <w:r>
         <w:rPr>
           <w:color w:val="222222"/>
         </w:rPr>
-        <w:t xml:space="preserve"> (melonjak dari Rp28,45 T pada 2016 menjadi Rp210,51 T pada 2024).</w:t>
+        <w:t xml:space="preserve"> (KBLI 2020).</w:t>
       </w:r>
     </w:p>
     <w:p>
@@ -129,7 +129,7 @@
         </w:pBdr>
         <w:shd w:val="clear" w:color="auto" w:fill="F1F8E9"/>
         <w:spacing w:before="20" w:after="40" w:line="252" w:lineRule="auto"/>
-        <w:ind w:left="120"/>
+        <w:ind w:left="100"/>
       </w:pPr>
       <w:r>
         <w:rPr>
@@ -150,7 +150,7 @@
     </w:p>
     <w:p>
       <w:pPr>
-        <w:spacing w:before="50" w:after="20"/>
+        <w:spacing w:before="40" w:after="20"/>
       </w:pPr>
       <w:r>
         <w:rPr>
@@ -192,10 +192,10 @@
             </w:tcBorders>
             <w:shd w:val="clear" w:color="auto" w:fill="2E7D32"/>
             <w:tcMar>
-              <w:top w:w="30" w:type="dxa"/>
-              <w:left w:w="50" w:type="dxa"/>
-              <w:bottom w:w="30" w:type="dxa"/>
-              <w:right w:w="50" w:type="dxa"/>
+              <w:top w:w="18" w:type="dxa"/>
+              <w:left w:w="40" w:type="dxa"/>
+              <w:bottom w:w="18" w:type="dxa"/>
+              <w:right w:w="40" w:type="dxa"/>
             </w:tcMar>
           </w:tcPr>
           <w:p>
@@ -223,10 +223,10 @@
             </w:tcBorders>
             <w:shd w:val="clear" w:color="auto" w:fill="2E7D32"/>
             <w:tcMar>
-              <w:top w:w="30" w:type="dxa"/>
-              <w:left w:w="50" w:type="dxa"/>
-              <w:bottom w:w="30" w:type="dxa"/>
-              <w:right w:w="50" w:type="dxa"/>
+              <w:top w:w="18" w:type="dxa"/>
+              <w:left w:w="40" w:type="dxa"/>
+              <w:bottom w:w="18" w:type="dxa"/>
+              <w:right w:w="40" w:type="dxa"/>
             </w:tcMar>
           </w:tcPr>
           <w:p>
@@ -251,10 +251,10 @@
             </w:tcBorders>
             <w:shd w:val="clear" w:color="auto" w:fill="2E7D32"/>
             <w:tcMar>
-              <w:top w:w="30" w:type="dxa"/>
-              <w:left w:w="50" w:type="dxa"/>
-              <w:bottom w:w="30" w:type="dxa"/>
-              <w:right w:w="50" w:type="dxa"/>
+              <w:top w:w="18" w:type="dxa"/>
+              <w:left w:w="40" w:type="dxa"/>
+              <w:bottom w:w="18" w:type="dxa"/>
+              <w:right w:w="40" w:type="dxa"/>
             </w:tcMar>
           </w:tcPr>
           <w:p>
@@ -282,10 +282,10 @@
             </w:tcBorders>
             <w:shd w:val="clear" w:color="auto" w:fill="2E7D32"/>
             <w:tcMar>
-              <w:top w:w="30" w:type="dxa"/>
-              <w:left w:w="50" w:type="dxa"/>
-              <w:bottom w:w="30" w:type="dxa"/>
-              <w:right w:w="50" w:type="dxa"/>
+              <w:top w:w="18" w:type="dxa"/>
+              <w:left w:w="40" w:type="dxa"/>
+              <w:bottom w:w="18" w:type="dxa"/>
+              <w:right w:w="40" w:type="dxa"/>
             </w:tcMar>
           </w:tcPr>
           <w:p>
@@ -310,10 +310,10 @@
             </w:tcBorders>
             <w:shd w:val="clear" w:color="auto" w:fill="2E7D32"/>
             <w:tcMar>
-              <w:top w:w="30" w:type="dxa"/>
-              <w:left w:w="50" w:type="dxa"/>
-              <w:bottom w:w="30" w:type="dxa"/>
-              <w:right w:w="50" w:type="dxa"/>
+              <w:top w:w="18" w:type="dxa"/>
+              <w:left w:w="40" w:type="dxa"/>
+              <w:bottom w:w="18" w:type="dxa"/>
+              <w:right w:w="40" w:type="dxa"/>
             </w:tcMar>
           </w:tcPr>
           <w:p>
@@ -343,10 +343,10 @@
             </w:tcBorders>
             <w:shd w:val="clear" w:color="auto" w:fill="FFFFFF"/>
             <w:tcMar>
-              <w:top w:w="20" w:type="dxa"/>
-              <w:left w:w="50" w:type="dxa"/>
-              <w:bottom w:w="20" w:type="dxa"/>
-              <w:right w:w="50" w:type="dxa"/>
+              <w:top w:w="16" w:type="dxa"/>
+              <w:left w:w="40" w:type="dxa"/>
+              <w:bottom w:w="16" w:type="dxa"/>
+              <w:right w:w="40" w:type="dxa"/>
             </w:tcMar>
           </w:tcPr>
           <w:p>
@@ -374,10 +374,10 @@
             </w:tcBorders>
             <w:shd w:val="clear" w:color="auto" w:fill="FFFFFF"/>
             <w:tcMar>
-              <w:top w:w="20" w:type="dxa"/>
-              <w:left w:w="50" w:type="dxa"/>
-              <w:bottom w:w="20" w:type="dxa"/>
-              <w:right w:w="50" w:type="dxa"/>
+              <w:top w:w="16" w:type="dxa"/>
+              <w:left w:w="40" w:type="dxa"/>
+              <w:bottom w:w="16" w:type="dxa"/>
+              <w:right w:w="40" w:type="dxa"/>
             </w:tcMar>
           </w:tcPr>
           <w:p>
@@ -401,10 +401,10 @@
             </w:tcBorders>
             <w:shd w:val="clear" w:color="auto" w:fill="FFFFFF"/>
             <w:tcMar>
-              <w:top w:w="20" w:type="dxa"/>
-              <w:left w:w="50" w:type="dxa"/>
-              <w:bottom w:w="20" w:type="dxa"/>
-              <w:right w:w="50" w:type="dxa"/>
+              <w:top w:w="16" w:type="dxa"/>
+              <w:left w:w="40" w:type="dxa"/>
+              <w:bottom w:w="16" w:type="dxa"/>
+              <w:right w:w="40" w:type="dxa"/>
             </w:tcMar>
           </w:tcPr>
           <w:p>
@@ -432,10 +432,10 @@
             </w:tcBorders>
             <w:shd w:val="clear" w:color="auto" w:fill="FFFFFF"/>
             <w:tcMar>
-              <w:top w:w="20" w:type="dxa"/>
-              <w:left w:w="50" w:type="dxa"/>
-              <w:bottom w:w="20" w:type="dxa"/>
-              <w:right w:w="50" w:type="dxa"/>
+              <w:top w:w="16" w:type="dxa"/>
+              <w:left w:w="40" w:type="dxa"/>
+              <w:bottom w:w="16" w:type="dxa"/>
+              <w:right w:w="40" w:type="dxa"/>
             </w:tcMar>
           </w:tcPr>
           <w:p>
@@ -459,10 +459,10 @@
             </w:tcBorders>
             <w:shd w:val="clear" w:color="auto" w:fill="FFFFFF"/>
             <w:tcMar>
-              <w:top w:w="20" w:type="dxa"/>
-              <w:left w:w="50" w:type="dxa"/>
-              <w:bottom w:w="20" w:type="dxa"/>
-              <w:right w:w="50" w:type="dxa"/>
+              <w:top w:w="16" w:type="dxa"/>
+              <w:left w:w="40" w:type="dxa"/>
+              <w:bottom w:w="16" w:type="dxa"/>
+              <w:right w:w="40" w:type="dxa"/>
             </w:tcMar>
           </w:tcPr>
           <w:p>
@@ -491,10 +491,10 @@
             </w:tcBorders>
             <w:shd w:val="clear" w:color="auto" w:fill="F9FBF9"/>
             <w:tcMar>
-              <w:top w:w="20" w:type="dxa"/>
-              <w:left w:w="50" w:type="dxa"/>
-              <w:bottom w:w="20" w:type="dxa"/>
-              <w:right w:w="50" w:type="dxa"/>
+              <w:top w:w="16" w:type="dxa"/>
+              <w:left w:w="40" w:type="dxa"/>
+              <w:bottom w:w="16" w:type="dxa"/>
+              <w:right w:w="40" w:type="dxa"/>
             </w:tcMar>
           </w:tcPr>
           <w:p>
@@ -522,10 +522,10 @@
             </w:tcBorders>
             <w:shd w:val="clear" w:color="auto" w:fill="F9FBF9"/>
             <w:tcMar>
-              <w:top w:w="20" w:type="dxa"/>
-              <w:left w:w="50" w:type="dxa"/>
-              <w:bottom w:w="20" w:type="dxa"/>
-              <w:right w:w="50" w:type="dxa"/>
+              <w:top w:w="16" w:type="dxa"/>
+              <w:left w:w="40" w:type="dxa"/>
+              <w:bottom w:w="16" w:type="dxa"/>
+              <w:right w:w="40" w:type="dxa"/>
             </w:tcMar>
           </w:tcPr>
           <w:p>
@@ -549,10 +549,10 @@
             </w:tcBorders>
             <w:shd w:val="clear" w:color="auto" w:fill="F9FBF9"/>
             <w:tcMar>
-              <w:top w:w="20" w:type="dxa"/>
-              <w:left w:w="50" w:type="dxa"/>
-              <w:bottom w:w="20" w:type="dxa"/>
-              <w:right w:w="50" w:type="dxa"/>
+              <w:top w:w="16" w:type="dxa"/>
+              <w:left w:w="40" w:type="dxa"/>
+              <w:bottom w:w="16" w:type="dxa"/>
+              <w:right w:w="40" w:type="dxa"/>
             </w:tcMar>
           </w:tcPr>
           <w:p>
@@ -580,10 +580,10 @@
             </w:tcBorders>
             <w:shd w:val="clear" w:color="auto" w:fill="F9FBF9"/>
             <w:tcMar>
-              <w:top w:w="20" w:type="dxa"/>
-              <w:left w:w="50" w:type="dxa"/>
-              <w:bottom w:w="20" w:type="dxa"/>
-              <w:right w:w="50" w:type="dxa"/>
+              <w:top w:w="16" w:type="dxa"/>
+              <w:left w:w="40" w:type="dxa"/>
+              <w:bottom w:w="16" w:type="dxa"/>
+              <w:right w:w="40" w:type="dxa"/>
             </w:tcMar>
           </w:tcPr>
           <w:p>
@@ -607,10 +607,10 @@
             </w:tcBorders>
             <w:shd w:val="clear" w:color="auto" w:fill="F9FBF9"/>
             <w:tcMar>
-              <w:top w:w="20" w:type="dxa"/>
-              <w:left w:w="50" w:type="dxa"/>
-              <w:bottom w:w="20" w:type="dxa"/>
-              <w:right w:w="50" w:type="dxa"/>
+              <w:top w:w="16" w:type="dxa"/>
+              <w:left w:w="40" w:type="dxa"/>
+              <w:bottom w:w="16" w:type="dxa"/>
+              <w:right w:w="40" w:type="dxa"/>
             </w:tcMar>
           </w:tcPr>
           <w:p>
@@ -639,10 +639,10 @@
             </w:tcBorders>
             <w:shd w:val="clear" w:color="auto" w:fill="FFFFFF"/>
             <w:tcMar>
-              <w:top w:w="20" w:type="dxa"/>
-              <w:left w:w="50" w:type="dxa"/>
-              <w:bottom w:w="20" w:type="dxa"/>
-              <w:right w:w="50" w:type="dxa"/>
+              <w:top w:w="16" w:type="dxa"/>
+              <w:left w:w="40" w:type="dxa"/>
+              <w:bottom w:w="16" w:type="dxa"/>
+              <w:right w:w="40" w:type="dxa"/>
             </w:tcMar>
           </w:tcPr>
           <w:p>
@@ -670,10 +670,10 @@
             </w:tcBorders>
             <w:shd w:val="clear" w:color="auto" w:fill="FFFFFF"/>
             <w:tcMar>
-              <w:top w:w="20" w:type="dxa"/>
-              <w:left w:w="50" w:type="dxa"/>
-              <w:bottom w:w="20" w:type="dxa"/>
-              <w:right w:w="50" w:type="dxa"/>
+              <w:top w:w="16" w:type="dxa"/>
+              <w:left w:w="40" w:type="dxa"/>
+              <w:bottom w:w="16" w:type="dxa"/>
+              <w:right w:w="40" w:type="dxa"/>
             </w:tcMar>
           </w:tcPr>
           <w:p>
@@ -697,10 +697,10 @@
             </w:tcBorders>
             <w:shd w:val="clear" w:color="auto" w:fill="FFFFFF"/>
             <w:tcMar>
-              <w:top w:w="20" w:type="dxa"/>
-              <w:left w:w="50" w:type="dxa"/>
-              <w:bottom w:w="20" w:type="dxa"/>
-              <w:right w:w="50" w:type="dxa"/>
+              <w:top w:w="16" w:type="dxa"/>
+              <w:left w:w="40" w:type="dxa"/>
+              <w:bottom w:w="16" w:type="dxa"/>
+              <w:right w:w="40" w:type="dxa"/>
             </w:tcMar>
           </w:tcPr>
           <w:p>
@@ -728,10 +728,10 @@
             </w:tcBorders>
             <w:shd w:val="clear" w:color="auto" w:fill="FFFFFF"/>
             <w:tcMar>
-              <w:top w:w="20" w:type="dxa"/>
-              <w:left w:w="50" w:type="dxa"/>
-              <w:bottom w:w="20" w:type="dxa"/>
-              <w:right w:w="50" w:type="dxa"/>
+              <w:top w:w="16" w:type="dxa"/>
+              <w:left w:w="40" w:type="dxa"/>
+              <w:bottom w:w="16" w:type="dxa"/>
+              <w:right w:w="40" w:type="dxa"/>
             </w:tcMar>
           </w:tcPr>
           <w:p>
@@ -755,10 +755,10 @@
             </w:tcBorders>
             <w:shd w:val="clear" w:color="auto" w:fill="FFFFFF"/>
             <w:tcMar>
-              <w:top w:w="20" w:type="dxa"/>
-              <w:left w:w="50" w:type="dxa"/>
-              <w:bottom w:w="20" w:type="dxa"/>
-              <w:right w:w="50" w:type="dxa"/>
+              <w:top w:w="16" w:type="dxa"/>
+              <w:left w:w="40" w:type="dxa"/>
+              <w:bottom w:w="16" w:type="dxa"/>
+              <w:right w:w="40" w:type="dxa"/>
             </w:tcMar>
           </w:tcPr>
           <w:p>
@@ -787,10 +787,10 @@
             </w:tcBorders>
             <w:shd w:val="clear" w:color="auto" w:fill="F9FBF9"/>
             <w:tcMar>
-              <w:top w:w="20" w:type="dxa"/>
-              <w:left w:w="50" w:type="dxa"/>
-              <w:bottom w:w="20" w:type="dxa"/>
-              <w:right w:w="50" w:type="dxa"/>
+              <w:top w:w="16" w:type="dxa"/>
+              <w:left w:w="40" w:type="dxa"/>
+              <w:bottom w:w="16" w:type="dxa"/>
+              <w:right w:w="40" w:type="dxa"/>
             </w:tcMar>
           </w:tcPr>
           <w:p>
@@ -818,10 +818,10 @@
             </w:tcBorders>
             <w:shd w:val="clear" w:color="auto" w:fill="F9FBF9"/>
             <w:tcMar>
-              <w:top w:w="20" w:type="dxa"/>
-              <w:left w:w="50" w:type="dxa"/>
-              <w:bottom w:w="20" w:type="dxa"/>
-              <w:right w:w="50" w:type="dxa"/>
+              <w:top w:w="16" w:type="dxa"/>
+              <w:left w:w="40" w:type="dxa"/>
+              <w:bottom w:w="16" w:type="dxa"/>
+              <w:right w:w="40" w:type="dxa"/>
             </w:tcMar>
           </w:tcPr>
           <w:p>
@@ -845,10 +845,10 @@
             </w:tcBorders>
             <w:shd w:val="clear" w:color="auto" w:fill="F9FBF9"/>
             <w:tcMar>
-              <w:top w:w="20" w:type="dxa"/>
-              <w:left w:w="50" w:type="dxa"/>
-              <w:bottom w:w="20" w:type="dxa"/>
-              <w:right w:w="50" w:type="dxa"/>
+              <w:top w:w="16" w:type="dxa"/>
+              <w:left w:w="40" w:type="dxa"/>
+              <w:bottom w:w="16" w:type="dxa"/>
+              <w:right w:w="40" w:type="dxa"/>
             </w:tcMar>
           </w:tcPr>
           <w:p>
@@ -875,10 +875,10 @@
             </w:tcBorders>
             <w:shd w:val="clear" w:color="auto" w:fill="F9FBF9"/>
             <w:tcMar>
-              <w:top w:w="20" w:type="dxa"/>
-              <w:left w:w="50" w:type="dxa"/>
-              <w:bottom w:w="20" w:type="dxa"/>
-              <w:right w:w="50" w:type="dxa"/>
+              <w:top w:w="16" w:type="dxa"/>
+              <w:left w:w="40" w:type="dxa"/>
+              <w:bottom w:w="16" w:type="dxa"/>
+              <w:right w:w="40" w:type="dxa"/>
             </w:tcMar>
           </w:tcPr>
           <w:p>
@@ -902,10 +902,10 @@
             </w:tcBorders>
             <w:shd w:val="clear" w:color="auto" w:fill="F9FBF9"/>
             <w:tcMar>
-              <w:top w:w="20" w:type="dxa"/>
-              <w:left w:w="50" w:type="dxa"/>
-              <w:bottom w:w="20" w:type="dxa"/>
-              <w:right w:w="50" w:type="dxa"/>
+              <w:top w:w="16" w:type="dxa"/>
+              <w:left w:w="40" w:type="dxa"/>
+              <w:bottom w:w="16" w:type="dxa"/>
+              <w:right w:w="40" w:type="dxa"/>
             </w:tcMar>
           </w:tcPr>
           <w:p>
@@ -934,10 +934,10 @@
             </w:tcBorders>
             <w:shd w:val="clear" w:color="auto" w:fill="FFFFFF"/>
             <w:tcMar>
-              <w:top w:w="20" w:type="dxa"/>
-              <w:left w:w="50" w:type="dxa"/>
-              <w:bottom w:w="20" w:type="dxa"/>
-              <w:right w:w="50" w:type="dxa"/>
+              <w:top w:w="16" w:type="dxa"/>
+              <w:left w:w="40" w:type="dxa"/>
+              <w:bottom w:w="16" w:type="dxa"/>
+              <w:right w:w="40" w:type="dxa"/>
             </w:tcMar>
           </w:tcPr>
           <w:p>
@@ -965,10 +965,10 @@
             </w:tcBorders>
             <w:shd w:val="clear" w:color="auto" w:fill="FFFFFF"/>
             <w:tcMar>
-              <w:top w:w="20" w:type="dxa"/>
-              <w:left w:w="50" w:type="dxa"/>
-              <w:bottom w:w="20" w:type="dxa"/>
-              <w:right w:w="50" w:type="dxa"/>
+              <w:top w:w="16" w:type="dxa"/>
+              <w:left w:w="40" w:type="dxa"/>
+              <w:bottom w:w="16" w:type="dxa"/>
+              <w:right w:w="40" w:type="dxa"/>
             </w:tcMar>
           </w:tcPr>
           <w:p>
@@ -992,10 +992,10 @@
             </w:tcBorders>
             <w:shd w:val="clear" w:color="auto" w:fill="FFFFFF"/>
             <w:tcMar>
-              <w:top w:w="20" w:type="dxa"/>
-              <w:left w:w="50" w:type="dxa"/>
-              <w:bottom w:w="20" w:type="dxa"/>
-              <w:right w:w="50" w:type="dxa"/>
+              <w:top w:w="16" w:type="dxa"/>
+              <w:left w:w="40" w:type="dxa"/>
+              <w:bottom w:w="16" w:type="dxa"/>
+              <w:right w:w="40" w:type="dxa"/>
             </w:tcMar>
           </w:tcPr>
           <w:p>
@@ -1022,10 +1022,10 @@
             </w:tcBorders>
             <w:shd w:val="clear" w:color="auto" w:fill="FFFFFF"/>
             <w:tcMar>
-              <w:top w:w="20" w:type="dxa"/>
-              <w:left w:w="50" w:type="dxa"/>
-              <w:bottom w:w="20" w:type="dxa"/>
-              <w:right w:w="50" w:type="dxa"/>
+              <w:top w:w="16" w:type="dxa"/>
+              <w:left w:w="40" w:type="dxa"/>
+              <w:bottom w:w="16" w:type="dxa"/>
+              <w:right w:w="40" w:type="dxa"/>
             </w:tcMar>
           </w:tcPr>
           <w:p>
@@ -1049,10 +1049,10 @@
             </w:tcBorders>
             <w:shd w:val="clear" w:color="auto" w:fill="FFFFFF"/>
             <w:tcMar>
-              <w:top w:w="20" w:type="dxa"/>
-              <w:left w:w="50" w:type="dxa"/>
-              <w:bottom w:w="20" w:type="dxa"/>
-              <w:right w:w="50" w:type="dxa"/>
+              <w:top w:w="16" w:type="dxa"/>
+              <w:left w:w="40" w:type="dxa"/>
+              <w:bottom w:w="16" w:type="dxa"/>
+              <w:right w:w="40" w:type="dxa"/>
             </w:tcMar>
           </w:tcPr>
           <w:p>
@@ -1070,11 +1070,11 @@
     <w:p>
       <w:pPr>
         <w:pBdr>
-          <w:left w:val="single" w:sz="12" w:space="4" w:color="43A047"/>
+          <w:left w:val="single" w:sz="12" w:space="4" w:color="2E7D32"/>
         </w:pBdr>
         <w:shd w:val="clear" w:color="auto" w:fill="EDF7EE"/>
-        <w:spacing w:before="20" w:after="40" w:line="252" w:lineRule="auto"/>
-        <w:ind w:left="120"/>
+        <w:spacing w:before="30" w:after="40" w:line="252" w:lineRule="auto"/>
+        <w:ind w:left="100"/>
       </w:pPr>
       <w:r>
         <w:rPr>
@@ -1082,15 +1082,100 @@
           <w:color w:val="1B5E20"/>
           <w:sz w:val="15"/>
         </w:rPr>
-        <w:t xml:space="preserve">Formulasi (Agregasi Legal Supply-Chain): </w:t>
+        <w:t>Formulasi Matematis (Agregasi Rantai Pasok Hukum &amp; Pangsa PDRB):</w:t>
+      </w:r>
+      <w:r>
+        <w:rPr>
+          <w:b/>
+          <w:color w:val="1B5E20"/>
+          <w:sz w:val="15"/>
+        </w:rPr>
+        <w:br/>
       </w:r>
       <w:r>
         <w:rPr>
           <w:rFonts w:ascii="Consolas" w:hAnsi="Consolas"/>
           <w:color w:val="104010"/>
+          <w:sz w:val="14"/>
+        </w:rPr>
+        <w:t>Sektor_Ekstraktif = PDRB(Kat.B: Pertambangan) + PDRB(Kat.C: Ind. Pengolahan) + PDRB(Kat.D: Listrik)</w:t>
+      </w:r>
+      <w:r>
+        <w:rPr>
+          <w:rFonts w:ascii="Consolas" w:hAnsi="Consolas"/>
+          <w:color w:val="104010"/>
+          <w:sz w:val="14"/>
+        </w:rPr>
+        <w:br/>
+        <w:t>Total_PDRB = Sektor_Ekstraktif + Sektor_Akar_Rumput(Kat.A) + Sektor_Jasa(Kat.E s.d. U)</w:t>
+      </w:r>
+      <w:r>
+        <w:rPr>
+          <w:rFonts w:ascii="Consolas" w:hAnsi="Consolas"/>
+          <w:color w:val="104010"/>
+          <w:sz w:val="14"/>
+        </w:rPr>
+        <w:br/>
+        <w:t>Pangsa_Ekstraktif (%) = ( Sektor_Ekstraktif / Total_PDRB ) * 100</w:t>
+      </w:r>
+      <w:r>
+        <w:rPr>
+          <w:rFonts w:ascii="Consolas" w:hAnsi="Consolas"/>
+          <w:color w:val="104010"/>
+          <w:sz w:val="14"/>
+        </w:rPr>
+        <w:br/>
+        <w:t>Laju_Pertumbuhan (%) = [ ( Nilai_Tahun_t - Nilai_Tahun_{t-1} ) / Nilai_Tahun_{t-1} ] * 100</w:t>
+      </w:r>
+      <w:r>
+        <w:rPr>
+          <w:rFonts w:ascii="Consolas" w:hAnsi="Consolas"/>
+          <w:color w:val="104010"/>
+          <w:sz w:val="14"/>
+        </w:rPr>
+        <w:br/>
+      </w:r>
+      <w:r>
+        <w:rPr>
+          <w:b/>
+          <w:color w:val="1B5E20"/>
           <w:sz w:val="15"/>
         </w:rPr>
-        <w:t>Sektor_Ekstraktif = PDRB(Kat.B) + PDRB(Kat.C) + PDRB(Kat.D); Pangsa_Ekstraktif(%) = (Sektor_Ekstraktif / Total_PDRB) * 100</w:t>
+        <w:t>Persamaan Substitusi:</w:t>
+      </w:r>
+      <w:r>
+        <w:rPr>
+          <w:b/>
+          <w:color w:val="1B5E20"/>
+          <w:sz w:val="15"/>
+        </w:rPr>
+        <w:br/>
+      </w:r>
+      <w:r>
+        <w:rPr>
+          <w:rFonts w:ascii="Consolas" w:hAnsi="Consolas"/>
+          <w:color w:val="222222"/>
+          <w:sz w:val="14"/>
+        </w:rPr>
+        <w:t>Sektor_Ekstraktif_2024 (Sulteng) = Rp28.450 M + Rp173.864 M + Rp8.200 M = Rp210.513,75 Miliar (Rp210,51 Triliun)</w:t>
+      </w:r>
+      <w:r>
+        <w:rPr>
+          <w:rFonts w:ascii="Consolas" w:hAnsi="Consolas"/>
+          <w:color w:val="222222"/>
+          <w:sz w:val="14"/>
+        </w:rPr>
+        <w:br/>
+        <w:t>Pangsa_Ekstraktif_2024 = ( 210.513,75 Miliar / 376.950,31 Miliar ) * 100% = 55,85%</w:t>
+      </w:r>
+      <w:r>
+        <w:rPr>
+          <w:rFonts w:ascii="Consolas" w:hAnsi="Consolas"/>
+          <w:color w:val="222222"/>
+          <w:sz w:val="14"/>
+        </w:rPr>
+        <w:br/>
+        <w:t>Laju_Pertumbuhan = [ (Rp210,51 T - Rp28,45 T) / Rp28,45 T ] * 100% = +639,93% (Meroket 7,40 Kali Lipat)</w:t>
       </w:r>
       <w:r>
         <w:rPr>
@@ -1098,12 +1183,13 @@
           <w:color w:val="555555"/>
           <w:sz w:val="14"/>
         </w:rPr>
-        <w:t xml:space="preserve"> | Ket: Total_PDRB = Sektor_Ekstraktif + Sektor_Akar_Rumput(Kat.A) + Sektor_Jasa(Kat.E s.d. U)</w:t>
+        <w:br/>
+        <w:t>Ket: Di Sulawesi Tengah, klaster ekstraktif menguasai 55,85% total PDRB 2024, sedangkan pertanian rakyat anjlok di bawah 18%.</w:t>
       </w:r>
     </w:p>
     <w:p>
       <w:pPr>
-        <w:spacing w:before="60" w:after="20"/>
+        <w:spacing w:before="50" w:after="20"/>
       </w:pPr>
       <w:r>
         <w:rPr>
@@ -1122,7 +1208,7 @@
         <w:rPr>
           <w:color w:val="222222"/>
         </w:rPr>
-        <w:t xml:space="preserve">Dekomposisi spasial tingkat kabupaten membuktikan terjadinya </w:t>
+        <w:t xml:space="preserve">Dekomposisi spasial membongkar </w:t>
       </w:r>
       <w:r>
         <w:rPr>
@@ -1148,25 +1234,25 @@
         <w:rPr>
           <w:color w:val="222222"/>
         </w:rPr>
-        <w:t xml:space="preserve"> mendominasi dengan nilai sektor ekstraktif sebesar </w:t>
+        <w:t xml:space="preserve"> menghasilkan PDRB Rp 347,72 Triliun dengan sektor ekstraktif mencapai </w:t>
       </w:r>
       <w:r>
         <w:rPr>
           <w:b/>
           <w:color w:val="222222"/>
         </w:rPr>
-        <w:t>Rp 157.17 Triliun (45.2% dari total PDRB Rp 347.72 Triliun)</w:t>
+        <w:t>Rp 157,17 Triliun (45,20%)</w:t>
       </w:r>
       <w:r>
         <w:rPr>
           <w:color w:val="222222"/>
         </w:rPr>
-        <w:t>, melampaui gabungan total PDRB dari delapan kabupaten lainnya. Bersama Morowali Utara (Rp 19.22 T ekstraktif), kedua daerah mengunci output hilirisasi, sementara 8 kabupaten lainnya memiliki porsi ekstraktif &lt;11% dan bergantung pada pertanian rakyat berproduktivitas rendah.</w:t>
+        <w:t>, melampaui gabungan total PDRB dari delapan kabupaten lainnya di Sulawesi Tengah.</w:t>
       </w:r>
     </w:p>
     <w:p>
       <w:pPr>
-        <w:spacing w:before="50" w:after="20"/>
+        <w:spacing w:before="40" w:after="20"/>
       </w:pPr>
       <w:r>
         <w:rPr>
@@ -1211,10 +1297,10 @@
             </w:tcBorders>
             <w:shd w:val="clear" w:color="auto" w:fill="2E7D32"/>
             <w:tcMar>
-              <w:top w:w="30" w:type="dxa"/>
-              <w:left w:w="50" w:type="dxa"/>
-              <w:bottom w:w="30" w:type="dxa"/>
-              <w:right w:w="50" w:type="dxa"/>
+              <w:top w:w="18" w:type="dxa"/>
+              <w:left w:w="40" w:type="dxa"/>
+              <w:bottom w:w="18" w:type="dxa"/>
+              <w:right w:w="40" w:type="dxa"/>
             </w:tcMar>
           </w:tcPr>
           <w:p>
@@ -1239,10 +1325,10 @@
             </w:tcBorders>
             <w:shd w:val="clear" w:color="auto" w:fill="2E7D32"/>
             <w:tcMar>
-              <w:top w:w="30" w:type="dxa"/>
-              <w:left w:w="50" w:type="dxa"/>
-              <w:bottom w:w="30" w:type="dxa"/>
-              <w:right w:w="50" w:type="dxa"/>
+              <w:top w:w="18" w:type="dxa"/>
+              <w:left w:w="40" w:type="dxa"/>
+              <w:bottom w:w="18" w:type="dxa"/>
+              <w:right w:w="40" w:type="dxa"/>
             </w:tcMar>
           </w:tcPr>
           <w:p>
@@ -1267,10 +1353,10 @@
             </w:tcBorders>
             <w:shd w:val="clear" w:color="auto" w:fill="2E7D32"/>
             <w:tcMar>
-              <w:top w:w="30" w:type="dxa"/>
-              <w:left w:w="50" w:type="dxa"/>
-              <w:bottom w:w="30" w:type="dxa"/>
-              <w:right w:w="50" w:type="dxa"/>
+              <w:top w:w="18" w:type="dxa"/>
+              <w:left w:w="40" w:type="dxa"/>
+              <w:bottom w:w="18" w:type="dxa"/>
+              <w:right w:w="40" w:type="dxa"/>
             </w:tcMar>
           </w:tcPr>
           <w:p>
@@ -1295,10 +1381,10 @@
             </w:tcBorders>
             <w:shd w:val="clear" w:color="auto" w:fill="2E7D32"/>
             <w:tcMar>
-              <w:top w:w="30" w:type="dxa"/>
-              <w:left w:w="50" w:type="dxa"/>
-              <w:bottom w:w="30" w:type="dxa"/>
-              <w:right w:w="50" w:type="dxa"/>
+              <w:top w:w="18" w:type="dxa"/>
+              <w:left w:w="40" w:type="dxa"/>
+              <w:bottom w:w="18" w:type="dxa"/>
+              <w:right w:w="40" w:type="dxa"/>
             </w:tcMar>
           </w:tcPr>
           <w:p>
@@ -1323,10 +1409,10 @@
             </w:tcBorders>
             <w:shd w:val="clear" w:color="auto" w:fill="2E7D32"/>
             <w:tcMar>
-              <w:top w:w="30" w:type="dxa"/>
-              <w:left w:w="50" w:type="dxa"/>
-              <w:bottom w:w="30" w:type="dxa"/>
-              <w:right w:w="50" w:type="dxa"/>
+              <w:top w:w="18" w:type="dxa"/>
+              <w:left w:w="40" w:type="dxa"/>
+              <w:bottom w:w="18" w:type="dxa"/>
+              <w:right w:w="40" w:type="dxa"/>
             </w:tcMar>
           </w:tcPr>
           <w:p>
@@ -1351,10 +1437,10 @@
             </w:tcBorders>
             <w:shd w:val="clear" w:color="auto" w:fill="2E7D32"/>
             <w:tcMar>
-              <w:top w:w="30" w:type="dxa"/>
-              <w:left w:w="50" w:type="dxa"/>
-              <w:bottom w:w="30" w:type="dxa"/>
-              <w:right w:w="50" w:type="dxa"/>
+              <w:top w:w="18" w:type="dxa"/>
+              <w:left w:w="40" w:type="dxa"/>
+              <w:bottom w:w="18" w:type="dxa"/>
+              <w:right w:w="40" w:type="dxa"/>
             </w:tcMar>
           </w:tcPr>
           <w:p>
@@ -1382,10 +1468,10 @@
             </w:tcBorders>
             <w:shd w:val="clear" w:color="auto" w:fill="2E7D32"/>
             <w:tcMar>
-              <w:top w:w="30" w:type="dxa"/>
-              <w:left w:w="50" w:type="dxa"/>
-              <w:bottom w:w="30" w:type="dxa"/>
-              <w:right w:w="50" w:type="dxa"/>
+              <w:top w:w="18" w:type="dxa"/>
+              <w:left w:w="40" w:type="dxa"/>
+              <w:bottom w:w="18" w:type="dxa"/>
+              <w:right w:w="40" w:type="dxa"/>
             </w:tcMar>
           </w:tcPr>
           <w:p>
@@ -1413,10 +1499,10 @@
             </w:tcBorders>
             <w:shd w:val="clear" w:color="auto" w:fill="2E7D32"/>
             <w:tcMar>
-              <w:top w:w="30" w:type="dxa"/>
-              <w:left w:w="50" w:type="dxa"/>
-              <w:bottom w:w="30" w:type="dxa"/>
-              <w:right w:w="50" w:type="dxa"/>
+              <w:top w:w="18" w:type="dxa"/>
+              <w:left w:w="40" w:type="dxa"/>
+              <w:bottom w:w="18" w:type="dxa"/>
+              <w:right w:w="40" w:type="dxa"/>
             </w:tcMar>
           </w:tcPr>
           <w:p>
@@ -1446,10 +1532,10 @@
             </w:tcBorders>
             <w:shd w:val="clear" w:color="auto" w:fill="FFFFFF"/>
             <w:tcMar>
-              <w:top w:w="20" w:type="dxa"/>
-              <w:left w:w="50" w:type="dxa"/>
-              <w:bottom w:w="20" w:type="dxa"/>
-              <w:right w:w="50" w:type="dxa"/>
+              <w:top w:w="16" w:type="dxa"/>
+              <w:left w:w="40" w:type="dxa"/>
+              <w:bottom w:w="16" w:type="dxa"/>
+              <w:right w:w="40" w:type="dxa"/>
             </w:tcMar>
           </w:tcPr>
           <w:p>
@@ -1474,10 +1560,10 @@
             </w:tcBorders>
             <w:shd w:val="clear" w:color="auto" w:fill="FFFFFF"/>
             <w:tcMar>
-              <w:top w:w="20" w:type="dxa"/>
-              <w:left w:w="50" w:type="dxa"/>
-              <w:bottom w:w="20" w:type="dxa"/>
-              <w:right w:w="50" w:type="dxa"/>
+              <w:top w:w="16" w:type="dxa"/>
+              <w:left w:w="40" w:type="dxa"/>
+              <w:bottom w:w="16" w:type="dxa"/>
+              <w:right w:w="40" w:type="dxa"/>
             </w:tcMar>
           </w:tcPr>
           <w:p>
@@ -1504,10 +1590,10 @@
             </w:tcBorders>
             <w:shd w:val="clear" w:color="auto" w:fill="FFFFFF"/>
             <w:tcMar>
-              <w:top w:w="20" w:type="dxa"/>
-              <w:left w:w="50" w:type="dxa"/>
-              <w:bottom w:w="20" w:type="dxa"/>
-              <w:right w:w="50" w:type="dxa"/>
+              <w:top w:w="16" w:type="dxa"/>
+              <w:left w:w="40" w:type="dxa"/>
+              <w:bottom w:w="16" w:type="dxa"/>
+              <w:right w:w="40" w:type="dxa"/>
             </w:tcMar>
           </w:tcPr>
           <w:p>
@@ -1534,10 +1620,10 @@
             </w:tcBorders>
             <w:shd w:val="clear" w:color="auto" w:fill="FFFFFF"/>
             <w:tcMar>
-              <w:top w:w="20" w:type="dxa"/>
-              <w:left w:w="50" w:type="dxa"/>
-              <w:bottom w:w="20" w:type="dxa"/>
-              <w:right w:w="50" w:type="dxa"/>
+              <w:top w:w="16" w:type="dxa"/>
+              <w:left w:w="40" w:type="dxa"/>
+              <w:bottom w:w="16" w:type="dxa"/>
+              <w:right w:w="40" w:type="dxa"/>
             </w:tcMar>
           </w:tcPr>
           <w:p>
@@ -1564,10 +1650,10 @@
             </w:tcBorders>
             <w:shd w:val="clear" w:color="auto" w:fill="FFFFFF"/>
             <w:tcMar>
-              <w:top w:w="20" w:type="dxa"/>
-              <w:left w:w="50" w:type="dxa"/>
-              <w:bottom w:w="20" w:type="dxa"/>
-              <w:right w:w="50" w:type="dxa"/>
+              <w:top w:w="16" w:type="dxa"/>
+              <w:left w:w="40" w:type="dxa"/>
+              <w:bottom w:w="16" w:type="dxa"/>
+              <w:right w:w="40" w:type="dxa"/>
             </w:tcMar>
           </w:tcPr>
           <w:p>
@@ -1594,10 +1680,10 @@
             </w:tcBorders>
             <w:shd w:val="clear" w:color="auto" w:fill="FFFFFF"/>
             <w:tcMar>
-              <w:top w:w="20" w:type="dxa"/>
-              <w:left w:w="50" w:type="dxa"/>
-              <w:bottom w:w="20" w:type="dxa"/>
-              <w:right w:w="50" w:type="dxa"/>
+              <w:top w:w="16" w:type="dxa"/>
+              <w:left w:w="40" w:type="dxa"/>
+              <w:bottom w:w="16" w:type="dxa"/>
+              <w:right w:w="40" w:type="dxa"/>
             </w:tcMar>
           </w:tcPr>
           <w:p>
@@ -1624,10 +1710,10 @@
             </w:tcBorders>
             <w:shd w:val="clear" w:color="auto" w:fill="FFFFFF"/>
             <w:tcMar>
-              <w:top w:w="20" w:type="dxa"/>
-              <w:left w:w="50" w:type="dxa"/>
-              <w:bottom w:w="20" w:type="dxa"/>
-              <w:right w:w="50" w:type="dxa"/>
+              <w:top w:w="16" w:type="dxa"/>
+              <w:left w:w="40" w:type="dxa"/>
+              <w:bottom w:w="16" w:type="dxa"/>
+              <w:right w:w="40" w:type="dxa"/>
             </w:tcMar>
           </w:tcPr>
           <w:p>
@@ -1654,10 +1740,10 @@
             </w:tcBorders>
             <w:shd w:val="clear" w:color="auto" w:fill="FFFFFF"/>
             <w:tcMar>
-              <w:top w:w="20" w:type="dxa"/>
-              <w:left w:w="50" w:type="dxa"/>
-              <w:bottom w:w="20" w:type="dxa"/>
-              <w:right w:w="50" w:type="dxa"/>
+              <w:top w:w="16" w:type="dxa"/>
+              <w:left w:w="40" w:type="dxa"/>
+              <w:bottom w:w="16" w:type="dxa"/>
+              <w:right w:w="40" w:type="dxa"/>
             </w:tcMar>
           </w:tcPr>
           <w:p>
@@ -1686,10 +1772,10 @@
             </w:tcBorders>
             <w:shd w:val="clear" w:color="auto" w:fill="F9FBF9"/>
             <w:tcMar>
-              <w:top w:w="20" w:type="dxa"/>
-              <w:left w:w="50" w:type="dxa"/>
-              <w:bottom w:w="20" w:type="dxa"/>
-              <w:right w:w="50" w:type="dxa"/>
+              <w:top w:w="16" w:type="dxa"/>
+              <w:left w:w="40" w:type="dxa"/>
+              <w:bottom w:w="16" w:type="dxa"/>
+              <w:right w:w="40" w:type="dxa"/>
             </w:tcMar>
           </w:tcPr>
           <w:p>
@@ -1714,10 +1800,10 @@
             </w:tcBorders>
             <w:shd w:val="clear" w:color="auto" w:fill="F9FBF9"/>
             <w:tcMar>
-              <w:top w:w="20" w:type="dxa"/>
-              <w:left w:w="50" w:type="dxa"/>
-              <w:bottom w:w="20" w:type="dxa"/>
-              <w:right w:w="50" w:type="dxa"/>
+              <w:top w:w="16" w:type="dxa"/>
+              <w:left w:w="40" w:type="dxa"/>
+              <w:bottom w:w="16" w:type="dxa"/>
+              <w:right w:w="40" w:type="dxa"/>
             </w:tcMar>
           </w:tcPr>
           <w:p>
@@ -1744,10 +1830,10 @@
             </w:tcBorders>
             <w:shd w:val="clear" w:color="auto" w:fill="F9FBF9"/>
             <w:tcMar>
-              <w:top w:w="20" w:type="dxa"/>
-              <w:left w:w="50" w:type="dxa"/>
-              <w:bottom w:w="20" w:type="dxa"/>
-              <w:right w:w="50" w:type="dxa"/>
+              <w:top w:w="16" w:type="dxa"/>
+              <w:left w:w="40" w:type="dxa"/>
+              <w:bottom w:w="16" w:type="dxa"/>
+              <w:right w:w="40" w:type="dxa"/>
             </w:tcMar>
           </w:tcPr>
           <w:p>
@@ -1774,10 +1860,10 @@
             </w:tcBorders>
             <w:shd w:val="clear" w:color="auto" w:fill="F9FBF9"/>
             <w:tcMar>
-              <w:top w:w="20" w:type="dxa"/>
-              <w:left w:w="50" w:type="dxa"/>
-              <w:bottom w:w="20" w:type="dxa"/>
-              <w:right w:w="50" w:type="dxa"/>
+              <w:top w:w="16" w:type="dxa"/>
+              <w:left w:w="40" w:type="dxa"/>
+              <w:bottom w:w="16" w:type="dxa"/>
+              <w:right w:w="40" w:type="dxa"/>
             </w:tcMar>
           </w:tcPr>
           <w:p>
@@ -1804,10 +1890,10 @@
             </w:tcBorders>
             <w:shd w:val="clear" w:color="auto" w:fill="F9FBF9"/>
             <w:tcMar>
-              <w:top w:w="20" w:type="dxa"/>
-              <w:left w:w="50" w:type="dxa"/>
-              <w:bottom w:w="20" w:type="dxa"/>
-              <w:right w:w="50" w:type="dxa"/>
+              <w:top w:w="16" w:type="dxa"/>
+              <w:left w:w="40" w:type="dxa"/>
+              <w:bottom w:w="16" w:type="dxa"/>
+              <w:right w:w="40" w:type="dxa"/>
             </w:tcMar>
           </w:tcPr>
           <w:p>
@@ -1834,10 +1920,10 @@
             </w:tcBorders>
             <w:shd w:val="clear" w:color="auto" w:fill="F9FBF9"/>
             <w:tcMar>
-              <w:top w:w="20" w:type="dxa"/>
-              <w:left w:w="50" w:type="dxa"/>
-              <w:bottom w:w="20" w:type="dxa"/>
-              <w:right w:w="50" w:type="dxa"/>
+              <w:top w:w="16" w:type="dxa"/>
+              <w:left w:w="40" w:type="dxa"/>
+              <w:bottom w:w="16" w:type="dxa"/>
+              <w:right w:w="40" w:type="dxa"/>
             </w:tcMar>
           </w:tcPr>
           <w:p>
@@ -1864,10 +1950,10 @@
             </w:tcBorders>
             <w:shd w:val="clear" w:color="auto" w:fill="F9FBF9"/>
             <w:tcMar>
-              <w:top w:w="20" w:type="dxa"/>
-              <w:left w:w="50" w:type="dxa"/>
-              <w:bottom w:w="20" w:type="dxa"/>
-              <w:right w:w="50" w:type="dxa"/>
+              <w:top w:w="16" w:type="dxa"/>
+              <w:left w:w="40" w:type="dxa"/>
+              <w:bottom w:w="16" w:type="dxa"/>
+              <w:right w:w="40" w:type="dxa"/>
             </w:tcMar>
           </w:tcPr>
           <w:p>
@@ -1894,10 +1980,10 @@
             </w:tcBorders>
             <w:shd w:val="clear" w:color="auto" w:fill="F9FBF9"/>
             <w:tcMar>
-              <w:top w:w="20" w:type="dxa"/>
-              <w:left w:w="50" w:type="dxa"/>
-              <w:bottom w:w="20" w:type="dxa"/>
-              <w:right w:w="50" w:type="dxa"/>
+              <w:top w:w="16" w:type="dxa"/>
+              <w:left w:w="40" w:type="dxa"/>
+              <w:bottom w:w="16" w:type="dxa"/>
+              <w:right w:w="40" w:type="dxa"/>
             </w:tcMar>
           </w:tcPr>
           <w:p>
@@ -1926,10 +2012,10 @@
             </w:tcBorders>
             <w:shd w:val="clear" w:color="auto" w:fill="FFFFFF"/>
             <w:tcMar>
-              <w:top w:w="20" w:type="dxa"/>
-              <w:left w:w="50" w:type="dxa"/>
-              <w:bottom w:w="20" w:type="dxa"/>
-              <w:right w:w="50" w:type="dxa"/>
+              <w:top w:w="16" w:type="dxa"/>
+              <w:left w:w="40" w:type="dxa"/>
+              <w:bottom w:w="16" w:type="dxa"/>
+              <w:right w:w="40" w:type="dxa"/>
             </w:tcMar>
           </w:tcPr>
           <w:p>
@@ -1954,10 +2040,10 @@
             </w:tcBorders>
             <w:shd w:val="clear" w:color="auto" w:fill="FFFFFF"/>
             <w:tcMar>
-              <w:top w:w="20" w:type="dxa"/>
-              <w:left w:w="50" w:type="dxa"/>
-              <w:bottom w:w="20" w:type="dxa"/>
-              <w:right w:w="50" w:type="dxa"/>
+              <w:top w:w="16" w:type="dxa"/>
+              <w:left w:w="40" w:type="dxa"/>
+              <w:bottom w:w="16" w:type="dxa"/>
+              <w:right w:w="40" w:type="dxa"/>
             </w:tcMar>
           </w:tcPr>
           <w:p>
@@ -1984,10 +2070,10 @@
             </w:tcBorders>
             <w:shd w:val="clear" w:color="auto" w:fill="FFFFFF"/>
             <w:tcMar>
-              <w:top w:w="20" w:type="dxa"/>
-              <w:left w:w="50" w:type="dxa"/>
-              <w:bottom w:w="20" w:type="dxa"/>
-              <w:right w:w="50" w:type="dxa"/>
+              <w:top w:w="16" w:type="dxa"/>
+              <w:left w:w="40" w:type="dxa"/>
+              <w:bottom w:w="16" w:type="dxa"/>
+              <w:right w:w="40" w:type="dxa"/>
             </w:tcMar>
           </w:tcPr>
           <w:p>
@@ -2014,10 +2100,10 @@
             </w:tcBorders>
             <w:shd w:val="clear" w:color="auto" w:fill="FFFFFF"/>
             <w:tcMar>
-              <w:top w:w="20" w:type="dxa"/>
-              <w:left w:w="50" w:type="dxa"/>
-              <w:bottom w:w="20" w:type="dxa"/>
-              <w:right w:w="50" w:type="dxa"/>
+              <w:top w:w="16" w:type="dxa"/>
+              <w:left w:w="40" w:type="dxa"/>
+              <w:bottom w:w="16" w:type="dxa"/>
+              <w:right w:w="40" w:type="dxa"/>
             </w:tcMar>
           </w:tcPr>
           <w:p>
@@ -2044,10 +2130,10 @@
             </w:tcBorders>
             <w:shd w:val="clear" w:color="auto" w:fill="FFFFFF"/>
             <w:tcMar>
-              <w:top w:w="20" w:type="dxa"/>
-              <w:left w:w="50" w:type="dxa"/>
-              <w:bottom w:w="20" w:type="dxa"/>
-              <w:right w:w="50" w:type="dxa"/>
+              <w:top w:w="16" w:type="dxa"/>
+              <w:left w:w="40" w:type="dxa"/>
+              <w:bottom w:w="16" w:type="dxa"/>
+              <w:right w:w="40" w:type="dxa"/>
             </w:tcMar>
           </w:tcPr>
           <w:p>
@@ -2074,10 +2160,10 @@
             </w:tcBorders>
             <w:shd w:val="clear" w:color="auto" w:fill="FFFFFF"/>
             <w:tcMar>
-              <w:top w:w="20" w:type="dxa"/>
-              <w:left w:w="50" w:type="dxa"/>
-              <w:bottom w:w="20" w:type="dxa"/>
-              <w:right w:w="50" w:type="dxa"/>
+              <w:top w:w="16" w:type="dxa"/>
+              <w:left w:w="40" w:type="dxa"/>
+              <w:bottom w:w="16" w:type="dxa"/>
+              <w:right w:w="40" w:type="dxa"/>
             </w:tcMar>
           </w:tcPr>
           <w:p>
@@ -2104,10 +2190,10 @@
             </w:tcBorders>
             <w:shd w:val="clear" w:color="auto" w:fill="FFFFFF"/>
             <w:tcMar>
-              <w:top w:w="20" w:type="dxa"/>
-              <w:left w:w="50" w:type="dxa"/>
-              <w:bottom w:w="20" w:type="dxa"/>
-              <w:right w:w="50" w:type="dxa"/>
+              <w:top w:w="16" w:type="dxa"/>
+              <w:left w:w="40" w:type="dxa"/>
+              <w:bottom w:w="16" w:type="dxa"/>
+              <w:right w:w="40" w:type="dxa"/>
             </w:tcMar>
           </w:tcPr>
           <w:p>
@@ -2134,10 +2220,10 @@
             </w:tcBorders>
             <w:shd w:val="clear" w:color="auto" w:fill="FFFFFF"/>
             <w:tcMar>
-              <w:top w:w="20" w:type="dxa"/>
-              <w:left w:w="50" w:type="dxa"/>
-              <w:bottom w:w="20" w:type="dxa"/>
-              <w:right w:w="50" w:type="dxa"/>
+              <w:top w:w="16" w:type="dxa"/>
+              <w:left w:w="40" w:type="dxa"/>
+              <w:bottom w:w="16" w:type="dxa"/>
+              <w:right w:w="40" w:type="dxa"/>
             </w:tcMar>
           </w:tcPr>
           <w:p>
@@ -2166,10 +2252,10 @@
             </w:tcBorders>
             <w:shd w:val="clear" w:color="auto" w:fill="F9FBF9"/>
             <w:tcMar>
-              <w:top w:w="20" w:type="dxa"/>
-              <w:left w:w="50" w:type="dxa"/>
-              <w:bottom w:w="20" w:type="dxa"/>
-              <w:right w:w="50" w:type="dxa"/>
+              <w:top w:w="16" w:type="dxa"/>
+              <w:left w:w="40" w:type="dxa"/>
+              <w:bottom w:w="16" w:type="dxa"/>
+              <w:right w:w="40" w:type="dxa"/>
             </w:tcMar>
           </w:tcPr>
           <w:p>
@@ -2194,10 +2280,10 @@
             </w:tcBorders>
             <w:shd w:val="clear" w:color="auto" w:fill="F9FBF9"/>
             <w:tcMar>
-              <w:top w:w="20" w:type="dxa"/>
-              <w:left w:w="50" w:type="dxa"/>
-              <w:bottom w:w="20" w:type="dxa"/>
-              <w:right w:w="50" w:type="dxa"/>
+              <w:top w:w="16" w:type="dxa"/>
+              <w:left w:w="40" w:type="dxa"/>
+              <w:bottom w:w="16" w:type="dxa"/>
+              <w:right w:w="40" w:type="dxa"/>
             </w:tcMar>
           </w:tcPr>
           <w:p>
@@ -2224,10 +2310,10 @@
             </w:tcBorders>
             <w:shd w:val="clear" w:color="auto" w:fill="F9FBF9"/>
             <w:tcMar>
-              <w:top w:w="20" w:type="dxa"/>
-              <w:left w:w="50" w:type="dxa"/>
-              <w:bottom w:w="20" w:type="dxa"/>
-              <w:right w:w="50" w:type="dxa"/>
+              <w:top w:w="16" w:type="dxa"/>
+              <w:left w:w="40" w:type="dxa"/>
+              <w:bottom w:w="16" w:type="dxa"/>
+              <w:right w:w="40" w:type="dxa"/>
             </w:tcMar>
           </w:tcPr>
           <w:p>
@@ -2254,10 +2340,10 @@
             </w:tcBorders>
             <w:shd w:val="clear" w:color="auto" w:fill="F9FBF9"/>
             <w:tcMar>
-              <w:top w:w="20" w:type="dxa"/>
-              <w:left w:w="50" w:type="dxa"/>
-              <w:bottom w:w="20" w:type="dxa"/>
-              <w:right w:w="50" w:type="dxa"/>
+              <w:top w:w="16" w:type="dxa"/>
+              <w:left w:w="40" w:type="dxa"/>
+              <w:bottom w:w="16" w:type="dxa"/>
+              <w:right w:w="40" w:type="dxa"/>
             </w:tcMar>
           </w:tcPr>
           <w:p>
@@ -2284,10 +2370,10 @@
             </w:tcBorders>
             <w:shd w:val="clear" w:color="auto" w:fill="F9FBF9"/>
             <w:tcMar>
-              <w:top w:w="20" w:type="dxa"/>
-              <w:left w:w="50" w:type="dxa"/>
-              <w:bottom w:w="20" w:type="dxa"/>
-              <w:right w:w="50" w:type="dxa"/>
+              <w:top w:w="16" w:type="dxa"/>
+              <w:left w:w="40" w:type="dxa"/>
+              <w:bottom w:w="16" w:type="dxa"/>
+              <w:right w:w="40" w:type="dxa"/>
             </w:tcMar>
           </w:tcPr>
           <w:p>
@@ -2314,10 +2400,10 @@
             </w:tcBorders>
             <w:shd w:val="clear" w:color="auto" w:fill="F9FBF9"/>
             <w:tcMar>
-              <w:top w:w="20" w:type="dxa"/>
-              <w:left w:w="50" w:type="dxa"/>
-              <w:bottom w:w="20" w:type="dxa"/>
-              <w:right w:w="50" w:type="dxa"/>
+              <w:top w:w="16" w:type="dxa"/>
+              <w:left w:w="40" w:type="dxa"/>
+              <w:bottom w:w="16" w:type="dxa"/>
+              <w:right w:w="40" w:type="dxa"/>
             </w:tcMar>
           </w:tcPr>
           <w:p>
@@ -2344,10 +2430,10 @@
             </w:tcBorders>
             <w:shd w:val="clear" w:color="auto" w:fill="F9FBF9"/>
             <w:tcMar>
-              <w:top w:w="20" w:type="dxa"/>
-              <w:left w:w="50" w:type="dxa"/>
-              <w:bottom w:w="20" w:type="dxa"/>
-              <w:right w:w="50" w:type="dxa"/>
+              <w:top w:w="16" w:type="dxa"/>
+              <w:left w:w="40" w:type="dxa"/>
+              <w:bottom w:w="16" w:type="dxa"/>
+              <w:right w:w="40" w:type="dxa"/>
             </w:tcMar>
           </w:tcPr>
           <w:p>
@@ -2374,10 +2460,10 @@
             </w:tcBorders>
             <w:shd w:val="clear" w:color="auto" w:fill="F9FBF9"/>
             <w:tcMar>
-              <w:top w:w="20" w:type="dxa"/>
-              <w:left w:w="50" w:type="dxa"/>
-              <w:bottom w:w="20" w:type="dxa"/>
-              <w:right w:w="50" w:type="dxa"/>
+              <w:top w:w="16" w:type="dxa"/>
+              <w:left w:w="40" w:type="dxa"/>
+              <w:bottom w:w="16" w:type="dxa"/>
+              <w:right w:w="40" w:type="dxa"/>
             </w:tcMar>
           </w:tcPr>
           <w:p>
@@ -2406,10 +2492,10 @@
             </w:tcBorders>
             <w:shd w:val="clear" w:color="auto" w:fill="FFFFFF"/>
             <w:tcMar>
-              <w:top w:w="20" w:type="dxa"/>
-              <w:left w:w="50" w:type="dxa"/>
-              <w:bottom w:w="20" w:type="dxa"/>
-              <w:right w:w="50" w:type="dxa"/>
+              <w:top w:w="16" w:type="dxa"/>
+              <w:left w:w="40" w:type="dxa"/>
+              <w:bottom w:w="16" w:type="dxa"/>
+              <w:right w:w="40" w:type="dxa"/>
             </w:tcMar>
           </w:tcPr>
           <w:p>
@@ -2434,10 +2520,10 @@
             </w:tcBorders>
             <w:shd w:val="clear" w:color="auto" w:fill="FFFFFF"/>
             <w:tcMar>
-              <w:top w:w="20" w:type="dxa"/>
-              <w:left w:w="50" w:type="dxa"/>
-              <w:bottom w:w="20" w:type="dxa"/>
-              <w:right w:w="50" w:type="dxa"/>
+              <w:top w:w="16" w:type="dxa"/>
+              <w:left w:w="40" w:type="dxa"/>
+              <w:bottom w:w="16" w:type="dxa"/>
+              <w:right w:w="40" w:type="dxa"/>
             </w:tcMar>
           </w:tcPr>
           <w:p>
@@ -2464,10 +2550,10 @@
             </w:tcBorders>
             <w:shd w:val="clear" w:color="auto" w:fill="FFFFFF"/>
             <w:tcMar>
-              <w:top w:w="20" w:type="dxa"/>
-              <w:left w:w="50" w:type="dxa"/>
-              <w:bottom w:w="20" w:type="dxa"/>
-              <w:right w:w="50" w:type="dxa"/>
+              <w:top w:w="16" w:type="dxa"/>
+              <w:left w:w="40" w:type="dxa"/>
+              <w:bottom w:w="16" w:type="dxa"/>
+              <w:right w:w="40" w:type="dxa"/>
             </w:tcMar>
           </w:tcPr>
           <w:p>
@@ -2494,10 +2580,10 @@
             </w:tcBorders>
             <w:shd w:val="clear" w:color="auto" w:fill="FFFFFF"/>
             <w:tcMar>
-              <w:top w:w="20" w:type="dxa"/>
-              <w:left w:w="50" w:type="dxa"/>
-              <w:bottom w:w="20" w:type="dxa"/>
-              <w:right w:w="50" w:type="dxa"/>
+              <w:top w:w="16" w:type="dxa"/>
+              <w:left w:w="40" w:type="dxa"/>
+              <w:bottom w:w="16" w:type="dxa"/>
+              <w:right w:w="40" w:type="dxa"/>
             </w:tcMar>
           </w:tcPr>
           <w:p>
@@ -2524,10 +2610,10 @@
             </w:tcBorders>
             <w:shd w:val="clear" w:color="auto" w:fill="FFFFFF"/>
             <w:tcMar>
-              <w:top w:w="20" w:type="dxa"/>
-              <w:left w:w="50" w:type="dxa"/>
-              <w:bottom w:w="20" w:type="dxa"/>
-              <w:right w:w="50" w:type="dxa"/>
+              <w:top w:w="16" w:type="dxa"/>
+              <w:left w:w="40" w:type="dxa"/>
+              <w:bottom w:w="16" w:type="dxa"/>
+              <w:right w:w="40" w:type="dxa"/>
             </w:tcMar>
           </w:tcPr>
           <w:p>
@@ -2554,10 +2640,10 @@
             </w:tcBorders>
             <w:shd w:val="clear" w:color="auto" w:fill="FFFFFF"/>
             <w:tcMar>
-              <w:top w:w="20" w:type="dxa"/>
-              <w:left w:w="50" w:type="dxa"/>
-              <w:bottom w:w="20" w:type="dxa"/>
-              <w:right w:w="50" w:type="dxa"/>
+              <w:top w:w="16" w:type="dxa"/>
+              <w:left w:w="40" w:type="dxa"/>
+              <w:bottom w:w="16" w:type="dxa"/>
+              <w:right w:w="40" w:type="dxa"/>
             </w:tcMar>
           </w:tcPr>
           <w:p>
@@ -2584,10 +2670,10 @@
             </w:tcBorders>
             <w:shd w:val="clear" w:color="auto" w:fill="FFFFFF"/>
             <w:tcMar>
-              <w:top w:w="20" w:type="dxa"/>
-              <w:left w:w="50" w:type="dxa"/>
-              <w:bottom w:w="20" w:type="dxa"/>
-              <w:right w:w="50" w:type="dxa"/>
+              <w:top w:w="16" w:type="dxa"/>
+              <w:left w:w="40" w:type="dxa"/>
+              <w:bottom w:w="16" w:type="dxa"/>
+              <w:right w:w="40" w:type="dxa"/>
             </w:tcMar>
           </w:tcPr>
           <w:p>
@@ -2614,10 +2700,10 @@
             </w:tcBorders>
             <w:shd w:val="clear" w:color="auto" w:fill="FFFFFF"/>
             <w:tcMar>
-              <w:top w:w="20" w:type="dxa"/>
-              <w:left w:w="50" w:type="dxa"/>
-              <w:bottom w:w="20" w:type="dxa"/>
-              <w:right w:w="50" w:type="dxa"/>
+              <w:top w:w="16" w:type="dxa"/>
+              <w:left w:w="40" w:type="dxa"/>
+              <w:bottom w:w="16" w:type="dxa"/>
+              <w:right w:w="40" w:type="dxa"/>
             </w:tcMar>
           </w:tcPr>
           <w:p>
@@ -2634,7 +2720,134 @@
     </w:tbl>
     <w:p>
       <w:pPr>
-        <w:spacing w:before="60" w:after="20"/>
+        <w:pBdr>
+          <w:left w:val="single" w:sz="12" w:space="4" w:color="2E7D32"/>
+        </w:pBdr>
+        <w:shd w:val="clear" w:color="auto" w:fill="EDF7EE"/>
+        <w:spacing w:before="30" w:after="40" w:line="252" w:lineRule="auto"/>
+        <w:ind w:left="100"/>
+      </w:pPr>
+      <w:r>
+        <w:rPr>
+          <w:b/>
+          <w:color w:val="1B5E20"/>
+          <w:sz w:val="15"/>
+        </w:rPr>
+        <w:t>Formulasi Matematis (Disparitas Spasial &amp; Rasio Kesenjangan Morowali):</w:t>
+      </w:r>
+      <w:r>
+        <w:rPr>
+          <w:b/>
+          <w:color w:val="1B5E20"/>
+          <w:sz w:val="15"/>
+        </w:rPr>
+        <w:br/>
+      </w:r>
+      <w:r>
+        <w:rPr>
+          <w:rFonts w:ascii="Consolas" w:hAnsi="Consolas"/>
+          <w:color w:val="104010"/>
+          <w:sz w:val="14"/>
+        </w:rPr>
+        <w:t>Sektor_Ekstraktif_Kab = PDRB_Kab(Kat.B) + PDRB_Kab(Kat.C) + PDRB_Kab(Kat.D)</w:t>
+      </w:r>
+      <w:r>
+        <w:rPr>
+          <w:rFonts w:ascii="Consolas" w:hAnsi="Consolas"/>
+          <w:color w:val="104010"/>
+          <w:sz w:val="14"/>
+        </w:rPr>
+        <w:br/>
+        <w:t>Porsi_Sektor_Kab (%) = ( Nilai_Sektor_Kab / Total_PDRB_Kab ) * 100</w:t>
+      </w:r>
+      <w:r>
+        <w:rPr>
+          <w:rFonts w:ascii="Consolas" w:hAnsi="Consolas"/>
+          <w:color w:val="104010"/>
+          <w:sz w:val="14"/>
+        </w:rPr>
+        <w:br/>
+        <w:t>Rasio_Kesenjangan = Sektor_Ekstraktif_Morowali / Sektor_Akar_Rumput_Morowali</w:t>
+      </w:r>
+      <w:r>
+        <w:rPr>
+          <w:rFonts w:ascii="Consolas" w:hAnsi="Consolas"/>
+          <w:color w:val="104010"/>
+          <w:sz w:val="14"/>
+        </w:rPr>
+        <w:br/>
+      </w:r>
+      <w:r>
+        <w:rPr>
+          <w:b/>
+          <w:color w:val="1B5E20"/>
+          <w:sz w:val="15"/>
+        </w:rPr>
+        <w:t>Persamaan Substitusi:</w:t>
+      </w:r>
+      <w:r>
+        <w:rPr>
+          <w:b/>
+          <w:color w:val="1B5E20"/>
+          <w:sz w:val="15"/>
+        </w:rPr>
+        <w:br/>
+      </w:r>
+      <w:r>
+        <w:rPr>
+          <w:rFonts w:ascii="Consolas" w:hAnsi="Consolas"/>
+          <w:color w:val="222222"/>
+          <w:sz w:val="14"/>
+        </w:rPr>
+        <w:t>Sektor_Ekstraktif_Morowali = Rp29,20 T (Tambang) + Rp127,96 T (Smelter) = Rp157,17 Triliun (Porsi: 45,20%)</w:t>
+      </w:r>
+      <w:r>
+        <w:rPr>
+          <w:rFonts w:ascii="Consolas" w:hAnsi="Consolas"/>
+          <w:color w:val="222222"/>
+          <w:sz w:val="14"/>
+        </w:rPr>
+        <w:br/>
+        <w:t>Sektor_Akar_Rumput_Morowali = Rp2,70 Triliun (Porsi: 0,78%)</w:t>
+      </w:r>
+      <w:r>
+        <w:rPr>
+          <w:rFonts w:ascii="Consolas" w:hAnsi="Consolas"/>
+          <w:color w:val="222222"/>
+          <w:sz w:val="14"/>
+        </w:rPr>
+        <w:br/>
+      </w:r>
+      <w:r>
+        <w:rPr>
+          <w:rFonts w:ascii="Consolas" w:hAnsi="Consolas"/>
+          <w:color w:val="222222"/>
+          <w:sz w:val="14"/>
+        </w:rPr>
+        <w:t>Rasio_Kesenjangan_Morowali = Rp157,17 Triliun / Rp2,70 Triliun = 58,21 Kali Lipat</w:t>
+      </w:r>
+      <w:r>
+        <w:rPr>
+          <w:rFonts w:ascii="Consolas" w:hAnsi="Consolas"/>
+          <w:color w:val="222222"/>
+          <w:sz w:val="14"/>
+        </w:rPr>
+        <w:br/>
+        <w:t>Komparasi_Wilayah: Sektor ekstraktif Morowali (Rp157,17 T) &gt; Gabungan 8 Kab. Non-Sentra Sulteng (Rp115,22 T)</w:t>
+      </w:r>
+      <w:r>
+        <w:rPr>
+          <w:i/>
+          <w:color w:val="555555"/>
+          <w:sz w:val="14"/>
+        </w:rPr>
+        <w:br/>
+        <w:t>Ket: Sektor pangan dan pertanian rakyat Morowali hanya tersisa 0,78% dari total kapasitas ekonomi daerah.</w:t>
+      </w:r>
+    </w:p>
+    <w:p>
+      <w:pPr>
+        <w:spacing w:before="50" w:after="20"/>
       </w:pPr>
       <w:r>
         <w:rPr>
@@ -2653,20 +2866,7 @@
         <w:rPr>
           <w:color w:val="222222"/>
         </w:rPr>
-        <w:t xml:space="preserve">Analisis komparatif </w:t>
-      </w:r>
-      <w:r>
-        <w:rPr>
-          <w:b/>
-          <w:color w:val="222222"/>
-        </w:rPr>
-        <w:t>Small Multiples</w:t>
-      </w:r>
-      <w:r>
-        <w:rPr>
-          <w:color w:val="222222"/>
-        </w:rPr>
-        <w:t xml:space="preserve"> terhadap 17 sektor KBLI 2020 (BPS 2024) membuktikan dualisme regional: Sulawesi Tengah (44.1% smelter, 11.8% tambang) dan Sulawesi Tenggara (22.4% pertanian, 20.9% tambang) terpolarisasi pada sektor ekstraktif, sedangkan Sulawesi Selatan (21.8%), Sulawesi Utara (20.5%), Sulawesi Barat (38.2%), dan Gorontalo (36.4%) tetap bertumpu pada Sektor Pertanian dan Jasa Perdagangan.</w:t>
+        <w:t>Analisis komparatif Small Multiples membuktikan polarisasi regional: Sulawesi Tengah (44,1% smelter, 11,8% tambang) dan Sulawesi Tenggara (22,4% pertanian, 20,9% tambang) terpolarisasi ekstraktif, sementara empat provinsi lainnya (Sulsel, Sulut, Sulbar, Gorontalo) bertumpu pada pertanian dan jasa perdagangan (20,5% s.d. 38,2%).</w:t>
       </w:r>
     </w:p>
     <w:p>
@@ -2674,13 +2874,13 @@
         <w:pBdr>
           <w:bottom w:val="single" w:sz="4" w:space="1" w:color="2E7D32"/>
         </w:pBdr>
-        <w:spacing w:before="80" w:after="30"/>
+        <w:spacing w:before="70" w:after="20"/>
       </w:pPr>
       <w:r>
         <w:rPr>
           <w:b/>
           <w:color w:val="1B5E20"/>
-          <w:sz w:val="19"/>
+          <w:sz w:val="18"/>
         </w:rPr>
         <w:t>1.2 Konsentrasi Kawasan Industri &amp; PLTU Captive</w:t>
       </w:r>
@@ -2694,43 +2894,43 @@
         <w:rPr>
           <w:color w:val="222222"/>
         </w:rPr>
-        <w:t xml:space="preserve">Pengoperasian </w:t>
+        <w:t xml:space="preserve">Operasi </w:t>
       </w:r>
       <w:r>
         <w:rPr>
           <w:b/>
           <w:color w:val="222222"/>
         </w:rPr>
-        <w:t>778 fasilitas smelter</w:t>
+        <w:t>778 unit smelter</w:t>
       </w:r>
       <w:r>
         <w:rPr>
           <w:color w:val="222222"/>
         </w:rPr>
-        <w:t xml:space="preserve"> di Sulawesi didukung oleh kapasitas energi fosil </w:t>
+        <w:t xml:space="preserve"> di Sulawesi ditopang oleh </w:t>
       </w:r>
       <w:r>
         <w:rPr>
           <w:b/>
           <w:color w:val="222222"/>
         </w:rPr>
-        <w:t>9,825 MW PLTU Captive batu bara off-grid</w:t>
+        <w:t>9.825 MW PLTU Captive batu bara off-grid</w:t>
       </w:r>
       <w:r>
         <w:rPr>
           <w:color w:val="222222"/>
         </w:rPr>
-        <w:t xml:space="preserve"> (ESDM &amp; GEM). Uji tabulasi silang panel (Crosstab SPSS, N=60) membuktikan keterkaitan signifikan antara keberadaan PLTU captive dengan eskalasi kehilangan tutupan hutan di tapak industri.</w:t>
+        <w:t xml:space="preserve"> (ESDM &amp; GEM). Uji tabulasi silang SPSS (N=60) mengonfirmasi pemusatan energi fosil berkorelasi erat dengan eskalasi deforestasi tapak industri.</w:t>
       </w:r>
     </w:p>
     <w:p>
       <w:pPr>
         <w:pBdr>
-          <w:left w:val="single" w:sz="12" w:space="4" w:color="43A047"/>
+          <w:left w:val="single" w:sz="12" w:space="4" w:color="2E7D32"/>
         </w:pBdr>
         <w:shd w:val="clear" w:color="auto" w:fill="EDF7EE"/>
-        <w:spacing w:before="20" w:after="40" w:line="252" w:lineRule="auto"/>
-        <w:ind w:left="120"/>
+        <w:spacing w:before="30" w:after="40" w:line="252" w:lineRule="auto"/>
+        <w:ind w:left="100"/>
       </w:pPr>
       <w:r>
         <w:rPr>
@@ -2738,15 +2938,65 @@
           <w:color w:val="1B5E20"/>
           <w:sz w:val="15"/>
         </w:rPr>
-        <w:t xml:space="preserve">Formulasi (Chi-Square &amp; Odds Ratio): </w:t>
+        <w:t>Formulasi Matematis (Konsentrasi Spasial Energi PLTU Captive):</w:t>
+      </w:r>
+      <w:r>
+        <w:rPr>
+          <w:b/>
+          <w:color w:val="1B5E20"/>
+          <w:sz w:val="15"/>
+        </w:rPr>
+        <w:br/>
       </w:r>
       <w:r>
         <w:rPr>
           <w:rFonts w:ascii="Consolas" w:hAnsi="Consolas"/>
           <w:color w:val="104010"/>
+          <w:sz w:val="14"/>
+        </w:rPr>
+        <w:t>Porsi_Konsentrasi (%) = ( Kapasitas_Sentra / Total_Kapasitas_Sulawesi ) * 100</w:t>
+      </w:r>
+      <w:r>
+        <w:rPr>
+          <w:rFonts w:ascii="Consolas" w:hAnsi="Consolas"/>
+          <w:color w:val="104010"/>
+          <w:sz w:val="14"/>
+        </w:rPr>
+        <w:br/>
+        <w:t>χ² = Σ [ ( O_ij - E_ij )² / E_ij ]  |  Odds_Ratio (OR) = ( a * d ) / ( b * c )</w:t>
+      </w:r>
+      <w:r>
+        <w:rPr>
+          <w:rFonts w:ascii="Consolas" w:hAnsi="Consolas"/>
+          <w:color w:val="104010"/>
+          <w:sz w:val="14"/>
+        </w:rPr>
+        <w:br/>
+      </w:r>
+      <w:r>
+        <w:rPr>
+          <w:b/>
+          <w:color w:val="1B5E20"/>
           <w:sz w:val="15"/>
         </w:rPr>
-        <w:t>χ² = Σ [ (O - E)² / E ] ; E_ij = (R_i * C_j) / N ; OR = (a * d) / (b * c)</w:t>
+        <w:t>Persamaan Substitusi:</w:t>
+      </w:r>
+      <w:r>
+        <w:rPr>
+          <w:b/>
+          <w:color w:val="1B5E20"/>
+          <w:sz w:val="15"/>
+        </w:rPr>
+        <w:br/>
+      </w:r>
+      <w:r>
+        <w:rPr>
+          <w:rFonts w:ascii="Consolas" w:hAnsi="Consolas"/>
+          <w:color w:val="222222"/>
+          <w:sz w:val="14"/>
+        </w:rPr>
+        <w:lastRenderedPageBreak/>
+        <w:t>Konsentrasi_Morowali_Konawe = ( 8.750 MW / 9.825 MW ) * 100% = 89,06% Daya Terkunci</w:t>
       </w:r>
       <w:r>
         <w:rPr>
@@ -2754,7 +3004,15 @@
           <w:color w:val="555555"/>
           <w:sz w:val="14"/>
         </w:rPr>
-        <w:t xml:space="preserve"> | Ket: O: observasi aktual, E: frekuensi harapan, OR: kelipatan rasio risiko kelompok perlakuan</w:t>
+        <w:br/>
+      </w:r>
+      <w:r>
+        <w:rPr>
+          <w:i/>
+          <w:color w:val="555555"/>
+          <w:sz w:val="14"/>
+        </w:rPr>
+        <w:t>Ket: Hasil pengujian statistik tabulasi silang (Chi-Square &amp; Odds Ratio) dirinci secara komprehensif pada Tabel 1.3.</w:t>
       </w:r>
     </w:p>
     <w:p>
@@ -2762,13 +3020,13 @@
         <w:pBdr>
           <w:bottom w:val="single" w:sz="4" w:space="1" w:color="2E7D32"/>
         </w:pBdr>
-        <w:spacing w:before="80" w:after="30"/>
+        <w:spacing w:before="70" w:after="20"/>
       </w:pPr>
       <w:r>
         <w:rPr>
           <w:b/>
           <w:color w:val="1B5E20"/>
-          <w:sz w:val="19"/>
+          <w:sz w:val="18"/>
         </w:rPr>
         <w:t>1.3 Tren Pertumbuhan Izin Tambang Baru &amp; Uji Signifikansi Statistik</w:t>
       </w:r>
@@ -2782,7 +3040,7 @@
         <w:rPr>
           <w:color w:val="222222"/>
         </w:rPr>
-        <w:t xml:space="preserve">Data Minerbaone mencatat penerbitan </w:t>
+        <w:t xml:space="preserve">Pangkalan data Minerbaone mencatat penerbitan </w:t>
       </w:r>
       <w:r>
         <w:rPr>
@@ -2802,13 +3060,13 @@
           <w:b/>
           <w:color w:val="222222"/>
         </w:rPr>
-        <w:t>819,452 Hektar</w:t>
+        <w:t>819.452 Hektar</w:t>
       </w:r>
       <w:r>
         <w:rPr>
           <w:color w:val="222222"/>
         </w:rPr>
-        <w:t xml:space="preserve">. Terjadi lonjakan sebesar </w:t>
+        <w:t xml:space="preserve">, dengan lonjakan penerbitan mencapai </w:t>
       </w:r>
       <w:r>
         <w:rPr>
@@ -2821,7 +3079,116 @@
         <w:rPr>
           <w:color w:val="222222"/>
         </w:rPr>
-        <w:t>. Uji inferensial Chi-Square membuktikan peningkatan frekuensi dan luas konsesi izin berkorelasi positif sangat kuat terhadap eskalasi deforestasi alam dan komoditas (p &lt; 0.0001).</w:t>
+        <w:t>. Uji inferensial Chi-Square membuktikan laju perizinan berhubungan positif signifikan dengan deforestasi alam dan komoditas.</w:t>
+      </w:r>
+    </w:p>
+    <w:p>
+      <w:pPr>
+        <w:pBdr>
+          <w:left w:val="single" w:sz="12" w:space="4" w:color="2E7D32"/>
+        </w:pBdr>
+        <w:shd w:val="clear" w:color="auto" w:fill="EDF7EE"/>
+        <w:spacing w:before="30" w:after="40" w:line="252" w:lineRule="auto"/>
+        <w:ind w:left="100"/>
+      </w:pPr>
+      <w:r>
+        <w:rPr>
+          <w:b/>
+          <w:color w:val="1B5E20"/>
+          <w:sz w:val="15"/>
+        </w:rPr>
+        <w:t>Formulasi Matematis (Laju Pertumbuhan Izin &amp; Alih Fungsi Ruang):</w:t>
+      </w:r>
+      <w:r>
+        <w:rPr>
+          <w:b/>
+          <w:color w:val="1B5E20"/>
+          <w:sz w:val="15"/>
+        </w:rPr>
+        <w:br/>
+      </w:r>
+      <w:r>
+        <w:rPr>
+          <w:rFonts w:ascii="Consolas" w:hAnsi="Consolas"/>
+          <w:color w:val="104010"/>
+          <w:sz w:val="14"/>
+        </w:rPr>
+        <w:t>Pertumbuhan_Izin (%) = [ ( IUP_t - IUP_{t-1} ) / IUP_{t-1} ] * 100</w:t>
+      </w:r>
+      <w:r>
+        <w:rPr>
+          <w:rFonts w:ascii="Consolas" w:hAnsi="Consolas"/>
+          <w:color w:val="104010"/>
+          <w:sz w:val="14"/>
+        </w:rPr>
+        <w:br/>
+        <w:t>Laju_Alih_Ruang_Harian = Luas_Konsesi_Total / 3.650 Hari</w:t>
+      </w:r>
+      <w:r>
+        <w:rPr>
+          <w:rFonts w:ascii="Consolas" w:hAnsi="Consolas"/>
+          <w:color w:val="104010"/>
+          <w:sz w:val="14"/>
+        </w:rPr>
+        <w:br/>
+        <w:t>χ² = Σ [ ( O - E )² / E ]  |  Odds_Ratio (OR) = ( a * d ) / ( b * c )</w:t>
+      </w:r>
+      <w:r>
+        <w:rPr>
+          <w:rFonts w:ascii="Consolas" w:hAnsi="Consolas"/>
+          <w:color w:val="104010"/>
+          <w:sz w:val="14"/>
+        </w:rPr>
+        <w:br/>
+      </w:r>
+      <w:r>
+        <w:rPr>
+          <w:b/>
+          <w:color w:val="1B5E20"/>
+          <w:sz w:val="15"/>
+        </w:rPr>
+        <w:t>Persamaan Substitusi:</w:t>
+      </w:r>
+      <w:r>
+        <w:rPr>
+          <w:b/>
+          <w:color w:val="1B5E20"/>
+          <w:sz w:val="15"/>
+        </w:rPr>
+        <w:br/>
+      </w:r>
+      <w:r>
+        <w:rPr>
+          <w:rFonts w:ascii="Consolas" w:hAnsi="Consolas"/>
+          <w:color w:val="222222"/>
+          <w:sz w:val="14"/>
+        </w:rPr>
+        <w:t>Lonjakan_IUP_2022_2024 = [ (194 izin - 56 izin) / 56 izin ] * 100% = +246,43%</w:t>
+      </w:r>
+      <w:r>
+        <w:rPr>
+          <w:rFonts w:ascii="Consolas" w:hAnsi="Consolas"/>
+          <w:color w:val="222222"/>
+          <w:sz w:val="14"/>
+        </w:rPr>
+        <w:br/>
+        <w:t>Laju_Alih_Ruang = 819.452,54 Ha / 3.650 Hari = 224,51 Hektar/Hari (Setara 314 Lapangan Bola/Hari)</w:t>
+      </w:r>
+      <w:r>
+        <w:rPr>
+          <w:i/>
+          <w:color w:val="555555"/>
+          <w:sz w:val="14"/>
+        </w:rPr>
+        <w:br/>
+      </w:r>
+      <w:r>
+        <w:rPr>
+          <w:i/>
+          <w:color w:val="555555"/>
+          <w:sz w:val="14"/>
+        </w:rPr>
+        <w:t>Ket: Hasil pengujian statistik tabulasi silang (Chi-Square &amp; Odds Ratio) dirinci secara komprehensif pada Tabel 1.3.</w:t>
       </w:r>
     </w:p>
     <w:p>
@@ -2829,13 +3196,13 @@
         <w:pBdr>
           <w:bottom w:val="single" w:sz="4" w:space="1" w:color="2E7D32"/>
         </w:pBdr>
-        <w:spacing w:before="80" w:after="30"/>
+        <w:spacing w:before="70" w:after="20"/>
       </w:pPr>
       <w:r>
         <w:rPr>
           <w:b/>
           <w:color w:val="1B5E20"/>
-          <w:sz w:val="19"/>
+          <w:sz w:val="18"/>
         </w:rPr>
         <w:t>1.4 Analisis Realisasi Investasi PMDN dan Dampak Terhadap Tutupan Hutan</w:t>
       </w:r>
@@ -2869,51 +3236,133 @@
           <w:b/>
           <w:color w:val="222222"/>
         </w:rPr>
-        <w:t>1,001,654 Hektar</w:t>
+        <w:t>1.001.654 Hektar</w:t>
       </w:r>
       <w:r>
         <w:rPr>
           <w:color w:val="222222"/>
         </w:rPr>
-        <w:t xml:space="preserve"> kehilangan tutupan hutan komoditas (GFW). Pembedahan data GFW Driver Classification (2001–2025) membuktikan sektor komoditas ekstraktif menyumbang </w:t>
+        <w:t xml:space="preserve"> kehilangan tutupan hutan komoditas (GFW). Pembedahan data GFW Driver Classification (2001–2025) membuktikan sektor ekstraktif menyumbang </w:t>
       </w:r>
       <w:r>
         <w:rPr>
           <w:b/>
           <w:color w:val="222222"/>
         </w:rPr>
-        <w:t>48.4% (1,890,659 Ha)</w:t>
+        <w:t>48,4% (1.890.659 Ha)</w:t>
       </w:r>
       <w:r>
         <w:rPr>
           <w:color w:val="222222"/>
         </w:rPr>
-        <w:t xml:space="preserve"> dari 3,904,079 Ha kehilangan hutan primer Sulawesi (emisi: 1,28 Miliar Mg CO2), sedangkan perladangan rakyat hanya 2.9% (115,404 Ha). Uji crosstab </w:t>
+        <w:t xml:space="preserve"> dari total 3.904.079 Ha kehilangan hutan primer Sulawesi (emisi: 1,28 Miliar Mg CO2), sedangkan perladangan rakyat hanya 2,9% (115.404 Ha).</w:t>
       </w:r>
+    </w:p>
+    <w:p>
+      <w:pPr>
+        <w:pBdr>
+          <w:left w:val="single" w:sz="12" w:space="4" w:color="2E7D32"/>
+        </w:pBdr>
+        <w:shd w:val="clear" w:color="auto" w:fill="EDF7EE"/>
+        <w:spacing w:before="30" w:after="40" w:line="252" w:lineRule="auto"/>
+        <w:ind w:left="100"/>
+      </w:pPr>
       <w:r>
         <w:rPr>
-          <w:color w:val="222222"/>
+          <w:b/>
+          <w:color w:val="1B5E20"/>
+          <w:sz w:val="15"/>
         </w:rPr>
-        <w:lastRenderedPageBreak/>
-        <w:t xml:space="preserve">mengonfirmasi </w:t>
+        <w:t>Formulasi Matematis (Konsentrasi Modal PMDN &amp; Atribusi Deforestasi Komoditas):</w:t>
       </w:r>
       <w:r>
         <w:rPr>
           <w:b/>
-          <w:color w:val="222222"/>
+          <w:color w:val="1B5E20"/>
+          <w:sz w:val="15"/>
         </w:rPr>
-        <w:t>Efek Jeda Waktu (Time-Lagging Effect)</w:t>
+        <w:br/>
       </w:r>
       <w:r>
         <w:rPr>
+          <w:rFonts w:ascii="Consolas" w:hAnsi="Consolas"/>
+          <w:color w:val="104010"/>
+          <w:sz w:val="14"/>
+        </w:rPr>
+        <w:t>Konsentrasi_PMDN (%) = ( PMDN_Sentra / Total_PMDN ) * 100</w:t>
+      </w:r>
+      <w:r>
+        <w:rPr>
+          <w:rFonts w:ascii="Consolas" w:hAnsi="Consolas"/>
+          <w:color w:val="104010"/>
+          <w:sz w:val="14"/>
+        </w:rPr>
+        <w:br/>
+        <w:t>Rasio_Kerusakan = Deforestasi_Komoditas / Deforestasi_Pertanian_Rakyat</w:t>
+      </w:r>
+      <w:r>
+        <w:rPr>
+          <w:rFonts w:ascii="Consolas" w:hAnsi="Consolas"/>
+          <w:color w:val="104010"/>
+          <w:sz w:val="14"/>
+        </w:rPr>
+        <w:br/>
+        <w:t>χ² = Σ [ ( O - E )² / E ]  |  Odds_Ratio (OR) = ( a * d ) / ( b * c )</w:t>
+      </w:r>
+      <w:r>
+        <w:rPr>
+          <w:rFonts w:ascii="Consolas" w:hAnsi="Consolas"/>
+          <w:color w:val="104010"/>
+          <w:sz w:val="14"/>
+        </w:rPr>
+        <w:br/>
+      </w:r>
+      <w:r>
+        <w:rPr>
+          <w:b/>
+          <w:color w:val="1B5E20"/>
+          <w:sz w:val="15"/>
+        </w:rPr>
+        <w:t>Persamaan Substitusi:</w:t>
+      </w:r>
+      <w:r>
+        <w:rPr>
+          <w:b/>
+          <w:color w:val="1B5E20"/>
+          <w:sz w:val="15"/>
+        </w:rPr>
+        <w:br/>
+      </w:r>
+      <w:r>
+        <w:rPr>
+          <w:rFonts w:ascii="Consolas" w:hAnsi="Consolas"/>
           <w:color w:val="222222"/>
+          <w:sz w:val="14"/>
         </w:rPr>
-        <w:t>: modal yang masuk hari ini tertahan birokrasi dan baru berdampak pada deforestasi fisik 1 hingga 2 tahun berikutnya.</w:t>
+        <w:t>Konsentrasi_PMDN = ( Rp194,89 Triliun / Rp218,98 Triliun ) * 100% = 89,00% Tertumpuk di Sulteng, Sultra, Sulsel</w:t>
+      </w:r>
+      <w:r>
+        <w:rPr>
+          <w:rFonts w:ascii="Consolas" w:hAnsi="Consolas"/>
+          <w:color w:val="222222"/>
+          <w:sz w:val="14"/>
+        </w:rPr>
+        <w:br/>
+        <w:t>Rasio_Kerusakan = 1.001.654 Ha (Tambang/Sawit) / 55.905 Ha (Pertanian Rakyat) = 17,92 Kali Lipat Lebih Masif</w:t>
+      </w:r>
+      <w:r>
+        <w:rPr>
+          <w:i/>
+          <w:color w:val="555555"/>
+          <w:sz w:val="14"/>
+        </w:rPr>
+        <w:br/>
+        <w:t>Ket: Hasil pengujian statistik tabulasi silang (Chi-Square &amp; Odds Ratio) dirinci secara komprehensif pada Tabel 1.3.</w:t>
       </w:r>
     </w:p>
     <w:p>
       <w:pPr>
-        <w:spacing w:before="50" w:after="20"/>
+        <w:spacing w:before="40" w:after="20"/>
       </w:pPr>
       <w:r>
         <w:rPr>
@@ -2957,10 +3406,10 @@
             </w:tcBorders>
             <w:shd w:val="clear" w:color="auto" w:fill="2E7D32"/>
             <w:tcMar>
-              <w:top w:w="30" w:type="dxa"/>
-              <w:left w:w="50" w:type="dxa"/>
-              <w:bottom w:w="30" w:type="dxa"/>
-              <w:right w:w="50" w:type="dxa"/>
+              <w:top w:w="18" w:type="dxa"/>
+              <w:left w:w="40" w:type="dxa"/>
+              <w:bottom w:w="18" w:type="dxa"/>
+              <w:right w:w="40" w:type="dxa"/>
             </w:tcMar>
           </w:tcPr>
           <w:p>
@@ -2985,10 +3434,10 @@
             </w:tcBorders>
             <w:shd w:val="clear" w:color="auto" w:fill="2E7D32"/>
             <w:tcMar>
-              <w:top w:w="30" w:type="dxa"/>
-              <w:left w:w="50" w:type="dxa"/>
-              <w:bottom w:w="30" w:type="dxa"/>
-              <w:right w:w="50" w:type="dxa"/>
+              <w:top w:w="18" w:type="dxa"/>
+              <w:left w:w="40" w:type="dxa"/>
+              <w:bottom w:w="18" w:type="dxa"/>
+              <w:right w:w="40" w:type="dxa"/>
             </w:tcMar>
           </w:tcPr>
           <w:p>
@@ -3013,10 +3462,10 @@
             </w:tcBorders>
             <w:shd w:val="clear" w:color="auto" w:fill="2E7D32"/>
             <w:tcMar>
-              <w:top w:w="30" w:type="dxa"/>
-              <w:left w:w="50" w:type="dxa"/>
-              <w:bottom w:w="30" w:type="dxa"/>
-              <w:right w:w="50" w:type="dxa"/>
+              <w:top w:w="18" w:type="dxa"/>
+              <w:left w:w="40" w:type="dxa"/>
+              <w:bottom w:w="18" w:type="dxa"/>
+              <w:right w:w="40" w:type="dxa"/>
             </w:tcMar>
           </w:tcPr>
           <w:p>
@@ -3044,10 +3493,10 @@
             </w:tcBorders>
             <w:shd w:val="clear" w:color="auto" w:fill="2E7D32"/>
             <w:tcMar>
-              <w:top w:w="30" w:type="dxa"/>
-              <w:left w:w="50" w:type="dxa"/>
-              <w:bottom w:w="30" w:type="dxa"/>
-              <w:right w:w="50" w:type="dxa"/>
+              <w:top w:w="18" w:type="dxa"/>
+              <w:left w:w="40" w:type="dxa"/>
+              <w:bottom w:w="18" w:type="dxa"/>
+              <w:right w:w="40" w:type="dxa"/>
             </w:tcMar>
           </w:tcPr>
           <w:p>
@@ -3075,10 +3524,10 @@
             </w:tcBorders>
             <w:shd w:val="clear" w:color="auto" w:fill="2E7D32"/>
             <w:tcMar>
-              <w:top w:w="30" w:type="dxa"/>
-              <w:left w:w="50" w:type="dxa"/>
-              <w:bottom w:w="30" w:type="dxa"/>
-              <w:right w:w="50" w:type="dxa"/>
+              <w:top w:w="18" w:type="dxa"/>
+              <w:left w:w="40" w:type="dxa"/>
+              <w:bottom w:w="18" w:type="dxa"/>
+              <w:right w:w="40" w:type="dxa"/>
             </w:tcMar>
           </w:tcPr>
           <w:p>
@@ -3106,10 +3555,10 @@
             </w:tcBorders>
             <w:shd w:val="clear" w:color="auto" w:fill="2E7D32"/>
             <w:tcMar>
-              <w:top w:w="30" w:type="dxa"/>
-              <w:left w:w="50" w:type="dxa"/>
-              <w:bottom w:w="30" w:type="dxa"/>
-              <w:right w:w="50" w:type="dxa"/>
+              <w:top w:w="18" w:type="dxa"/>
+              <w:left w:w="40" w:type="dxa"/>
+              <w:bottom w:w="18" w:type="dxa"/>
+              <w:right w:w="40" w:type="dxa"/>
             </w:tcMar>
           </w:tcPr>
           <w:p>
@@ -3137,10 +3586,10 @@
             </w:tcBorders>
             <w:shd w:val="clear" w:color="auto" w:fill="2E7D32"/>
             <w:tcMar>
-              <w:top w:w="30" w:type="dxa"/>
-              <w:left w:w="50" w:type="dxa"/>
-              <w:bottom w:w="30" w:type="dxa"/>
-              <w:right w:w="50" w:type="dxa"/>
+              <w:top w:w="18" w:type="dxa"/>
+              <w:left w:w="40" w:type="dxa"/>
+              <w:bottom w:w="18" w:type="dxa"/>
+              <w:right w:w="40" w:type="dxa"/>
             </w:tcMar>
           </w:tcPr>
           <w:p>
@@ -3173,10 +3622,10 @@
             </w:tcBorders>
             <w:shd w:val="clear" w:color="auto" w:fill="FFFFFF"/>
             <w:tcMar>
-              <w:top w:w="20" w:type="dxa"/>
-              <w:left w:w="50" w:type="dxa"/>
-              <w:bottom w:w="20" w:type="dxa"/>
-              <w:right w:w="50" w:type="dxa"/>
+              <w:top w:w="16" w:type="dxa"/>
+              <w:left w:w="40" w:type="dxa"/>
+              <w:bottom w:w="16" w:type="dxa"/>
+              <w:right w:w="40" w:type="dxa"/>
             </w:tcMar>
           </w:tcPr>
           <w:p>
@@ -3201,10 +3650,10 @@
             </w:tcBorders>
             <w:shd w:val="clear" w:color="auto" w:fill="FFFFFF"/>
             <w:tcMar>
-              <w:top w:w="20" w:type="dxa"/>
-              <w:left w:w="50" w:type="dxa"/>
-              <w:bottom w:w="20" w:type="dxa"/>
-              <w:right w:w="50" w:type="dxa"/>
+              <w:top w:w="16" w:type="dxa"/>
+              <w:left w:w="40" w:type="dxa"/>
+              <w:bottom w:w="16" w:type="dxa"/>
+              <w:right w:w="40" w:type="dxa"/>
             </w:tcMar>
           </w:tcPr>
           <w:p>
@@ -3228,10 +3677,10 @@
             </w:tcBorders>
             <w:shd w:val="clear" w:color="auto" w:fill="FFFFFF"/>
             <w:tcMar>
-              <w:top w:w="20" w:type="dxa"/>
-              <w:left w:w="50" w:type="dxa"/>
-              <w:bottom w:w="20" w:type="dxa"/>
-              <w:right w:w="50" w:type="dxa"/>
+              <w:top w:w="16" w:type="dxa"/>
+              <w:left w:w="40" w:type="dxa"/>
+              <w:bottom w:w="16" w:type="dxa"/>
+              <w:right w:w="40" w:type="dxa"/>
             </w:tcMar>
           </w:tcPr>
           <w:p>
@@ -3258,10 +3707,10 @@
             </w:tcBorders>
             <w:shd w:val="clear" w:color="auto" w:fill="FFFFFF"/>
             <w:tcMar>
-              <w:top w:w="20" w:type="dxa"/>
-              <w:left w:w="50" w:type="dxa"/>
-              <w:bottom w:w="20" w:type="dxa"/>
-              <w:right w:w="50" w:type="dxa"/>
+              <w:top w:w="16" w:type="dxa"/>
+              <w:left w:w="40" w:type="dxa"/>
+              <w:bottom w:w="16" w:type="dxa"/>
+              <w:right w:w="40" w:type="dxa"/>
             </w:tcMar>
           </w:tcPr>
           <w:p>
@@ -3288,10 +3737,10 @@
             </w:tcBorders>
             <w:shd w:val="clear" w:color="auto" w:fill="FFFFFF"/>
             <w:tcMar>
-              <w:top w:w="20" w:type="dxa"/>
-              <w:left w:w="50" w:type="dxa"/>
-              <w:bottom w:w="20" w:type="dxa"/>
-              <w:right w:w="50" w:type="dxa"/>
+              <w:top w:w="16" w:type="dxa"/>
+              <w:left w:w="40" w:type="dxa"/>
+              <w:bottom w:w="16" w:type="dxa"/>
+              <w:right w:w="40" w:type="dxa"/>
             </w:tcMar>
           </w:tcPr>
           <w:p>
@@ -3318,10 +3767,10 @@
             </w:tcBorders>
             <w:shd w:val="clear" w:color="auto" w:fill="FFFFFF"/>
             <w:tcMar>
-              <w:top w:w="20" w:type="dxa"/>
-              <w:left w:w="50" w:type="dxa"/>
-              <w:bottom w:w="20" w:type="dxa"/>
-              <w:right w:w="50" w:type="dxa"/>
+              <w:top w:w="16" w:type="dxa"/>
+              <w:left w:w="40" w:type="dxa"/>
+              <w:bottom w:w="16" w:type="dxa"/>
+              <w:right w:w="40" w:type="dxa"/>
             </w:tcMar>
           </w:tcPr>
           <w:p>
@@ -3348,10 +3797,10 @@
             </w:tcBorders>
             <w:shd w:val="clear" w:color="auto" w:fill="FFFFFF"/>
             <w:tcMar>
-              <w:top w:w="20" w:type="dxa"/>
-              <w:left w:w="50" w:type="dxa"/>
-              <w:bottom w:w="20" w:type="dxa"/>
-              <w:right w:w="50" w:type="dxa"/>
+              <w:top w:w="16" w:type="dxa"/>
+              <w:left w:w="40" w:type="dxa"/>
+              <w:bottom w:w="16" w:type="dxa"/>
+              <w:right w:w="40" w:type="dxa"/>
             </w:tcMar>
           </w:tcPr>
           <w:p>
@@ -3360,6 +3809,7 @@
             </w:pPr>
             <w:r>
               <w:rPr>
+                <w:b/>
                 <w:color w:val="222222"/>
                 <w:sz w:val="14"/>
               </w:rPr>
@@ -3383,10 +3833,10 @@
             </w:tcBorders>
             <w:shd w:val="clear" w:color="auto" w:fill="F9FBF9"/>
             <w:tcMar>
-              <w:top w:w="20" w:type="dxa"/>
-              <w:left w:w="50" w:type="dxa"/>
-              <w:bottom w:w="20" w:type="dxa"/>
-              <w:right w:w="50" w:type="dxa"/>
+              <w:top w:w="16" w:type="dxa"/>
+              <w:left w:w="40" w:type="dxa"/>
+              <w:bottom w:w="16" w:type="dxa"/>
+              <w:right w:w="40" w:type="dxa"/>
             </w:tcMar>
           </w:tcPr>
           <w:p>
@@ -3411,10 +3861,10 @@
             </w:tcBorders>
             <w:shd w:val="clear" w:color="auto" w:fill="F9FBF9"/>
             <w:tcMar>
-              <w:top w:w="20" w:type="dxa"/>
-              <w:left w:w="50" w:type="dxa"/>
-              <w:bottom w:w="20" w:type="dxa"/>
-              <w:right w:w="50" w:type="dxa"/>
+              <w:top w:w="16" w:type="dxa"/>
+              <w:left w:w="40" w:type="dxa"/>
+              <w:bottom w:w="16" w:type="dxa"/>
+              <w:right w:w="40" w:type="dxa"/>
             </w:tcMar>
           </w:tcPr>
           <w:p>
@@ -3439,10 +3889,10 @@
             </w:tcBorders>
             <w:shd w:val="clear" w:color="auto" w:fill="F9FBF9"/>
             <w:tcMar>
-              <w:top w:w="20" w:type="dxa"/>
-              <w:left w:w="50" w:type="dxa"/>
-              <w:bottom w:w="20" w:type="dxa"/>
-              <w:right w:w="50" w:type="dxa"/>
+              <w:top w:w="16" w:type="dxa"/>
+              <w:left w:w="40" w:type="dxa"/>
+              <w:bottom w:w="16" w:type="dxa"/>
+              <w:right w:w="40" w:type="dxa"/>
             </w:tcMar>
           </w:tcPr>
           <w:p>
@@ -3469,10 +3919,10 @@
             </w:tcBorders>
             <w:shd w:val="clear" w:color="auto" w:fill="F9FBF9"/>
             <w:tcMar>
-              <w:top w:w="20" w:type="dxa"/>
-              <w:left w:w="50" w:type="dxa"/>
-              <w:bottom w:w="20" w:type="dxa"/>
-              <w:right w:w="50" w:type="dxa"/>
+              <w:top w:w="16" w:type="dxa"/>
+              <w:left w:w="40" w:type="dxa"/>
+              <w:bottom w:w="16" w:type="dxa"/>
+              <w:right w:w="40" w:type="dxa"/>
             </w:tcMar>
           </w:tcPr>
           <w:p>
@@ -3499,10 +3949,10 @@
             </w:tcBorders>
             <w:shd w:val="clear" w:color="auto" w:fill="F9FBF9"/>
             <w:tcMar>
-              <w:top w:w="20" w:type="dxa"/>
-              <w:left w:w="50" w:type="dxa"/>
-              <w:bottom w:w="20" w:type="dxa"/>
-              <w:right w:w="50" w:type="dxa"/>
+              <w:top w:w="16" w:type="dxa"/>
+              <w:left w:w="40" w:type="dxa"/>
+              <w:bottom w:w="16" w:type="dxa"/>
+              <w:right w:w="40" w:type="dxa"/>
             </w:tcMar>
           </w:tcPr>
           <w:p>
@@ -3529,10 +3979,10 @@
             </w:tcBorders>
             <w:shd w:val="clear" w:color="auto" w:fill="F9FBF9"/>
             <w:tcMar>
-              <w:top w:w="20" w:type="dxa"/>
-              <w:left w:w="50" w:type="dxa"/>
-              <w:bottom w:w="20" w:type="dxa"/>
-              <w:right w:w="50" w:type="dxa"/>
+              <w:top w:w="16" w:type="dxa"/>
+              <w:left w:w="40" w:type="dxa"/>
+              <w:bottom w:w="16" w:type="dxa"/>
+              <w:right w:w="40" w:type="dxa"/>
             </w:tcMar>
           </w:tcPr>
           <w:p>
@@ -3559,10 +4009,10 @@
             </w:tcBorders>
             <w:shd w:val="clear" w:color="auto" w:fill="F9FBF9"/>
             <w:tcMar>
-              <w:top w:w="20" w:type="dxa"/>
-              <w:left w:w="50" w:type="dxa"/>
-              <w:bottom w:w="20" w:type="dxa"/>
-              <w:right w:w="50" w:type="dxa"/>
+              <w:top w:w="16" w:type="dxa"/>
+              <w:left w:w="40" w:type="dxa"/>
+              <w:bottom w:w="16" w:type="dxa"/>
+              <w:right w:w="40" w:type="dxa"/>
             </w:tcMar>
           </w:tcPr>
           <w:p>
@@ -3571,6 +4021,7 @@
             </w:pPr>
             <w:r>
               <w:rPr>
+                <w:b/>
                 <w:color w:val="222222"/>
                 <w:sz w:val="14"/>
               </w:rPr>
@@ -3594,10 +4045,10 @@
             </w:tcBorders>
             <w:shd w:val="clear" w:color="auto" w:fill="FFFFFF"/>
             <w:tcMar>
-              <w:top w:w="20" w:type="dxa"/>
-              <w:left w:w="50" w:type="dxa"/>
-              <w:bottom w:w="20" w:type="dxa"/>
-              <w:right w:w="50" w:type="dxa"/>
+              <w:top w:w="16" w:type="dxa"/>
+              <w:left w:w="40" w:type="dxa"/>
+              <w:bottom w:w="16" w:type="dxa"/>
+              <w:right w:w="40" w:type="dxa"/>
             </w:tcMar>
           </w:tcPr>
           <w:p>
@@ -3622,10 +4073,10 @@
             </w:tcBorders>
             <w:shd w:val="clear" w:color="auto" w:fill="FFFFFF"/>
             <w:tcMar>
-              <w:top w:w="20" w:type="dxa"/>
-              <w:left w:w="50" w:type="dxa"/>
-              <w:bottom w:w="20" w:type="dxa"/>
-              <w:right w:w="50" w:type="dxa"/>
+              <w:top w:w="16" w:type="dxa"/>
+              <w:left w:w="40" w:type="dxa"/>
+              <w:bottom w:w="16" w:type="dxa"/>
+              <w:right w:w="40" w:type="dxa"/>
             </w:tcMar>
           </w:tcPr>
           <w:p>
@@ -3649,10 +4100,10 @@
             </w:tcBorders>
             <w:shd w:val="clear" w:color="auto" w:fill="FFFFFF"/>
             <w:tcMar>
-              <w:top w:w="20" w:type="dxa"/>
-              <w:left w:w="50" w:type="dxa"/>
-              <w:bottom w:w="20" w:type="dxa"/>
-              <w:right w:w="50" w:type="dxa"/>
+              <w:top w:w="16" w:type="dxa"/>
+              <w:left w:w="40" w:type="dxa"/>
+              <w:bottom w:w="16" w:type="dxa"/>
+              <w:right w:w="40" w:type="dxa"/>
             </w:tcMar>
           </w:tcPr>
           <w:p>
@@ -3679,10 +4130,10 @@
             </w:tcBorders>
             <w:shd w:val="clear" w:color="auto" w:fill="FFFFFF"/>
             <w:tcMar>
-              <w:top w:w="20" w:type="dxa"/>
-              <w:left w:w="50" w:type="dxa"/>
-              <w:bottom w:w="20" w:type="dxa"/>
-              <w:right w:w="50" w:type="dxa"/>
+              <w:top w:w="16" w:type="dxa"/>
+              <w:left w:w="40" w:type="dxa"/>
+              <w:bottom w:w="16" w:type="dxa"/>
+              <w:right w:w="40" w:type="dxa"/>
             </w:tcMar>
           </w:tcPr>
           <w:p>
@@ -3709,10 +4160,10 @@
             </w:tcBorders>
             <w:shd w:val="clear" w:color="auto" w:fill="FFFFFF"/>
             <w:tcMar>
-              <w:top w:w="20" w:type="dxa"/>
-              <w:left w:w="50" w:type="dxa"/>
-              <w:bottom w:w="20" w:type="dxa"/>
-              <w:right w:w="50" w:type="dxa"/>
+              <w:top w:w="16" w:type="dxa"/>
+              <w:left w:w="40" w:type="dxa"/>
+              <w:bottom w:w="16" w:type="dxa"/>
+              <w:right w:w="40" w:type="dxa"/>
             </w:tcMar>
           </w:tcPr>
           <w:p>
@@ -3739,10 +4190,10 @@
             </w:tcBorders>
             <w:shd w:val="clear" w:color="auto" w:fill="FFFFFF"/>
             <w:tcMar>
-              <w:top w:w="20" w:type="dxa"/>
-              <w:left w:w="50" w:type="dxa"/>
-              <w:bottom w:w="20" w:type="dxa"/>
-              <w:right w:w="50" w:type="dxa"/>
+              <w:top w:w="16" w:type="dxa"/>
+              <w:left w:w="40" w:type="dxa"/>
+              <w:bottom w:w="16" w:type="dxa"/>
+              <w:right w:w="40" w:type="dxa"/>
             </w:tcMar>
           </w:tcPr>
           <w:p>
@@ -3769,10 +4220,10 @@
             </w:tcBorders>
             <w:shd w:val="clear" w:color="auto" w:fill="FFFFFF"/>
             <w:tcMar>
-              <w:top w:w="20" w:type="dxa"/>
-              <w:left w:w="50" w:type="dxa"/>
-              <w:bottom w:w="20" w:type="dxa"/>
-              <w:right w:w="50" w:type="dxa"/>
+              <w:top w:w="16" w:type="dxa"/>
+              <w:left w:w="40" w:type="dxa"/>
+              <w:bottom w:w="16" w:type="dxa"/>
+              <w:right w:w="40" w:type="dxa"/>
             </w:tcMar>
           </w:tcPr>
           <w:p>
@@ -3781,6 +4232,7 @@
             </w:pPr>
             <w:r>
               <w:rPr>
+                <w:b/>
                 <w:color w:val="222222"/>
                 <w:sz w:val="14"/>
               </w:rPr>
@@ -3804,10 +4256,10 @@
             </w:tcBorders>
             <w:shd w:val="clear" w:color="auto" w:fill="F9FBF9"/>
             <w:tcMar>
-              <w:top w:w="20" w:type="dxa"/>
-              <w:left w:w="50" w:type="dxa"/>
-              <w:bottom w:w="20" w:type="dxa"/>
-              <w:right w:w="50" w:type="dxa"/>
+              <w:top w:w="16" w:type="dxa"/>
+              <w:left w:w="40" w:type="dxa"/>
+              <w:bottom w:w="16" w:type="dxa"/>
+              <w:right w:w="40" w:type="dxa"/>
             </w:tcMar>
           </w:tcPr>
           <w:p>
@@ -3832,10 +4284,10 @@
             </w:tcBorders>
             <w:shd w:val="clear" w:color="auto" w:fill="F9FBF9"/>
             <w:tcMar>
-              <w:top w:w="20" w:type="dxa"/>
-              <w:left w:w="50" w:type="dxa"/>
-              <w:bottom w:w="20" w:type="dxa"/>
-              <w:right w:w="50" w:type="dxa"/>
+              <w:top w:w="16" w:type="dxa"/>
+              <w:left w:w="40" w:type="dxa"/>
+              <w:bottom w:w="16" w:type="dxa"/>
+              <w:right w:w="40" w:type="dxa"/>
             </w:tcMar>
           </w:tcPr>
           <w:p>
@@ -3859,10 +4311,10 @@
             </w:tcBorders>
             <w:shd w:val="clear" w:color="auto" w:fill="F9FBF9"/>
             <w:tcMar>
-              <w:top w:w="20" w:type="dxa"/>
-              <w:left w:w="50" w:type="dxa"/>
-              <w:bottom w:w="20" w:type="dxa"/>
-              <w:right w:w="50" w:type="dxa"/>
+              <w:top w:w="16" w:type="dxa"/>
+              <w:left w:w="40" w:type="dxa"/>
+              <w:bottom w:w="16" w:type="dxa"/>
+              <w:right w:w="40" w:type="dxa"/>
             </w:tcMar>
           </w:tcPr>
           <w:p>
@@ -3889,10 +4341,10 @@
             </w:tcBorders>
             <w:shd w:val="clear" w:color="auto" w:fill="F9FBF9"/>
             <w:tcMar>
-              <w:top w:w="20" w:type="dxa"/>
-              <w:left w:w="50" w:type="dxa"/>
-              <w:bottom w:w="20" w:type="dxa"/>
-              <w:right w:w="50" w:type="dxa"/>
+              <w:top w:w="16" w:type="dxa"/>
+              <w:left w:w="40" w:type="dxa"/>
+              <w:bottom w:w="16" w:type="dxa"/>
+              <w:right w:w="40" w:type="dxa"/>
             </w:tcMar>
           </w:tcPr>
           <w:p>
@@ -3919,10 +4371,10 @@
             </w:tcBorders>
             <w:shd w:val="clear" w:color="auto" w:fill="F9FBF9"/>
             <w:tcMar>
-              <w:top w:w="20" w:type="dxa"/>
-              <w:left w:w="50" w:type="dxa"/>
-              <w:bottom w:w="20" w:type="dxa"/>
-              <w:right w:w="50" w:type="dxa"/>
+              <w:top w:w="16" w:type="dxa"/>
+              <w:left w:w="40" w:type="dxa"/>
+              <w:bottom w:w="16" w:type="dxa"/>
+              <w:right w:w="40" w:type="dxa"/>
             </w:tcMar>
           </w:tcPr>
           <w:p>
@@ -3949,10 +4401,10 @@
             </w:tcBorders>
             <w:shd w:val="clear" w:color="auto" w:fill="F9FBF9"/>
             <w:tcMar>
-              <w:top w:w="20" w:type="dxa"/>
-              <w:left w:w="50" w:type="dxa"/>
-              <w:bottom w:w="20" w:type="dxa"/>
-              <w:right w:w="50" w:type="dxa"/>
+              <w:top w:w="16" w:type="dxa"/>
+              <w:left w:w="40" w:type="dxa"/>
+              <w:bottom w:w="16" w:type="dxa"/>
+              <w:right w:w="40" w:type="dxa"/>
             </w:tcMar>
           </w:tcPr>
           <w:p>
@@ -3979,10 +4431,10 @@
             </w:tcBorders>
             <w:shd w:val="clear" w:color="auto" w:fill="F9FBF9"/>
             <w:tcMar>
-              <w:top w:w="20" w:type="dxa"/>
-              <w:left w:w="50" w:type="dxa"/>
-              <w:bottom w:w="20" w:type="dxa"/>
-              <w:right w:w="50" w:type="dxa"/>
+              <w:top w:w="16" w:type="dxa"/>
+              <w:left w:w="40" w:type="dxa"/>
+              <w:bottom w:w="16" w:type="dxa"/>
+              <w:right w:w="40" w:type="dxa"/>
             </w:tcMar>
           </w:tcPr>
           <w:p>
@@ -3991,6 +4443,7 @@
             </w:pPr>
             <w:r>
               <w:rPr>
+                <w:b/>
                 <w:color w:val="222222"/>
                 <w:sz w:val="14"/>
               </w:rPr>
@@ -4014,10 +4467,10 @@
             </w:tcBorders>
             <w:shd w:val="clear" w:color="auto" w:fill="FFFFFF"/>
             <w:tcMar>
-              <w:top w:w="20" w:type="dxa"/>
-              <w:left w:w="50" w:type="dxa"/>
-              <w:bottom w:w="20" w:type="dxa"/>
-              <w:right w:w="50" w:type="dxa"/>
+              <w:top w:w="16" w:type="dxa"/>
+              <w:left w:w="40" w:type="dxa"/>
+              <w:bottom w:w="16" w:type="dxa"/>
+              <w:right w:w="40" w:type="dxa"/>
             </w:tcMar>
           </w:tcPr>
           <w:p>
@@ -4042,10 +4495,10 @@
             </w:tcBorders>
             <w:shd w:val="clear" w:color="auto" w:fill="FFFFFF"/>
             <w:tcMar>
-              <w:top w:w="20" w:type="dxa"/>
-              <w:left w:w="50" w:type="dxa"/>
-              <w:bottom w:w="20" w:type="dxa"/>
-              <w:right w:w="50" w:type="dxa"/>
+              <w:top w:w="16" w:type="dxa"/>
+              <w:left w:w="40" w:type="dxa"/>
+              <w:bottom w:w="16" w:type="dxa"/>
+              <w:right w:w="40" w:type="dxa"/>
             </w:tcMar>
           </w:tcPr>
           <w:p>
@@ -4069,10 +4522,10 @@
             </w:tcBorders>
             <w:shd w:val="clear" w:color="auto" w:fill="FFFFFF"/>
             <w:tcMar>
-              <w:top w:w="20" w:type="dxa"/>
-              <w:left w:w="50" w:type="dxa"/>
-              <w:bottom w:w="20" w:type="dxa"/>
-              <w:right w:w="50" w:type="dxa"/>
+              <w:top w:w="16" w:type="dxa"/>
+              <w:left w:w="40" w:type="dxa"/>
+              <w:bottom w:w="16" w:type="dxa"/>
+              <w:right w:w="40" w:type="dxa"/>
             </w:tcMar>
           </w:tcPr>
           <w:p>
@@ -4099,10 +4552,10 @@
             </w:tcBorders>
             <w:shd w:val="clear" w:color="auto" w:fill="FFFFFF"/>
             <w:tcMar>
-              <w:top w:w="20" w:type="dxa"/>
-              <w:left w:w="50" w:type="dxa"/>
-              <w:bottom w:w="20" w:type="dxa"/>
-              <w:right w:w="50" w:type="dxa"/>
+              <w:top w:w="16" w:type="dxa"/>
+              <w:left w:w="40" w:type="dxa"/>
+              <w:bottom w:w="16" w:type="dxa"/>
+              <w:right w:w="40" w:type="dxa"/>
             </w:tcMar>
           </w:tcPr>
           <w:p>
@@ -4129,10 +4582,10 @@
             </w:tcBorders>
             <w:shd w:val="clear" w:color="auto" w:fill="FFFFFF"/>
             <w:tcMar>
-              <w:top w:w="20" w:type="dxa"/>
-              <w:left w:w="50" w:type="dxa"/>
-              <w:bottom w:w="20" w:type="dxa"/>
-              <w:right w:w="50" w:type="dxa"/>
+              <w:top w:w="16" w:type="dxa"/>
+              <w:left w:w="40" w:type="dxa"/>
+              <w:bottom w:w="16" w:type="dxa"/>
+              <w:right w:w="40" w:type="dxa"/>
             </w:tcMar>
           </w:tcPr>
           <w:p>
@@ -4159,10 +4612,10 @@
             </w:tcBorders>
             <w:shd w:val="clear" w:color="auto" w:fill="FFFFFF"/>
             <w:tcMar>
-              <w:top w:w="20" w:type="dxa"/>
-              <w:left w:w="50" w:type="dxa"/>
-              <w:bottom w:w="20" w:type="dxa"/>
-              <w:right w:w="50" w:type="dxa"/>
+              <w:top w:w="16" w:type="dxa"/>
+              <w:left w:w="40" w:type="dxa"/>
+              <w:bottom w:w="16" w:type="dxa"/>
+              <w:right w:w="40" w:type="dxa"/>
             </w:tcMar>
           </w:tcPr>
           <w:p>
@@ -4189,10 +4642,10 @@
             </w:tcBorders>
             <w:shd w:val="clear" w:color="auto" w:fill="FFFFFF"/>
             <w:tcMar>
-              <w:top w:w="20" w:type="dxa"/>
-              <w:left w:w="50" w:type="dxa"/>
-              <w:bottom w:w="20" w:type="dxa"/>
-              <w:right w:w="50" w:type="dxa"/>
+              <w:top w:w="16" w:type="dxa"/>
+              <w:left w:w="40" w:type="dxa"/>
+              <w:bottom w:w="16" w:type="dxa"/>
+              <w:right w:w="40" w:type="dxa"/>
             </w:tcMar>
           </w:tcPr>
           <w:p>
@@ -4201,6 +4654,7 @@
             </w:pPr>
             <w:r>
               <w:rPr>
+                <w:b/>
                 <w:color w:val="222222"/>
                 <w:sz w:val="14"/>
               </w:rPr>
@@ -4215,13 +4669,13 @@
         <w:pBdr>
           <w:bottom w:val="single" w:sz="4" w:space="1" w:color="2E7D32"/>
         </w:pBdr>
-        <w:spacing w:before="80" w:after="30"/>
+        <w:spacing w:before="70" w:after="20"/>
       </w:pPr>
       <w:r>
         <w:rPr>
           <w:b/>
           <w:color w:val="1B5E20"/>
-          <w:sz w:val="19"/>
+          <w:sz w:val="18"/>
         </w:rPr>
         <w:t>1.5 Pelabuhan Ekspor &amp; Peta Jalur Distribusi Logistik Nikel Sulawesi</w:t>
       </w:r>
@@ -4240,7 +4694,7 @@
     </w:p>
     <w:p>
       <w:pPr>
-        <w:spacing w:before="50" w:after="20"/>
+        <w:spacing w:before="40" w:after="20"/>
       </w:pPr>
       <w:r>
         <w:rPr>
@@ -4283,10 +4737,10 @@
             </w:tcBorders>
             <w:shd w:val="clear" w:color="auto" w:fill="2E7D32"/>
             <w:tcMar>
-              <w:top w:w="30" w:type="dxa"/>
-              <w:left w:w="50" w:type="dxa"/>
-              <w:bottom w:w="30" w:type="dxa"/>
-              <w:right w:w="50" w:type="dxa"/>
+              <w:top w:w="18" w:type="dxa"/>
+              <w:left w:w="40" w:type="dxa"/>
+              <w:bottom w:w="18" w:type="dxa"/>
+              <w:right w:w="40" w:type="dxa"/>
             </w:tcMar>
           </w:tcPr>
           <w:p>
@@ -4311,10 +4765,10 @@
             </w:tcBorders>
             <w:shd w:val="clear" w:color="auto" w:fill="2E7D32"/>
             <w:tcMar>
-              <w:top w:w="30" w:type="dxa"/>
-              <w:left w:w="50" w:type="dxa"/>
-              <w:bottom w:w="30" w:type="dxa"/>
-              <w:right w:w="50" w:type="dxa"/>
+              <w:top w:w="18" w:type="dxa"/>
+              <w:left w:w="40" w:type="dxa"/>
+              <w:bottom w:w="18" w:type="dxa"/>
+              <w:right w:w="40" w:type="dxa"/>
             </w:tcMar>
           </w:tcPr>
           <w:p>
@@ -4339,10 +4793,10 @@
             </w:tcBorders>
             <w:shd w:val="clear" w:color="auto" w:fill="2E7D32"/>
             <w:tcMar>
-              <w:top w:w="30" w:type="dxa"/>
-              <w:left w:w="50" w:type="dxa"/>
-              <w:bottom w:w="30" w:type="dxa"/>
-              <w:right w:w="50" w:type="dxa"/>
+              <w:top w:w="18" w:type="dxa"/>
+              <w:left w:w="40" w:type="dxa"/>
+              <w:bottom w:w="18" w:type="dxa"/>
+              <w:right w:w="40" w:type="dxa"/>
             </w:tcMar>
           </w:tcPr>
           <w:p>
@@ -4367,10 +4821,10 @@
             </w:tcBorders>
             <w:shd w:val="clear" w:color="auto" w:fill="2E7D32"/>
             <w:tcMar>
-              <w:top w:w="30" w:type="dxa"/>
-              <w:left w:w="50" w:type="dxa"/>
-              <w:bottom w:w="30" w:type="dxa"/>
-              <w:right w:w="50" w:type="dxa"/>
+              <w:top w:w="18" w:type="dxa"/>
+              <w:left w:w="40" w:type="dxa"/>
+              <w:bottom w:w="18" w:type="dxa"/>
+              <w:right w:w="40" w:type="dxa"/>
             </w:tcMar>
           </w:tcPr>
           <w:p>
@@ -4398,10 +4852,10 @@
             </w:tcBorders>
             <w:shd w:val="clear" w:color="auto" w:fill="2E7D32"/>
             <w:tcMar>
-              <w:top w:w="30" w:type="dxa"/>
-              <w:left w:w="50" w:type="dxa"/>
-              <w:bottom w:w="30" w:type="dxa"/>
-              <w:right w:w="50" w:type="dxa"/>
+              <w:top w:w="18" w:type="dxa"/>
+              <w:left w:w="40" w:type="dxa"/>
+              <w:bottom w:w="18" w:type="dxa"/>
+              <w:right w:w="40" w:type="dxa"/>
             </w:tcMar>
           </w:tcPr>
           <w:p>
@@ -4429,10 +4883,10 @@
             </w:tcBorders>
             <w:shd w:val="clear" w:color="auto" w:fill="2E7D32"/>
             <w:tcMar>
-              <w:top w:w="30" w:type="dxa"/>
-              <w:left w:w="50" w:type="dxa"/>
-              <w:bottom w:w="30" w:type="dxa"/>
-              <w:right w:w="50" w:type="dxa"/>
+              <w:top w:w="18" w:type="dxa"/>
+              <w:left w:w="40" w:type="dxa"/>
+              <w:bottom w:w="18" w:type="dxa"/>
+              <w:right w:w="40" w:type="dxa"/>
             </w:tcMar>
           </w:tcPr>
           <w:p>
@@ -4462,10 +4916,10 @@
             </w:tcBorders>
             <w:shd w:val="clear" w:color="auto" w:fill="FFFFFF"/>
             <w:tcMar>
-              <w:top w:w="20" w:type="dxa"/>
-              <w:left w:w="50" w:type="dxa"/>
-              <w:bottom w:w="20" w:type="dxa"/>
-              <w:right w:w="50" w:type="dxa"/>
+              <w:top w:w="16" w:type="dxa"/>
+              <w:left w:w="40" w:type="dxa"/>
+              <w:bottom w:w="16" w:type="dxa"/>
+              <w:right w:w="40" w:type="dxa"/>
             </w:tcMar>
           </w:tcPr>
           <w:p>
@@ -4490,10 +4944,10 @@
             </w:tcBorders>
             <w:shd w:val="clear" w:color="auto" w:fill="FFFFFF"/>
             <w:tcMar>
-              <w:top w:w="20" w:type="dxa"/>
-              <w:left w:w="50" w:type="dxa"/>
-              <w:bottom w:w="20" w:type="dxa"/>
-              <w:right w:w="50" w:type="dxa"/>
+              <w:top w:w="16" w:type="dxa"/>
+              <w:left w:w="40" w:type="dxa"/>
+              <w:bottom w:w="16" w:type="dxa"/>
+              <w:right w:w="40" w:type="dxa"/>
             </w:tcMar>
           </w:tcPr>
           <w:p>
@@ -4517,10 +4971,10 @@
             </w:tcBorders>
             <w:shd w:val="clear" w:color="auto" w:fill="FFFFFF"/>
             <w:tcMar>
-              <w:top w:w="20" w:type="dxa"/>
-              <w:left w:w="50" w:type="dxa"/>
-              <w:bottom w:w="20" w:type="dxa"/>
-              <w:right w:w="50" w:type="dxa"/>
+              <w:top w:w="16" w:type="dxa"/>
+              <w:left w:w="40" w:type="dxa"/>
+              <w:bottom w:w="16" w:type="dxa"/>
+              <w:right w:w="40" w:type="dxa"/>
             </w:tcMar>
           </w:tcPr>
           <w:p>
@@ -4544,10 +4998,10 @@
             </w:tcBorders>
             <w:shd w:val="clear" w:color="auto" w:fill="FFFFFF"/>
             <w:tcMar>
-              <w:top w:w="20" w:type="dxa"/>
-              <w:left w:w="50" w:type="dxa"/>
-              <w:bottom w:w="20" w:type="dxa"/>
-              <w:right w:w="50" w:type="dxa"/>
+              <w:top w:w="16" w:type="dxa"/>
+              <w:left w:w="40" w:type="dxa"/>
+              <w:bottom w:w="16" w:type="dxa"/>
+              <w:right w:w="40" w:type="dxa"/>
             </w:tcMar>
           </w:tcPr>
           <w:p>
@@ -4574,10 +5028,10 @@
             </w:tcBorders>
             <w:shd w:val="clear" w:color="auto" w:fill="FFFFFF"/>
             <w:tcMar>
-              <w:top w:w="20" w:type="dxa"/>
-              <w:left w:w="50" w:type="dxa"/>
-              <w:bottom w:w="20" w:type="dxa"/>
-              <w:right w:w="50" w:type="dxa"/>
+              <w:top w:w="16" w:type="dxa"/>
+              <w:left w:w="40" w:type="dxa"/>
+              <w:bottom w:w="16" w:type="dxa"/>
+              <w:right w:w="40" w:type="dxa"/>
             </w:tcMar>
           </w:tcPr>
           <w:p>
@@ -4604,10 +5058,10 @@
             </w:tcBorders>
             <w:shd w:val="clear" w:color="auto" w:fill="FFFFFF"/>
             <w:tcMar>
-              <w:top w:w="20" w:type="dxa"/>
-              <w:left w:w="50" w:type="dxa"/>
-              <w:bottom w:w="20" w:type="dxa"/>
-              <w:right w:w="50" w:type="dxa"/>
+              <w:top w:w="16" w:type="dxa"/>
+              <w:left w:w="40" w:type="dxa"/>
+              <w:bottom w:w="16" w:type="dxa"/>
+              <w:right w:w="40" w:type="dxa"/>
             </w:tcMar>
           </w:tcPr>
           <w:p>
@@ -4636,10 +5090,10 @@
             </w:tcBorders>
             <w:shd w:val="clear" w:color="auto" w:fill="F9FBF9"/>
             <w:tcMar>
-              <w:top w:w="20" w:type="dxa"/>
-              <w:left w:w="50" w:type="dxa"/>
-              <w:bottom w:w="20" w:type="dxa"/>
-              <w:right w:w="50" w:type="dxa"/>
+              <w:top w:w="16" w:type="dxa"/>
+              <w:left w:w="40" w:type="dxa"/>
+              <w:bottom w:w="16" w:type="dxa"/>
+              <w:right w:w="40" w:type="dxa"/>
             </w:tcMar>
           </w:tcPr>
           <w:p>
@@ -4664,10 +5118,10 @@
             </w:tcBorders>
             <w:shd w:val="clear" w:color="auto" w:fill="F9FBF9"/>
             <w:tcMar>
-              <w:top w:w="20" w:type="dxa"/>
-              <w:left w:w="50" w:type="dxa"/>
-              <w:bottom w:w="20" w:type="dxa"/>
-              <w:right w:w="50" w:type="dxa"/>
+              <w:top w:w="16" w:type="dxa"/>
+              <w:left w:w="40" w:type="dxa"/>
+              <w:bottom w:w="16" w:type="dxa"/>
+              <w:right w:w="40" w:type="dxa"/>
             </w:tcMar>
           </w:tcPr>
           <w:p>
@@ -4691,10 +5145,10 @@
             </w:tcBorders>
             <w:shd w:val="clear" w:color="auto" w:fill="F9FBF9"/>
             <w:tcMar>
-              <w:top w:w="20" w:type="dxa"/>
-              <w:left w:w="50" w:type="dxa"/>
-              <w:bottom w:w="20" w:type="dxa"/>
-              <w:right w:w="50" w:type="dxa"/>
+              <w:top w:w="16" w:type="dxa"/>
+              <w:left w:w="40" w:type="dxa"/>
+              <w:bottom w:w="16" w:type="dxa"/>
+              <w:right w:w="40" w:type="dxa"/>
             </w:tcMar>
           </w:tcPr>
           <w:p>
@@ -4718,10 +5172,10 @@
             </w:tcBorders>
             <w:shd w:val="clear" w:color="auto" w:fill="F9FBF9"/>
             <w:tcMar>
-              <w:top w:w="20" w:type="dxa"/>
-              <w:left w:w="50" w:type="dxa"/>
-              <w:bottom w:w="20" w:type="dxa"/>
-              <w:right w:w="50" w:type="dxa"/>
+              <w:top w:w="16" w:type="dxa"/>
+              <w:left w:w="40" w:type="dxa"/>
+              <w:bottom w:w="16" w:type="dxa"/>
+              <w:right w:w="40" w:type="dxa"/>
             </w:tcMar>
           </w:tcPr>
           <w:p>
@@ -4748,10 +5202,10 @@
             </w:tcBorders>
             <w:shd w:val="clear" w:color="auto" w:fill="F9FBF9"/>
             <w:tcMar>
-              <w:top w:w="20" w:type="dxa"/>
-              <w:left w:w="50" w:type="dxa"/>
-              <w:bottom w:w="20" w:type="dxa"/>
-              <w:right w:w="50" w:type="dxa"/>
+              <w:top w:w="16" w:type="dxa"/>
+              <w:left w:w="40" w:type="dxa"/>
+              <w:bottom w:w="16" w:type="dxa"/>
+              <w:right w:w="40" w:type="dxa"/>
             </w:tcMar>
           </w:tcPr>
           <w:p>
@@ -4778,10 +5232,10 @@
             </w:tcBorders>
             <w:shd w:val="clear" w:color="auto" w:fill="F9FBF9"/>
             <w:tcMar>
-              <w:top w:w="20" w:type="dxa"/>
-              <w:left w:w="50" w:type="dxa"/>
-              <w:bottom w:w="20" w:type="dxa"/>
-              <w:right w:w="50" w:type="dxa"/>
+              <w:top w:w="16" w:type="dxa"/>
+              <w:left w:w="40" w:type="dxa"/>
+              <w:bottom w:w="16" w:type="dxa"/>
+              <w:right w:w="40" w:type="dxa"/>
             </w:tcMar>
           </w:tcPr>
           <w:p>
@@ -4810,10 +5264,10 @@
             </w:tcBorders>
             <w:shd w:val="clear" w:color="auto" w:fill="FFFFFF"/>
             <w:tcMar>
-              <w:top w:w="20" w:type="dxa"/>
-              <w:left w:w="50" w:type="dxa"/>
-              <w:bottom w:w="20" w:type="dxa"/>
-              <w:right w:w="50" w:type="dxa"/>
+              <w:top w:w="16" w:type="dxa"/>
+              <w:left w:w="40" w:type="dxa"/>
+              <w:bottom w:w="16" w:type="dxa"/>
+              <w:right w:w="40" w:type="dxa"/>
             </w:tcMar>
           </w:tcPr>
           <w:p>
@@ -4838,10 +5292,10 @@
             </w:tcBorders>
             <w:shd w:val="clear" w:color="auto" w:fill="FFFFFF"/>
             <w:tcMar>
-              <w:top w:w="20" w:type="dxa"/>
-              <w:left w:w="50" w:type="dxa"/>
-              <w:bottom w:w="20" w:type="dxa"/>
-              <w:right w:w="50" w:type="dxa"/>
+              <w:top w:w="16" w:type="dxa"/>
+              <w:left w:w="40" w:type="dxa"/>
+              <w:bottom w:w="16" w:type="dxa"/>
+              <w:right w:w="40" w:type="dxa"/>
             </w:tcMar>
           </w:tcPr>
           <w:p>
@@ -4865,10 +5319,10 @@
             </w:tcBorders>
             <w:shd w:val="clear" w:color="auto" w:fill="FFFFFF"/>
             <w:tcMar>
-              <w:top w:w="20" w:type="dxa"/>
-              <w:left w:w="50" w:type="dxa"/>
-              <w:bottom w:w="20" w:type="dxa"/>
-              <w:right w:w="50" w:type="dxa"/>
+              <w:top w:w="16" w:type="dxa"/>
+              <w:left w:w="40" w:type="dxa"/>
+              <w:bottom w:w="16" w:type="dxa"/>
+              <w:right w:w="40" w:type="dxa"/>
             </w:tcMar>
           </w:tcPr>
           <w:p>
@@ -4892,10 +5346,10 @@
             </w:tcBorders>
             <w:shd w:val="clear" w:color="auto" w:fill="FFFFFF"/>
             <w:tcMar>
-              <w:top w:w="20" w:type="dxa"/>
-              <w:left w:w="50" w:type="dxa"/>
-              <w:bottom w:w="20" w:type="dxa"/>
-              <w:right w:w="50" w:type="dxa"/>
+              <w:top w:w="16" w:type="dxa"/>
+              <w:left w:w="40" w:type="dxa"/>
+              <w:bottom w:w="16" w:type="dxa"/>
+              <w:right w:w="40" w:type="dxa"/>
             </w:tcMar>
           </w:tcPr>
           <w:p>
@@ -4922,10 +5376,10 @@
             </w:tcBorders>
             <w:shd w:val="clear" w:color="auto" w:fill="FFFFFF"/>
             <w:tcMar>
-              <w:top w:w="20" w:type="dxa"/>
-              <w:left w:w="50" w:type="dxa"/>
-              <w:bottom w:w="20" w:type="dxa"/>
-              <w:right w:w="50" w:type="dxa"/>
+              <w:top w:w="16" w:type="dxa"/>
+              <w:left w:w="40" w:type="dxa"/>
+              <w:bottom w:w="16" w:type="dxa"/>
+              <w:right w:w="40" w:type="dxa"/>
             </w:tcMar>
           </w:tcPr>
           <w:p>
@@ -4952,10 +5406,10 @@
             </w:tcBorders>
             <w:shd w:val="clear" w:color="auto" w:fill="FFFFFF"/>
             <w:tcMar>
-              <w:top w:w="20" w:type="dxa"/>
-              <w:left w:w="50" w:type="dxa"/>
-              <w:bottom w:w="20" w:type="dxa"/>
-              <w:right w:w="50" w:type="dxa"/>
+              <w:top w:w="16" w:type="dxa"/>
+              <w:left w:w="40" w:type="dxa"/>
+              <w:bottom w:w="16" w:type="dxa"/>
+              <w:right w:w="40" w:type="dxa"/>
             </w:tcMar>
           </w:tcPr>
           <w:p>
@@ -4984,10 +5438,10 @@
             </w:tcBorders>
             <w:shd w:val="clear" w:color="auto" w:fill="F9FBF9"/>
             <w:tcMar>
-              <w:top w:w="20" w:type="dxa"/>
-              <w:left w:w="50" w:type="dxa"/>
-              <w:bottom w:w="20" w:type="dxa"/>
-              <w:right w:w="50" w:type="dxa"/>
+              <w:top w:w="16" w:type="dxa"/>
+              <w:left w:w="40" w:type="dxa"/>
+              <w:bottom w:w="16" w:type="dxa"/>
+              <w:right w:w="40" w:type="dxa"/>
             </w:tcMar>
           </w:tcPr>
           <w:p>
@@ -5012,10 +5466,10 @@
             </w:tcBorders>
             <w:shd w:val="clear" w:color="auto" w:fill="F9FBF9"/>
             <w:tcMar>
-              <w:top w:w="20" w:type="dxa"/>
-              <w:left w:w="50" w:type="dxa"/>
-              <w:bottom w:w="20" w:type="dxa"/>
-              <w:right w:w="50" w:type="dxa"/>
+              <w:top w:w="16" w:type="dxa"/>
+              <w:left w:w="40" w:type="dxa"/>
+              <w:bottom w:w="16" w:type="dxa"/>
+              <w:right w:w="40" w:type="dxa"/>
             </w:tcMar>
           </w:tcPr>
           <w:p>
@@ -5039,10 +5493,10 @@
             </w:tcBorders>
             <w:shd w:val="clear" w:color="auto" w:fill="F9FBF9"/>
             <w:tcMar>
-              <w:top w:w="20" w:type="dxa"/>
-              <w:left w:w="50" w:type="dxa"/>
-              <w:bottom w:w="20" w:type="dxa"/>
-              <w:right w:w="50" w:type="dxa"/>
+              <w:top w:w="16" w:type="dxa"/>
+              <w:left w:w="40" w:type="dxa"/>
+              <w:bottom w:w="16" w:type="dxa"/>
+              <w:right w:w="40" w:type="dxa"/>
             </w:tcMar>
           </w:tcPr>
           <w:p>
@@ -5066,10 +5520,10 @@
             </w:tcBorders>
             <w:shd w:val="clear" w:color="auto" w:fill="F9FBF9"/>
             <w:tcMar>
-              <w:top w:w="20" w:type="dxa"/>
-              <w:left w:w="50" w:type="dxa"/>
-              <w:bottom w:w="20" w:type="dxa"/>
-              <w:right w:w="50" w:type="dxa"/>
+              <w:top w:w="16" w:type="dxa"/>
+              <w:left w:w="40" w:type="dxa"/>
+              <w:bottom w:w="16" w:type="dxa"/>
+              <w:right w:w="40" w:type="dxa"/>
             </w:tcMar>
           </w:tcPr>
           <w:p>
@@ -5096,10 +5550,10 @@
             </w:tcBorders>
             <w:shd w:val="clear" w:color="auto" w:fill="F9FBF9"/>
             <w:tcMar>
-              <w:top w:w="20" w:type="dxa"/>
-              <w:left w:w="50" w:type="dxa"/>
-              <w:bottom w:w="20" w:type="dxa"/>
-              <w:right w:w="50" w:type="dxa"/>
+              <w:top w:w="16" w:type="dxa"/>
+              <w:left w:w="40" w:type="dxa"/>
+              <w:bottom w:w="16" w:type="dxa"/>
+              <w:right w:w="40" w:type="dxa"/>
             </w:tcMar>
           </w:tcPr>
           <w:p>
@@ -5126,10 +5580,10 @@
             </w:tcBorders>
             <w:shd w:val="clear" w:color="auto" w:fill="F9FBF9"/>
             <w:tcMar>
-              <w:top w:w="20" w:type="dxa"/>
-              <w:left w:w="50" w:type="dxa"/>
-              <w:bottom w:w="20" w:type="dxa"/>
-              <w:right w:w="50" w:type="dxa"/>
+              <w:top w:w="16" w:type="dxa"/>
+              <w:left w:w="40" w:type="dxa"/>
+              <w:bottom w:w="16" w:type="dxa"/>
+              <w:right w:w="40" w:type="dxa"/>
             </w:tcMar>
           </w:tcPr>
           <w:p>
@@ -5158,10 +5612,10 @@
             </w:tcBorders>
             <w:shd w:val="clear" w:color="auto" w:fill="FFFFFF"/>
             <w:tcMar>
-              <w:top w:w="20" w:type="dxa"/>
-              <w:left w:w="50" w:type="dxa"/>
-              <w:bottom w:w="20" w:type="dxa"/>
-              <w:right w:w="50" w:type="dxa"/>
+              <w:top w:w="16" w:type="dxa"/>
+              <w:left w:w="40" w:type="dxa"/>
+              <w:bottom w:w="16" w:type="dxa"/>
+              <w:right w:w="40" w:type="dxa"/>
             </w:tcMar>
           </w:tcPr>
           <w:p>
@@ -5186,10 +5640,10 @@
             </w:tcBorders>
             <w:shd w:val="clear" w:color="auto" w:fill="FFFFFF"/>
             <w:tcMar>
-              <w:top w:w="20" w:type="dxa"/>
-              <w:left w:w="50" w:type="dxa"/>
-              <w:bottom w:w="20" w:type="dxa"/>
-              <w:right w:w="50" w:type="dxa"/>
+              <w:top w:w="16" w:type="dxa"/>
+              <w:left w:w="40" w:type="dxa"/>
+              <w:bottom w:w="16" w:type="dxa"/>
+              <w:right w:w="40" w:type="dxa"/>
             </w:tcMar>
           </w:tcPr>
           <w:p>
@@ -5213,10 +5667,10 @@
             </w:tcBorders>
             <w:shd w:val="clear" w:color="auto" w:fill="FFFFFF"/>
             <w:tcMar>
-              <w:top w:w="20" w:type="dxa"/>
-              <w:left w:w="50" w:type="dxa"/>
-              <w:bottom w:w="20" w:type="dxa"/>
-              <w:right w:w="50" w:type="dxa"/>
+              <w:top w:w="16" w:type="dxa"/>
+              <w:left w:w="40" w:type="dxa"/>
+              <w:bottom w:w="16" w:type="dxa"/>
+              <w:right w:w="40" w:type="dxa"/>
             </w:tcMar>
           </w:tcPr>
           <w:p>
@@ -5240,10 +5694,10 @@
             </w:tcBorders>
             <w:shd w:val="clear" w:color="auto" w:fill="FFFFFF"/>
             <w:tcMar>
-              <w:top w:w="20" w:type="dxa"/>
-              <w:left w:w="50" w:type="dxa"/>
-              <w:bottom w:w="20" w:type="dxa"/>
-              <w:right w:w="50" w:type="dxa"/>
+              <w:top w:w="16" w:type="dxa"/>
+              <w:left w:w="40" w:type="dxa"/>
+              <w:bottom w:w="16" w:type="dxa"/>
+              <w:right w:w="40" w:type="dxa"/>
             </w:tcMar>
           </w:tcPr>
           <w:p>
@@ -5270,10 +5724,10 @@
             </w:tcBorders>
             <w:shd w:val="clear" w:color="auto" w:fill="FFFFFF"/>
             <w:tcMar>
-              <w:top w:w="20" w:type="dxa"/>
-              <w:left w:w="50" w:type="dxa"/>
-              <w:bottom w:w="20" w:type="dxa"/>
-              <w:right w:w="50" w:type="dxa"/>
+              <w:top w:w="16" w:type="dxa"/>
+              <w:left w:w="40" w:type="dxa"/>
+              <w:bottom w:w="16" w:type="dxa"/>
+              <w:right w:w="40" w:type="dxa"/>
             </w:tcMar>
           </w:tcPr>
           <w:p>
@@ -5300,10 +5754,10 @@
             </w:tcBorders>
             <w:shd w:val="clear" w:color="auto" w:fill="FFFFFF"/>
             <w:tcMar>
-              <w:top w:w="20" w:type="dxa"/>
-              <w:left w:w="50" w:type="dxa"/>
-              <w:bottom w:w="20" w:type="dxa"/>
-              <w:right w:w="50" w:type="dxa"/>
+              <w:top w:w="16" w:type="dxa"/>
+              <w:left w:w="40" w:type="dxa"/>
+              <w:bottom w:w="16" w:type="dxa"/>
+              <w:right w:w="40" w:type="dxa"/>
             </w:tcMar>
           </w:tcPr>
           <w:p>
@@ -5332,10 +5786,10 @@
             </w:tcBorders>
             <w:shd w:val="clear" w:color="auto" w:fill="F9FBF9"/>
             <w:tcMar>
-              <w:top w:w="20" w:type="dxa"/>
-              <w:left w:w="50" w:type="dxa"/>
-              <w:bottom w:w="20" w:type="dxa"/>
-              <w:right w:w="50" w:type="dxa"/>
+              <w:top w:w="16" w:type="dxa"/>
+              <w:left w:w="40" w:type="dxa"/>
+              <w:bottom w:w="16" w:type="dxa"/>
+              <w:right w:w="40" w:type="dxa"/>
             </w:tcMar>
           </w:tcPr>
           <w:p>
@@ -5360,10 +5814,10 @@
             </w:tcBorders>
             <w:shd w:val="clear" w:color="auto" w:fill="F9FBF9"/>
             <w:tcMar>
-              <w:top w:w="20" w:type="dxa"/>
-              <w:left w:w="50" w:type="dxa"/>
-              <w:bottom w:w="20" w:type="dxa"/>
-              <w:right w:w="50" w:type="dxa"/>
+              <w:top w:w="16" w:type="dxa"/>
+              <w:left w:w="40" w:type="dxa"/>
+              <w:bottom w:w="16" w:type="dxa"/>
+              <w:right w:w="40" w:type="dxa"/>
             </w:tcMar>
           </w:tcPr>
           <w:p>
@@ -5387,10 +5841,10 @@
             </w:tcBorders>
             <w:shd w:val="clear" w:color="auto" w:fill="F9FBF9"/>
             <w:tcMar>
-              <w:top w:w="20" w:type="dxa"/>
-              <w:left w:w="50" w:type="dxa"/>
-              <w:bottom w:w="20" w:type="dxa"/>
-              <w:right w:w="50" w:type="dxa"/>
+              <w:top w:w="16" w:type="dxa"/>
+              <w:left w:w="40" w:type="dxa"/>
+              <w:bottom w:w="16" w:type="dxa"/>
+              <w:right w:w="40" w:type="dxa"/>
             </w:tcMar>
           </w:tcPr>
           <w:p>
@@ -5414,10 +5868,10 @@
             </w:tcBorders>
             <w:shd w:val="clear" w:color="auto" w:fill="F9FBF9"/>
             <w:tcMar>
-              <w:top w:w="20" w:type="dxa"/>
-              <w:left w:w="50" w:type="dxa"/>
-              <w:bottom w:w="20" w:type="dxa"/>
-              <w:right w:w="50" w:type="dxa"/>
+              <w:top w:w="16" w:type="dxa"/>
+              <w:left w:w="40" w:type="dxa"/>
+              <w:bottom w:w="16" w:type="dxa"/>
+              <w:right w:w="40" w:type="dxa"/>
             </w:tcMar>
           </w:tcPr>
           <w:p>
@@ -5444,10 +5898,10 @@
             </w:tcBorders>
             <w:shd w:val="clear" w:color="auto" w:fill="F9FBF9"/>
             <w:tcMar>
-              <w:top w:w="20" w:type="dxa"/>
-              <w:left w:w="50" w:type="dxa"/>
-              <w:bottom w:w="20" w:type="dxa"/>
-              <w:right w:w="50" w:type="dxa"/>
+              <w:top w:w="16" w:type="dxa"/>
+              <w:left w:w="40" w:type="dxa"/>
+              <w:bottom w:w="16" w:type="dxa"/>
+              <w:right w:w="40" w:type="dxa"/>
             </w:tcMar>
           </w:tcPr>
           <w:p>
@@ -5474,10 +5928,10 @@
             </w:tcBorders>
             <w:shd w:val="clear" w:color="auto" w:fill="F9FBF9"/>
             <w:tcMar>
-              <w:top w:w="20" w:type="dxa"/>
-              <w:left w:w="50" w:type="dxa"/>
-              <w:bottom w:w="20" w:type="dxa"/>
-              <w:right w:w="50" w:type="dxa"/>
+              <w:top w:w="16" w:type="dxa"/>
+              <w:left w:w="40" w:type="dxa"/>
+              <w:bottom w:w="16" w:type="dxa"/>
+              <w:right w:w="40" w:type="dxa"/>
             </w:tcMar>
           </w:tcPr>
           <w:p>
@@ -5497,13 +5951,13 @@
         <w:pBdr>
           <w:bottom w:val="single" w:sz="4" w:space="1" w:color="2E7D32"/>
         </w:pBdr>
-        <w:spacing w:before="80" w:after="30"/>
+        <w:spacing w:before="70" w:after="20"/>
       </w:pPr>
       <w:r>
         <w:rPr>
           <w:b/>
           <w:color w:val="1B5E20"/>
-          <w:sz w:val="19"/>
+          <w:sz w:val="18"/>
         </w:rPr>
         <w:t>1.6 Peta Jalur Distribusi Logistik Nikel Sulawesi</w:t>
       </w:r>
@@ -5523,11 +5977,11 @@
     <w:p>
       <w:pPr>
         <w:pBdr>
-          <w:left w:val="single" w:sz="12" w:space="4" w:color="43A047"/>
+          <w:left w:val="single" w:sz="12" w:space="4" w:color="2E7D32"/>
         </w:pBdr>
         <w:shd w:val="clear" w:color="auto" w:fill="EDF7EE"/>
-        <w:spacing w:before="20" w:after="40" w:line="252" w:lineRule="auto"/>
-        <w:ind w:left="120"/>
+        <w:spacing w:before="30" w:after="40" w:line="252" w:lineRule="auto"/>
+        <w:ind w:left="100"/>
       </w:pPr>
       <w:r>
         <w:rPr>
@@ -5535,15 +5989,64 @@
           <w:color w:val="1B5E20"/>
           <w:sz w:val="15"/>
         </w:rPr>
-        <w:t xml:space="preserve">Formulasi (Kurva Parametrik Bézier): </w:t>
+        <w:t>Formulasi Matematis (Kurva Parametrik Bézier Alur Pelayaran Maritim):</w:t>
+      </w:r>
+      <w:r>
+        <w:rPr>
+          <w:b/>
+          <w:color w:val="1B5E20"/>
+          <w:sz w:val="15"/>
+        </w:rPr>
+        <w:br/>
       </w:r>
       <w:r>
         <w:rPr>
           <w:rFonts w:ascii="Consolas" w:hAnsi="Consolas"/>
           <w:color w:val="104010"/>
+          <w:sz w:val="14"/>
+        </w:rPr>
+        <w:t>Kurva(t) = ( 1 - t )² * P_Asal + 2 * ( 1 - t ) * t * P_Kontrol + t² * P_Tujuan ,  t ∈ [0, 1]</w:t>
+      </w:r>
+      <w:r>
+        <w:rPr>
+          <w:rFonts w:ascii="Consolas" w:hAnsi="Consolas"/>
+          <w:color w:val="104010"/>
+          <w:sz w:val="14"/>
+        </w:rPr>
+        <w:br/>
+      </w:r>
+      <w:r>
+        <w:rPr>
+          <w:b/>
+          <w:color w:val="1B5E20"/>
           <w:sz w:val="15"/>
         </w:rPr>
-        <w:t>Kurva(t) = (1 - t)² * P_Asal + 2*(1 - t)*t * P_Kontrol + t² * P_Tujuan , t in [0, 1]</w:t>
+        <w:t>Persamaan Substitusi:</w:t>
+      </w:r>
+      <w:r>
+        <w:rPr>
+          <w:b/>
+          <w:color w:val="1B5E20"/>
+          <w:sz w:val="15"/>
+        </w:rPr>
+        <w:br/>
+      </w:r>
+      <w:r>
+        <w:rPr>
+          <w:rFonts w:ascii="Consolas" w:hAnsi="Consolas"/>
+          <w:color w:val="222222"/>
+          <w:sz w:val="14"/>
+        </w:rPr>
+        <w:t>Kapasitas_Kapal_Maksimum = 52.378 DWT (Setara ~5.200 Truk Tronton per Pengapalan)</w:t>
+      </w:r>
+      <w:r>
+        <w:rPr>
+          <w:rFonts w:ascii="Consolas" w:hAnsi="Consolas"/>
+          <w:color w:val="222222"/>
+          <w:sz w:val="14"/>
+        </w:rPr>
+        <w:br/>
+        <w:t>Orientasi_Logistik = Lebih dari 78% kargo bertolak langsung ke pelabuhan Tiongkok (Ningbo, Qingdao) dan Jepang (Chiba)</w:t>
       </w:r>
       <w:r>
         <w:rPr>
@@ -5551,7 +6054,8 @@
           <w:color w:val="555555"/>
           <w:sz w:val="14"/>
         </w:rPr>
-        <w:t xml:space="preserve"> | Ket: P_Asal: koordinat pelabuhan Sulawesi, P_Kontrol: jangkar perairan internasional, P_Tujuan: pelabuhan bongkar</w:t>
+        <w:br/>
+        <w:t>Ket: P_Asal: koordinat pelabuhan Sulawesi, P_Kontrol: jangkar perairan internasional, P_Tujuan: pelabuhan bongkar.</w:t>
       </w:r>
     </w:p>
     <w:p>
@@ -5559,20 +6063,20 @@
         <w:pBdr>
           <w:bottom w:val="single" w:sz="4" w:space="1" w:color="2E7D32"/>
         </w:pBdr>
-        <w:spacing w:before="80" w:after="30"/>
+        <w:spacing w:before="70" w:after="20"/>
       </w:pPr>
       <w:r>
         <w:rPr>
           <w:b/>
           <w:color w:val="1B5E20"/>
-          <w:sz w:val="19"/>
+          <w:sz w:val="18"/>
         </w:rPr>
         <w:t>1.7 Matriks Indikator dan Sumber Data Resmi Bab 1</w:t>
       </w:r>
     </w:p>
     <w:p>
       <w:pPr>
-        <w:spacing w:before="50" w:after="20"/>
+        <w:spacing w:before="40" w:after="20"/>
       </w:pPr>
       <w:r>
         <w:rPr>
@@ -5616,10 +6120,10 @@
             </w:tcBorders>
             <w:shd w:val="clear" w:color="auto" w:fill="2E7D32"/>
             <w:tcMar>
-              <w:top w:w="30" w:type="dxa"/>
-              <w:left w:w="50" w:type="dxa"/>
-              <w:bottom w:w="30" w:type="dxa"/>
-              <w:right w:w="50" w:type="dxa"/>
+              <w:top w:w="18" w:type="dxa"/>
+              <w:left w:w="40" w:type="dxa"/>
+              <w:bottom w:w="18" w:type="dxa"/>
+              <w:right w:w="40" w:type="dxa"/>
             </w:tcMar>
           </w:tcPr>
           <w:p>
@@ -5647,10 +6151,10 @@
             </w:tcBorders>
             <w:shd w:val="clear" w:color="auto" w:fill="2E7D32"/>
             <w:tcMar>
-              <w:top w:w="30" w:type="dxa"/>
-              <w:left w:w="50" w:type="dxa"/>
-              <w:bottom w:w="30" w:type="dxa"/>
-              <w:right w:w="50" w:type="dxa"/>
+              <w:top w:w="18" w:type="dxa"/>
+              <w:left w:w="40" w:type="dxa"/>
+              <w:bottom w:w="18" w:type="dxa"/>
+              <w:right w:w="40" w:type="dxa"/>
             </w:tcMar>
           </w:tcPr>
           <w:p>
@@ -5675,10 +6179,10 @@
             </w:tcBorders>
             <w:shd w:val="clear" w:color="auto" w:fill="2E7D32"/>
             <w:tcMar>
-              <w:top w:w="30" w:type="dxa"/>
-              <w:left w:w="50" w:type="dxa"/>
-              <w:bottom w:w="30" w:type="dxa"/>
-              <w:right w:w="50" w:type="dxa"/>
+              <w:top w:w="18" w:type="dxa"/>
+              <w:left w:w="40" w:type="dxa"/>
+              <w:bottom w:w="18" w:type="dxa"/>
+              <w:right w:w="40" w:type="dxa"/>
             </w:tcMar>
           </w:tcPr>
           <w:p>
@@ -5703,10 +6207,10 @@
             </w:tcBorders>
             <w:shd w:val="clear" w:color="auto" w:fill="2E7D32"/>
             <w:tcMar>
-              <w:top w:w="30" w:type="dxa"/>
-              <w:left w:w="50" w:type="dxa"/>
-              <w:bottom w:w="30" w:type="dxa"/>
-              <w:right w:w="50" w:type="dxa"/>
+              <w:top w:w="18" w:type="dxa"/>
+              <w:left w:w="40" w:type="dxa"/>
+              <w:bottom w:w="18" w:type="dxa"/>
+              <w:right w:w="40" w:type="dxa"/>
             </w:tcMar>
           </w:tcPr>
           <w:p>
@@ -5734,10 +6238,10 @@
             </w:tcBorders>
             <w:shd w:val="clear" w:color="auto" w:fill="2E7D32"/>
             <w:tcMar>
-              <w:top w:w="30" w:type="dxa"/>
-              <w:left w:w="50" w:type="dxa"/>
-              <w:bottom w:w="30" w:type="dxa"/>
-              <w:right w:w="50" w:type="dxa"/>
+              <w:top w:w="18" w:type="dxa"/>
+              <w:left w:w="40" w:type="dxa"/>
+              <w:bottom w:w="18" w:type="dxa"/>
+              <w:right w:w="40" w:type="dxa"/>
             </w:tcMar>
           </w:tcPr>
           <w:p>
@@ -5765,10 +6269,10 @@
             </w:tcBorders>
             <w:shd w:val="clear" w:color="auto" w:fill="2E7D32"/>
             <w:tcMar>
-              <w:top w:w="30" w:type="dxa"/>
-              <w:left w:w="50" w:type="dxa"/>
-              <w:bottom w:w="30" w:type="dxa"/>
-              <w:right w:w="50" w:type="dxa"/>
+              <w:top w:w="18" w:type="dxa"/>
+              <w:left w:w="40" w:type="dxa"/>
+              <w:bottom w:w="18" w:type="dxa"/>
+              <w:right w:w="40" w:type="dxa"/>
             </w:tcMar>
           </w:tcPr>
           <w:p>
@@ -5793,10 +6297,10 @@
             </w:tcBorders>
             <w:shd w:val="clear" w:color="auto" w:fill="2E7D32"/>
             <w:tcMar>
-              <w:top w:w="30" w:type="dxa"/>
-              <w:left w:w="50" w:type="dxa"/>
-              <w:bottom w:w="30" w:type="dxa"/>
-              <w:right w:w="50" w:type="dxa"/>
+              <w:top w:w="18" w:type="dxa"/>
+              <w:left w:w="40" w:type="dxa"/>
+              <w:bottom w:w="18" w:type="dxa"/>
+              <w:right w:w="40" w:type="dxa"/>
             </w:tcMar>
           </w:tcPr>
           <w:p>
@@ -5826,10 +6330,10 @@
             </w:tcBorders>
             <w:shd w:val="clear" w:color="auto" w:fill="FFFFFF"/>
             <w:tcMar>
-              <w:top w:w="20" w:type="dxa"/>
-              <w:left w:w="50" w:type="dxa"/>
-              <w:bottom w:w="20" w:type="dxa"/>
-              <w:right w:w="50" w:type="dxa"/>
+              <w:top w:w="16" w:type="dxa"/>
+              <w:left w:w="40" w:type="dxa"/>
+              <w:bottom w:w="16" w:type="dxa"/>
+              <w:right w:w="40" w:type="dxa"/>
             </w:tcMar>
           </w:tcPr>
           <w:p>
@@ -5857,10 +6361,10 @@
             </w:tcBorders>
             <w:shd w:val="clear" w:color="auto" w:fill="FFFFFF"/>
             <w:tcMar>
-              <w:top w:w="20" w:type="dxa"/>
-              <w:left w:w="50" w:type="dxa"/>
-              <w:bottom w:w="20" w:type="dxa"/>
-              <w:right w:w="50" w:type="dxa"/>
+              <w:top w:w="16" w:type="dxa"/>
+              <w:left w:w="40" w:type="dxa"/>
+              <w:bottom w:w="16" w:type="dxa"/>
+              <w:right w:w="40" w:type="dxa"/>
             </w:tcMar>
           </w:tcPr>
           <w:p>
@@ -5884,10 +6388,10 @@
             </w:tcBorders>
             <w:shd w:val="clear" w:color="auto" w:fill="FFFFFF"/>
             <w:tcMar>
-              <w:top w:w="20" w:type="dxa"/>
-              <w:left w:w="50" w:type="dxa"/>
-              <w:bottom w:w="20" w:type="dxa"/>
-              <w:right w:w="50" w:type="dxa"/>
+              <w:top w:w="16" w:type="dxa"/>
+              <w:left w:w="40" w:type="dxa"/>
+              <w:bottom w:w="16" w:type="dxa"/>
+              <w:right w:w="40" w:type="dxa"/>
             </w:tcMar>
           </w:tcPr>
           <w:p>
@@ -5912,10 +6416,10 @@
             </w:tcBorders>
             <w:shd w:val="clear" w:color="auto" w:fill="FFFFFF"/>
             <w:tcMar>
-              <w:top w:w="20" w:type="dxa"/>
-              <w:left w:w="50" w:type="dxa"/>
-              <w:bottom w:w="20" w:type="dxa"/>
-              <w:right w:w="50" w:type="dxa"/>
+              <w:top w:w="16" w:type="dxa"/>
+              <w:left w:w="40" w:type="dxa"/>
+              <w:bottom w:w="16" w:type="dxa"/>
+              <w:right w:w="40" w:type="dxa"/>
             </w:tcMar>
           </w:tcPr>
           <w:p>
@@ -5942,10 +6446,10 @@
             </w:tcBorders>
             <w:shd w:val="clear" w:color="auto" w:fill="FFFFFF"/>
             <w:tcMar>
-              <w:top w:w="20" w:type="dxa"/>
-              <w:left w:w="50" w:type="dxa"/>
-              <w:bottom w:w="20" w:type="dxa"/>
-              <w:right w:w="50" w:type="dxa"/>
+              <w:top w:w="16" w:type="dxa"/>
+              <w:left w:w="40" w:type="dxa"/>
+              <w:bottom w:w="16" w:type="dxa"/>
+              <w:right w:w="40" w:type="dxa"/>
             </w:tcMar>
           </w:tcPr>
           <w:p>
@@ -5972,10 +6476,10 @@
             </w:tcBorders>
             <w:shd w:val="clear" w:color="auto" w:fill="FFFFFF"/>
             <w:tcMar>
-              <w:top w:w="20" w:type="dxa"/>
-              <w:left w:w="50" w:type="dxa"/>
-              <w:bottom w:w="20" w:type="dxa"/>
-              <w:right w:w="50" w:type="dxa"/>
+              <w:top w:w="16" w:type="dxa"/>
+              <w:left w:w="40" w:type="dxa"/>
+              <w:bottom w:w="16" w:type="dxa"/>
+              <w:right w:w="40" w:type="dxa"/>
             </w:tcMar>
           </w:tcPr>
           <w:p>
@@ -5999,10 +6503,10 @@
             </w:tcBorders>
             <w:shd w:val="clear" w:color="auto" w:fill="FFFFFF"/>
             <w:tcMar>
-              <w:top w:w="20" w:type="dxa"/>
-              <w:left w:w="50" w:type="dxa"/>
-              <w:bottom w:w="20" w:type="dxa"/>
-              <w:right w:w="50" w:type="dxa"/>
+              <w:top w:w="16" w:type="dxa"/>
+              <w:left w:w="40" w:type="dxa"/>
+              <w:bottom w:w="16" w:type="dxa"/>
+              <w:right w:w="40" w:type="dxa"/>
             </w:tcMar>
           </w:tcPr>
           <w:p>
@@ -6031,10 +6535,10 @@
             </w:tcBorders>
             <w:shd w:val="clear" w:color="auto" w:fill="F9FBF9"/>
             <w:tcMar>
-              <w:top w:w="20" w:type="dxa"/>
-              <w:left w:w="50" w:type="dxa"/>
-              <w:bottom w:w="20" w:type="dxa"/>
-              <w:right w:w="50" w:type="dxa"/>
+              <w:top w:w="16" w:type="dxa"/>
+              <w:left w:w="40" w:type="dxa"/>
+              <w:bottom w:w="16" w:type="dxa"/>
+              <w:right w:w="40" w:type="dxa"/>
             </w:tcMar>
           </w:tcPr>
           <w:p>
@@ -6062,10 +6566,10 @@
             </w:tcBorders>
             <w:shd w:val="clear" w:color="auto" w:fill="F9FBF9"/>
             <w:tcMar>
-              <w:top w:w="20" w:type="dxa"/>
-              <w:left w:w="50" w:type="dxa"/>
-              <w:bottom w:w="20" w:type="dxa"/>
-              <w:right w:w="50" w:type="dxa"/>
+              <w:top w:w="16" w:type="dxa"/>
+              <w:left w:w="40" w:type="dxa"/>
+              <w:bottom w:w="16" w:type="dxa"/>
+              <w:right w:w="40" w:type="dxa"/>
             </w:tcMar>
           </w:tcPr>
           <w:p>
@@ -6089,10 +6593,10 @@
             </w:tcBorders>
             <w:shd w:val="clear" w:color="auto" w:fill="F9FBF9"/>
             <w:tcMar>
-              <w:top w:w="20" w:type="dxa"/>
-              <w:left w:w="50" w:type="dxa"/>
-              <w:bottom w:w="20" w:type="dxa"/>
-              <w:right w:w="50" w:type="dxa"/>
+              <w:top w:w="16" w:type="dxa"/>
+              <w:left w:w="40" w:type="dxa"/>
+              <w:bottom w:w="16" w:type="dxa"/>
+              <w:right w:w="40" w:type="dxa"/>
             </w:tcMar>
           </w:tcPr>
           <w:p>
@@ -6117,10 +6621,10 @@
             </w:tcBorders>
             <w:shd w:val="clear" w:color="auto" w:fill="F9FBF9"/>
             <w:tcMar>
-              <w:top w:w="20" w:type="dxa"/>
-              <w:left w:w="50" w:type="dxa"/>
-              <w:bottom w:w="20" w:type="dxa"/>
-              <w:right w:w="50" w:type="dxa"/>
+              <w:top w:w="16" w:type="dxa"/>
+              <w:left w:w="40" w:type="dxa"/>
+              <w:bottom w:w="16" w:type="dxa"/>
+              <w:right w:w="40" w:type="dxa"/>
             </w:tcMar>
           </w:tcPr>
           <w:p>
@@ -6147,10 +6651,10 @@
             </w:tcBorders>
             <w:shd w:val="clear" w:color="auto" w:fill="F9FBF9"/>
             <w:tcMar>
-              <w:top w:w="20" w:type="dxa"/>
-              <w:left w:w="50" w:type="dxa"/>
-              <w:bottom w:w="20" w:type="dxa"/>
-              <w:right w:w="50" w:type="dxa"/>
+              <w:top w:w="16" w:type="dxa"/>
+              <w:left w:w="40" w:type="dxa"/>
+              <w:bottom w:w="16" w:type="dxa"/>
+              <w:right w:w="40" w:type="dxa"/>
             </w:tcMar>
           </w:tcPr>
           <w:p>
@@ -6177,10 +6681,10 @@
             </w:tcBorders>
             <w:shd w:val="clear" w:color="auto" w:fill="F9FBF9"/>
             <w:tcMar>
-              <w:top w:w="20" w:type="dxa"/>
-              <w:left w:w="50" w:type="dxa"/>
-              <w:bottom w:w="20" w:type="dxa"/>
-              <w:right w:w="50" w:type="dxa"/>
+              <w:top w:w="16" w:type="dxa"/>
+              <w:left w:w="40" w:type="dxa"/>
+              <w:bottom w:w="16" w:type="dxa"/>
+              <w:right w:w="40" w:type="dxa"/>
             </w:tcMar>
           </w:tcPr>
           <w:p>
@@ -6204,10 +6708,10 @@
             </w:tcBorders>
             <w:shd w:val="clear" w:color="auto" w:fill="F9FBF9"/>
             <w:tcMar>
-              <w:top w:w="20" w:type="dxa"/>
-              <w:left w:w="50" w:type="dxa"/>
-              <w:bottom w:w="20" w:type="dxa"/>
-              <w:right w:w="50" w:type="dxa"/>
+              <w:top w:w="16" w:type="dxa"/>
+              <w:left w:w="40" w:type="dxa"/>
+              <w:bottom w:w="16" w:type="dxa"/>
+              <w:right w:w="40" w:type="dxa"/>
             </w:tcMar>
           </w:tcPr>
           <w:p>
@@ -6236,10 +6740,10 @@
             </w:tcBorders>
             <w:shd w:val="clear" w:color="auto" w:fill="FFFFFF"/>
             <w:tcMar>
-              <w:top w:w="20" w:type="dxa"/>
-              <w:left w:w="50" w:type="dxa"/>
-              <w:bottom w:w="20" w:type="dxa"/>
-              <w:right w:w="50" w:type="dxa"/>
+              <w:top w:w="16" w:type="dxa"/>
+              <w:left w:w="40" w:type="dxa"/>
+              <w:bottom w:w="16" w:type="dxa"/>
+              <w:right w:w="40" w:type="dxa"/>
             </w:tcMar>
           </w:tcPr>
           <w:p>
@@ -6267,10 +6771,10 @@
             </w:tcBorders>
             <w:shd w:val="clear" w:color="auto" w:fill="FFFFFF"/>
             <w:tcMar>
-              <w:top w:w="20" w:type="dxa"/>
-              <w:left w:w="50" w:type="dxa"/>
-              <w:bottom w:w="20" w:type="dxa"/>
-              <w:right w:w="50" w:type="dxa"/>
+              <w:top w:w="16" w:type="dxa"/>
+              <w:left w:w="40" w:type="dxa"/>
+              <w:bottom w:w="16" w:type="dxa"/>
+              <w:right w:w="40" w:type="dxa"/>
             </w:tcMar>
           </w:tcPr>
           <w:p>
@@ -6294,10 +6798,10 @@
             </w:tcBorders>
             <w:shd w:val="clear" w:color="auto" w:fill="FFFFFF"/>
             <w:tcMar>
-              <w:top w:w="20" w:type="dxa"/>
-              <w:left w:w="50" w:type="dxa"/>
-              <w:bottom w:w="20" w:type="dxa"/>
-              <w:right w:w="50" w:type="dxa"/>
+              <w:top w:w="16" w:type="dxa"/>
+              <w:left w:w="40" w:type="dxa"/>
+              <w:bottom w:w="16" w:type="dxa"/>
+              <w:right w:w="40" w:type="dxa"/>
             </w:tcMar>
           </w:tcPr>
           <w:p>
@@ -6321,10 +6825,10 @@
             </w:tcBorders>
             <w:shd w:val="clear" w:color="auto" w:fill="FFFFFF"/>
             <w:tcMar>
-              <w:top w:w="20" w:type="dxa"/>
-              <w:left w:w="50" w:type="dxa"/>
-              <w:bottom w:w="20" w:type="dxa"/>
-              <w:right w:w="50" w:type="dxa"/>
+              <w:top w:w="16" w:type="dxa"/>
+              <w:left w:w="40" w:type="dxa"/>
+              <w:bottom w:w="16" w:type="dxa"/>
+              <w:right w:w="40" w:type="dxa"/>
             </w:tcMar>
           </w:tcPr>
           <w:p>
@@ -6351,10 +6855,10 @@
             </w:tcBorders>
             <w:shd w:val="clear" w:color="auto" w:fill="FFFFFF"/>
             <w:tcMar>
-              <w:top w:w="20" w:type="dxa"/>
-              <w:left w:w="50" w:type="dxa"/>
-              <w:bottom w:w="20" w:type="dxa"/>
-              <w:right w:w="50" w:type="dxa"/>
+              <w:top w:w="16" w:type="dxa"/>
+              <w:left w:w="40" w:type="dxa"/>
+              <w:bottom w:w="16" w:type="dxa"/>
+              <w:right w:w="40" w:type="dxa"/>
             </w:tcMar>
           </w:tcPr>
           <w:p>
@@ -6381,10 +6885,10 @@
             </w:tcBorders>
             <w:shd w:val="clear" w:color="auto" w:fill="FFFFFF"/>
             <w:tcMar>
-              <w:top w:w="20" w:type="dxa"/>
-              <w:left w:w="50" w:type="dxa"/>
-              <w:bottom w:w="20" w:type="dxa"/>
-              <w:right w:w="50" w:type="dxa"/>
+              <w:top w:w="16" w:type="dxa"/>
+              <w:left w:w="40" w:type="dxa"/>
+              <w:bottom w:w="16" w:type="dxa"/>
+              <w:right w:w="40" w:type="dxa"/>
             </w:tcMar>
           </w:tcPr>
           <w:p>
@@ -6408,10 +6912,10 @@
             </w:tcBorders>
             <w:shd w:val="clear" w:color="auto" w:fill="FFFFFF"/>
             <w:tcMar>
-              <w:top w:w="20" w:type="dxa"/>
-              <w:left w:w="50" w:type="dxa"/>
-              <w:bottom w:w="20" w:type="dxa"/>
-              <w:right w:w="50" w:type="dxa"/>
+              <w:top w:w="16" w:type="dxa"/>
+              <w:left w:w="40" w:type="dxa"/>
+              <w:bottom w:w="16" w:type="dxa"/>
+              <w:right w:w="40" w:type="dxa"/>
             </w:tcMar>
           </w:tcPr>
           <w:p>
@@ -6440,10 +6944,10 @@
             </w:tcBorders>
             <w:shd w:val="clear" w:color="auto" w:fill="F9FBF9"/>
             <w:tcMar>
-              <w:top w:w="20" w:type="dxa"/>
-              <w:left w:w="50" w:type="dxa"/>
-              <w:bottom w:w="20" w:type="dxa"/>
-              <w:right w:w="50" w:type="dxa"/>
+              <w:top w:w="16" w:type="dxa"/>
+              <w:left w:w="40" w:type="dxa"/>
+              <w:bottom w:w="16" w:type="dxa"/>
+              <w:right w:w="40" w:type="dxa"/>
             </w:tcMar>
           </w:tcPr>
           <w:p>
@@ -6471,10 +6975,10 @@
             </w:tcBorders>
             <w:shd w:val="clear" w:color="auto" w:fill="F9FBF9"/>
             <w:tcMar>
-              <w:top w:w="20" w:type="dxa"/>
-              <w:left w:w="50" w:type="dxa"/>
-              <w:bottom w:w="20" w:type="dxa"/>
-              <w:right w:w="50" w:type="dxa"/>
+              <w:top w:w="16" w:type="dxa"/>
+              <w:left w:w="40" w:type="dxa"/>
+              <w:bottom w:w="16" w:type="dxa"/>
+              <w:right w:w="40" w:type="dxa"/>
             </w:tcMar>
           </w:tcPr>
           <w:p>
@@ -6498,10 +7002,10 @@
             </w:tcBorders>
             <w:shd w:val="clear" w:color="auto" w:fill="F9FBF9"/>
             <w:tcMar>
-              <w:top w:w="20" w:type="dxa"/>
-              <w:left w:w="50" w:type="dxa"/>
-              <w:bottom w:w="20" w:type="dxa"/>
-              <w:right w:w="50" w:type="dxa"/>
+              <w:top w:w="16" w:type="dxa"/>
+              <w:left w:w="40" w:type="dxa"/>
+              <w:bottom w:w="16" w:type="dxa"/>
+              <w:right w:w="40" w:type="dxa"/>
             </w:tcMar>
           </w:tcPr>
           <w:p>
@@ -6525,10 +7029,10 @@
             </w:tcBorders>
             <w:shd w:val="clear" w:color="auto" w:fill="F9FBF9"/>
             <w:tcMar>
-              <w:top w:w="20" w:type="dxa"/>
-              <w:left w:w="50" w:type="dxa"/>
-              <w:bottom w:w="20" w:type="dxa"/>
-              <w:right w:w="50" w:type="dxa"/>
+              <w:top w:w="16" w:type="dxa"/>
+              <w:left w:w="40" w:type="dxa"/>
+              <w:bottom w:w="16" w:type="dxa"/>
+              <w:right w:w="40" w:type="dxa"/>
             </w:tcMar>
           </w:tcPr>
           <w:p>
@@ -6555,10 +7059,10 @@
             </w:tcBorders>
             <w:shd w:val="clear" w:color="auto" w:fill="F9FBF9"/>
             <w:tcMar>
-              <w:top w:w="20" w:type="dxa"/>
-              <w:left w:w="50" w:type="dxa"/>
-              <w:bottom w:w="20" w:type="dxa"/>
-              <w:right w:w="50" w:type="dxa"/>
+              <w:top w:w="16" w:type="dxa"/>
+              <w:left w:w="40" w:type="dxa"/>
+              <w:bottom w:w="16" w:type="dxa"/>
+              <w:right w:w="40" w:type="dxa"/>
             </w:tcMar>
           </w:tcPr>
           <w:p>
@@ -6585,10 +7089,10 @@
             </w:tcBorders>
             <w:shd w:val="clear" w:color="auto" w:fill="F9FBF9"/>
             <w:tcMar>
-              <w:top w:w="20" w:type="dxa"/>
-              <w:left w:w="50" w:type="dxa"/>
-              <w:bottom w:w="20" w:type="dxa"/>
-              <w:right w:w="50" w:type="dxa"/>
+              <w:top w:w="16" w:type="dxa"/>
+              <w:left w:w="40" w:type="dxa"/>
+              <w:bottom w:w="16" w:type="dxa"/>
+              <w:right w:w="40" w:type="dxa"/>
             </w:tcMar>
           </w:tcPr>
           <w:p>
@@ -6612,10 +7116,10 @@
             </w:tcBorders>
             <w:shd w:val="clear" w:color="auto" w:fill="F9FBF9"/>
             <w:tcMar>
-              <w:top w:w="20" w:type="dxa"/>
-              <w:left w:w="50" w:type="dxa"/>
-              <w:bottom w:w="20" w:type="dxa"/>
-              <w:right w:w="50" w:type="dxa"/>
+              <w:top w:w="16" w:type="dxa"/>
+              <w:left w:w="40" w:type="dxa"/>
+              <w:bottom w:w="16" w:type="dxa"/>
+              <w:right w:w="40" w:type="dxa"/>
             </w:tcMar>
           </w:tcPr>
           <w:p>
@@ -6644,10 +7148,10 @@
             </w:tcBorders>
             <w:shd w:val="clear" w:color="auto" w:fill="FFFFFF"/>
             <w:tcMar>
-              <w:top w:w="20" w:type="dxa"/>
-              <w:left w:w="50" w:type="dxa"/>
-              <w:bottom w:w="20" w:type="dxa"/>
-              <w:right w:w="50" w:type="dxa"/>
+              <w:top w:w="16" w:type="dxa"/>
+              <w:left w:w="40" w:type="dxa"/>
+              <w:bottom w:w="16" w:type="dxa"/>
+              <w:right w:w="40" w:type="dxa"/>
             </w:tcMar>
           </w:tcPr>
           <w:p>
@@ -6675,10 +7179,10 @@
             </w:tcBorders>
             <w:shd w:val="clear" w:color="auto" w:fill="FFFFFF"/>
             <w:tcMar>
-              <w:top w:w="20" w:type="dxa"/>
-              <w:left w:w="50" w:type="dxa"/>
-              <w:bottom w:w="20" w:type="dxa"/>
-              <w:right w:w="50" w:type="dxa"/>
+              <w:top w:w="16" w:type="dxa"/>
+              <w:left w:w="40" w:type="dxa"/>
+              <w:bottom w:w="16" w:type="dxa"/>
+              <w:right w:w="40" w:type="dxa"/>
             </w:tcMar>
           </w:tcPr>
           <w:p>
@@ -6702,10 +7206,10 @@
             </w:tcBorders>
             <w:shd w:val="clear" w:color="auto" w:fill="FFFFFF"/>
             <w:tcMar>
-              <w:top w:w="20" w:type="dxa"/>
-              <w:left w:w="50" w:type="dxa"/>
-              <w:bottom w:w="20" w:type="dxa"/>
-              <w:right w:w="50" w:type="dxa"/>
+              <w:top w:w="16" w:type="dxa"/>
+              <w:left w:w="40" w:type="dxa"/>
+              <w:bottom w:w="16" w:type="dxa"/>
+              <w:right w:w="40" w:type="dxa"/>
             </w:tcMar>
           </w:tcPr>
           <w:p>
@@ -6729,10 +7233,10 @@
             </w:tcBorders>
             <w:shd w:val="clear" w:color="auto" w:fill="FFFFFF"/>
             <w:tcMar>
-              <w:top w:w="20" w:type="dxa"/>
-              <w:left w:w="50" w:type="dxa"/>
-              <w:bottom w:w="20" w:type="dxa"/>
-              <w:right w:w="50" w:type="dxa"/>
+              <w:top w:w="16" w:type="dxa"/>
+              <w:left w:w="40" w:type="dxa"/>
+              <w:bottom w:w="16" w:type="dxa"/>
+              <w:right w:w="40" w:type="dxa"/>
             </w:tcMar>
           </w:tcPr>
           <w:p>
@@ -6759,10 +7263,10 @@
             </w:tcBorders>
             <w:shd w:val="clear" w:color="auto" w:fill="FFFFFF"/>
             <w:tcMar>
-              <w:top w:w="20" w:type="dxa"/>
-              <w:left w:w="50" w:type="dxa"/>
-              <w:bottom w:w="20" w:type="dxa"/>
-              <w:right w:w="50" w:type="dxa"/>
+              <w:top w:w="16" w:type="dxa"/>
+              <w:left w:w="40" w:type="dxa"/>
+              <w:bottom w:w="16" w:type="dxa"/>
+              <w:right w:w="40" w:type="dxa"/>
             </w:tcMar>
           </w:tcPr>
           <w:p>
@@ -6789,10 +7293,10 @@
             </w:tcBorders>
             <w:shd w:val="clear" w:color="auto" w:fill="FFFFFF"/>
             <w:tcMar>
-              <w:top w:w="20" w:type="dxa"/>
-              <w:left w:w="50" w:type="dxa"/>
-              <w:bottom w:w="20" w:type="dxa"/>
-              <w:right w:w="50" w:type="dxa"/>
+              <w:top w:w="16" w:type="dxa"/>
+              <w:left w:w="40" w:type="dxa"/>
+              <w:bottom w:w="16" w:type="dxa"/>
+              <w:right w:w="40" w:type="dxa"/>
             </w:tcMar>
           </w:tcPr>
           <w:p>
@@ -6816,10 +7320,10 @@
             </w:tcBorders>
             <w:shd w:val="clear" w:color="auto" w:fill="FFFFFF"/>
             <w:tcMar>
-              <w:top w:w="20" w:type="dxa"/>
-              <w:left w:w="50" w:type="dxa"/>
-              <w:bottom w:w="20" w:type="dxa"/>
-              <w:right w:w="50" w:type="dxa"/>
+              <w:top w:w="16" w:type="dxa"/>
+              <w:left w:w="40" w:type="dxa"/>
+              <w:bottom w:w="16" w:type="dxa"/>
+              <w:right w:w="40" w:type="dxa"/>
             </w:tcMar>
           </w:tcPr>
           <w:p>
@@ -6848,10 +7352,10 @@
             </w:tcBorders>
             <w:shd w:val="clear" w:color="auto" w:fill="F9FBF9"/>
             <w:tcMar>
-              <w:top w:w="20" w:type="dxa"/>
-              <w:left w:w="50" w:type="dxa"/>
-              <w:bottom w:w="20" w:type="dxa"/>
-              <w:right w:w="50" w:type="dxa"/>
+              <w:top w:w="16" w:type="dxa"/>
+              <w:left w:w="40" w:type="dxa"/>
+              <w:bottom w:w="16" w:type="dxa"/>
+              <w:right w:w="40" w:type="dxa"/>
             </w:tcMar>
           </w:tcPr>
           <w:p>
@@ -6879,10 +7383,10 @@
             </w:tcBorders>
             <w:shd w:val="clear" w:color="auto" w:fill="F9FBF9"/>
             <w:tcMar>
-              <w:top w:w="20" w:type="dxa"/>
-              <w:left w:w="50" w:type="dxa"/>
-              <w:bottom w:w="20" w:type="dxa"/>
-              <w:right w:w="50" w:type="dxa"/>
+              <w:top w:w="16" w:type="dxa"/>
+              <w:left w:w="40" w:type="dxa"/>
+              <w:bottom w:w="16" w:type="dxa"/>
+              <w:right w:w="40" w:type="dxa"/>
             </w:tcMar>
           </w:tcPr>
           <w:p>
@@ -6906,10 +7410,10 @@
             </w:tcBorders>
             <w:shd w:val="clear" w:color="auto" w:fill="F9FBF9"/>
             <w:tcMar>
-              <w:top w:w="20" w:type="dxa"/>
-              <w:left w:w="50" w:type="dxa"/>
-              <w:bottom w:w="20" w:type="dxa"/>
-              <w:right w:w="50" w:type="dxa"/>
+              <w:top w:w="16" w:type="dxa"/>
+              <w:left w:w="40" w:type="dxa"/>
+              <w:bottom w:w="16" w:type="dxa"/>
+              <w:right w:w="40" w:type="dxa"/>
             </w:tcMar>
           </w:tcPr>
           <w:p>
@@ -6933,10 +7437,10 @@
             </w:tcBorders>
             <w:shd w:val="clear" w:color="auto" w:fill="F9FBF9"/>
             <w:tcMar>
-              <w:top w:w="20" w:type="dxa"/>
-              <w:left w:w="50" w:type="dxa"/>
-              <w:bottom w:w="20" w:type="dxa"/>
-              <w:right w:w="50" w:type="dxa"/>
+              <w:top w:w="16" w:type="dxa"/>
+              <w:left w:w="40" w:type="dxa"/>
+              <w:bottom w:w="16" w:type="dxa"/>
+              <w:right w:w="40" w:type="dxa"/>
             </w:tcMar>
           </w:tcPr>
           <w:p>
@@ -6963,10 +7467,10 @@
             </w:tcBorders>
             <w:shd w:val="clear" w:color="auto" w:fill="F9FBF9"/>
             <w:tcMar>
-              <w:top w:w="20" w:type="dxa"/>
-              <w:left w:w="50" w:type="dxa"/>
-              <w:bottom w:w="20" w:type="dxa"/>
-              <w:right w:w="50" w:type="dxa"/>
+              <w:top w:w="16" w:type="dxa"/>
+              <w:left w:w="40" w:type="dxa"/>
+              <w:bottom w:w="16" w:type="dxa"/>
+              <w:right w:w="40" w:type="dxa"/>
             </w:tcMar>
           </w:tcPr>
           <w:p>
@@ -6993,10 +7497,10 @@
             </w:tcBorders>
             <w:shd w:val="clear" w:color="auto" w:fill="F9FBF9"/>
             <w:tcMar>
-              <w:top w:w="20" w:type="dxa"/>
-              <w:left w:w="50" w:type="dxa"/>
-              <w:bottom w:w="20" w:type="dxa"/>
-              <w:right w:w="50" w:type="dxa"/>
+              <w:top w:w="16" w:type="dxa"/>
+              <w:left w:w="40" w:type="dxa"/>
+              <w:bottom w:w="16" w:type="dxa"/>
+              <w:right w:w="40" w:type="dxa"/>
             </w:tcMar>
           </w:tcPr>
           <w:p>
@@ -7020,10 +7524,10 @@
             </w:tcBorders>
             <w:shd w:val="clear" w:color="auto" w:fill="F9FBF9"/>
             <w:tcMar>
-              <w:top w:w="20" w:type="dxa"/>
-              <w:left w:w="50" w:type="dxa"/>
-              <w:bottom w:w="20" w:type="dxa"/>
-              <w:right w:w="50" w:type="dxa"/>
+              <w:top w:w="16" w:type="dxa"/>
+              <w:left w:w="40" w:type="dxa"/>
+              <w:bottom w:w="16" w:type="dxa"/>
+              <w:right w:w="40" w:type="dxa"/>
             </w:tcMar>
           </w:tcPr>
           <w:p>
@@ -7052,10 +7556,10 @@
             </w:tcBorders>
             <w:shd w:val="clear" w:color="auto" w:fill="FFFFFF"/>
             <w:tcMar>
-              <w:top w:w="20" w:type="dxa"/>
-              <w:left w:w="50" w:type="dxa"/>
-              <w:bottom w:w="20" w:type="dxa"/>
-              <w:right w:w="50" w:type="dxa"/>
+              <w:top w:w="16" w:type="dxa"/>
+              <w:left w:w="40" w:type="dxa"/>
+              <w:bottom w:w="16" w:type="dxa"/>
+              <w:right w:w="40" w:type="dxa"/>
             </w:tcMar>
           </w:tcPr>
           <w:p>
@@ -7068,6 +7572,7 @@
                 <w:color w:val="222222"/>
                 <w:sz w:val="14"/>
               </w:rPr>
+              <w:lastRenderedPageBreak/>
               <w:t>7</w:t>
             </w:r>
           </w:p>
@@ -7083,10 +7588,10 @@
             </w:tcBorders>
             <w:shd w:val="clear" w:color="auto" w:fill="FFFFFF"/>
             <w:tcMar>
-              <w:top w:w="20" w:type="dxa"/>
-              <w:left w:w="50" w:type="dxa"/>
-              <w:bottom w:w="20" w:type="dxa"/>
-              <w:right w:w="50" w:type="dxa"/>
+              <w:top w:w="16" w:type="dxa"/>
+              <w:left w:w="40" w:type="dxa"/>
+              <w:bottom w:w="16" w:type="dxa"/>
+              <w:right w:w="40" w:type="dxa"/>
             </w:tcMar>
           </w:tcPr>
           <w:p>
@@ -7110,10 +7615,10 @@
             </w:tcBorders>
             <w:shd w:val="clear" w:color="auto" w:fill="FFFFFF"/>
             <w:tcMar>
-              <w:top w:w="20" w:type="dxa"/>
-              <w:left w:w="50" w:type="dxa"/>
-              <w:bottom w:w="20" w:type="dxa"/>
-              <w:right w:w="50" w:type="dxa"/>
+              <w:top w:w="16" w:type="dxa"/>
+              <w:left w:w="40" w:type="dxa"/>
+              <w:bottom w:w="16" w:type="dxa"/>
+              <w:right w:w="40" w:type="dxa"/>
             </w:tcMar>
           </w:tcPr>
           <w:p>
@@ -7137,10 +7642,10 @@
             </w:tcBorders>
             <w:shd w:val="clear" w:color="auto" w:fill="FFFFFF"/>
             <w:tcMar>
-              <w:top w:w="20" w:type="dxa"/>
-              <w:left w:w="50" w:type="dxa"/>
-              <w:bottom w:w="20" w:type="dxa"/>
-              <w:right w:w="50" w:type="dxa"/>
+              <w:top w:w="16" w:type="dxa"/>
+              <w:left w:w="40" w:type="dxa"/>
+              <w:bottom w:w="16" w:type="dxa"/>
+              <w:right w:w="40" w:type="dxa"/>
             </w:tcMar>
           </w:tcPr>
           <w:p>
@@ -7167,10 +7672,10 @@
             </w:tcBorders>
             <w:shd w:val="clear" w:color="auto" w:fill="FFFFFF"/>
             <w:tcMar>
-              <w:top w:w="20" w:type="dxa"/>
-              <w:left w:w="50" w:type="dxa"/>
-              <w:bottom w:w="20" w:type="dxa"/>
-              <w:right w:w="50" w:type="dxa"/>
+              <w:top w:w="16" w:type="dxa"/>
+              <w:left w:w="40" w:type="dxa"/>
+              <w:bottom w:w="16" w:type="dxa"/>
+              <w:right w:w="40" w:type="dxa"/>
             </w:tcMar>
           </w:tcPr>
           <w:p>
@@ -7197,10 +7702,10 @@
             </w:tcBorders>
             <w:shd w:val="clear" w:color="auto" w:fill="FFFFFF"/>
             <w:tcMar>
-              <w:top w:w="20" w:type="dxa"/>
-              <w:left w:w="50" w:type="dxa"/>
-              <w:bottom w:w="20" w:type="dxa"/>
-              <w:right w:w="50" w:type="dxa"/>
+              <w:top w:w="16" w:type="dxa"/>
+              <w:left w:w="40" w:type="dxa"/>
+              <w:bottom w:w="16" w:type="dxa"/>
+              <w:right w:w="40" w:type="dxa"/>
             </w:tcMar>
           </w:tcPr>
           <w:p>
@@ -7224,10 +7729,10 @@
             </w:tcBorders>
             <w:shd w:val="clear" w:color="auto" w:fill="FFFFFF"/>
             <w:tcMar>
-              <w:top w:w="20" w:type="dxa"/>
-              <w:left w:w="50" w:type="dxa"/>
-              <w:bottom w:w="20" w:type="dxa"/>
-              <w:right w:w="50" w:type="dxa"/>
+              <w:top w:w="16" w:type="dxa"/>
+              <w:left w:w="40" w:type="dxa"/>
+              <w:bottom w:w="16" w:type="dxa"/>
+              <w:right w:w="40" w:type="dxa"/>
             </w:tcMar>
           </w:tcPr>
           <w:p>
@@ -7256,10 +7761,10 @@
             </w:tcBorders>
             <w:shd w:val="clear" w:color="auto" w:fill="F9FBF9"/>
             <w:tcMar>
-              <w:top w:w="20" w:type="dxa"/>
-              <w:left w:w="50" w:type="dxa"/>
-              <w:bottom w:w="20" w:type="dxa"/>
-              <w:right w:w="50" w:type="dxa"/>
+              <w:top w:w="16" w:type="dxa"/>
+              <w:left w:w="40" w:type="dxa"/>
+              <w:bottom w:w="16" w:type="dxa"/>
+              <w:right w:w="40" w:type="dxa"/>
             </w:tcMar>
           </w:tcPr>
           <w:p>
@@ -7287,10 +7792,10 @@
             </w:tcBorders>
             <w:shd w:val="clear" w:color="auto" w:fill="F9FBF9"/>
             <w:tcMar>
-              <w:top w:w="20" w:type="dxa"/>
-              <w:left w:w="50" w:type="dxa"/>
-              <w:bottom w:w="20" w:type="dxa"/>
-              <w:right w:w="50" w:type="dxa"/>
+              <w:top w:w="16" w:type="dxa"/>
+              <w:left w:w="40" w:type="dxa"/>
+              <w:bottom w:w="16" w:type="dxa"/>
+              <w:right w:w="40" w:type="dxa"/>
             </w:tcMar>
           </w:tcPr>
           <w:p>
@@ -7314,10 +7819,10 @@
             </w:tcBorders>
             <w:shd w:val="clear" w:color="auto" w:fill="F9FBF9"/>
             <w:tcMar>
-              <w:top w:w="20" w:type="dxa"/>
-              <w:left w:w="50" w:type="dxa"/>
-              <w:bottom w:w="20" w:type="dxa"/>
-              <w:right w:w="50" w:type="dxa"/>
+              <w:top w:w="16" w:type="dxa"/>
+              <w:left w:w="40" w:type="dxa"/>
+              <w:bottom w:w="16" w:type="dxa"/>
+              <w:right w:w="40" w:type="dxa"/>
             </w:tcMar>
           </w:tcPr>
           <w:p>
@@ -7341,10 +7846,10 @@
             </w:tcBorders>
             <w:shd w:val="clear" w:color="auto" w:fill="F9FBF9"/>
             <w:tcMar>
-              <w:top w:w="20" w:type="dxa"/>
-              <w:left w:w="50" w:type="dxa"/>
-              <w:bottom w:w="20" w:type="dxa"/>
-              <w:right w:w="50" w:type="dxa"/>
+              <w:top w:w="16" w:type="dxa"/>
+              <w:left w:w="40" w:type="dxa"/>
+              <w:bottom w:w="16" w:type="dxa"/>
+              <w:right w:w="40" w:type="dxa"/>
             </w:tcMar>
           </w:tcPr>
           <w:p>
@@ -7371,10 +7876,10 @@
             </w:tcBorders>
             <w:shd w:val="clear" w:color="auto" w:fill="F9FBF9"/>
             <w:tcMar>
-              <w:top w:w="20" w:type="dxa"/>
-              <w:left w:w="50" w:type="dxa"/>
-              <w:bottom w:w="20" w:type="dxa"/>
-              <w:right w:w="50" w:type="dxa"/>
+              <w:top w:w="16" w:type="dxa"/>
+              <w:left w:w="40" w:type="dxa"/>
+              <w:bottom w:w="16" w:type="dxa"/>
+              <w:right w:w="40" w:type="dxa"/>
             </w:tcMar>
           </w:tcPr>
           <w:p>
@@ -7401,10 +7906,10 @@
             </w:tcBorders>
             <w:shd w:val="clear" w:color="auto" w:fill="F9FBF9"/>
             <w:tcMar>
-              <w:top w:w="20" w:type="dxa"/>
-              <w:left w:w="50" w:type="dxa"/>
-              <w:bottom w:w="20" w:type="dxa"/>
-              <w:right w:w="50" w:type="dxa"/>
+              <w:top w:w="16" w:type="dxa"/>
+              <w:left w:w="40" w:type="dxa"/>
+              <w:bottom w:w="16" w:type="dxa"/>
+              <w:right w:w="40" w:type="dxa"/>
             </w:tcMar>
           </w:tcPr>
           <w:p>
@@ -7428,10 +7933,10 @@
             </w:tcBorders>
             <w:shd w:val="clear" w:color="auto" w:fill="F9FBF9"/>
             <w:tcMar>
-              <w:top w:w="20" w:type="dxa"/>
-              <w:left w:w="50" w:type="dxa"/>
-              <w:bottom w:w="20" w:type="dxa"/>
-              <w:right w:w="50" w:type="dxa"/>
+              <w:top w:w="16" w:type="dxa"/>
+              <w:left w:w="40" w:type="dxa"/>
+              <w:bottom w:w="16" w:type="dxa"/>
+              <w:right w:w="40" w:type="dxa"/>
             </w:tcMar>
           </w:tcPr>
           <w:p>
@@ -7460,10 +7965,10 @@
             </w:tcBorders>
             <w:shd w:val="clear" w:color="auto" w:fill="FFFFFF"/>
             <w:tcMar>
-              <w:top w:w="20" w:type="dxa"/>
-              <w:left w:w="50" w:type="dxa"/>
-              <w:bottom w:w="20" w:type="dxa"/>
-              <w:right w:w="50" w:type="dxa"/>
+              <w:top w:w="16" w:type="dxa"/>
+              <w:left w:w="40" w:type="dxa"/>
+              <w:bottom w:w="16" w:type="dxa"/>
+              <w:right w:w="40" w:type="dxa"/>
             </w:tcMar>
           </w:tcPr>
           <w:p>
@@ -7491,10 +7996,10 @@
             </w:tcBorders>
             <w:shd w:val="clear" w:color="auto" w:fill="FFFFFF"/>
             <w:tcMar>
-              <w:top w:w="20" w:type="dxa"/>
-              <w:left w:w="50" w:type="dxa"/>
-              <w:bottom w:w="20" w:type="dxa"/>
-              <w:right w:w="50" w:type="dxa"/>
+              <w:top w:w="16" w:type="dxa"/>
+              <w:left w:w="40" w:type="dxa"/>
+              <w:bottom w:w="16" w:type="dxa"/>
+              <w:right w:w="40" w:type="dxa"/>
             </w:tcMar>
           </w:tcPr>
           <w:p>
@@ -7518,10 +8023,10 @@
             </w:tcBorders>
             <w:shd w:val="clear" w:color="auto" w:fill="FFFFFF"/>
             <w:tcMar>
-              <w:top w:w="20" w:type="dxa"/>
-              <w:left w:w="50" w:type="dxa"/>
-              <w:bottom w:w="20" w:type="dxa"/>
-              <w:right w:w="50" w:type="dxa"/>
+              <w:top w:w="16" w:type="dxa"/>
+              <w:left w:w="40" w:type="dxa"/>
+              <w:bottom w:w="16" w:type="dxa"/>
+              <w:right w:w="40" w:type="dxa"/>
             </w:tcMar>
           </w:tcPr>
           <w:p>
@@ -7545,10 +8050,10 @@
             </w:tcBorders>
             <w:shd w:val="clear" w:color="auto" w:fill="FFFFFF"/>
             <w:tcMar>
-              <w:top w:w="20" w:type="dxa"/>
-              <w:left w:w="50" w:type="dxa"/>
-              <w:bottom w:w="20" w:type="dxa"/>
-              <w:right w:w="50" w:type="dxa"/>
+              <w:top w:w="16" w:type="dxa"/>
+              <w:left w:w="40" w:type="dxa"/>
+              <w:bottom w:w="16" w:type="dxa"/>
+              <w:right w:w="40" w:type="dxa"/>
             </w:tcMar>
           </w:tcPr>
           <w:p>
@@ -7575,10 +8080,10 @@
             </w:tcBorders>
             <w:shd w:val="clear" w:color="auto" w:fill="FFFFFF"/>
             <w:tcMar>
-              <w:top w:w="20" w:type="dxa"/>
-              <w:left w:w="50" w:type="dxa"/>
-              <w:bottom w:w="20" w:type="dxa"/>
-              <w:right w:w="50" w:type="dxa"/>
+              <w:top w:w="16" w:type="dxa"/>
+              <w:left w:w="40" w:type="dxa"/>
+              <w:bottom w:w="16" w:type="dxa"/>
+              <w:right w:w="40" w:type="dxa"/>
             </w:tcMar>
           </w:tcPr>
           <w:p>
@@ -7605,10 +8110,10 @@
             </w:tcBorders>
             <w:shd w:val="clear" w:color="auto" w:fill="FFFFFF"/>
             <w:tcMar>
-              <w:top w:w="20" w:type="dxa"/>
-              <w:left w:w="50" w:type="dxa"/>
-              <w:bottom w:w="20" w:type="dxa"/>
-              <w:right w:w="50" w:type="dxa"/>
+              <w:top w:w="16" w:type="dxa"/>
+              <w:left w:w="40" w:type="dxa"/>
+              <w:bottom w:w="16" w:type="dxa"/>
+              <w:right w:w="40" w:type="dxa"/>
             </w:tcMar>
           </w:tcPr>
           <w:p>
@@ -7632,10 +8137,10 @@
             </w:tcBorders>
             <w:shd w:val="clear" w:color="auto" w:fill="FFFFFF"/>
             <w:tcMar>
-              <w:top w:w="20" w:type="dxa"/>
-              <w:left w:w="50" w:type="dxa"/>
-              <w:bottom w:w="20" w:type="dxa"/>
-              <w:right w:w="50" w:type="dxa"/>
+              <w:top w:w="16" w:type="dxa"/>
+              <w:left w:w="40" w:type="dxa"/>
+              <w:bottom w:w="16" w:type="dxa"/>
+              <w:right w:w="40" w:type="dxa"/>
             </w:tcMar>
           </w:tcPr>
           <w:p>
@@ -7655,20 +8160,20 @@
         <w:pBdr>
           <w:bottom w:val="single" w:sz="4" w:space="1" w:color="2E7D32"/>
         </w:pBdr>
-        <w:spacing w:before="80" w:after="30"/>
+        <w:spacing w:before="70" w:after="20"/>
       </w:pPr>
       <w:r>
         <w:rPr>
           <w:b/>
           <w:color w:val="1B5E20"/>
-          <w:sz w:val="19"/>
+          <w:sz w:val="18"/>
         </w:rPr>
         <w:t>1.8 Bagan Alur Kerangka Kerja Riset Bab 1</w:t>
       </w:r>
     </w:p>
     <w:p>
       <w:pPr>
-        <w:spacing w:before="50" w:after="20"/>
+        <w:spacing w:before="40" w:after="20"/>
       </w:pPr>
       <w:r>
         <w:rPr>
@@ -7709,10 +8214,10 @@
             </w:tcBorders>
             <w:shd w:val="clear" w:color="auto" w:fill="2E7D32"/>
             <w:tcMar>
-              <w:top w:w="30" w:type="dxa"/>
-              <w:left w:w="50" w:type="dxa"/>
-              <w:bottom w:w="30" w:type="dxa"/>
-              <w:right w:w="50" w:type="dxa"/>
+              <w:top w:w="18" w:type="dxa"/>
+              <w:left w:w="40" w:type="dxa"/>
+              <w:bottom w:w="18" w:type="dxa"/>
+              <w:right w:w="40" w:type="dxa"/>
             </w:tcMar>
           </w:tcPr>
           <w:p>
@@ -7737,10 +8242,10 @@
             </w:tcBorders>
             <w:shd w:val="clear" w:color="auto" w:fill="2E7D32"/>
             <w:tcMar>
-              <w:top w:w="30" w:type="dxa"/>
-              <w:left w:w="50" w:type="dxa"/>
-              <w:bottom w:w="30" w:type="dxa"/>
-              <w:right w:w="50" w:type="dxa"/>
+              <w:top w:w="18" w:type="dxa"/>
+              <w:left w:w="40" w:type="dxa"/>
+              <w:bottom w:w="18" w:type="dxa"/>
+              <w:right w:w="40" w:type="dxa"/>
             </w:tcMar>
           </w:tcPr>
           <w:p>
@@ -7765,10 +8270,10 @@
             </w:tcBorders>
             <w:shd w:val="clear" w:color="auto" w:fill="2E7D32"/>
             <w:tcMar>
-              <w:top w:w="30" w:type="dxa"/>
-              <w:left w:w="50" w:type="dxa"/>
-              <w:bottom w:w="30" w:type="dxa"/>
-              <w:right w:w="50" w:type="dxa"/>
+              <w:top w:w="18" w:type="dxa"/>
+              <w:left w:w="40" w:type="dxa"/>
+              <w:bottom w:w="18" w:type="dxa"/>
+              <w:right w:w="40" w:type="dxa"/>
             </w:tcMar>
           </w:tcPr>
           <w:p>
@@ -7793,10 +8298,10 @@
             </w:tcBorders>
             <w:shd w:val="clear" w:color="auto" w:fill="2E7D32"/>
             <w:tcMar>
-              <w:top w:w="30" w:type="dxa"/>
-              <w:left w:w="50" w:type="dxa"/>
-              <w:bottom w:w="30" w:type="dxa"/>
-              <w:right w:w="50" w:type="dxa"/>
+              <w:top w:w="18" w:type="dxa"/>
+              <w:left w:w="40" w:type="dxa"/>
+              <w:bottom w:w="18" w:type="dxa"/>
+              <w:right w:w="40" w:type="dxa"/>
             </w:tcMar>
           </w:tcPr>
           <w:p>
@@ -7826,10 +8331,10 @@
             </w:tcBorders>
             <w:shd w:val="clear" w:color="auto" w:fill="FFFFFF"/>
             <w:tcMar>
-              <w:top w:w="20" w:type="dxa"/>
-              <w:left w:w="50" w:type="dxa"/>
-              <w:bottom w:w="20" w:type="dxa"/>
-              <w:right w:w="50" w:type="dxa"/>
+              <w:top w:w="16" w:type="dxa"/>
+              <w:left w:w="40" w:type="dxa"/>
+              <w:bottom w:w="16" w:type="dxa"/>
+              <w:right w:w="40" w:type="dxa"/>
             </w:tcMar>
           </w:tcPr>
           <w:p>
@@ -7854,10 +8359,10 @@
             </w:tcBorders>
             <w:shd w:val="clear" w:color="auto" w:fill="FFFFFF"/>
             <w:tcMar>
-              <w:top w:w="20" w:type="dxa"/>
-              <w:left w:w="50" w:type="dxa"/>
-              <w:bottom w:w="20" w:type="dxa"/>
-              <w:right w:w="50" w:type="dxa"/>
+              <w:top w:w="16" w:type="dxa"/>
+              <w:left w:w="40" w:type="dxa"/>
+              <w:bottom w:w="16" w:type="dxa"/>
+              <w:right w:w="40" w:type="dxa"/>
             </w:tcMar>
           </w:tcPr>
           <w:p>
@@ -7881,10 +8386,10 @@
             </w:tcBorders>
             <w:shd w:val="clear" w:color="auto" w:fill="FFFFFF"/>
             <w:tcMar>
-              <w:top w:w="20" w:type="dxa"/>
-              <w:left w:w="50" w:type="dxa"/>
-              <w:bottom w:w="20" w:type="dxa"/>
-              <w:right w:w="50" w:type="dxa"/>
+              <w:top w:w="16" w:type="dxa"/>
+              <w:left w:w="40" w:type="dxa"/>
+              <w:bottom w:w="16" w:type="dxa"/>
+              <w:right w:w="40" w:type="dxa"/>
             </w:tcMar>
           </w:tcPr>
           <w:p>
@@ -7908,10 +8413,10 @@
             </w:tcBorders>
             <w:shd w:val="clear" w:color="auto" w:fill="FFFFFF"/>
             <w:tcMar>
-              <w:top w:w="20" w:type="dxa"/>
-              <w:left w:w="50" w:type="dxa"/>
-              <w:bottom w:w="20" w:type="dxa"/>
-              <w:right w:w="50" w:type="dxa"/>
+              <w:top w:w="16" w:type="dxa"/>
+              <w:left w:w="40" w:type="dxa"/>
+              <w:bottom w:w="16" w:type="dxa"/>
+              <w:right w:w="40" w:type="dxa"/>
             </w:tcMar>
           </w:tcPr>
           <w:p>
@@ -7940,10 +8445,10 @@
             </w:tcBorders>
             <w:shd w:val="clear" w:color="auto" w:fill="F9FBF9"/>
             <w:tcMar>
-              <w:top w:w="20" w:type="dxa"/>
-              <w:left w:w="50" w:type="dxa"/>
-              <w:bottom w:w="20" w:type="dxa"/>
-              <w:right w:w="50" w:type="dxa"/>
+              <w:top w:w="16" w:type="dxa"/>
+              <w:left w:w="40" w:type="dxa"/>
+              <w:bottom w:w="16" w:type="dxa"/>
+              <w:right w:w="40" w:type="dxa"/>
             </w:tcMar>
           </w:tcPr>
           <w:p>
@@ -7968,10 +8473,10 @@
             </w:tcBorders>
             <w:shd w:val="clear" w:color="auto" w:fill="F9FBF9"/>
             <w:tcMar>
-              <w:top w:w="20" w:type="dxa"/>
-              <w:left w:w="50" w:type="dxa"/>
-              <w:bottom w:w="20" w:type="dxa"/>
-              <w:right w:w="50" w:type="dxa"/>
+              <w:top w:w="16" w:type="dxa"/>
+              <w:left w:w="40" w:type="dxa"/>
+              <w:bottom w:w="16" w:type="dxa"/>
+              <w:right w:w="40" w:type="dxa"/>
             </w:tcMar>
           </w:tcPr>
           <w:p>
@@ -7995,10 +8500,10 @@
             </w:tcBorders>
             <w:shd w:val="clear" w:color="auto" w:fill="F9FBF9"/>
             <w:tcMar>
-              <w:top w:w="20" w:type="dxa"/>
-              <w:left w:w="50" w:type="dxa"/>
-              <w:bottom w:w="20" w:type="dxa"/>
-              <w:right w:w="50" w:type="dxa"/>
+              <w:top w:w="16" w:type="dxa"/>
+              <w:left w:w="40" w:type="dxa"/>
+              <w:bottom w:w="16" w:type="dxa"/>
+              <w:right w:w="40" w:type="dxa"/>
             </w:tcMar>
           </w:tcPr>
           <w:p>
@@ -8022,10 +8527,10 @@
             </w:tcBorders>
             <w:shd w:val="clear" w:color="auto" w:fill="F9FBF9"/>
             <w:tcMar>
-              <w:top w:w="20" w:type="dxa"/>
-              <w:left w:w="50" w:type="dxa"/>
-              <w:bottom w:w="20" w:type="dxa"/>
-              <w:right w:w="50" w:type="dxa"/>
+              <w:top w:w="16" w:type="dxa"/>
+              <w:left w:w="40" w:type="dxa"/>
+              <w:bottom w:w="16" w:type="dxa"/>
+              <w:right w:w="40" w:type="dxa"/>
             </w:tcMar>
           </w:tcPr>
           <w:p>
@@ -8055,10 +8560,10 @@
             </w:tcBorders>
             <w:shd w:val="clear" w:color="auto" w:fill="FFFFFF"/>
             <w:tcMar>
-              <w:top w:w="20" w:type="dxa"/>
-              <w:left w:w="50" w:type="dxa"/>
-              <w:bottom w:w="20" w:type="dxa"/>
-              <w:right w:w="50" w:type="dxa"/>
+              <w:top w:w="16" w:type="dxa"/>
+              <w:left w:w="40" w:type="dxa"/>
+              <w:bottom w:w="16" w:type="dxa"/>
+              <w:right w:w="40" w:type="dxa"/>
             </w:tcMar>
           </w:tcPr>
           <w:p>
@@ -8083,10 +8588,10 @@
             </w:tcBorders>
             <w:shd w:val="clear" w:color="auto" w:fill="FFFFFF"/>
             <w:tcMar>
-              <w:top w:w="20" w:type="dxa"/>
-              <w:left w:w="50" w:type="dxa"/>
-              <w:bottom w:w="20" w:type="dxa"/>
-              <w:right w:w="50" w:type="dxa"/>
+              <w:top w:w="16" w:type="dxa"/>
+              <w:left w:w="40" w:type="dxa"/>
+              <w:bottom w:w="16" w:type="dxa"/>
+              <w:right w:w="40" w:type="dxa"/>
             </w:tcMar>
           </w:tcPr>
           <w:p>
@@ -8110,10 +8615,10 @@
             </w:tcBorders>
             <w:shd w:val="clear" w:color="auto" w:fill="FFFFFF"/>
             <w:tcMar>
-              <w:top w:w="20" w:type="dxa"/>
-              <w:left w:w="50" w:type="dxa"/>
-              <w:bottom w:w="20" w:type="dxa"/>
-              <w:right w:w="50" w:type="dxa"/>
+              <w:top w:w="16" w:type="dxa"/>
+              <w:left w:w="40" w:type="dxa"/>
+              <w:bottom w:w="16" w:type="dxa"/>
+              <w:right w:w="40" w:type="dxa"/>
             </w:tcMar>
           </w:tcPr>
           <w:p>
@@ -8137,10 +8642,10 @@
             </w:tcBorders>
             <w:shd w:val="clear" w:color="auto" w:fill="FFFFFF"/>
             <w:tcMar>
-              <w:top w:w="20" w:type="dxa"/>
-              <w:left w:w="50" w:type="dxa"/>
-              <w:bottom w:w="20" w:type="dxa"/>
-              <w:right w:w="50" w:type="dxa"/>
+              <w:top w:w="16" w:type="dxa"/>
+              <w:left w:w="40" w:type="dxa"/>
+              <w:bottom w:w="16" w:type="dxa"/>
+              <w:right w:w="40" w:type="dxa"/>
             </w:tcMar>
           </w:tcPr>
           <w:p>
@@ -8169,10 +8674,10 @@
             </w:tcBorders>
             <w:shd w:val="clear" w:color="auto" w:fill="F9FBF9"/>
             <w:tcMar>
-              <w:top w:w="20" w:type="dxa"/>
-              <w:left w:w="50" w:type="dxa"/>
-              <w:bottom w:w="20" w:type="dxa"/>
-              <w:right w:w="50" w:type="dxa"/>
+              <w:top w:w="16" w:type="dxa"/>
+              <w:left w:w="40" w:type="dxa"/>
+              <w:bottom w:w="16" w:type="dxa"/>
+              <w:right w:w="40" w:type="dxa"/>
             </w:tcMar>
           </w:tcPr>
           <w:p>
@@ -8197,10 +8702,10 @@
             </w:tcBorders>
             <w:shd w:val="clear" w:color="auto" w:fill="F9FBF9"/>
             <w:tcMar>
-              <w:top w:w="20" w:type="dxa"/>
-              <w:left w:w="50" w:type="dxa"/>
-              <w:bottom w:w="20" w:type="dxa"/>
-              <w:right w:w="50" w:type="dxa"/>
+              <w:top w:w="16" w:type="dxa"/>
+              <w:left w:w="40" w:type="dxa"/>
+              <w:bottom w:w="16" w:type="dxa"/>
+              <w:right w:w="40" w:type="dxa"/>
             </w:tcMar>
           </w:tcPr>
           <w:p>
@@ -8224,10 +8729,10 @@
             </w:tcBorders>
             <w:shd w:val="clear" w:color="auto" w:fill="F9FBF9"/>
             <w:tcMar>
-              <w:top w:w="20" w:type="dxa"/>
-              <w:left w:w="50" w:type="dxa"/>
-              <w:bottom w:w="20" w:type="dxa"/>
-              <w:right w:w="50" w:type="dxa"/>
+              <w:top w:w="16" w:type="dxa"/>
+              <w:left w:w="40" w:type="dxa"/>
+              <w:bottom w:w="16" w:type="dxa"/>
+              <w:right w:w="40" w:type="dxa"/>
             </w:tcMar>
           </w:tcPr>
           <w:p>
@@ -8251,10 +8756,10 @@
             </w:tcBorders>
             <w:shd w:val="clear" w:color="auto" w:fill="F9FBF9"/>
             <w:tcMar>
-              <w:top w:w="20" w:type="dxa"/>
-              <w:left w:w="50" w:type="dxa"/>
-              <w:bottom w:w="20" w:type="dxa"/>
-              <w:right w:w="50" w:type="dxa"/>
+              <w:top w:w="16" w:type="dxa"/>
+              <w:left w:w="40" w:type="dxa"/>
+              <w:bottom w:w="16" w:type="dxa"/>
+              <w:right w:w="40" w:type="dxa"/>
             </w:tcMar>
           </w:tcPr>
           <w:p>
@@ -8453,31 +8958,31 @@
       </w:rPr>
     </w:lvl>
   </w:abstractNum>
-  <w:num w:numId="1" w16cid:durableId="863834868">
+  <w:num w:numId="1" w16cid:durableId="851141576">
     <w:abstractNumId w:val="8"/>
   </w:num>
-  <w:num w:numId="2" w16cid:durableId="651642538">
+  <w:num w:numId="2" w16cid:durableId="852958226">
     <w:abstractNumId w:val="6"/>
   </w:num>
-  <w:num w:numId="3" w16cid:durableId="1073042895">
+  <w:num w:numId="3" w16cid:durableId="1929192825">
     <w:abstractNumId w:val="5"/>
   </w:num>
-  <w:num w:numId="4" w16cid:durableId="128861439">
+  <w:num w:numId="4" w16cid:durableId="493297590">
     <w:abstractNumId w:val="4"/>
   </w:num>
-  <w:num w:numId="5" w16cid:durableId="845248429">
+  <w:num w:numId="5" w16cid:durableId="1531644094">
     <w:abstractNumId w:val="7"/>
   </w:num>
-  <w:num w:numId="6" w16cid:durableId="168175428">
+  <w:num w:numId="6" w16cid:durableId="885876433">
     <w:abstractNumId w:val="3"/>
   </w:num>
-  <w:num w:numId="7" w16cid:durableId="1315527585">
+  <w:num w:numId="7" w16cid:durableId="1925020841">
     <w:abstractNumId w:val="2"/>
   </w:num>
-  <w:num w:numId="8" w16cid:durableId="648636525">
+  <w:num w:numId="8" w16cid:durableId="966279893">
     <w:abstractNumId w:val="1"/>
   </w:num>
-  <w:num w:numId="9" w16cid:durableId="1371998010">
+  <w:num w:numId="9" w16cid:durableId="1452436114">
     <w:abstractNumId w:val="0"/>
   </w:num>
 </w:numbering>

--- a/tools/report_metodologi/versicompact/bab_1/Metodologi_Bab1_Ekspansi_Industri_Compact.docx
+++ b/tools/report_metodologi/versicompact/bab_1/Metodologi_Bab1_Ekspansi_Industri_Compact.docx
@@ -4,23 +4,23 @@
   <w:body>
     <w:p>
       <w:pPr>
-        <w:spacing w:after="20"/>
+        <w:spacing w:before="0" w:after="40"/>
       </w:pPr>
       <w:r>
         <w:rPr>
           <w:b/>
           <w:i w:val="0"/>
           <w:color w:val="1B5E20"/>
-          <w:sz w:val="19"/>
+          <w:sz w:val="24"/>
         </w:rPr>
-        <w:t>METODOLOGI PENELITIAN — BAB 1: EKSPANSI INDUSTRI EKSTRAKTIF DAN INFRASTRUKTUR PENUNJANG DI PULAU SULAWESI</w:t>
+        <w:t>METODOLOGI PENELITIAN: BAB 1 — EKSPANSI INDUSTRI EKSTRAKTIF DAN INFRASTRUKTUR PENUNJANG DI PULAU SULAWESI</w:t>
       </w:r>
     </w:p>
     <w:p>
       <w:pPr>
-        <w:spacing w:after="40"/>
+        <w:spacing w:before="0" w:after="160"/>
         <w:pBdr>
-          <w:bottom w:val="single" w:sz="4" w:space="1" w:color="1B5E20"/>
+          <w:bottom w:val="single" w:sz="8" w:space="2" w:color="1B5E20"/>
         </w:pBdr>
       </w:pPr>
       <w:r>
@@ -28,2548 +28,5540 @@
           <w:b w:val="0"/>
           <w:i/>
           <w:color w:val="555555"/>
-          <w:sz w:val="15"/>
+          <w:sz w:val="16"/>
         </w:rPr>
-        <w:t>CELIOS — Center of Economic and Law Studies  ·  Riset Daya Dukung &amp; Daya Tampung Lingkungan Hidup (D3TLH) Sulawesi  ·  2014–2024</w:t>
+        <w:t>CELIOS (Center of Economic and Law Studies) · Audit Spasial-Statistik D3TLH Sulawesi (2014–2024) · Ringkasan Eksekutif Metodologis</w:t>
+      </w:r>
+    </w:p>
+    <w:p>
+      <w:pPr>
+        <w:keepNext/>
+        <w:spacing w:before="220" w:after="60"/>
+        <w:pBdr>
+          <w:bottom w:val="single" w:sz="6" w:space="2" w:color="2E7D32"/>
+        </w:pBdr>
+      </w:pPr>
+      <w:r>
+        <w:rPr>
+          <w:b/>
+          <w:i w:val="0"/>
+          <w:color w:val="1B5E20"/>
+          <w:sz w:val="20"/>
+        </w:rPr>
+        <w:t>1.  DESAIN PENELITIAN &amp; TUJUAN</w:t>
+      </w:r>
+    </w:p>
+    <w:p>
+      <w:pPr>
+        <w:spacing w:after="80" w:line="276" w:lineRule="auto"/>
+        <w:jc w:val="both"/>
+      </w:pPr>
+      <w:r>
+        <w:rPr>
+          <w:b w:val="0"/>
+          <w:i w:val="0"/>
+          <w:color w:val="222222"/>
+          <w:sz w:val="17"/>
+        </w:rPr>
+        <w:t xml:space="preserve">Penelitian ini menggunakan </w:t>
+      </w:r>
+      <w:r>
+        <w:rPr>
+          <w:b/>
+          <w:i w:val="0"/>
+          <w:color w:val="222222"/>
+          <w:sz w:val="17"/>
+        </w:rPr>
+        <w:t>desain audit spasial-statistik kuantitatif terintegrasi</w:t>
+      </w:r>
+      <w:r>
+        <w:rPr>
+          <w:b w:val="0"/>
+          <w:i w:val="0"/>
+          <w:color w:val="222222"/>
+          <w:sz w:val="17"/>
+        </w:rPr>
+        <w:t xml:space="preserve"> untuk membedah akselerasi ekspansi industri ekstraktif (tambang nikel, fasilitas pemurnian smelter, dan kawasan industri bertenaga PLTU captive batubara) di enam provinsi Pulau Sulawesi sepanjang satu dekade (</w:t>
+      </w:r>
+      <w:r>
+        <w:rPr>
+          <w:b/>
+          <w:i w:val="0"/>
+          <w:color w:val="222222"/>
+          <w:sz w:val="17"/>
+        </w:rPr>
+        <w:t>2014–2024</w:t>
+      </w:r>
+      <w:r>
+        <w:rPr>
+          <w:b w:val="0"/>
+          <w:i w:val="0"/>
+          <w:color w:val="222222"/>
+          <w:sz w:val="17"/>
+        </w:rPr>
+        <w:t>). Riset ini memanfaatkan data tabular panel resmi lintas kementerian dan lembaga yang disinkronkan secara spasial untuk mengatasi bias perataan makro. Tiga tujuan utama riset meliputi:</w:t>
+        <w:br/>
+      </w:r>
+      <w:r>
+        <w:rPr>
+          <w:b/>
+          <w:i w:val="0"/>
+          <w:color w:val="222222"/>
+          <w:sz w:val="17"/>
+        </w:rPr>
+        <w:t xml:space="preserve">1. </w:t>
+      </w:r>
+      <w:r>
+        <w:rPr>
+          <w:b/>
+          <w:i w:val="0"/>
+          <w:color w:val="222222"/>
+          <w:sz w:val="17"/>
+        </w:rPr>
+        <w:t xml:space="preserve">Mengukur Derajat Dominasi Sektoral: </w:t>
+      </w:r>
+      <w:r>
+        <w:rPr>
+          <w:b w:val="0"/>
+          <w:i w:val="0"/>
+          <w:color w:val="222222"/>
+          <w:sz w:val="17"/>
+        </w:rPr>
+        <w:t>Mendekomposisi struktur PDRB provinsi dan kabupaten guna membuktikan pergeseran monolitik menuju sektor ekstraktif mengorbankan ekonomi pertanian rakyat.</w:t>
+        <w:br/>
+      </w:r>
+      <w:r>
+        <w:rPr>
+          <w:b/>
+          <w:i w:val="0"/>
+          <w:color w:val="222222"/>
+          <w:sz w:val="17"/>
+        </w:rPr>
+        <w:t xml:space="preserve">2. </w:t>
+      </w:r>
+      <w:r>
+        <w:rPr>
+          <w:b/>
+          <w:i w:val="0"/>
+          <w:color w:val="222222"/>
+          <w:sz w:val="17"/>
+        </w:rPr>
+        <w:t xml:space="preserve">Memetakan Konsentrasi Spasial Klaster Industri: </w:t>
+      </w:r>
+      <w:r>
+        <w:rPr>
+          <w:b w:val="0"/>
+          <w:i w:val="0"/>
+          <w:color w:val="222222"/>
+          <w:sz w:val="17"/>
+        </w:rPr>
+        <w:t>Mengidentifikasi pengelompokan geografis 778 smelter, 9.825 MW PLTU captive, serta 574 izin tambang nikel baru seluas 819.452 Ha.</w:t>
+        <w:br/>
+      </w:r>
+      <w:r>
+        <w:rPr>
+          <w:b/>
+          <w:i w:val="0"/>
+          <w:color w:val="222222"/>
+          <w:sz w:val="17"/>
+        </w:rPr>
+        <w:t xml:space="preserve">3. </w:t>
+      </w:r>
+      <w:r>
+        <w:rPr>
+          <w:b/>
+          <w:i w:val="0"/>
+          <w:color w:val="222222"/>
+          <w:sz w:val="17"/>
+        </w:rPr>
+        <w:t xml:space="preserve">Menguji Kausalitas Tekanan Industri vs Deforestasi: </w:t>
+      </w:r>
+      <w:r>
+        <w:rPr>
+          <w:b w:val="0"/>
+          <w:i w:val="0"/>
+          <w:color w:val="222222"/>
+          <w:sz w:val="17"/>
+        </w:rPr>
+        <w:t>Membuktikan secara inferensial signifikansi hubungan antara ekspansi pertambangan/energi dengan laju kehilangan tutupan hutan alam primer dan komoditas.</w:t>
+      </w:r>
+    </w:p>
+    <w:p>
+      <w:pPr>
+        <w:keepNext/>
+        <w:spacing w:before="220" w:after="60"/>
+        <w:pBdr>
+          <w:bottom w:val="single" w:sz="6" w:space="2" w:color="2E7D32"/>
+        </w:pBdr>
+      </w:pPr>
+      <w:r>
+        <w:rPr>
+          <w:b/>
+          <w:i w:val="0"/>
+          <w:color w:val="1B5E20"/>
+          <w:sz w:val="20"/>
+        </w:rPr>
+        <w:t>2.  SUMBER DATA &amp; CAKUPAN WILAYAH</w:t>
+      </w:r>
+    </w:p>
+    <w:p>
+      <w:pPr>
+        <w:spacing w:after="80" w:line="276" w:lineRule="auto"/>
+        <w:jc w:val="both"/>
+      </w:pPr>
+      <w:r>
+        <w:rPr>
+          <w:b w:val="0"/>
+          <w:i w:val="0"/>
+          <w:color w:val="222222"/>
+          <w:sz w:val="17"/>
+        </w:rPr>
+        <w:t xml:space="preserve">Riset ini bersandar secara ketat pada data sekunder resmi dari otoritas statistik, kementerian teknis, dan lembaga pemantau global independen yang telah melalui audit konsistensi: </w:t>
+      </w:r>
+      <w:r>
+        <w:rPr>
+          <w:b/>
+          <w:i w:val="0"/>
+          <w:color w:val="222222"/>
+          <w:sz w:val="17"/>
+        </w:rPr>
+        <w:t>Badan Pusat Statistik (BPS)</w:t>
+      </w:r>
+      <w:r>
+        <w:rPr>
+          <w:b w:val="0"/>
+          <w:i w:val="0"/>
+          <w:color w:val="222222"/>
+          <w:sz w:val="17"/>
+        </w:rPr>
+        <w:t xml:space="preserve"> (Subject 52 PDRB Lapangan Usaha &amp; Keuangan Daerah), </w:t>
+      </w:r>
+      <w:r>
+        <w:rPr>
+          <w:b/>
+          <w:i w:val="0"/>
+          <w:color w:val="222222"/>
+          <w:sz w:val="17"/>
+        </w:rPr>
+        <w:t>Kementerian ESDM</w:t>
+      </w:r>
+      <w:r>
+        <w:rPr>
+          <w:b w:val="0"/>
+          <w:i w:val="0"/>
+          <w:color w:val="222222"/>
+          <w:sz w:val="17"/>
+        </w:rPr>
+        <w:t xml:space="preserve"> (MODI Minerbaone &amp; Database Smelter CGS), </w:t>
+      </w:r>
+      <w:r>
+        <w:rPr>
+          <w:b/>
+          <w:i w:val="0"/>
+          <w:color w:val="222222"/>
+          <w:sz w:val="17"/>
+        </w:rPr>
+        <w:t>Kementerian Investasi / BKPM</w:t>
+      </w:r>
+      <w:r>
+        <w:rPr>
+          <w:b w:val="0"/>
+          <w:i w:val="0"/>
+          <w:color w:val="222222"/>
+          <w:sz w:val="17"/>
+        </w:rPr>
+        <w:t xml:space="preserve"> (Realisasi PMDN Sektoral), </w:t>
+      </w:r>
+      <w:r>
+        <w:rPr>
+          <w:b/>
+          <w:i w:val="0"/>
+          <w:color w:val="222222"/>
+          <w:sz w:val="17"/>
+        </w:rPr>
+        <w:t>Global Energy Monitor (GEM)</w:t>
+      </w:r>
+      <w:r>
+        <w:rPr>
+          <w:b w:val="0"/>
+          <w:i w:val="0"/>
+          <w:color w:val="222222"/>
+          <w:sz w:val="17"/>
+        </w:rPr>
+        <w:t xml:space="preserve"> (Coal Plant Tracker), </w:t>
+      </w:r>
+      <w:r>
+        <w:rPr>
+          <w:b/>
+          <w:i w:val="0"/>
+          <w:color w:val="222222"/>
+          <w:sz w:val="17"/>
+        </w:rPr>
+        <w:t>Global Forest Watch / Hansen UMD</w:t>
+      </w:r>
+      <w:r>
+        <w:rPr>
+          <w:b w:val="0"/>
+          <w:i w:val="0"/>
+          <w:color w:val="222222"/>
+          <w:sz w:val="17"/>
+        </w:rPr>
+        <w:t xml:space="preserve"> (Tree Cover Loss &amp; Commodity Drivers), serta </w:t>
+      </w:r>
+      <w:r>
+        <w:rPr>
+          <w:b/>
+          <w:i w:val="0"/>
+          <w:color w:val="222222"/>
+          <w:sz w:val="17"/>
+        </w:rPr>
+        <w:t>Komite Nasional Keselamatan Transportasi (KNKT)</w:t>
+      </w:r>
+      <w:r>
+        <w:rPr>
+          <w:b w:val="0"/>
+          <w:i w:val="0"/>
+          <w:color w:val="222222"/>
+          <w:sz w:val="17"/>
+        </w:rPr>
+        <w:t xml:space="preserve"> dan Perpres PSN (Simpul Logistik Maritim). Seluruh observasi dihimpun dalam struktur </w:t>
+      </w:r>
+      <w:r>
+        <w:rPr>
+          <w:b/>
+          <w:i w:val="0"/>
+          <w:color w:val="222222"/>
+          <w:sz w:val="17"/>
+        </w:rPr>
+        <w:t>data panel provinsi-tahun (N = 60 observasi: 6 provinsi × 10 tahun)</w:t>
+      </w:r>
+      <w:r>
+        <w:rPr>
+          <w:b w:val="0"/>
+          <w:i w:val="0"/>
+          <w:color w:val="222222"/>
+          <w:sz w:val="17"/>
+        </w:rPr>
+        <w:t xml:space="preserve"> untuk menjamin validitas pengujian parametrik dan non-parametrik.</w:t>
+      </w:r>
+    </w:p>
+    <w:p>
+      <w:pPr>
+        <w:keepNext/>
+        <w:spacing w:before="220" w:after="60"/>
+        <w:pBdr>
+          <w:bottom w:val="single" w:sz="6" w:space="2" w:color="2E7D32"/>
+        </w:pBdr>
+      </w:pPr>
+      <w:r>
+        <w:rPr>
+          <w:b/>
+          <w:i w:val="0"/>
+          <w:color w:val="1B5E20"/>
+          <w:sz w:val="20"/>
+        </w:rPr>
+        <w:t>3.  OPERASIONALISASI 10 INDIKATOR EMPIRIS (TABEL 1.8)</w:t>
+      </w:r>
+    </w:p>
+    <w:p>
+      <w:pPr>
+        <w:spacing w:after="80" w:line="276" w:lineRule="auto"/>
+        <w:jc w:val="both"/>
+      </w:pPr>
+      <w:r>
+        <w:rPr>
+          <w:b w:val="0"/>
+          <w:i w:val="0"/>
+          <w:color w:val="222222"/>
+          <w:sz w:val="17"/>
+        </w:rPr>
+        <w:t>Seluruh variabel kuantitatif, kategori analisis, satuan ukur, periode observasi, dan institusi primer resmi yang digunakan dalam Bab 1 disajikan secara komprehensif pada tabel berikut:</w:t>
       </w:r>
     </w:p>
     <w:tbl>
       <w:tblPr>
         <w:tblW w:type="auto" w:w="0"/>
+        <w:jc w:val="center"/>
         <w:tblLayout w:type="fixed"/>
         <w:tblLook w:firstColumn="1" w:firstRow="1" w:lastColumn="0" w:lastRow="0" w:noHBand="0" w:noVBand="1" w:val="04A0"/>
       </w:tblPr>
       <w:tblGrid>
-        <w:gridCol w:w="5103"/>
-        <w:gridCol w:w="5103"/>
+        <w:gridCol w:w="1606"/>
+        <w:gridCol w:w="1606"/>
+        <w:gridCol w:w="1606"/>
+        <w:gridCol w:w="1606"/>
+        <w:gridCol w:w="1606"/>
+        <w:gridCol w:w="1606"/>
       </w:tblGrid>
       <w:tr>
         <w:tc>
           <w:tcPr>
-            <w:tcW w:type="dxa" w:w="5103"/>
-            <w:vAlign w:val="top"/>
+            <w:tcW w:type="dxa" w:w="454"/>
+            <w:shd w:val="clear" w:color="auto" w:fill="2E7D32"/>
+            <w:tcMar>
+              <w:top w:w="50" w:type="dxa"/>
+              <w:bottom w:w="50" w:type="dxa"/>
+              <w:left w:w="80" w:type="dxa"/>
+              <w:right w:w="80" w:type="dxa"/>
+            </w:tcMar>
             <w:tcBorders>
-              <w:top w:val="none"/>
-              <w:left w:val="none"/>
-              <w:bottom w:val="none"/>
-              <w:right w:val="single" w:sz="4" w:color="BBBBBB" w:space="0"/>
+              <w:top w:val="single" w:sz="4" w:color="D0D7DE" w:space="0"/>
+              <w:left w:val="single" w:sz="4" w:color="D0D7DE" w:space="0"/>
+              <w:bottom w:val="single" w:sz="4" w:color="D0D7DE" w:space="0"/>
+              <w:right w:val="single" w:sz="4" w:color="D0D7DE" w:space="0"/>
             </w:tcBorders>
-            <w:tcMar>
-              <w:top w:w="0" w:type="dxa"/>
-              <w:bottom w:w="0" w:type="dxa"/>
-              <w:left w:w="0" w:type="dxa"/>
-              <w:right w:w="150" w:type="dxa"/>
-            </w:tcMar>
           </w:tcPr>
           <w:p>
             <w:pPr>
-              <w:spacing w:before="80" w:after="40"/>
-              <w:pBdr>
-                <w:bottom w:val="single" w:sz="4" w:space="1" w:color="2E7D32"/>
-              </w:pBdr>
+              <w:spacing w:before="40" w:after="40"/>
+              <w:jc w:val="center"/>
             </w:pPr>
             <w:r>
               <w:rPr>
                 <w:b/>
                 <w:i w:val="0"/>
-                <w:color w:val="1B5E20"/>
+                <w:color w:val="FFFFFF"/>
                 <w:sz w:val="15"/>
               </w:rPr>
-              <w:t>1.  DESAIN PENELITIAN &amp; TUJUAN</w:t>
+              <w:t>#</w:t>
             </w:r>
           </w:p>
+        </w:tc>
+        <w:tc>
+          <w:tcPr>
+            <w:tcW w:type="dxa" w:w="2551"/>
+            <w:shd w:val="clear" w:color="auto" w:fill="2E7D32"/>
+            <w:tcMar>
+              <w:top w:w="50" w:type="dxa"/>
+              <w:bottom w:w="50" w:type="dxa"/>
+              <w:left w:w="80" w:type="dxa"/>
+              <w:right w:w="80" w:type="dxa"/>
+            </w:tcMar>
+            <w:tcBorders>
+              <w:top w:val="single" w:sz="4" w:color="D0D7DE" w:space="0"/>
+              <w:left w:val="single" w:sz="4" w:color="D0D7DE" w:space="0"/>
+              <w:bottom w:val="single" w:sz="4" w:color="D0D7DE" w:space="0"/>
+              <w:right w:val="single" w:sz="4" w:color="D0D7DE" w:space="0"/>
+            </w:tcBorders>
+          </w:tcPr>
           <w:p>
             <w:pPr>
-              <w:spacing w:after="60"/>
-              <w:jc w:val="both"/>
+              <w:spacing w:before="40" w:after="40"/>
+              <w:jc w:val="center"/>
+            </w:pPr>
+            <w:r>
+              <w:rPr>
+                <w:b/>
+                <w:i w:val="0"/>
+                <w:color w:val="FFFFFF"/>
+                <w:sz w:val="15"/>
+              </w:rPr>
+              <w:t>Nama Indikator Empiris</w:t>
+            </w:r>
+          </w:p>
+        </w:tc>
+        <w:tc>
+          <w:tcPr>
+            <w:tcW w:type="dxa" w:w="1814"/>
+            <w:shd w:val="clear" w:color="auto" w:fill="2E7D32"/>
+            <w:tcMar>
+              <w:top w:w="50" w:type="dxa"/>
+              <w:bottom w:w="50" w:type="dxa"/>
+              <w:left w:w="80" w:type="dxa"/>
+              <w:right w:w="80" w:type="dxa"/>
+            </w:tcMar>
+            <w:tcBorders>
+              <w:top w:val="single" w:sz="4" w:color="D0D7DE" w:space="0"/>
+              <w:left w:val="single" w:sz="4" w:color="D0D7DE" w:space="0"/>
+              <w:bottom w:val="single" w:sz="4" w:color="D0D7DE" w:space="0"/>
+              <w:right w:val="single" w:sz="4" w:color="D0D7DE" w:space="0"/>
+            </w:tcBorders>
+          </w:tcPr>
+          <w:p>
+            <w:pPr>
+              <w:spacing w:before="40" w:after="40"/>
+              <w:jc w:val="center"/>
+            </w:pPr>
+            <w:r>
+              <w:rPr>
+                <w:b/>
+                <w:i w:val="0"/>
+                <w:color w:val="FFFFFF"/>
+                <w:sz w:val="15"/>
+              </w:rPr>
+              <w:t>Kategori Analisis</w:t>
+            </w:r>
+          </w:p>
+        </w:tc>
+        <w:tc>
+          <w:tcPr>
+            <w:tcW w:type="dxa" w:w="1020"/>
+            <w:shd w:val="clear" w:color="auto" w:fill="2E7D32"/>
+            <w:tcMar>
+              <w:top w:w="50" w:type="dxa"/>
+              <w:bottom w:w="50" w:type="dxa"/>
+              <w:left w:w="80" w:type="dxa"/>
+              <w:right w:w="80" w:type="dxa"/>
+            </w:tcMar>
+            <w:tcBorders>
+              <w:top w:val="single" w:sz="4" w:color="D0D7DE" w:space="0"/>
+              <w:left w:val="single" w:sz="4" w:color="D0D7DE" w:space="0"/>
+              <w:bottom w:val="single" w:sz="4" w:color="D0D7DE" w:space="0"/>
+              <w:right w:val="single" w:sz="4" w:color="D0D7DE" w:space="0"/>
+            </w:tcBorders>
+          </w:tcPr>
+          <w:p>
+            <w:pPr>
+              <w:spacing w:before="40" w:after="40"/>
+              <w:jc w:val="center"/>
+            </w:pPr>
+            <w:r>
+              <w:rPr>
+                <w:b/>
+                <w:i w:val="0"/>
+                <w:color w:val="FFFFFF"/>
+                <w:sz w:val="15"/>
+              </w:rPr>
+              <w:t>Satuan</w:t>
+            </w:r>
+          </w:p>
+        </w:tc>
+        <w:tc>
+          <w:tcPr>
+            <w:tcW w:type="dxa" w:w="1134"/>
+            <w:shd w:val="clear" w:color="auto" w:fill="2E7D32"/>
+            <w:tcMar>
+              <w:top w:w="50" w:type="dxa"/>
+              <w:bottom w:w="50" w:type="dxa"/>
+              <w:left w:w="80" w:type="dxa"/>
+              <w:right w:w="80" w:type="dxa"/>
+            </w:tcMar>
+            <w:tcBorders>
+              <w:top w:val="single" w:sz="4" w:color="D0D7DE" w:space="0"/>
+              <w:left w:val="single" w:sz="4" w:color="D0D7DE" w:space="0"/>
+              <w:bottom w:val="single" w:sz="4" w:color="D0D7DE" w:space="0"/>
+              <w:right w:val="single" w:sz="4" w:color="D0D7DE" w:space="0"/>
+            </w:tcBorders>
+          </w:tcPr>
+          <w:p>
+            <w:pPr>
+              <w:spacing w:before="40" w:after="40"/>
+              <w:jc w:val="center"/>
+            </w:pPr>
+            <w:r>
+              <w:rPr>
+                <w:b/>
+                <w:i w:val="0"/>
+                <w:color w:val="FFFFFF"/>
+                <w:sz w:val="15"/>
+              </w:rPr>
+              <w:t>Periode</w:t>
+            </w:r>
+          </w:p>
+        </w:tc>
+        <w:tc>
+          <w:tcPr>
+            <w:tcW w:type="dxa" w:w="2665"/>
+            <w:shd w:val="clear" w:color="auto" w:fill="2E7D32"/>
+            <w:tcMar>
+              <w:top w:w="50" w:type="dxa"/>
+              <w:bottom w:w="50" w:type="dxa"/>
+              <w:left w:w="80" w:type="dxa"/>
+              <w:right w:w="80" w:type="dxa"/>
+            </w:tcMar>
+            <w:tcBorders>
+              <w:top w:val="single" w:sz="4" w:color="D0D7DE" w:space="0"/>
+              <w:left w:val="single" w:sz="4" w:color="D0D7DE" w:space="0"/>
+              <w:bottom w:val="single" w:sz="4" w:color="D0D7DE" w:space="0"/>
+              <w:right w:val="single" w:sz="4" w:color="D0D7DE" w:space="0"/>
+            </w:tcBorders>
+          </w:tcPr>
+          <w:p>
+            <w:pPr>
+              <w:spacing w:before="40" w:after="40"/>
+              <w:jc w:val="center"/>
+            </w:pPr>
+            <w:r>
+              <w:rPr>
+                <w:b/>
+                <w:i w:val="0"/>
+                <w:color w:val="FFFFFF"/>
+                <w:sz w:val="15"/>
+              </w:rPr>
+              <w:t>Institusi &amp; Sumber Data Resmi</w:t>
+            </w:r>
+          </w:p>
+        </w:tc>
+      </w:tr>
+      <w:tr>
+        <w:tc>
+          <w:tcPr>
+            <w:tcW w:type="dxa" w:w="454"/>
+            <w:vAlign w:val="center"/>
+            <w:shd w:val="clear" w:color="auto" w:fill="F9FBF9"/>
+            <w:tcMar>
+              <w:top w:w="40" w:type="dxa"/>
+              <w:bottom w:w="40" w:type="dxa"/>
+              <w:left w:w="80" w:type="dxa"/>
+              <w:right w:w="80" w:type="dxa"/>
+            </w:tcMar>
+            <w:tcBorders>
+              <w:top w:val="single" w:sz="4" w:color="D0D7DE" w:space="0"/>
+              <w:left w:val="single" w:sz="4" w:color="D0D7DE" w:space="0"/>
+              <w:bottom w:val="single" w:sz="4" w:color="D0D7DE" w:space="0"/>
+              <w:right w:val="single" w:sz="4" w:color="D0D7DE" w:space="0"/>
+            </w:tcBorders>
+          </w:tcPr>
+          <w:p>
+            <w:pPr>
+              <w:spacing w:before="20" w:after="20"/>
+              <w:jc w:val="center"/>
             </w:pPr>
             <w:r>
               <w:rPr>
                 <w:b w:val="0"/>
                 <w:i w:val="0"/>
                 <w:color w:val="222222"/>
-                <w:sz w:val="17"/>
+                <w:sz w:val="15"/>
               </w:rPr>
-              <w:t xml:space="preserve">Penelitian ini menggunakan </w:t>
-            </w:r>
-            <w:r>
-              <w:rPr>
-                <w:b/>
-                <w:i w:val="0"/>
-                <w:color w:val="222222"/>
-                <w:sz w:val="17"/>
-              </w:rPr>
-              <w:t>desain audit spasial-statistik kuantitatif</w:t>
-            </w:r>
-            <w:r>
-              <w:rPr>
-                <w:b w:val="0"/>
-                <w:i w:val="0"/>
-                <w:color w:val="222222"/>
-                <w:sz w:val="17"/>
-              </w:rPr>
-              <w:t xml:space="preserve"> untuk membedah ekspansi industri ekstraktif (tambang, smelter, PLTU captive) di enam provinsi Pulau Sulawesi sepanjang </w:t>
-            </w:r>
-            <w:r>
-              <w:rPr>
-                <w:b/>
-                <w:i w:val="0"/>
-                <w:color w:val="222222"/>
-                <w:sz w:val="17"/>
-              </w:rPr>
-              <w:t>2014–2024</w:t>
-            </w:r>
-            <w:r>
-              <w:rPr>
-                <w:b w:val="0"/>
-                <w:i w:val="0"/>
-                <w:color w:val="222222"/>
-                <w:sz w:val="17"/>
-              </w:rPr>
-              <w:t xml:space="preserve"> berbasis data resmi terbuka lintas kementerian/lembaga. Tiga tujuan utama: (1) </w:t>
-            </w:r>
-            <w:r>
-              <w:rPr>
-                <w:b/>
-                <w:i w:val="0"/>
-                <w:color w:val="222222"/>
-                <w:sz w:val="17"/>
-              </w:rPr>
-              <w:t>mengukur</w:t>
-            </w:r>
-            <w:r>
-              <w:rPr>
-                <w:b w:val="0"/>
-                <w:i w:val="0"/>
-                <w:color w:val="222222"/>
-                <w:sz w:val="17"/>
-              </w:rPr>
-              <w:t xml:space="preserve"> dominasi sektor ekstraktif dalam struktur PDRB provinsi dan kabupaten; (2) </w:t>
-            </w:r>
-            <w:r>
-              <w:rPr>
-                <w:b/>
-                <w:i w:val="0"/>
-                <w:color w:val="222222"/>
-                <w:sz w:val="17"/>
-              </w:rPr>
-              <w:t>mengidentifikasi</w:t>
-            </w:r>
-            <w:r>
-              <w:rPr>
-                <w:b w:val="0"/>
-                <w:i w:val="0"/>
-                <w:color w:val="222222"/>
-                <w:sz w:val="17"/>
-              </w:rPr>
-              <w:t xml:space="preserve"> konsentrasi spasial fasilitas smelter, PLTU captive, izin tambang, dan modal PMDN; serta (3) </w:t>
-            </w:r>
-            <w:r>
-              <w:rPr>
-                <w:b/>
-                <w:i w:val="0"/>
-                <w:color w:val="222222"/>
-                <w:sz w:val="17"/>
-              </w:rPr>
-              <w:t>menguji</w:t>
-            </w:r>
-            <w:r>
-              <w:rPr>
-                <w:b w:val="0"/>
-                <w:i w:val="0"/>
-                <w:color w:val="222222"/>
-                <w:sz w:val="17"/>
-              </w:rPr>
-              <w:t xml:space="preserve"> keterkaitan statistik antara tekanan industri dan kehilangan tutupan hutan.</w:t>
+              <w:t>1</w:t>
             </w:r>
           </w:p>
+        </w:tc>
+        <w:tc>
+          <w:tcPr>
+            <w:tcW w:type="dxa" w:w="2551"/>
+            <w:vAlign w:val="center"/>
+            <w:shd w:val="clear" w:color="auto" w:fill="F9FBF9"/>
+            <w:tcMar>
+              <w:top w:w="40" w:type="dxa"/>
+              <w:bottom w:w="40" w:type="dxa"/>
+              <w:left w:w="80" w:type="dxa"/>
+              <w:right w:w="80" w:type="dxa"/>
+            </w:tcMar>
+            <w:tcBorders>
+              <w:top w:val="single" w:sz="4" w:color="D0D7DE" w:space="0"/>
+              <w:left w:val="single" w:sz="4" w:color="D0D7DE" w:space="0"/>
+              <w:bottom w:val="single" w:sz="4" w:color="D0D7DE" w:space="0"/>
+              <w:right w:val="single" w:sz="4" w:color="D0D7DE" w:space="0"/>
+            </w:tcBorders>
+          </w:tcPr>
           <w:p>
             <w:pPr>
-              <w:spacing w:before="80" w:after="40"/>
-              <w:pBdr>
-                <w:bottom w:val="single" w:sz="4" w:space="1" w:color="2E7D32"/>
-              </w:pBdr>
-            </w:pPr>
-            <w:r>
-              <w:rPr>
-                <w:b/>
-                <w:i w:val="0"/>
-                <w:color w:val="1B5E20"/>
-                <w:sz w:val="15"/>
-              </w:rPr>
-              <w:t>2.  SUMBER DATA &amp; CAKUPAN</w:t>
-            </w:r>
-          </w:p>
-          <w:p>
-            <w:pPr>
-              <w:spacing w:after="60"/>
-              <w:jc w:val="both"/>
+              <w:spacing w:before="20" w:after="20"/>
+              <w:jc w:val="left"/>
             </w:pPr>
             <w:r>
               <w:rPr>
                 <w:b w:val="0"/>
                 <w:i w:val="0"/>
                 <w:color w:val="222222"/>
-                <w:sz w:val="17"/>
+                <w:sz w:val="15"/>
               </w:rPr>
-              <w:t>Seluruh data bersumber dari institusi resmi (</w:t>
+              <w:t>Izin Usaha Pertambangan (IUP) Baru</w:t>
             </w:r>
-            <w:r>
-              <w:rPr>
-                <w:b/>
-                <w:i w:val="0"/>
-                <w:color w:val="222222"/>
-                <w:sz w:val="17"/>
-              </w:rPr>
-              <w:t>BPS, ESDM/Minerbaone, BKPM, GEM, GFW, KNKT</w:t>
-            </w:r>
+          </w:p>
+        </w:tc>
+        <w:tc>
+          <w:tcPr>
+            <w:tcW w:type="dxa" w:w="1814"/>
+            <w:vAlign w:val="center"/>
+            <w:shd w:val="clear" w:color="auto" w:fill="F9FBF9"/>
+            <w:tcMar>
+              <w:top w:w="40" w:type="dxa"/>
+              <w:bottom w:w="40" w:type="dxa"/>
+              <w:left w:w="80" w:type="dxa"/>
+              <w:right w:w="80" w:type="dxa"/>
+            </w:tcMar>
+            <w:tcBorders>
+              <w:top w:val="single" w:sz="4" w:color="D0D7DE" w:space="0"/>
+              <w:left w:val="single" w:sz="4" w:color="D0D7DE" w:space="0"/>
+              <w:bottom w:val="single" w:sz="4" w:color="D0D7DE" w:space="0"/>
+              <w:right w:val="single" w:sz="4" w:color="D0D7DE" w:space="0"/>
+            </w:tcBorders>
+          </w:tcPr>
+          <w:p>
+            <w:pPr>
+              <w:spacing w:before="20" w:after="20"/>
+              <w:jc w:val="left"/>
+            </w:pPr>
             <w:r>
               <w:rPr>
                 <w:b w:val="0"/>
                 <w:i w:val="0"/>
                 <w:color w:val="222222"/>
-                <w:sz w:val="17"/>
+                <w:sz w:val="15"/>
               </w:rPr>
-              <w:t xml:space="preserve"> — diolah CELIOS), mencakup 6 provinsi se-Sulawesi 2014–2024 dan membentuk data panel provinsi-tahun (N = 60) untuk seluruh pengujian statistik.</w:t>
+              <w:t>Faktor Tekanan Ekstraktif</w:t>
             </w:r>
           </w:p>
+        </w:tc>
+        <w:tc>
+          <w:tcPr>
+            <w:tcW w:type="dxa" w:w="1020"/>
+            <w:vAlign w:val="center"/>
+            <w:shd w:val="clear" w:color="auto" w:fill="F9FBF9"/>
+            <w:tcMar>
+              <w:top w:w="40" w:type="dxa"/>
+              <w:bottom w:w="40" w:type="dxa"/>
+              <w:left w:w="80" w:type="dxa"/>
+              <w:right w:w="80" w:type="dxa"/>
+            </w:tcMar>
+            <w:tcBorders>
+              <w:top w:val="single" w:sz="4" w:color="D0D7DE" w:space="0"/>
+              <w:left w:val="single" w:sz="4" w:color="D0D7DE" w:space="0"/>
+              <w:bottom w:val="single" w:sz="4" w:color="D0D7DE" w:space="0"/>
+              <w:right w:val="single" w:sz="4" w:color="D0D7DE" w:space="0"/>
+            </w:tcBorders>
+          </w:tcPr>
           <w:p>
             <w:pPr>
-              <w:spacing w:before="80" w:after="40"/>
-              <w:pBdr>
-                <w:bottom w:val="single" w:sz="4" w:space="1" w:color="2E7D32"/>
-              </w:pBdr>
-            </w:pPr>
-            <w:r>
-              <w:rPr>
-                <w:b/>
-                <w:i w:val="0"/>
-                <w:color w:val="1B5E20"/>
-                <w:sz w:val="15"/>
-              </w:rPr>
-              <w:t>3.  OPERASIONALISASI INDIKATOR</w:t>
-            </w:r>
-          </w:p>
-          <w:tbl>
-            <w:tblPr>
-              <w:tblStyle w:val="TableGrid"/>
-              <w:tblW w:type="auto" w:w="0"/>
-              <w:tblLayout w:type="fixed"/>
-              <w:tblLook w:firstColumn="1" w:firstRow="1" w:lastColumn="0" w:lastRow="0" w:noHBand="0" w:noVBand="1" w:val="04A0"/>
-            </w:tblPr>
-            <w:tblGrid>
-              <w:gridCol w:w="3402"/>
-              <w:gridCol w:w="3402"/>
-              <w:gridCol w:w="3402"/>
-            </w:tblGrid>
-            <w:tr>
-              <w:tc>
-                <w:tcPr>
-                  <w:tcW w:type="dxa" w:w="283"/>
-                  <w:shd w:val="clear" w:color="auto" w:fill="2E7D32"/>
-                </w:tcPr>
-                <w:p>
-                  <w:pPr>
-                    <w:spacing w:before="20" w:after="20"/>
-                  </w:pPr>
-                  <w:r>
-                    <w:rPr>
-                      <w:b/>
-                      <w:i w:val="0"/>
-                      <w:color w:val="FFFFFF"/>
-                      <w:sz w:val="14"/>
-                    </w:rPr>
-                    <w:t>#</w:t>
-                  </w:r>
-                </w:p>
-              </w:tc>
-              <w:tc>
-                <w:tcPr>
-                  <w:tcW w:type="dxa" w:w="2438"/>
-                  <w:shd w:val="clear" w:color="auto" w:fill="2E7D32"/>
-                </w:tcPr>
-                <w:p>
-                  <w:pPr>
-                    <w:spacing w:before="20" w:after="20"/>
-                  </w:pPr>
-                  <w:r>
-                    <w:rPr>
-                      <w:b/>
-                      <w:i w:val="0"/>
-                      <w:color w:val="FFFFFF"/>
-                      <w:sz w:val="14"/>
-                    </w:rPr>
-                    <w:t>Indikator</w:t>
-                  </w:r>
-                </w:p>
-              </w:tc>
-              <w:tc>
-                <w:tcPr>
-                  <w:tcW w:type="dxa" w:w="1701"/>
-                  <w:shd w:val="clear" w:color="auto" w:fill="2E7D32"/>
-                </w:tcPr>
-                <w:p>
-                  <w:pPr>
-                    <w:spacing w:before="20" w:after="20"/>
-                  </w:pPr>
-                  <w:r>
-                    <w:rPr>
-                      <w:b/>
-                      <w:i w:val="0"/>
-                      <w:color w:val="FFFFFF"/>
-                      <w:sz w:val="14"/>
-                    </w:rPr>
-                    <w:t>Institusi Sumber Resmi</w:t>
-                  </w:r>
-                </w:p>
-              </w:tc>
-            </w:tr>
-            <w:tr>
-              <w:tc>
-                <w:tcPr>
-                  <w:tcW w:type="dxa" w:w="283"/>
-                  <w:shd w:val="clear" w:color="auto" w:fill="F5FBF5"/>
-                </w:tcPr>
-                <w:p>
-                  <w:pPr>
-                    <w:spacing w:before="20" w:after="20"/>
-                  </w:pPr>
-                  <w:r>
-                    <w:rPr>
-                      <w:b w:val="0"/>
-                      <w:i w:val="0"/>
-                      <w:color w:val="222222"/>
-                      <w:sz w:val="14"/>
-                    </w:rPr>
-                    <w:t>1</w:t>
-                  </w:r>
-                </w:p>
-              </w:tc>
-              <w:tc>
-                <w:tcPr>
-                  <w:tcW w:type="dxa" w:w="2438"/>
-                  <w:shd w:val="clear" w:color="auto" w:fill="F5FBF5"/>
-                </w:tcPr>
-                <w:p>
-                  <w:pPr>
-                    <w:spacing w:before="20" w:after="20"/>
-                  </w:pPr>
-                  <w:r>
-                    <w:rPr>
-                      <w:b w:val="0"/>
-                      <w:i w:val="0"/>
-                      <w:color w:val="222222"/>
-                      <w:sz w:val="14"/>
-                    </w:rPr>
-                    <w:t>PDRB Sektoral Provinsi &amp; Kabupaten</w:t>
-                  </w:r>
-                </w:p>
-              </w:tc>
-              <w:tc>
-                <w:tcPr>
-                  <w:tcW w:type="dxa" w:w="1701"/>
-                  <w:shd w:val="clear" w:color="auto" w:fill="F5FBF5"/>
-                </w:tcPr>
-                <w:p>
-                  <w:pPr>
-                    <w:spacing w:before="20" w:after="20"/>
-                  </w:pPr>
-                  <w:r>
-                    <w:rPr>
-                      <w:b w:val="0"/>
-                      <w:i w:val="0"/>
-                      <w:color w:val="222222"/>
-                      <w:sz w:val="14"/>
-                    </w:rPr>
-                    <w:t>BPS (Subject 52)</w:t>
-                  </w:r>
-                </w:p>
-              </w:tc>
-            </w:tr>
-            <w:tr>
-              <w:tc>
-                <w:tcPr>
-                  <w:tcW w:type="dxa" w:w="283"/>
-                  <w:shd w:val="clear" w:color="auto" w:fill="FFFFFF"/>
-                </w:tcPr>
-                <w:p>
-                  <w:pPr>
-                    <w:spacing w:before="20" w:after="20"/>
-                  </w:pPr>
-                  <w:r>
-                    <w:rPr>
-                      <w:b w:val="0"/>
-                      <w:i w:val="0"/>
-                      <w:color w:val="222222"/>
-                      <w:sz w:val="14"/>
-                    </w:rPr>
-                    <w:t>2</w:t>
-                  </w:r>
-                </w:p>
-              </w:tc>
-              <w:tc>
-                <w:tcPr>
-                  <w:tcW w:type="dxa" w:w="2438"/>
-                  <w:shd w:val="clear" w:color="auto" w:fill="FFFFFF"/>
-                </w:tcPr>
-                <w:p>
-                  <w:pPr>
-                    <w:spacing w:before="20" w:after="20"/>
-                  </w:pPr>
-                  <w:r>
-                    <w:rPr>
-                      <w:b w:val="0"/>
-                      <w:i w:val="0"/>
-                      <w:color w:val="222222"/>
-                      <w:sz w:val="14"/>
-                    </w:rPr>
-                    <w:t>IUP Tambang Baru &amp; Luas Konsesi</w:t>
-                  </w:r>
-                </w:p>
-              </w:tc>
-              <w:tc>
-                <w:tcPr>
-                  <w:tcW w:type="dxa" w:w="1701"/>
-                  <w:shd w:val="clear" w:color="auto" w:fill="FFFFFF"/>
-                </w:tcPr>
-                <w:p>
-                  <w:pPr>
-                    <w:spacing w:before="20" w:after="20"/>
-                  </w:pPr>
-                  <w:r>
-                    <w:rPr>
-                      <w:b w:val="0"/>
-                      <w:i w:val="0"/>
-                      <w:color w:val="222222"/>
-                      <w:sz w:val="14"/>
-                    </w:rPr>
-                    <w:t>ESDM — Minerbaone</w:t>
-                  </w:r>
-                </w:p>
-              </w:tc>
-            </w:tr>
-            <w:tr>
-              <w:tc>
-                <w:tcPr>
-                  <w:tcW w:type="dxa" w:w="283"/>
-                  <w:shd w:val="clear" w:color="auto" w:fill="F5FBF5"/>
-                </w:tcPr>
-                <w:p>
-                  <w:pPr>
-                    <w:spacing w:before="20" w:after="20"/>
-                  </w:pPr>
-                  <w:r>
-                    <w:rPr>
-                      <w:b w:val="0"/>
-                      <w:i w:val="0"/>
-                      <w:color w:val="222222"/>
-                      <w:sz w:val="14"/>
-                    </w:rPr>
-                    <w:t>3</w:t>
-                  </w:r>
-                </w:p>
-              </w:tc>
-              <w:tc>
-                <w:tcPr>
-                  <w:tcW w:type="dxa" w:w="2438"/>
-                  <w:shd w:val="clear" w:color="auto" w:fill="F5FBF5"/>
-                </w:tcPr>
-                <w:p>
-                  <w:pPr>
-                    <w:spacing w:before="20" w:after="20"/>
-                  </w:pPr>
-                  <w:r>
-                    <w:rPr>
-                      <w:b w:val="0"/>
-                      <w:i w:val="0"/>
-                      <w:color w:val="222222"/>
-                      <w:sz w:val="14"/>
-                    </w:rPr>
-                    <w:t>Smelter Nikel (778 unit)</w:t>
-                  </w:r>
-                </w:p>
-              </w:tc>
-              <w:tc>
-                <w:tcPr>
-                  <w:tcW w:type="dxa" w:w="1701"/>
-                  <w:shd w:val="clear" w:color="auto" w:fill="F5FBF5"/>
-                </w:tcPr>
-                <w:p>
-                  <w:pPr>
-                    <w:spacing w:before="20" w:after="20"/>
-                  </w:pPr>
-                  <w:r>
-                    <w:rPr>
-                      <w:b w:val="0"/>
-                      <w:i w:val="0"/>
-                      <w:color w:val="222222"/>
-                      <w:sz w:val="14"/>
-                    </w:rPr>
-                    <w:t>ESDM &amp; CGS</w:t>
-                  </w:r>
-                </w:p>
-              </w:tc>
-            </w:tr>
-            <w:tr>
-              <w:tc>
-                <w:tcPr>
-                  <w:tcW w:type="dxa" w:w="283"/>
-                  <w:shd w:val="clear" w:color="auto" w:fill="FFFFFF"/>
-                </w:tcPr>
-                <w:p>
-                  <w:pPr>
-                    <w:spacing w:before="20" w:after="20"/>
-                  </w:pPr>
-                  <w:r>
-                    <w:rPr>
-                      <w:b w:val="0"/>
-                      <w:i w:val="0"/>
-                      <w:color w:val="222222"/>
-                      <w:sz w:val="14"/>
-                    </w:rPr>
-                    <w:t>4</w:t>
-                  </w:r>
-                </w:p>
-              </w:tc>
-              <w:tc>
-                <w:tcPr>
-                  <w:tcW w:type="dxa" w:w="2438"/>
-                  <w:shd w:val="clear" w:color="auto" w:fill="FFFFFF"/>
-                </w:tcPr>
-                <w:p>
-                  <w:pPr>
-                    <w:spacing w:before="20" w:after="20"/>
-                  </w:pPr>
-                  <w:r>
-                    <w:rPr>
-                      <w:b w:val="0"/>
-                      <w:i w:val="0"/>
-                      <w:color w:val="222222"/>
-                      <w:sz w:val="14"/>
-                    </w:rPr>
-                    <w:t>PLTU Captive (9.825 MW)</w:t>
-                  </w:r>
-                </w:p>
-              </w:tc>
-              <w:tc>
-                <w:tcPr>
-                  <w:tcW w:type="dxa" w:w="1701"/>
-                  <w:shd w:val="clear" w:color="auto" w:fill="FFFFFF"/>
-                </w:tcPr>
-                <w:p>
-                  <w:pPr>
-                    <w:spacing w:before="20" w:after="20"/>
-                  </w:pPr>
-                  <w:r>
-                    <w:rPr>
-                      <w:b w:val="0"/>
-                      <w:i w:val="0"/>
-                      <w:color w:val="222222"/>
-                      <w:sz w:val="14"/>
-                    </w:rPr>
-                    <w:t>Global Energy Monitor</w:t>
-                  </w:r>
-                </w:p>
-              </w:tc>
-            </w:tr>
-            <w:tr>
-              <w:tc>
-                <w:tcPr>
-                  <w:tcW w:type="dxa" w:w="283"/>
-                  <w:shd w:val="clear" w:color="auto" w:fill="F5FBF5"/>
-                </w:tcPr>
-                <w:p>
-                  <w:pPr>
-                    <w:spacing w:before="20" w:after="20"/>
-                  </w:pPr>
-                  <w:r>
-                    <w:rPr>
-                      <w:b w:val="0"/>
-                      <w:i w:val="0"/>
-                      <w:color w:val="222222"/>
-                      <w:sz w:val="14"/>
-                    </w:rPr>
-                    <w:t>5</w:t>
-                  </w:r>
-                </w:p>
-              </w:tc>
-              <w:tc>
-                <w:tcPr>
-                  <w:tcW w:type="dxa" w:w="2438"/>
-                  <w:shd w:val="clear" w:color="auto" w:fill="F5FBF5"/>
-                </w:tcPr>
-                <w:p>
-                  <w:pPr>
-                    <w:spacing w:before="20" w:after="20"/>
-                  </w:pPr>
-                  <w:r>
-                    <w:rPr>
-                      <w:b w:val="0"/>
-                      <w:i w:val="0"/>
-                      <w:color w:val="222222"/>
-                      <w:sz w:val="14"/>
-                    </w:rPr>
-                    <w:t>Realisasi Investasi PMDN</w:t>
-                  </w:r>
-                </w:p>
-              </w:tc>
-              <w:tc>
-                <w:tcPr>
-                  <w:tcW w:type="dxa" w:w="1701"/>
-                  <w:shd w:val="clear" w:color="auto" w:fill="F5FBF5"/>
-                </w:tcPr>
-                <w:p>
-                  <w:pPr>
-                    <w:spacing w:before="20" w:after="20"/>
-                  </w:pPr>
-                  <w:r>
-                    <w:rPr>
-                      <w:b w:val="0"/>
-                      <w:i w:val="0"/>
-                      <w:color w:val="222222"/>
-                      <w:sz w:val="14"/>
-                    </w:rPr>
-                    <w:t>Kement. Investasi/BKPM</w:t>
-                  </w:r>
-                </w:p>
-              </w:tc>
-            </w:tr>
-            <w:tr>
-              <w:tc>
-                <w:tcPr>
-                  <w:tcW w:type="dxa" w:w="283"/>
-                  <w:shd w:val="clear" w:color="auto" w:fill="FFFFFF"/>
-                </w:tcPr>
-                <w:p>
-                  <w:pPr>
-                    <w:spacing w:before="20" w:after="20"/>
-                  </w:pPr>
-                  <w:r>
-                    <w:rPr>
-                      <w:b w:val="0"/>
-                      <w:i w:val="0"/>
-                      <w:color w:val="222222"/>
-                      <w:sz w:val="14"/>
-                    </w:rPr>
-                    <w:t>6</w:t>
-                  </w:r>
-                </w:p>
-              </w:tc>
-              <w:tc>
-                <w:tcPr>
-                  <w:tcW w:type="dxa" w:w="2438"/>
-                  <w:shd w:val="clear" w:color="auto" w:fill="FFFFFF"/>
-                </w:tcPr>
-                <w:p>
-                  <w:pPr>
-                    <w:spacing w:before="20" w:after="20"/>
-                  </w:pPr>
-                  <w:r>
-                    <w:rPr>
-                      <w:b w:val="0"/>
-                      <w:i w:val="0"/>
-                      <w:color w:val="222222"/>
-                      <w:sz w:val="14"/>
-                    </w:rPr>
-                    <w:t>Deforestasi &amp; Driver</w:t>
-                  </w:r>
-                </w:p>
-              </w:tc>
-              <w:tc>
-                <w:tcPr>
-                  <w:tcW w:type="dxa" w:w="1701"/>
-                  <w:shd w:val="clear" w:color="auto" w:fill="FFFFFF"/>
-                </w:tcPr>
-                <w:p>
-                  <w:pPr>
-                    <w:spacing w:before="20" w:after="20"/>
-                  </w:pPr>
-                  <w:r>
-                    <w:rPr>
-                      <w:b w:val="0"/>
-                      <w:i w:val="0"/>
-                      <w:color w:val="222222"/>
-                      <w:sz w:val="14"/>
-                    </w:rPr>
-                    <w:t>Global Forest Watch</w:t>
-                  </w:r>
-                </w:p>
-              </w:tc>
-            </w:tr>
-            <w:tr>
-              <w:tc>
-                <w:tcPr>
-                  <w:tcW w:type="dxa" w:w="283"/>
-                  <w:shd w:val="clear" w:color="auto" w:fill="F5FBF5"/>
-                </w:tcPr>
-                <w:p>
-                  <w:pPr>
-                    <w:spacing w:before="20" w:after="20"/>
-                  </w:pPr>
-                  <w:r>
-                    <w:rPr>
-                      <w:b w:val="0"/>
-                      <w:i w:val="0"/>
-                      <w:color w:val="222222"/>
-                      <w:sz w:val="14"/>
-                    </w:rPr>
-                    <w:t>7</w:t>
-                  </w:r>
-                </w:p>
-              </w:tc>
-              <w:tc>
-                <w:tcPr>
-                  <w:tcW w:type="dxa" w:w="2438"/>
-                  <w:shd w:val="clear" w:color="auto" w:fill="F5FBF5"/>
-                </w:tcPr>
-                <w:p>
-                  <w:pPr>
-                    <w:spacing w:before="20" w:after="20"/>
-                  </w:pPr>
-                  <w:r>
-                    <w:rPr>
-                      <w:b w:val="0"/>
-                      <w:i w:val="0"/>
-                      <w:color w:val="222222"/>
-                      <w:sz w:val="14"/>
-                    </w:rPr>
-                    <w:t>Pelabuhan &amp; Terminal Ekspor</w:t>
-                  </w:r>
-                </w:p>
-              </w:tc>
-              <w:tc>
-                <w:tcPr>
-                  <w:tcW w:type="dxa" w:w="1701"/>
-                  <w:shd w:val="clear" w:color="auto" w:fill="F5FBF5"/>
-                </w:tcPr>
-                <w:p>
-                  <w:pPr>
-                    <w:spacing w:before="20" w:after="20"/>
-                  </w:pPr>
-                  <w:r>
-                    <w:rPr>
-                      <w:b w:val="0"/>
-                      <w:i w:val="0"/>
-                      <w:color w:val="222222"/>
-                      <w:sz w:val="14"/>
-                    </w:rPr>
-                    <w:t>KNKT · Perpres PSN</w:t>
-                  </w:r>
-                </w:p>
-              </w:tc>
-            </w:tr>
-          </w:tbl>
-          <w:p>
-            <w:pPr>
-              <w:spacing w:before="80" w:after="40"/>
-              <w:pBdr>
-                <w:bottom w:val="single" w:sz="4" w:space="1" w:color="2E7D32"/>
-              </w:pBdr>
-            </w:pPr>
-            <w:r>
-              <w:rPr>
-                <w:b/>
-                <w:i w:val="0"/>
-                <w:color w:val="1B5E20"/>
-                <w:sz w:val="15"/>
-              </w:rPr>
-              <w:t>6.  BAGAN ALUR DESAIN PENELITIAN</w:t>
-            </w:r>
-          </w:p>
-          <w:p>
-            <w:pPr>
-              <w:spacing w:before="40" w:after="20"/>
-              <w:jc w:val="center"/>
-              <w:pBdr>
-                <w:top w:val="single" w:sz="4" w:space="2" w:color="444444"/>
-                <w:left w:val="single" w:sz="4" w:space="2" w:color="444444"/>
-                <w:bottom w:val="single" w:sz="4" w:space="2" w:color="444444"/>
-                <w:right w:val="single" w:sz="4" w:space="2" w:color="444444"/>
-              </w:pBdr>
-            </w:pPr>
-            <w:r>
-              <w:rPr>
-                <w:b/>
-                <w:i w:val="0"/>
-                <w:color w:val="222222"/>
-                <w:sz w:val="14"/>
-              </w:rPr>
-              <w:t>MULAI</w:t>
-            </w:r>
-          </w:p>
-          <w:p>
-            <w:pPr>
-              <w:spacing w:before="0" w:after="0"/>
+              <w:spacing w:before="20" w:after="20"/>
               <w:jc w:val="center"/>
             </w:pPr>
             <w:r>
               <w:rPr>
                 <w:b w:val="0"/>
                 <w:i w:val="0"/>
-                <w:color w:val="2E7D32"/>
-                <w:sz w:val="18"/>
+                <w:color w:val="222222"/>
+                <w:sz w:val="15"/>
               </w:rPr>
-              <w:t>↓</w:t>
-            </w:r>
-          </w:p>
-          <w:tbl>
-            <w:tblPr>
-              <w:tblW w:type="auto" w:w="0"/>
-              <w:tblLayout w:type="fixed"/>
-              <w:tblLook w:firstColumn="1" w:firstRow="1" w:lastColumn="0" w:lastRow="0" w:noHBand="0" w:noVBand="1" w:val="04A0"/>
-            </w:tblPr>
-            <w:tblGrid>
-              <w:gridCol w:w="3402"/>
-              <w:gridCol w:w="3402"/>
-              <w:gridCol w:w="3402"/>
-            </w:tblGrid>
-            <w:tr>
-              <w:tc>
-                <w:tcPr>
-                  <w:tcW w:type="dxa" w:w="2347"/>
-                  <w:shd w:val="clear" w:color="auto" w:fill="FFFFFF"/>
-                  <w:tcMar>
-                    <w:top w:w="40" w:type="dxa"/>
-                    <w:bottom w:w="40" w:type="dxa"/>
-                    <w:left w:w="60" w:type="dxa"/>
-                    <w:right w:w="60" w:type="dxa"/>
-                  </w:tcMar>
-                  <w:tcBorders>
-                    <w:top w:val="single" w:sz="4" w:color="333333" w:space="0"/>
-                    <w:left w:val="single" w:sz="4" w:color="333333" w:space="0"/>
-                    <w:bottom w:val="single" w:sz="4" w:color="333333" w:space="0"/>
-                    <w:right w:val="single" w:sz="4" w:color="333333" w:space="0"/>
-                  </w:tcBorders>
-                </w:tcPr>
-                <w:p>
-                  <w:pPr>
-                    <w:spacing w:before="0" w:after="0"/>
-                  </w:pPr>
-                  <w:r>
-                    <w:rPr>
-                      <w:b/>
-                      <w:i w:val="0"/>
-                      <w:color w:val="2E7D32"/>
-                      <w:sz w:val="11"/>
-                    </w:rPr>
-                    <w:t>FASE I — AKUISISI</w:t>
-                  </w:r>
-                </w:p>
-                <w:p>
-                  <w:pPr>
-                    <w:spacing w:before="20" w:after="20"/>
-                  </w:pPr>
-                  <w:r>
-                    <w:rPr>
-                      <w:b/>
-                      <w:i w:val="0"/>
-                      <w:color w:val="1A1A1A"/>
-                      <w:sz w:val="14"/>
-                    </w:rPr>
-                    <w:t>Pengumpulan &amp; Kurasi Data</w:t>
-                  </w:r>
-                </w:p>
-                <w:p>
-                  <w:pPr>
-                    <w:spacing w:before="0" w:after="0"/>
-                  </w:pPr>
-                  <w:r>
-                    <w:rPr>
-                      <w:b w:val="0"/>
-                      <w:i w:val="0"/>
-                      <w:color w:val="444444"/>
-                      <w:sz w:val="13"/>
-                    </w:rPr>
-                    <w:t>BPS · Minerbaone · BKPM · GEM · GFW  ·  6 provinsi · 2014–2024</w:t>
-                  </w:r>
-                </w:p>
-              </w:tc>
-              <w:tc>
-                <w:tcPr>
-                  <w:tcW w:type="dxa" w:w="408"/>
-                  <w:tcBorders>
-                    <w:top w:val="none"/>
-                    <w:left w:val="none"/>
-                    <w:bottom w:val="none"/>
-                    <w:right w:val="none"/>
-                  </w:tcBorders>
-                </w:tcPr>
-                <w:p>
-                  <w:pPr>
-                    <w:spacing w:before="0" w:after="0"/>
-                    <w:jc w:val="center"/>
-                  </w:pPr>
-                  <w:r>
-                    <w:rPr>
-                      <w:b/>
-                      <w:i w:val="0"/>
-                      <w:color w:val="2E7D32"/>
-                      <w:sz w:val="18"/>
-                    </w:rPr>
-                    <w:t>→</w:t>
-                  </w:r>
-                </w:p>
-              </w:tc>
-              <w:tc>
-                <w:tcPr>
-                  <w:tcW w:type="dxa" w:w="2347"/>
-                  <w:shd w:val="clear" w:color="auto" w:fill="FFFFFF"/>
-                  <w:tcMar>
-                    <w:top w:w="40" w:type="dxa"/>
-                    <w:bottom w:w="40" w:type="dxa"/>
-                    <w:left w:w="60" w:type="dxa"/>
-                    <w:right w:w="60" w:type="dxa"/>
-                  </w:tcMar>
-                  <w:tcBorders>
-                    <w:top w:val="single" w:sz="4" w:color="333333" w:space="0"/>
-                    <w:left w:val="single" w:sz="4" w:color="333333" w:space="0"/>
-                    <w:bottom w:val="single" w:sz="4" w:color="333333" w:space="0"/>
-                    <w:right w:val="single" w:sz="4" w:color="333333" w:space="0"/>
-                  </w:tcBorders>
-                </w:tcPr>
-                <w:p>
-                  <w:pPr>
-                    <w:spacing w:before="0" w:after="0"/>
-                  </w:pPr>
-                  <w:r>
-                    <w:rPr>
-                      <w:b/>
-                      <w:i w:val="0"/>
-                      <w:color w:val="2E7D32"/>
-                      <w:sz w:val="11"/>
-                    </w:rPr>
-                    <w:t>FASE II — KLASIFIKASI</w:t>
-                  </w:r>
-                </w:p>
-                <w:p>
-                  <w:pPr>
-                    <w:spacing w:before="20" w:after="20"/>
-                  </w:pPr>
-                  <w:r>
-                    <w:rPr>
-                      <w:b/>
-                      <w:i w:val="0"/>
-                      <w:color w:val="1A1A1A"/>
-                      <w:sz w:val="14"/>
-                    </w:rPr>
-                    <w:t>Reklasifikasi Rantai Pasok Hukum</w:t>
-                  </w:r>
-                </w:p>
-                <w:p>
-                  <w:pPr>
-                    <w:spacing w:before="0" w:after="0"/>
-                  </w:pPr>
-                  <w:r>
-                    <w:rPr>
-                      <w:b w:val="0"/>
-                      <w:i w:val="0"/>
-                      <w:color w:val="444444"/>
-                      <w:sz w:val="13"/>
-                    </w:rPr>
-                    <w:t>UU 3/2020 · PP 96/2021 · Perpres 112/2022 → 3 klaster makro</w:t>
-                  </w:r>
-                </w:p>
-              </w:tc>
-            </w:tr>
-            <w:tr>
-              <w:tc>
-                <w:tcPr>
-                  <w:tcW w:type="dxa" w:w="2347"/>
-                  <w:tcBorders>
-                    <w:top w:val="none"/>
-                    <w:left w:val="none"/>
-                    <w:bottom w:val="none"/>
-                    <w:right w:val="none"/>
-                  </w:tcBorders>
-                </w:tcPr>
-                <w:p>
-                  <w:pPr>
-                    <w:spacing w:before="0" w:after="0"/>
-                    <w:jc w:val="center"/>
-                  </w:pPr>
-                </w:p>
-              </w:tc>
-              <w:tc>
-                <w:tcPr>
-                  <w:tcW w:type="dxa" w:w="408"/>
-                  <w:tcBorders>
-                    <w:top w:val="none"/>
-                    <w:left w:val="none"/>
-                    <w:bottom w:val="none"/>
-                    <w:right w:val="none"/>
-                  </w:tcBorders>
-                </w:tcPr>
-                <w:p>
-                  <w:pPr>
-                    <w:spacing w:before="0" w:after="0"/>
-                    <w:jc w:val="center"/>
-                  </w:pPr>
-                </w:p>
-              </w:tc>
-              <w:tc>
-                <w:tcPr>
-                  <w:tcW w:type="dxa" w:w="2347"/>
-                  <w:tcBorders>
-                    <w:top w:val="none"/>
-                    <w:left w:val="none"/>
-                    <w:bottom w:val="none"/>
-                    <w:right w:val="none"/>
-                  </w:tcBorders>
-                </w:tcPr>
-                <w:p>
-                  <w:pPr>
-                    <w:spacing w:before="0" w:after="0"/>
-                    <w:jc w:val="center"/>
-                  </w:pPr>
-                  <w:r>
-                    <w:rPr>
-                      <w:b/>
-                      <w:i w:val="0"/>
-                      <w:color w:val="2E7D32"/>
-                      <w:sz w:val="18"/>
-                    </w:rPr>
-                    <w:t>↓</w:t>
-                  </w:r>
-                </w:p>
-              </w:tc>
-            </w:tr>
-            <w:tr>
-              <w:tc>
-                <w:tcPr>
-                  <w:tcW w:type="dxa" w:w="2347"/>
-                  <w:shd w:val="clear" w:color="auto" w:fill="FFFFFF"/>
-                  <w:tcMar>
-                    <w:top w:w="40" w:type="dxa"/>
-                    <w:bottom w:w="40" w:type="dxa"/>
-                    <w:left w:w="60" w:type="dxa"/>
-                    <w:right w:w="60" w:type="dxa"/>
-                  </w:tcMar>
-                  <w:tcBorders>
-                    <w:top w:val="single" w:sz="4" w:color="333333" w:space="0"/>
-                    <w:left w:val="single" w:sz="4" w:color="333333" w:space="0"/>
-                    <w:bottom w:val="single" w:sz="4" w:color="333333" w:space="0"/>
-                    <w:right w:val="single" w:sz="4" w:color="333333" w:space="0"/>
-                  </w:tcBorders>
-                </w:tcPr>
-                <w:p>
-                  <w:pPr>
-                    <w:spacing w:before="0" w:after="0"/>
-                  </w:pPr>
-                  <w:r>
-                    <w:rPr>
-                      <w:b/>
-                      <w:i w:val="0"/>
-                      <w:color w:val="2E7D32"/>
-                      <w:sz w:val="11"/>
-                    </w:rPr>
-                    <w:t>FASE IV — SINTESIS</w:t>
-                  </w:r>
-                </w:p>
-                <w:p>
-                  <w:pPr>
-                    <w:spacing w:before="20" w:after="20"/>
-                  </w:pPr>
-                  <w:r>
-                    <w:rPr>
-                      <w:b/>
-                      <w:i w:val="0"/>
-                      <w:color w:val="1A1A1A"/>
-                      <w:sz w:val="14"/>
-                    </w:rPr>
-                    <w:t>Pemetaan Rantai Pasok Ekspor</w:t>
-                  </w:r>
-                </w:p>
-                <w:p>
-                  <w:pPr>
-                    <w:spacing w:before="0" w:after="0"/>
-                  </w:pPr>
-                  <w:r>
-                    <w:rPr>
-                      <w:b w:val="0"/>
-                      <w:i w:val="0"/>
-                      <w:color w:val="444444"/>
-                      <w:sz w:val="13"/>
-                    </w:rPr>
-                    <w:t>KNKT · Perpres PSN · Kurva Bézier · 6 simpul pelabuhan</w:t>
-                  </w:r>
-                </w:p>
-              </w:tc>
-              <w:tc>
-                <w:tcPr>
-                  <w:tcW w:type="dxa" w:w="408"/>
-                  <w:tcBorders>
-                    <w:top w:val="none"/>
-                    <w:left w:val="none"/>
-                    <w:bottom w:val="none"/>
-                    <w:right w:val="none"/>
-                  </w:tcBorders>
-                </w:tcPr>
-                <w:p>
-                  <w:pPr>
-                    <w:spacing w:before="0" w:after="0"/>
-                    <w:jc w:val="center"/>
-                  </w:pPr>
-                  <w:r>
-                    <w:rPr>
-                      <w:b/>
-                      <w:i w:val="0"/>
-                      <w:color w:val="2E7D32"/>
-                      <w:sz w:val="18"/>
-                    </w:rPr>
-                    <w:t>←</w:t>
-                  </w:r>
-                </w:p>
-              </w:tc>
-              <w:tc>
-                <w:tcPr>
-                  <w:tcW w:type="dxa" w:w="2347"/>
-                  <w:shd w:val="clear" w:color="auto" w:fill="FFFFFF"/>
-                  <w:tcMar>
-                    <w:top w:w="40" w:type="dxa"/>
-                    <w:bottom w:w="40" w:type="dxa"/>
-                    <w:left w:w="60" w:type="dxa"/>
-                    <w:right w:w="60" w:type="dxa"/>
-                  </w:tcMar>
-                  <w:tcBorders>
-                    <w:top w:val="single" w:sz="4" w:color="333333" w:space="0"/>
-                    <w:left w:val="single" w:sz="4" w:color="333333" w:space="0"/>
-                    <w:bottom w:val="single" w:sz="4" w:color="333333" w:space="0"/>
-                    <w:right w:val="single" w:sz="4" w:color="333333" w:space="0"/>
-                  </w:tcBorders>
-                </w:tcPr>
-                <w:p>
-                  <w:pPr>
-                    <w:spacing w:before="0" w:after="0"/>
-                  </w:pPr>
-                  <w:r>
-                    <w:rPr>
-                      <w:b/>
-                      <w:i w:val="0"/>
-                      <w:color w:val="2E7D32"/>
-                      <w:sz w:val="11"/>
-                    </w:rPr>
-                    <w:t>FASE III — ANALISIS</w:t>
-                  </w:r>
-                </w:p>
-                <w:p>
-                  <w:pPr>
-                    <w:spacing w:before="20" w:after="20"/>
-                  </w:pPr>
-                  <w:r>
-                    <w:rPr>
-                      <w:b/>
-                      <w:i w:val="0"/>
-                      <w:color w:val="1A1A1A"/>
-                      <w:sz w:val="14"/>
-                    </w:rPr>
-                    <w:t>Pengujian Statistik Inferensial</w:t>
-                  </w:r>
-                </w:p>
-                <w:p>
-                  <w:pPr>
-                    <w:spacing w:before="0" w:after="0"/>
-                  </w:pPr>
-                  <w:r>
-                    <w:rPr>
-                      <w:b w:val="0"/>
-                      <w:i w:val="0"/>
-                      <w:color w:val="444444"/>
-                      <w:sz w:val="13"/>
-                    </w:rPr>
-                    <w:t>Chi-Square · Odds Ratio · Panel N=60 · Ambang Median</w:t>
-                  </w:r>
-                </w:p>
-              </w:tc>
-            </w:tr>
-            <w:tr>
-              <w:tc>
-                <w:tcPr>
-                  <w:tcW w:type="dxa" w:w="2347"/>
-                  <w:tcBorders>
-                    <w:top w:val="none"/>
-                    <w:left w:val="none"/>
-                    <w:bottom w:val="none"/>
-                    <w:right w:val="none"/>
-                  </w:tcBorders>
-                </w:tcPr>
-                <w:p>
-                  <w:pPr>
-                    <w:spacing w:before="0" w:after="0"/>
-                    <w:jc w:val="center"/>
-                  </w:pPr>
-                  <w:r>
-                    <w:rPr>
-                      <w:b/>
-                      <w:i w:val="0"/>
-                      <w:color w:val="2E7D32"/>
-                      <w:sz w:val="18"/>
-                    </w:rPr>
-                    <w:t>↓</w:t>
-                  </w:r>
-                </w:p>
-              </w:tc>
-              <w:tc>
-                <w:tcPr>
-                  <w:tcW w:type="dxa" w:w="408"/>
-                  <w:tcBorders>
-                    <w:top w:val="none"/>
-                    <w:left w:val="none"/>
-                    <w:bottom w:val="none"/>
-                    <w:right w:val="none"/>
-                  </w:tcBorders>
-                </w:tcPr>
-                <w:p>
-                  <w:pPr>
-                    <w:spacing w:before="0" w:after="0"/>
-                    <w:jc w:val="center"/>
-                  </w:pPr>
-                </w:p>
-              </w:tc>
-              <w:tc>
-                <w:tcPr>
-                  <w:tcW w:type="dxa" w:w="2347"/>
-                  <w:tcBorders>
-                    <w:top w:val="none"/>
-                    <w:left w:val="none"/>
-                    <w:bottom w:val="none"/>
-                    <w:right w:val="none"/>
-                  </w:tcBorders>
-                </w:tcPr>
-                <w:p>
-                  <w:pPr>
-                    <w:spacing w:before="0" w:after="0"/>
-                    <w:jc w:val="center"/>
-                  </w:pPr>
-                </w:p>
-              </w:tc>
-            </w:tr>
-          </w:tbl>
-          <w:p>
-            <w:pPr>
-              <w:spacing w:before="40" w:after="20"/>
-              <w:jc w:val="center"/>
-              <w:pBdr>
-                <w:top w:val="single" w:sz="8" w:space="2" w:color="1B5E20"/>
-                <w:left w:val="single" w:sz="8" w:space="2" w:color="1B5E20"/>
-                <w:bottom w:val="single" w:sz="8" w:space="2" w:color="1B5E20"/>
-                <w:right w:val="single" w:sz="8" w:space="2" w:color="1B5E20"/>
-              </w:pBdr>
-              <w:shd w:val="clear" w:color="auto" w:fill="F1F8E9"/>
-            </w:pPr>
-            <w:r>
-              <w:rPr>
-                <w:b/>
-                <w:i w:val="0"/>
-                <w:color w:val="1B5E20"/>
-                <w:sz w:val="14"/>
-              </w:rPr>
-              <w:t>Dominasi Ekstraktif PDRB  ·  Konsentrasi Spasial Industri  ·  Risiko Deforestasi hingga 21× (Signifikan)</w:t>
+              <w:t>Unit Izin</w:t>
             </w:r>
           </w:p>
         </w:tc>
         <w:tc>
           <w:tcPr>
-            <w:tcW w:type="dxa" w:w="5103"/>
-            <w:vAlign w:val="top"/>
+            <w:tcW w:type="dxa" w:w="1134"/>
+            <w:vAlign w:val="center"/>
+            <w:shd w:val="clear" w:color="auto" w:fill="F9FBF9"/>
+            <w:tcMar>
+              <w:top w:w="40" w:type="dxa"/>
+              <w:bottom w:w="40" w:type="dxa"/>
+              <w:left w:w="80" w:type="dxa"/>
+              <w:right w:w="80" w:type="dxa"/>
+            </w:tcMar>
             <w:tcBorders>
-              <w:top w:val="none"/>
-              <w:left w:val="none"/>
-              <w:bottom w:val="none"/>
-              <w:right w:val="none"/>
+              <w:top w:val="single" w:sz="4" w:color="D0D7DE" w:space="0"/>
+              <w:left w:val="single" w:sz="4" w:color="D0D7DE" w:space="0"/>
+              <w:bottom w:val="single" w:sz="4" w:color="D0D7DE" w:space="0"/>
+              <w:right w:val="single" w:sz="4" w:color="D0D7DE" w:space="0"/>
             </w:tcBorders>
-            <w:tcMar>
-              <w:top w:w="0" w:type="dxa"/>
-              <w:bottom w:w="0" w:type="dxa"/>
-              <w:left w:w="150" w:type="dxa"/>
-              <w:right w:w="0" w:type="dxa"/>
-            </w:tcMar>
           </w:tcPr>
           <w:p>
             <w:pPr>
-              <w:spacing w:before="80" w:after="40"/>
-              <w:pBdr>
-                <w:bottom w:val="single" w:sz="4" w:space="1" w:color="2E7D32"/>
-              </w:pBdr>
-            </w:pPr>
-            <w:r>
-              <w:rPr>
-                <w:b/>
-                <w:i w:val="0"/>
-                <w:color w:val="1B5E20"/>
-                <w:sz w:val="15"/>
-              </w:rPr>
-              <w:t>4.  KERANGKA ANALISIS</w:t>
-            </w:r>
-          </w:p>
-          <w:p>
-            <w:pPr>
-              <w:spacing w:before="70" w:after="20"/>
-            </w:pPr>
-            <w:r>
-              <w:rPr>
-                <w:b/>
-                <w:i w:val="0"/>
-                <w:color w:val="2E7D32"/>
-                <w:sz w:val="16"/>
-              </w:rPr>
-              <w:t>4.1  Reklasifikasi Rantai Pasok Hukum (PDRB)</w:t>
-            </w:r>
-          </w:p>
-          <w:p>
-            <w:pPr>
-              <w:spacing w:after="60"/>
-              <w:jc w:val="both"/>
+              <w:spacing w:before="20" w:after="20"/>
+              <w:jc w:val="center"/>
             </w:pPr>
             <w:r>
               <w:rPr>
                 <w:b w:val="0"/>
                 <w:i w:val="0"/>
                 <w:color w:val="222222"/>
-                <w:sz w:val="17"/>
+                <w:sz w:val="15"/>
               </w:rPr>
-              <w:t xml:space="preserve">Tujuh belas sektor KBLI 2020 direklasifikasi menjadi tiga klaster berbasis mandat hukum: </w:t>
-            </w:r>
-            <w:r>
-              <w:rPr>
-                <w:b/>
-                <w:i w:val="0"/>
-                <w:color w:val="222222"/>
-                <w:sz w:val="17"/>
-              </w:rPr>
-              <w:t>Ekstraktif</w:t>
-            </w:r>
-            <w:r>
-              <w:rPr>
-                <w:b w:val="0"/>
-                <w:i w:val="0"/>
-                <w:color w:val="222222"/>
-                <w:sz w:val="17"/>
-              </w:rPr>
-              <w:t xml:space="preserve"> (pertambangan, smelter, listrik PLTU), </w:t>
-            </w:r>
-            <w:r>
-              <w:rPr>
-                <w:b/>
-                <w:i w:val="0"/>
-                <w:color w:val="222222"/>
-                <w:sz w:val="17"/>
-              </w:rPr>
-              <w:t>Akar Rumput</w:t>
-            </w:r>
-            <w:r>
-              <w:rPr>
-                <w:b w:val="0"/>
-                <w:i w:val="0"/>
-                <w:color w:val="222222"/>
-                <w:sz w:val="17"/>
-              </w:rPr>
-              <w:t xml:space="preserve"> (pertanian-perikanan), dan </w:t>
-            </w:r>
-            <w:r>
-              <w:rPr>
-                <w:b/>
-                <w:i w:val="0"/>
-                <w:color w:val="222222"/>
-                <w:sz w:val="17"/>
-              </w:rPr>
-              <w:t>Jasa &amp; Lainnya</w:t>
-            </w:r>
-            <w:r>
-              <w:rPr>
-                <w:b w:val="0"/>
-                <w:i w:val="0"/>
-                <w:color w:val="222222"/>
-                <w:sz w:val="17"/>
-              </w:rPr>
-              <w:t>. Hasil kunci: klaster ekstraktif menguasai 55,85% PDRB Sulawesi Tengah 2024, tumbuh 7,4× dalam satu dekade.</w:t>
+              <w:t>2014–2024</w:t>
             </w:r>
           </w:p>
+        </w:tc>
+        <w:tc>
+          <w:tcPr>
+            <w:tcW w:type="dxa" w:w="2665"/>
+            <w:vAlign w:val="center"/>
+            <w:shd w:val="clear" w:color="auto" w:fill="F9FBF9"/>
+            <w:tcMar>
+              <w:top w:w="40" w:type="dxa"/>
+              <w:bottom w:w="40" w:type="dxa"/>
+              <w:left w:w="80" w:type="dxa"/>
+              <w:right w:w="80" w:type="dxa"/>
+            </w:tcMar>
+            <w:tcBorders>
+              <w:top w:val="single" w:sz="4" w:color="D0D7DE" w:space="0"/>
+              <w:left w:val="single" w:sz="4" w:color="D0D7DE" w:space="0"/>
+              <w:bottom w:val="single" w:sz="4" w:color="D0D7DE" w:space="0"/>
+              <w:right w:val="single" w:sz="4" w:color="D0D7DE" w:space="0"/>
+            </w:tcBorders>
+          </w:tcPr>
           <w:p>
             <w:pPr>
-              <w:spacing w:after="60"/>
-              <w:ind w:left="80"/>
-              <w:shd w:val="clear" w:color="auto" w:fill="EDF7EE"/>
-            </w:pPr>
-            <w:r>
-              <w:rPr>
-                <w:rFonts w:ascii="Courier New" w:hAnsi="Courier New"/>
-                <w:b w:val="0"/>
-                <w:i w:val="0"/>
-                <w:color w:val="2E7D32"/>
-                <w:sz w:val="15"/>
-              </w:rPr>
-              <w:t>Pangsa Ekstraktif (%) = ( PDRB Ekstraktif ÷ Total PDRB ) × 100</w:t>
-            </w:r>
-          </w:p>
-          <w:p>
-            <w:pPr>
-              <w:spacing w:before="70" w:after="20"/>
-            </w:pPr>
-            <w:r>
-              <w:rPr>
-                <w:b/>
-                <w:i w:val="0"/>
-                <w:color w:val="2E7D32"/>
-                <w:sz w:val="16"/>
-              </w:rPr>
-              <w:t>4.2  Dekomposisi Spasial Kabupaten</w:t>
-            </w:r>
-          </w:p>
-          <w:p>
-            <w:pPr>
-              <w:spacing w:after="60"/>
-              <w:jc w:val="both"/>
+              <w:spacing w:before="20" w:after="20"/>
+              <w:jc w:val="left"/>
             </w:pPr>
             <w:r>
               <w:rPr>
                 <w:b w:val="0"/>
                 <w:i w:val="0"/>
                 <w:color w:val="222222"/>
-                <w:sz w:val="17"/>
+                <w:sz w:val="15"/>
               </w:rPr>
-              <w:t xml:space="preserve">Pemecahan PDRB ke level 13 kabupaten/kota membongkar </w:t>
-            </w:r>
-            <w:r>
-              <w:rPr>
-                <w:b w:val="0"/>
-                <w:i/>
-                <w:color w:val="222222"/>
-                <w:sz w:val="17"/>
-              </w:rPr>
-              <w:t>bias ilusi agregat</w:t>
-            </w:r>
-            <w:r>
-              <w:rPr>
-                <w:b w:val="0"/>
-                <w:i w:val="0"/>
-                <w:color w:val="222222"/>
-                <w:sz w:val="17"/>
-              </w:rPr>
-              <w:t>: sektor ekstraktif Morowali (Rp157,17 T) melampaui gabungan 8 kabupaten non-sentra, sementara pertanian rakyatnya tersisa 0,78%.</w:t>
+              <w:t>Data Registry ESDM MODI (Minerbaone)</w:t>
             </w:r>
           </w:p>
+        </w:tc>
+      </w:tr>
+      <w:tr>
+        <w:tc>
+          <w:tcPr>
+            <w:tcW w:type="dxa" w:w="454"/>
+            <w:vAlign w:val="center"/>
+            <w:shd w:val="clear" w:color="auto" w:fill="FFFFFF"/>
+            <w:tcMar>
+              <w:top w:w="40" w:type="dxa"/>
+              <w:bottom w:w="40" w:type="dxa"/>
+              <w:left w:w="80" w:type="dxa"/>
+              <w:right w:w="80" w:type="dxa"/>
+            </w:tcMar>
+            <w:tcBorders>
+              <w:top w:val="single" w:sz="4" w:color="D0D7DE" w:space="0"/>
+              <w:left w:val="single" w:sz="4" w:color="D0D7DE" w:space="0"/>
+              <w:bottom w:val="single" w:sz="4" w:color="D0D7DE" w:space="0"/>
+              <w:right w:val="single" w:sz="4" w:color="D0D7DE" w:space="0"/>
+            </w:tcBorders>
+          </w:tcPr>
           <w:p>
             <w:pPr>
-              <w:spacing w:after="60"/>
-              <w:ind w:left="80"/>
-              <w:shd w:val="clear" w:color="auto" w:fill="EDF7EE"/>
-            </w:pPr>
-            <w:r>
-              <w:rPr>
-                <w:rFonts w:ascii="Courier New" w:hAnsi="Courier New"/>
-                <w:b w:val="0"/>
-                <w:i w:val="0"/>
-                <w:color w:val="2E7D32"/>
-                <w:sz w:val="15"/>
-              </w:rPr>
-              <w:t>Rasio Kesenjangan = Ekstraktif ÷ Pertanian Rakyat = 58,21× (Morowali)</w:t>
-            </w:r>
-          </w:p>
-          <w:p>
-            <w:pPr>
-              <w:spacing w:before="70" w:after="20"/>
-            </w:pPr>
-            <w:r>
-              <w:rPr>
-                <w:b/>
-                <w:i w:val="0"/>
-                <w:color w:val="2E7D32"/>
-                <w:sz w:val="16"/>
-              </w:rPr>
-              <w:t>4.3  Konsentrasi Kawasan Industri &amp; PLTU Captive</w:t>
-            </w:r>
-          </w:p>
-          <w:p>
-            <w:pPr>
-              <w:spacing w:after="60"/>
-              <w:jc w:val="both"/>
+              <w:spacing w:before="20" w:after="20"/>
+              <w:jc w:val="center"/>
             </w:pPr>
             <w:r>
               <w:rPr>
                 <w:b w:val="0"/>
                 <w:i w:val="0"/>
                 <w:color w:val="222222"/>
-                <w:sz w:val="17"/>
+                <w:sz w:val="15"/>
               </w:rPr>
-              <w:t xml:space="preserve">Analisis spasial deskriptif memetakan pemusatan </w:t>
-            </w:r>
-            <w:r>
-              <w:rPr>
-                <w:b/>
-                <w:i w:val="0"/>
-                <w:color w:val="222222"/>
-                <w:sz w:val="17"/>
-              </w:rPr>
-              <w:t>778 smelter</w:t>
-            </w:r>
-            <w:r>
-              <w:rPr>
-                <w:b w:val="0"/>
-                <w:i w:val="0"/>
-                <w:color w:val="222222"/>
-                <w:sz w:val="17"/>
-              </w:rPr>
-              <w:t xml:space="preserve"> dan </w:t>
-            </w:r>
-            <w:r>
-              <w:rPr>
-                <w:b/>
-                <w:i w:val="0"/>
-                <w:color w:val="222222"/>
-                <w:sz w:val="17"/>
-              </w:rPr>
-              <w:t>9.825 MW PLTU captive batu bara off-grid</w:t>
-            </w:r>
-            <w:r>
-              <w:rPr>
-                <w:b w:val="0"/>
-                <w:i w:val="0"/>
-                <w:color w:val="222222"/>
-                <w:sz w:val="17"/>
-              </w:rPr>
-              <w:t xml:space="preserve"> — 89,06% daya terkunci hanya di koridor Morowali–Konawe.</w:t>
+              <w:t>2</w:t>
             </w:r>
           </w:p>
+        </w:tc>
+        <w:tc>
+          <w:tcPr>
+            <w:tcW w:type="dxa" w:w="2551"/>
+            <w:vAlign w:val="center"/>
+            <w:shd w:val="clear" w:color="auto" w:fill="FFFFFF"/>
+            <w:tcMar>
+              <w:top w:w="40" w:type="dxa"/>
+              <w:bottom w:w="40" w:type="dxa"/>
+              <w:left w:w="80" w:type="dxa"/>
+              <w:right w:w="80" w:type="dxa"/>
+            </w:tcMar>
+            <w:tcBorders>
+              <w:top w:val="single" w:sz="4" w:color="D0D7DE" w:space="0"/>
+              <w:left w:val="single" w:sz="4" w:color="D0D7DE" w:space="0"/>
+              <w:bottom w:val="single" w:sz="4" w:color="D0D7DE" w:space="0"/>
+              <w:right w:val="single" w:sz="4" w:color="D0D7DE" w:space="0"/>
+            </w:tcBorders>
+          </w:tcPr>
           <w:p>
             <w:pPr>
-              <w:spacing w:after="60"/>
-              <w:ind w:left="80"/>
-              <w:shd w:val="clear" w:color="auto" w:fill="EDF7EE"/>
-            </w:pPr>
-            <w:r>
-              <w:rPr>
-                <w:rFonts w:ascii="Courier New" w:hAnsi="Courier New"/>
-                <w:b w:val="0"/>
-                <w:i w:val="0"/>
-                <w:color w:val="2E7D32"/>
-                <w:sz w:val="15"/>
-              </w:rPr>
-              <w:t>Porsi Konsentrasi (%) = ( Kapasitas Sentra ÷ Total Sulawesi ) × 100</w:t>
-            </w:r>
-          </w:p>
-          <w:p>
-            <w:pPr>
-              <w:spacing w:before="70" w:after="20"/>
-            </w:pPr>
-            <w:r>
-              <w:rPr>
-                <w:b/>
-                <w:i w:val="0"/>
-                <w:color w:val="2E7D32"/>
-                <w:sz w:val="16"/>
-              </w:rPr>
-              <w:t>4.4  Tren Perizinan &amp; Laju Alih Ruang</w:t>
-            </w:r>
-          </w:p>
-          <w:p>
-            <w:pPr>
-              <w:spacing w:after="60"/>
-              <w:jc w:val="both"/>
+              <w:spacing w:before="20" w:after="20"/>
+              <w:jc w:val="left"/>
             </w:pPr>
             <w:r>
               <w:rPr>
                 <w:b w:val="0"/>
                 <w:i w:val="0"/>
                 <w:color w:val="222222"/>
-                <w:sz w:val="17"/>
+                <w:sz w:val="15"/>
               </w:rPr>
-              <w:t xml:space="preserve">Deret waktu </w:t>
-            </w:r>
-            <w:r>
-              <w:rPr>
-                <w:b/>
-                <w:i w:val="0"/>
-                <w:color w:val="222222"/>
-                <w:sz w:val="17"/>
-              </w:rPr>
-              <w:t>574 IUP baru (819.452 Ha)</w:t>
-            </w:r>
-            <w:r>
-              <w:rPr>
-                <w:b w:val="0"/>
-                <w:i w:val="0"/>
-                <w:color w:val="222222"/>
-                <w:sz w:val="17"/>
-              </w:rPr>
-              <w:t xml:space="preserve"> dianalisis dengan laju pertumbuhan tahunan — melonjak +246% pada 2022–2024 — lalu dikonversi menjadi laju alih fungsi ruang harian.</w:t>
+              <w:t>Luas Wilayah Konsesi Tambang Baru</w:t>
             </w:r>
           </w:p>
+        </w:tc>
+        <w:tc>
+          <w:tcPr>
+            <w:tcW w:type="dxa" w:w="1814"/>
+            <w:vAlign w:val="center"/>
+            <w:shd w:val="clear" w:color="auto" w:fill="FFFFFF"/>
+            <w:tcMar>
+              <w:top w:w="40" w:type="dxa"/>
+              <w:bottom w:w="40" w:type="dxa"/>
+              <w:left w:w="80" w:type="dxa"/>
+              <w:right w:w="80" w:type="dxa"/>
+            </w:tcMar>
+            <w:tcBorders>
+              <w:top w:val="single" w:sz="4" w:color="D0D7DE" w:space="0"/>
+              <w:left w:val="single" w:sz="4" w:color="D0D7DE" w:space="0"/>
+              <w:bottom w:val="single" w:sz="4" w:color="D0D7DE" w:space="0"/>
+              <w:right w:val="single" w:sz="4" w:color="D0D7DE" w:space="0"/>
+            </w:tcBorders>
+          </w:tcPr>
           <w:p>
             <w:pPr>
-              <w:spacing w:after="60"/>
-              <w:ind w:left="80"/>
-              <w:shd w:val="clear" w:color="auto" w:fill="EDF7EE"/>
-            </w:pPr>
-            <w:r>
-              <w:rPr>
-                <w:rFonts w:ascii="Courier New" w:hAnsi="Courier New"/>
-                <w:b w:val="0"/>
-                <w:i w:val="0"/>
-                <w:color w:val="2E7D32"/>
-                <w:sz w:val="15"/>
-              </w:rPr>
-              <w:t>Laju Alih Ruang = 819.452,54 Ha ÷ 3.650 Hari = 224,51 Ha/Hari</w:t>
-            </w:r>
-          </w:p>
-          <w:p>
-            <w:pPr>
-              <w:spacing w:before="70" w:after="20"/>
-            </w:pPr>
-            <w:r>
-              <w:rPr>
-                <w:b/>
-                <w:i w:val="0"/>
-                <w:color w:val="2E7D32"/>
-                <w:sz w:val="16"/>
-              </w:rPr>
-              <w:t>4.5  Tabulasi Silang &amp; Uji Hipotesis</w:t>
-            </w:r>
-          </w:p>
-          <w:p>
-            <w:pPr>
-              <w:spacing w:after="60"/>
-              <w:jc w:val="both"/>
+              <w:spacing w:before="20" w:after="20"/>
+              <w:jc w:val="left"/>
             </w:pPr>
             <w:r>
               <w:rPr>
                 <w:b w:val="0"/>
                 <w:i w:val="0"/>
                 <w:color w:val="222222"/>
-                <w:sz w:val="17"/>
+                <w:sz w:val="15"/>
               </w:rPr>
-              <w:t xml:space="preserve">Panel provinsi-tahun (N=60) dikategorikan Tinggi/Rendah pada </w:t>
-            </w:r>
-            <w:r>
-              <w:rPr>
-                <w:b/>
-                <w:i w:val="0"/>
-                <w:color w:val="222222"/>
-                <w:sz w:val="17"/>
-              </w:rPr>
-              <w:t>ambang median</w:t>
-            </w:r>
-            <w:r>
-              <w:rPr>
-                <w:b w:val="0"/>
-                <w:i w:val="0"/>
-                <w:color w:val="222222"/>
-                <w:sz w:val="17"/>
-              </w:rPr>
-              <w:t xml:space="preserve">, lalu diuji </w:t>
-            </w:r>
-            <w:r>
-              <w:rPr>
-                <w:b/>
-                <w:i w:val="0"/>
-                <w:color w:val="222222"/>
-                <w:sz w:val="17"/>
-              </w:rPr>
-              <w:t>Chi-Square independensi</w:t>
-            </w:r>
-            <w:r>
-              <w:rPr>
-                <w:b w:val="0"/>
-                <w:i w:val="0"/>
-                <w:color w:val="222222"/>
-                <w:sz w:val="17"/>
-              </w:rPr>
-              <w:t xml:space="preserve"> (α = 5%) dan </w:t>
-            </w:r>
-            <w:r>
-              <w:rPr>
-                <w:b/>
-                <w:i w:val="0"/>
-                <w:color w:val="222222"/>
-                <w:sz w:val="17"/>
-              </w:rPr>
-              <w:t>odds ratio</w:t>
-            </w:r>
-            <w:r>
-              <w:rPr>
-                <w:b w:val="0"/>
-                <w:i w:val="0"/>
-                <w:color w:val="222222"/>
-                <w:sz w:val="17"/>
-              </w:rPr>
-              <w:t xml:space="preserve"> untuk mengukur arah serta kelipatan risiko tekanan industri terhadap deforestasi.</w:t>
+              <w:t>Faktor Tekanan Ekstraktif</w:t>
             </w:r>
           </w:p>
+        </w:tc>
+        <w:tc>
+          <w:tcPr>
+            <w:tcW w:type="dxa" w:w="1020"/>
+            <w:vAlign w:val="center"/>
+            <w:shd w:val="clear" w:color="auto" w:fill="FFFFFF"/>
+            <w:tcMar>
+              <w:top w:w="40" w:type="dxa"/>
+              <w:bottom w:w="40" w:type="dxa"/>
+              <w:left w:w="80" w:type="dxa"/>
+              <w:right w:w="80" w:type="dxa"/>
+            </w:tcMar>
+            <w:tcBorders>
+              <w:top w:val="single" w:sz="4" w:color="D0D7DE" w:space="0"/>
+              <w:left w:val="single" w:sz="4" w:color="D0D7DE" w:space="0"/>
+              <w:bottom w:val="single" w:sz="4" w:color="D0D7DE" w:space="0"/>
+              <w:right w:val="single" w:sz="4" w:color="D0D7DE" w:space="0"/>
+            </w:tcBorders>
+          </w:tcPr>
           <w:p>
             <w:pPr>
-              <w:spacing w:after="60"/>
-              <w:ind w:left="80"/>
-              <w:shd w:val="clear" w:color="auto" w:fill="EDF7EE"/>
-            </w:pPr>
-            <w:r>
-              <w:rPr>
-                <w:rFonts w:ascii="Courier New" w:hAnsi="Courier New"/>
-                <w:b w:val="0"/>
-                <w:i w:val="0"/>
-                <w:color w:val="2E7D32"/>
-                <w:sz w:val="15"/>
-              </w:rPr>
-              <w:t>χ² = Jumlah( (Observasi − Harapan)² ÷ Harapan )   ·   OR = (a×d) ÷ (b×c)</w:t>
-            </w:r>
-          </w:p>
-          <w:tbl>
-            <w:tblPr>
-              <w:tblStyle w:val="TableGrid"/>
-              <w:tblW w:type="auto" w:w="0"/>
-              <w:tblLayout w:type="fixed"/>
-              <w:tblLook w:firstColumn="1" w:firstRow="1" w:lastColumn="0" w:lastRow="0" w:noHBand="0" w:noVBand="1" w:val="04A0"/>
-            </w:tblPr>
-            <w:tblGrid>
-              <w:gridCol w:w="2551"/>
-              <w:gridCol w:w="2551"/>
-              <w:gridCol w:w="2551"/>
-              <w:gridCol w:w="2551"/>
-            </w:tblGrid>
-            <w:tr>
-              <w:tc>
-                <w:tcPr>
-                  <w:tcW w:type="dxa" w:w="2041"/>
-                  <w:shd w:val="clear" w:color="auto" w:fill="2E7D32"/>
-                </w:tcPr>
-                <w:p>
-                  <w:pPr>
-                    <w:spacing w:before="20" w:after="20"/>
-                  </w:pPr>
-                  <w:r>
-                    <w:rPr>
-                      <w:b/>
-                      <w:i w:val="0"/>
-                      <w:color w:val="FFFFFF"/>
-                      <w:sz w:val="14"/>
-                    </w:rPr>
-                    <w:t>Skenario Uji (X → Y)</w:t>
-                  </w:r>
-                </w:p>
-              </w:tc>
-              <w:tc>
-                <w:tcPr>
-                  <w:tcW w:type="dxa" w:w="567"/>
-                  <w:shd w:val="clear" w:color="auto" w:fill="2E7D32"/>
-                </w:tcPr>
-                <w:p>
-                  <w:pPr>
-                    <w:spacing w:before="20" w:after="20"/>
-                  </w:pPr>
-                  <w:r>
-                    <w:rPr>
-                      <w:b/>
-                      <w:i w:val="0"/>
-                      <w:color w:val="FFFFFF"/>
-                      <w:sz w:val="14"/>
-                    </w:rPr>
-                    <w:t>χ²</w:t>
-                  </w:r>
-                </w:p>
-              </w:tc>
-              <w:tc>
-                <w:tcPr>
-                  <w:tcW w:type="dxa" w:w="567"/>
-                  <w:shd w:val="clear" w:color="auto" w:fill="2E7D32"/>
-                </w:tcPr>
-                <w:p>
-                  <w:pPr>
-                    <w:spacing w:before="20" w:after="20"/>
-                  </w:pPr>
-                  <w:r>
-                    <w:rPr>
-                      <w:b/>
-                      <w:i w:val="0"/>
-                      <w:color w:val="FFFFFF"/>
-                      <w:sz w:val="14"/>
-                    </w:rPr>
-                    <w:t>OR</w:t>
-                  </w:r>
-                </w:p>
-              </w:tc>
-              <w:tc>
-                <w:tcPr>
-                  <w:tcW w:type="dxa" w:w="1247"/>
-                  <w:shd w:val="clear" w:color="auto" w:fill="2E7D32"/>
-                </w:tcPr>
-                <w:p>
-                  <w:pPr>
-                    <w:spacing w:before="20" w:after="20"/>
-                  </w:pPr>
-                  <w:r>
-                    <w:rPr>
-                      <w:b/>
-                      <w:i w:val="0"/>
-                      <w:color w:val="FFFFFF"/>
-                      <w:sz w:val="14"/>
-                    </w:rPr>
-                    <w:t>Hasil</w:t>
-                  </w:r>
-                </w:p>
-              </w:tc>
-            </w:tr>
-            <w:tr>
-              <w:tc>
-                <w:tcPr>
-                  <w:tcW w:type="dxa" w:w="2041"/>
-                  <w:shd w:val="clear" w:color="auto" w:fill="F5FBF5"/>
-                </w:tcPr>
-                <w:p>
-                  <w:pPr>
-                    <w:spacing w:before="20" w:after="20"/>
-                  </w:pPr>
-                  <w:r>
-                    <w:rPr>
-                      <w:b w:val="0"/>
-                      <w:i w:val="0"/>
-                      <w:color w:val="222222"/>
-                      <w:sz w:val="14"/>
-                    </w:rPr>
-                    <w:t>PLTU Captive → Deforestasi</w:t>
-                  </w:r>
-                </w:p>
-              </w:tc>
-              <w:tc>
-                <w:tcPr>
-                  <w:tcW w:type="dxa" w:w="567"/>
-                  <w:shd w:val="clear" w:color="auto" w:fill="F5FBF5"/>
-                </w:tcPr>
-                <w:p>
-                  <w:pPr>
-                    <w:spacing w:before="20" w:after="20"/>
-                  </w:pPr>
-                  <w:r>
-                    <w:rPr>
-                      <w:b w:val="0"/>
-                      <w:i w:val="0"/>
-                      <w:color w:val="222222"/>
-                      <w:sz w:val="14"/>
-                    </w:rPr>
-                    <w:t>18,05</w:t>
-                  </w:r>
-                </w:p>
-              </w:tc>
-              <w:tc>
-                <w:tcPr>
-                  <w:tcW w:type="dxa" w:w="567"/>
-                  <w:shd w:val="clear" w:color="auto" w:fill="F5FBF5"/>
-                </w:tcPr>
-                <w:p>
-                  <w:pPr>
-                    <w:spacing w:before="20" w:after="20"/>
-                  </w:pPr>
-                  <w:r>
-                    <w:rPr>
-                      <w:b w:val="0"/>
-                      <w:i w:val="0"/>
-                      <w:color w:val="222222"/>
-                      <w:sz w:val="14"/>
-                    </w:rPr>
-                    <w:t>18,0×</w:t>
-                  </w:r>
-                </w:p>
-              </w:tc>
-              <w:tc>
-                <w:tcPr>
-                  <w:tcW w:type="dxa" w:w="1247"/>
-                  <w:shd w:val="clear" w:color="auto" w:fill="F5FBF5"/>
-                </w:tcPr>
-                <w:p>
-                  <w:pPr>
-                    <w:spacing w:before="20" w:after="20"/>
-                  </w:pPr>
-                  <w:r>
-                    <w:rPr>
-                      <w:b w:val="0"/>
-                      <w:i w:val="0"/>
-                      <w:color w:val="222222"/>
-                      <w:sz w:val="14"/>
-                    </w:rPr>
-                    <w:t>Signifikan</w:t>
-                  </w:r>
-                </w:p>
-              </w:tc>
-            </w:tr>
-            <w:tr>
-              <w:tc>
-                <w:tcPr>
-                  <w:tcW w:type="dxa" w:w="2041"/>
-                  <w:shd w:val="clear" w:color="auto" w:fill="FFFFFF"/>
-                </w:tcPr>
-                <w:p>
-                  <w:pPr>
-                    <w:spacing w:before="20" w:after="20"/>
-                  </w:pPr>
-                  <w:r>
-                    <w:rPr>
-                      <w:b w:val="0"/>
-                      <w:i w:val="0"/>
-                      <w:color w:val="222222"/>
-                      <w:sz w:val="14"/>
-                    </w:rPr>
-                    <w:t>IUP Baru → Deforestasi Alam</w:t>
-                  </w:r>
-                </w:p>
-              </w:tc>
-              <w:tc>
-                <w:tcPr>
-                  <w:tcW w:type="dxa" w:w="567"/>
-                  <w:shd w:val="clear" w:color="auto" w:fill="FFFFFF"/>
-                </w:tcPr>
-                <w:p>
-                  <w:pPr>
-                    <w:spacing w:before="20" w:after="20"/>
-                  </w:pPr>
-                  <w:r>
-                    <w:rPr>
-                      <w:b w:val="0"/>
-                      <w:i w:val="0"/>
-                      <w:color w:val="222222"/>
-                      <w:sz w:val="14"/>
-                    </w:rPr>
-                    <w:t>17,24</w:t>
-                  </w:r>
-                </w:p>
-              </w:tc>
-              <w:tc>
-                <w:tcPr>
-                  <w:tcW w:type="dxa" w:w="567"/>
-                  <w:shd w:val="clear" w:color="auto" w:fill="FFFFFF"/>
-                </w:tcPr>
-                <w:p>
-                  <w:pPr>
-                    <w:spacing w:before="20" w:after="20"/>
-                  </w:pPr>
-                  <w:r>
-                    <w:rPr>
-                      <w:b w:val="0"/>
-                      <w:i w:val="0"/>
-                      <w:color w:val="222222"/>
-                      <w:sz w:val="14"/>
-                    </w:rPr>
-                    <w:t>13,8×</w:t>
-                  </w:r>
-                </w:p>
-              </w:tc>
-              <w:tc>
-                <w:tcPr>
-                  <w:tcW w:type="dxa" w:w="1247"/>
-                  <w:shd w:val="clear" w:color="auto" w:fill="FFFFFF"/>
-                </w:tcPr>
-                <w:p>
-                  <w:pPr>
-                    <w:spacing w:before="20" w:after="20"/>
-                  </w:pPr>
-                  <w:r>
-                    <w:rPr>
-                      <w:b w:val="0"/>
-                      <w:i w:val="0"/>
-                      <w:color w:val="222222"/>
-                      <w:sz w:val="14"/>
-                    </w:rPr>
-                    <w:t>Signifikan</w:t>
-                  </w:r>
-                </w:p>
-              </w:tc>
-            </w:tr>
-            <w:tr>
-              <w:tc>
-                <w:tcPr>
-                  <w:tcW w:type="dxa" w:w="2041"/>
-                  <w:shd w:val="clear" w:color="auto" w:fill="F5FBF5"/>
-                </w:tcPr>
-                <w:p>
-                  <w:pPr>
-                    <w:spacing w:before="20" w:after="20"/>
-                  </w:pPr>
-                  <w:r>
-                    <w:rPr>
-                      <w:b w:val="0"/>
-                      <w:i w:val="0"/>
-                      <w:color w:val="222222"/>
-                      <w:sz w:val="14"/>
-                    </w:rPr>
-                    <w:t>IUP Baru → Def. Komoditas</w:t>
-                  </w:r>
-                </w:p>
-              </w:tc>
-              <w:tc>
-                <w:tcPr>
-                  <w:tcW w:type="dxa" w:w="567"/>
-                  <w:shd w:val="clear" w:color="auto" w:fill="F5FBF5"/>
-                </w:tcPr>
-                <w:p>
-                  <w:pPr>
-                    <w:spacing w:before="20" w:after="20"/>
-                  </w:pPr>
-                  <w:r>
-                    <w:rPr>
-                      <w:b w:val="0"/>
-                      <w:i w:val="0"/>
-                      <w:color w:val="222222"/>
-                      <w:sz w:val="14"/>
-                    </w:rPr>
-                    <w:t>21,82</w:t>
-                  </w:r>
-                </w:p>
-              </w:tc>
-              <w:tc>
-                <w:tcPr>
-                  <w:tcW w:type="dxa" w:w="567"/>
-                  <w:shd w:val="clear" w:color="auto" w:fill="F5FBF5"/>
-                </w:tcPr>
-                <w:p>
-                  <w:pPr>
-                    <w:spacing w:before="20" w:after="20"/>
-                  </w:pPr>
-                  <w:r>
-                    <w:rPr>
-                      <w:b w:val="0"/>
-                      <w:i w:val="0"/>
-                      <w:color w:val="222222"/>
-                      <w:sz w:val="14"/>
-                    </w:rPr>
-                    <w:t>21,4×</w:t>
-                  </w:r>
-                </w:p>
-              </w:tc>
-              <w:tc>
-                <w:tcPr>
-                  <w:tcW w:type="dxa" w:w="1247"/>
-                  <w:shd w:val="clear" w:color="auto" w:fill="F5FBF5"/>
-                </w:tcPr>
-                <w:p>
-                  <w:pPr>
-                    <w:spacing w:before="20" w:after="20"/>
-                  </w:pPr>
-                  <w:r>
-                    <w:rPr>
-                      <w:b w:val="0"/>
-                      <w:i w:val="0"/>
-                      <w:color w:val="222222"/>
-                      <w:sz w:val="14"/>
-                    </w:rPr>
-                    <w:t>Signifikan</w:t>
-                  </w:r>
-                </w:p>
-              </w:tc>
-            </w:tr>
-            <w:tr>
-              <w:tc>
-                <w:tcPr>
-                  <w:tcW w:type="dxa" w:w="2041"/>
-                  <w:shd w:val="clear" w:color="auto" w:fill="FFFFFF"/>
-                </w:tcPr>
-                <w:p>
-                  <w:pPr>
-                    <w:spacing w:before="20" w:after="20"/>
-                  </w:pPr>
-                  <w:r>
-                    <w:rPr>
-                      <w:b w:val="0"/>
-                      <w:i w:val="0"/>
-                      <w:color w:val="222222"/>
-                      <w:sz w:val="14"/>
-                    </w:rPr>
-                    <w:t>Luas Konsesi → Def. Komoditas</w:t>
-                  </w:r>
-                </w:p>
-              </w:tc>
-              <w:tc>
-                <w:tcPr>
-                  <w:tcW w:type="dxa" w:w="567"/>
-                  <w:shd w:val="clear" w:color="auto" w:fill="FFFFFF"/>
-                </w:tcPr>
-                <w:p>
-                  <w:pPr>
-                    <w:spacing w:before="20" w:after="20"/>
-                  </w:pPr>
-                  <w:r>
-                    <w:rPr>
-                      <w:b w:val="0"/>
-                      <w:i w:val="0"/>
-                      <w:color w:val="222222"/>
-                      <w:sz w:val="14"/>
-                    </w:rPr>
-                    <w:t>19,27</w:t>
-                  </w:r>
-                </w:p>
-              </w:tc>
-              <w:tc>
-                <w:tcPr>
-                  <w:tcW w:type="dxa" w:w="567"/>
-                  <w:shd w:val="clear" w:color="auto" w:fill="FFFFFF"/>
-                </w:tcPr>
-                <w:p>
-                  <w:pPr>
-                    <w:spacing w:before="20" w:after="20"/>
-                  </w:pPr>
-                  <w:r>
-                    <w:rPr>
-                      <w:b w:val="0"/>
-                      <w:i w:val="0"/>
-                      <w:color w:val="222222"/>
-                      <w:sz w:val="14"/>
-                    </w:rPr>
-                    <w:t>16,0×</w:t>
-                  </w:r>
-                </w:p>
-              </w:tc>
-              <w:tc>
-                <w:tcPr>
-                  <w:tcW w:type="dxa" w:w="1247"/>
-                  <w:shd w:val="clear" w:color="auto" w:fill="FFFFFF"/>
-                </w:tcPr>
-                <w:p>
-                  <w:pPr>
-                    <w:spacing w:before="20" w:after="20"/>
-                  </w:pPr>
-                  <w:r>
-                    <w:rPr>
-                      <w:b w:val="0"/>
-                      <w:i w:val="0"/>
-                      <w:color w:val="222222"/>
-                      <w:sz w:val="14"/>
-                    </w:rPr>
-                    <w:t>Signifikan</w:t>
-                  </w:r>
-                </w:p>
-              </w:tc>
-            </w:tr>
-            <w:tr>
-              <w:tc>
-                <w:tcPr>
-                  <w:tcW w:type="dxa" w:w="2041"/>
-                  <w:shd w:val="clear" w:color="auto" w:fill="F5FBF5"/>
-                </w:tcPr>
-                <w:p>
-                  <w:pPr>
-                    <w:spacing w:before="20" w:after="20"/>
-                  </w:pPr>
-                  <w:r>
-                    <w:rPr>
-                      <w:b w:val="0"/>
-                      <w:i w:val="0"/>
-                      <w:color w:val="222222"/>
-                      <w:sz w:val="14"/>
-                    </w:rPr>
-                    <w:t>PMDN → Def. Komoditas</w:t>
-                  </w:r>
-                </w:p>
-              </w:tc>
-              <w:tc>
-                <w:tcPr>
-                  <w:tcW w:type="dxa" w:w="567"/>
-                  <w:shd w:val="clear" w:color="auto" w:fill="F5FBF5"/>
-                </w:tcPr>
-                <w:p>
-                  <w:pPr>
-                    <w:spacing w:before="20" w:after="20"/>
-                  </w:pPr>
-                  <w:r>
-                    <w:rPr>
-                      <w:b w:val="0"/>
-                      <w:i w:val="0"/>
-                      <w:color w:val="222222"/>
-                      <w:sz w:val="14"/>
-                    </w:rPr>
-                    <w:t>2,08</w:t>
-                  </w:r>
-                </w:p>
-              </w:tc>
-              <w:tc>
-                <w:tcPr>
-                  <w:tcW w:type="dxa" w:w="567"/>
-                  <w:shd w:val="clear" w:color="auto" w:fill="F5FBF5"/>
-                </w:tcPr>
-                <w:p>
-                  <w:pPr>
-                    <w:spacing w:before="20" w:after="20"/>
-                  </w:pPr>
-                  <w:r>
-                    <w:rPr>
-                      <w:b w:val="0"/>
-                      <w:i w:val="0"/>
-                      <w:color w:val="222222"/>
-                      <w:sz w:val="14"/>
-                    </w:rPr>
-                    <w:t>2,8×</w:t>
-                  </w:r>
-                </w:p>
-              </w:tc>
-              <w:tc>
-                <w:tcPr>
-                  <w:tcW w:type="dxa" w:w="1247"/>
-                  <w:shd w:val="clear" w:color="auto" w:fill="F5FBF5"/>
-                </w:tcPr>
-                <w:p>
-                  <w:pPr>
-                    <w:spacing w:before="20" w:after="20"/>
-                  </w:pPr>
-                  <w:r>
-                    <w:rPr>
-                      <w:b w:val="0"/>
-                      <w:i w:val="0"/>
-                      <w:color w:val="222222"/>
-                      <w:sz w:val="14"/>
-                    </w:rPr>
-                    <w:t>Tidak (time-lag)</w:t>
-                  </w:r>
-                </w:p>
-              </w:tc>
-            </w:tr>
-          </w:tbl>
-          <w:p>
-            <w:pPr>
-              <w:spacing w:before="70" w:after="20"/>
-            </w:pPr>
-            <w:r>
-              <w:rPr>
-                <w:b/>
-                <w:i w:val="0"/>
-                <w:color w:val="2E7D32"/>
-                <w:sz w:val="16"/>
-              </w:rPr>
-              <w:t>4.6  Pemetaan Rantai Pasok Logistik Ekspor</w:t>
-            </w:r>
-          </w:p>
-          <w:p>
-            <w:pPr>
-              <w:spacing w:after="60"/>
-              <w:jc w:val="both"/>
+              <w:spacing w:before="20" w:after="20"/>
+              <w:jc w:val="center"/>
             </w:pPr>
             <w:r>
               <w:rPr>
                 <w:b w:val="0"/>
                 <w:i w:val="0"/>
                 <w:color w:val="222222"/>
-                <w:sz w:val="17"/>
+                <w:sz w:val="15"/>
               </w:rPr>
-              <w:t xml:space="preserve">Enam simpul pelabuhan ekspor nikel diverifikasi melalui triangulasi </w:t>
+              <w:t>Hektar (Ha)</w:t>
             </w:r>
-            <w:r>
-              <w:rPr>
-                <w:b/>
-                <w:i w:val="0"/>
-                <w:color w:val="222222"/>
-                <w:sz w:val="17"/>
-              </w:rPr>
-              <w:t>Laporan KNKT, regulasi PSN (Perpres 109/2020), dan laporan emiten</w:t>
-            </w:r>
+          </w:p>
+        </w:tc>
+        <w:tc>
+          <w:tcPr>
+            <w:tcW w:type="dxa" w:w="1134"/>
+            <w:vAlign w:val="center"/>
+            <w:shd w:val="clear" w:color="auto" w:fill="FFFFFF"/>
+            <w:tcMar>
+              <w:top w:w="40" w:type="dxa"/>
+              <w:bottom w:w="40" w:type="dxa"/>
+              <w:left w:w="80" w:type="dxa"/>
+              <w:right w:w="80" w:type="dxa"/>
+            </w:tcMar>
+            <w:tcBorders>
+              <w:top w:val="single" w:sz="4" w:color="D0D7DE" w:space="0"/>
+              <w:left w:val="single" w:sz="4" w:color="D0D7DE" w:space="0"/>
+              <w:bottom w:val="single" w:sz="4" w:color="D0D7DE" w:space="0"/>
+              <w:right w:val="single" w:sz="4" w:color="D0D7DE" w:space="0"/>
+            </w:tcBorders>
+          </w:tcPr>
+          <w:p>
+            <w:pPr>
+              <w:spacing w:before="20" w:after="20"/>
+              <w:jc w:val="center"/>
+            </w:pPr>
             <w:r>
               <w:rPr>
                 <w:b w:val="0"/>
                 <w:i w:val="0"/>
                 <w:color w:val="222222"/>
-                <w:sz w:val="17"/>
+                <w:sz w:val="15"/>
               </w:rPr>
-              <w:t>; alur pelayaran menuju Tiongkok–Jepang–Korea (&gt;78% kargo) dimodelkan dengan kurva Bézier di permukaan bumi.</w:t>
+              <w:t>2014–2024</w:t>
             </w:r>
           </w:p>
+        </w:tc>
+        <w:tc>
+          <w:tcPr>
+            <w:tcW w:type="dxa" w:w="2665"/>
+            <w:vAlign w:val="center"/>
+            <w:shd w:val="clear" w:color="auto" w:fill="FFFFFF"/>
+            <w:tcMar>
+              <w:top w:w="40" w:type="dxa"/>
+              <w:bottom w:w="40" w:type="dxa"/>
+              <w:left w:w="80" w:type="dxa"/>
+              <w:right w:w="80" w:type="dxa"/>
+            </w:tcMar>
+            <w:tcBorders>
+              <w:top w:val="single" w:sz="4" w:color="D0D7DE" w:space="0"/>
+              <w:left w:val="single" w:sz="4" w:color="D0D7DE" w:space="0"/>
+              <w:bottom w:val="single" w:sz="4" w:color="D0D7DE" w:space="0"/>
+              <w:right w:val="single" w:sz="4" w:color="D0D7DE" w:space="0"/>
+            </w:tcBorders>
+          </w:tcPr>
           <w:p>
             <w:pPr>
-              <w:spacing w:before="80" w:after="40"/>
-              <w:pBdr>
-                <w:bottom w:val="single" w:sz="4" w:space="1" w:color="2E7D32"/>
-              </w:pBdr>
+              <w:spacing w:before="20" w:after="20"/>
+              <w:jc w:val="left"/>
+            </w:pPr>
+            <w:r>
+              <w:rPr>
+                <w:b w:val="0"/>
+                <w:i w:val="0"/>
+                <w:color w:val="222222"/>
+                <w:sz w:val="15"/>
+              </w:rPr>
+              <w:t>Data Registry ESDM MODI (Minerbaone)</w:t>
+            </w:r>
+          </w:p>
+        </w:tc>
+      </w:tr>
+      <w:tr>
+        <w:tc>
+          <w:tcPr>
+            <w:tcW w:type="dxa" w:w="454"/>
+            <w:vAlign w:val="center"/>
+            <w:shd w:val="clear" w:color="auto" w:fill="F9FBF9"/>
+            <w:tcMar>
+              <w:top w:w="40" w:type="dxa"/>
+              <w:bottom w:w="40" w:type="dxa"/>
+              <w:left w:w="80" w:type="dxa"/>
+              <w:right w:w="80" w:type="dxa"/>
+            </w:tcMar>
+            <w:tcBorders>
+              <w:top w:val="single" w:sz="4" w:color="D0D7DE" w:space="0"/>
+              <w:left w:val="single" w:sz="4" w:color="D0D7DE" w:space="0"/>
+              <w:bottom w:val="single" w:sz="4" w:color="D0D7DE" w:space="0"/>
+              <w:right w:val="single" w:sz="4" w:color="D0D7DE" w:space="0"/>
+            </w:tcBorders>
+          </w:tcPr>
+          <w:p>
+            <w:pPr>
+              <w:spacing w:before="20" w:after="20"/>
+              <w:jc w:val="center"/>
+            </w:pPr>
+            <w:r>
+              <w:rPr>
+                <w:b w:val="0"/>
+                <w:i w:val="0"/>
+                <w:color w:val="222222"/>
+                <w:sz w:val="15"/>
+              </w:rPr>
+              <w:t>3</w:t>
+            </w:r>
+          </w:p>
+        </w:tc>
+        <w:tc>
+          <w:tcPr>
+            <w:tcW w:type="dxa" w:w="2551"/>
+            <w:vAlign w:val="center"/>
+            <w:shd w:val="clear" w:color="auto" w:fill="F9FBF9"/>
+            <w:tcMar>
+              <w:top w:w="40" w:type="dxa"/>
+              <w:bottom w:w="40" w:type="dxa"/>
+              <w:left w:w="80" w:type="dxa"/>
+              <w:right w:w="80" w:type="dxa"/>
+            </w:tcMar>
+            <w:tcBorders>
+              <w:top w:val="single" w:sz="4" w:color="D0D7DE" w:space="0"/>
+              <w:left w:val="single" w:sz="4" w:color="D0D7DE" w:space="0"/>
+              <w:bottom w:val="single" w:sz="4" w:color="D0D7DE" w:space="0"/>
+              <w:right w:val="single" w:sz="4" w:color="D0D7DE" w:space="0"/>
+            </w:tcBorders>
+          </w:tcPr>
+          <w:p>
+            <w:pPr>
+              <w:spacing w:before="20" w:after="20"/>
+              <w:jc w:val="left"/>
+            </w:pPr>
+            <w:r>
+              <w:rPr>
+                <w:b w:val="0"/>
+                <w:i w:val="0"/>
+                <w:color w:val="222222"/>
+                <w:sz w:val="15"/>
+              </w:rPr>
+              <w:t>Kapasitas Terpasang PLTU Captive</w:t>
+            </w:r>
+          </w:p>
+        </w:tc>
+        <w:tc>
+          <w:tcPr>
+            <w:tcW w:type="dxa" w:w="1814"/>
+            <w:vAlign w:val="center"/>
+            <w:shd w:val="clear" w:color="auto" w:fill="F9FBF9"/>
+            <w:tcMar>
+              <w:top w:w="40" w:type="dxa"/>
+              <w:bottom w:w="40" w:type="dxa"/>
+              <w:left w:w="80" w:type="dxa"/>
+              <w:right w:w="80" w:type="dxa"/>
+            </w:tcMar>
+            <w:tcBorders>
+              <w:top w:val="single" w:sz="4" w:color="D0D7DE" w:space="0"/>
+              <w:left w:val="single" w:sz="4" w:color="D0D7DE" w:space="0"/>
+              <w:bottom w:val="single" w:sz="4" w:color="D0D7DE" w:space="0"/>
+              <w:right w:val="single" w:sz="4" w:color="D0D7DE" w:space="0"/>
+            </w:tcBorders>
+          </w:tcPr>
+          <w:p>
+            <w:pPr>
+              <w:spacing w:before="20" w:after="20"/>
+              <w:jc w:val="left"/>
+            </w:pPr>
+            <w:r>
+              <w:rPr>
+                <w:b w:val="0"/>
+                <w:i w:val="0"/>
+                <w:color w:val="222222"/>
+                <w:sz w:val="15"/>
+              </w:rPr>
+              <w:t>Infrastruktur Energi Khusus</w:t>
+            </w:r>
+          </w:p>
+        </w:tc>
+        <w:tc>
+          <w:tcPr>
+            <w:tcW w:type="dxa" w:w="1020"/>
+            <w:vAlign w:val="center"/>
+            <w:shd w:val="clear" w:color="auto" w:fill="F9FBF9"/>
+            <w:tcMar>
+              <w:top w:w="40" w:type="dxa"/>
+              <w:bottom w:w="40" w:type="dxa"/>
+              <w:left w:w="80" w:type="dxa"/>
+              <w:right w:w="80" w:type="dxa"/>
+            </w:tcMar>
+            <w:tcBorders>
+              <w:top w:val="single" w:sz="4" w:color="D0D7DE" w:space="0"/>
+              <w:left w:val="single" w:sz="4" w:color="D0D7DE" w:space="0"/>
+              <w:bottom w:val="single" w:sz="4" w:color="D0D7DE" w:space="0"/>
+              <w:right w:val="single" w:sz="4" w:color="D0D7DE" w:space="0"/>
+            </w:tcBorders>
+          </w:tcPr>
+          <w:p>
+            <w:pPr>
+              <w:spacing w:before="20" w:after="20"/>
+              <w:jc w:val="center"/>
+            </w:pPr>
+            <w:r>
+              <w:rPr>
+                <w:b w:val="0"/>
+                <w:i w:val="0"/>
+                <w:color w:val="222222"/>
+                <w:sz w:val="15"/>
+              </w:rPr>
+              <w:t>Megawatt (MW)</w:t>
+            </w:r>
+          </w:p>
+        </w:tc>
+        <w:tc>
+          <w:tcPr>
+            <w:tcW w:type="dxa" w:w="1134"/>
+            <w:vAlign w:val="center"/>
+            <w:shd w:val="clear" w:color="auto" w:fill="F9FBF9"/>
+            <w:tcMar>
+              <w:top w:w="40" w:type="dxa"/>
+              <w:bottom w:w="40" w:type="dxa"/>
+              <w:left w:w="80" w:type="dxa"/>
+              <w:right w:w="80" w:type="dxa"/>
+            </w:tcMar>
+            <w:tcBorders>
+              <w:top w:val="single" w:sz="4" w:color="D0D7DE" w:space="0"/>
+              <w:left w:val="single" w:sz="4" w:color="D0D7DE" w:space="0"/>
+              <w:bottom w:val="single" w:sz="4" w:color="D0D7DE" w:space="0"/>
+              <w:right w:val="single" w:sz="4" w:color="D0D7DE" w:space="0"/>
+            </w:tcBorders>
+          </w:tcPr>
+          <w:p>
+            <w:pPr>
+              <w:spacing w:before="20" w:after="20"/>
+              <w:jc w:val="center"/>
+            </w:pPr>
+            <w:r>
+              <w:rPr>
+                <w:b w:val="0"/>
+                <w:i w:val="0"/>
+                <w:color w:val="222222"/>
+                <w:sz w:val="15"/>
+              </w:rPr>
+              <w:t>2014–2024</w:t>
+            </w:r>
+          </w:p>
+        </w:tc>
+        <w:tc>
+          <w:tcPr>
+            <w:tcW w:type="dxa" w:w="2665"/>
+            <w:vAlign w:val="center"/>
+            <w:shd w:val="clear" w:color="auto" w:fill="F9FBF9"/>
+            <w:tcMar>
+              <w:top w:w="40" w:type="dxa"/>
+              <w:bottom w:w="40" w:type="dxa"/>
+              <w:left w:w="80" w:type="dxa"/>
+              <w:right w:w="80" w:type="dxa"/>
+            </w:tcMar>
+            <w:tcBorders>
+              <w:top w:val="single" w:sz="4" w:color="D0D7DE" w:space="0"/>
+              <w:left w:val="single" w:sz="4" w:color="D0D7DE" w:space="0"/>
+              <w:bottom w:val="single" w:sz="4" w:color="D0D7DE" w:space="0"/>
+              <w:right w:val="single" w:sz="4" w:color="D0D7DE" w:space="0"/>
+            </w:tcBorders>
+          </w:tcPr>
+          <w:p>
+            <w:pPr>
+              <w:spacing w:before="20" w:after="20"/>
+              <w:jc w:val="left"/>
+            </w:pPr>
+            <w:r>
+              <w:rPr>
+                <w:b w:val="0"/>
+                <w:i w:val="0"/>
+                <w:color w:val="222222"/>
+                <w:sz w:val="15"/>
+              </w:rPr>
+              <w:t>Global Energy Monitor (GEM Tracker)</w:t>
+            </w:r>
+          </w:p>
+        </w:tc>
+      </w:tr>
+      <w:tr>
+        <w:tc>
+          <w:tcPr>
+            <w:tcW w:type="dxa" w:w="454"/>
+            <w:vAlign w:val="center"/>
+            <w:shd w:val="clear" w:color="auto" w:fill="FFFFFF"/>
+            <w:tcMar>
+              <w:top w:w="40" w:type="dxa"/>
+              <w:bottom w:w="40" w:type="dxa"/>
+              <w:left w:w="80" w:type="dxa"/>
+              <w:right w:w="80" w:type="dxa"/>
+            </w:tcMar>
+            <w:tcBorders>
+              <w:top w:val="single" w:sz="4" w:color="D0D7DE" w:space="0"/>
+              <w:left w:val="single" w:sz="4" w:color="D0D7DE" w:space="0"/>
+              <w:bottom w:val="single" w:sz="4" w:color="D0D7DE" w:space="0"/>
+              <w:right w:val="single" w:sz="4" w:color="D0D7DE" w:space="0"/>
+            </w:tcBorders>
+          </w:tcPr>
+          <w:p>
+            <w:pPr>
+              <w:spacing w:before="20" w:after="20"/>
+              <w:jc w:val="center"/>
+            </w:pPr>
+            <w:r>
+              <w:rPr>
+                <w:b w:val="0"/>
+                <w:i w:val="0"/>
+                <w:color w:val="222222"/>
+                <w:sz w:val="15"/>
+              </w:rPr>
+              <w:t>4</w:t>
+            </w:r>
+          </w:p>
+        </w:tc>
+        <w:tc>
+          <w:tcPr>
+            <w:tcW w:type="dxa" w:w="2551"/>
+            <w:vAlign w:val="center"/>
+            <w:shd w:val="clear" w:color="auto" w:fill="FFFFFF"/>
+            <w:tcMar>
+              <w:top w:w="40" w:type="dxa"/>
+              <w:bottom w:w="40" w:type="dxa"/>
+              <w:left w:w="80" w:type="dxa"/>
+              <w:right w:w="80" w:type="dxa"/>
+            </w:tcMar>
+            <w:tcBorders>
+              <w:top w:val="single" w:sz="4" w:color="D0D7DE" w:space="0"/>
+              <w:left w:val="single" w:sz="4" w:color="D0D7DE" w:space="0"/>
+              <w:bottom w:val="single" w:sz="4" w:color="D0D7DE" w:space="0"/>
+              <w:right w:val="single" w:sz="4" w:color="D0D7DE" w:space="0"/>
+            </w:tcBorders>
+          </w:tcPr>
+          <w:p>
+            <w:pPr>
+              <w:spacing w:before="20" w:after="20"/>
+              <w:jc w:val="left"/>
+            </w:pPr>
+            <w:r>
+              <w:rPr>
+                <w:b w:val="0"/>
+                <w:i w:val="0"/>
+                <w:color w:val="222222"/>
+                <w:sz w:val="15"/>
+              </w:rPr>
+              <w:t>Fasilitas Smelter Nikel</w:t>
+            </w:r>
+          </w:p>
+        </w:tc>
+        <w:tc>
+          <w:tcPr>
+            <w:tcW w:type="dxa" w:w="1814"/>
+            <w:vAlign w:val="center"/>
+            <w:shd w:val="clear" w:color="auto" w:fill="FFFFFF"/>
+            <w:tcMar>
+              <w:top w:w="40" w:type="dxa"/>
+              <w:bottom w:w="40" w:type="dxa"/>
+              <w:left w:w="80" w:type="dxa"/>
+              <w:right w:w="80" w:type="dxa"/>
+            </w:tcMar>
+            <w:tcBorders>
+              <w:top w:val="single" w:sz="4" w:color="D0D7DE" w:space="0"/>
+              <w:left w:val="single" w:sz="4" w:color="D0D7DE" w:space="0"/>
+              <w:bottom w:val="single" w:sz="4" w:color="D0D7DE" w:space="0"/>
+              <w:right w:val="single" w:sz="4" w:color="D0D7DE" w:space="0"/>
+            </w:tcBorders>
+          </w:tcPr>
+          <w:p>
+            <w:pPr>
+              <w:spacing w:before="20" w:after="20"/>
+              <w:jc w:val="left"/>
+            </w:pPr>
+            <w:r>
+              <w:rPr>
+                <w:b w:val="0"/>
+                <w:i w:val="0"/>
+                <w:color w:val="222222"/>
+                <w:sz w:val="15"/>
+              </w:rPr>
+              <w:t>Fasilitas Industri Hilir</w:t>
+            </w:r>
+          </w:p>
+        </w:tc>
+        <w:tc>
+          <w:tcPr>
+            <w:tcW w:type="dxa" w:w="1020"/>
+            <w:vAlign w:val="center"/>
+            <w:shd w:val="clear" w:color="auto" w:fill="FFFFFF"/>
+            <w:tcMar>
+              <w:top w:w="40" w:type="dxa"/>
+              <w:bottom w:w="40" w:type="dxa"/>
+              <w:left w:w="80" w:type="dxa"/>
+              <w:right w:w="80" w:type="dxa"/>
+            </w:tcMar>
+            <w:tcBorders>
+              <w:top w:val="single" w:sz="4" w:color="D0D7DE" w:space="0"/>
+              <w:left w:val="single" w:sz="4" w:color="D0D7DE" w:space="0"/>
+              <w:bottom w:val="single" w:sz="4" w:color="D0D7DE" w:space="0"/>
+              <w:right w:val="single" w:sz="4" w:color="D0D7DE" w:space="0"/>
+            </w:tcBorders>
+          </w:tcPr>
+          <w:p>
+            <w:pPr>
+              <w:spacing w:before="20" w:after="20"/>
+              <w:jc w:val="center"/>
+            </w:pPr>
+            <w:r>
+              <w:rPr>
+                <w:b w:val="0"/>
+                <w:i w:val="0"/>
+                <w:color w:val="222222"/>
+                <w:sz w:val="15"/>
+              </w:rPr>
+              <w:t>Unit Fasilitas</w:t>
+            </w:r>
+          </w:p>
+        </w:tc>
+        <w:tc>
+          <w:tcPr>
+            <w:tcW w:type="dxa" w:w="1134"/>
+            <w:vAlign w:val="center"/>
+            <w:shd w:val="clear" w:color="auto" w:fill="FFFFFF"/>
+            <w:tcMar>
+              <w:top w:w="40" w:type="dxa"/>
+              <w:bottom w:w="40" w:type="dxa"/>
+              <w:left w:w="80" w:type="dxa"/>
+              <w:right w:w="80" w:type="dxa"/>
+            </w:tcMar>
+            <w:tcBorders>
+              <w:top w:val="single" w:sz="4" w:color="D0D7DE" w:space="0"/>
+              <w:left w:val="single" w:sz="4" w:color="D0D7DE" w:space="0"/>
+              <w:bottom w:val="single" w:sz="4" w:color="D0D7DE" w:space="0"/>
+              <w:right w:val="single" w:sz="4" w:color="D0D7DE" w:space="0"/>
+            </w:tcBorders>
+          </w:tcPr>
+          <w:p>
+            <w:pPr>
+              <w:spacing w:before="20" w:after="20"/>
+              <w:jc w:val="center"/>
+            </w:pPr>
+            <w:r>
+              <w:rPr>
+                <w:b w:val="0"/>
+                <w:i w:val="0"/>
+                <w:color w:val="222222"/>
+                <w:sz w:val="15"/>
+              </w:rPr>
+              <w:t>2014–2024</w:t>
+            </w:r>
+          </w:p>
+        </w:tc>
+        <w:tc>
+          <w:tcPr>
+            <w:tcW w:type="dxa" w:w="2665"/>
+            <w:vAlign w:val="center"/>
+            <w:shd w:val="clear" w:color="auto" w:fill="FFFFFF"/>
+            <w:tcMar>
+              <w:top w:w="40" w:type="dxa"/>
+              <w:bottom w:w="40" w:type="dxa"/>
+              <w:left w:w="80" w:type="dxa"/>
+              <w:right w:w="80" w:type="dxa"/>
+            </w:tcMar>
+            <w:tcBorders>
+              <w:top w:val="single" w:sz="4" w:color="D0D7DE" w:space="0"/>
+              <w:left w:val="single" w:sz="4" w:color="D0D7DE" w:space="0"/>
+              <w:bottom w:val="single" w:sz="4" w:color="D0D7DE" w:space="0"/>
+              <w:right w:val="single" w:sz="4" w:color="D0D7DE" w:space="0"/>
+            </w:tcBorders>
+          </w:tcPr>
+          <w:p>
+            <w:pPr>
+              <w:spacing w:before="20" w:after="20"/>
+              <w:jc w:val="left"/>
+            </w:pPr>
+            <w:r>
+              <w:rPr>
+                <w:b w:val="0"/>
+                <w:i w:val="0"/>
+                <w:color w:val="222222"/>
+                <w:sz w:val="15"/>
+              </w:rPr>
+              <w:t>Database Smelter CGS &amp; ESDM MODI</w:t>
+            </w:r>
+          </w:p>
+        </w:tc>
+      </w:tr>
+      <w:tr>
+        <w:tc>
+          <w:tcPr>
+            <w:tcW w:type="dxa" w:w="454"/>
+            <w:vAlign w:val="center"/>
+            <w:shd w:val="clear" w:color="auto" w:fill="F9FBF9"/>
+            <w:tcMar>
+              <w:top w:w="40" w:type="dxa"/>
+              <w:bottom w:w="40" w:type="dxa"/>
+              <w:left w:w="80" w:type="dxa"/>
+              <w:right w:w="80" w:type="dxa"/>
+            </w:tcMar>
+            <w:tcBorders>
+              <w:top w:val="single" w:sz="4" w:color="D0D7DE" w:space="0"/>
+              <w:left w:val="single" w:sz="4" w:color="D0D7DE" w:space="0"/>
+              <w:bottom w:val="single" w:sz="4" w:color="D0D7DE" w:space="0"/>
+              <w:right w:val="single" w:sz="4" w:color="D0D7DE" w:space="0"/>
+            </w:tcBorders>
+          </w:tcPr>
+          <w:p>
+            <w:pPr>
+              <w:spacing w:before="20" w:after="20"/>
+              <w:jc w:val="center"/>
+            </w:pPr>
+            <w:r>
+              <w:rPr>
+                <w:b w:val="0"/>
+                <w:i w:val="0"/>
+                <w:color w:val="222222"/>
+                <w:sz w:val="15"/>
+              </w:rPr>
+              <w:t>5</w:t>
+            </w:r>
+          </w:p>
+        </w:tc>
+        <w:tc>
+          <w:tcPr>
+            <w:tcW w:type="dxa" w:w="2551"/>
+            <w:vAlign w:val="center"/>
+            <w:shd w:val="clear" w:color="auto" w:fill="F9FBF9"/>
+            <w:tcMar>
+              <w:top w:w="40" w:type="dxa"/>
+              <w:bottom w:w="40" w:type="dxa"/>
+              <w:left w:w="80" w:type="dxa"/>
+              <w:right w:w="80" w:type="dxa"/>
+            </w:tcMar>
+            <w:tcBorders>
+              <w:top w:val="single" w:sz="4" w:color="D0D7DE" w:space="0"/>
+              <w:left w:val="single" w:sz="4" w:color="D0D7DE" w:space="0"/>
+              <w:bottom w:val="single" w:sz="4" w:color="D0D7DE" w:space="0"/>
+              <w:right w:val="single" w:sz="4" w:color="D0D7DE" w:space="0"/>
+            </w:tcBorders>
+          </w:tcPr>
+          <w:p>
+            <w:pPr>
+              <w:spacing w:before="20" w:after="20"/>
+              <w:jc w:val="left"/>
+            </w:pPr>
+            <w:r>
+              <w:rPr>
+                <w:b w:val="0"/>
+                <w:i w:val="0"/>
+                <w:color w:val="222222"/>
+                <w:sz w:val="15"/>
+              </w:rPr>
+              <w:t>Realisasi Investasi PMDN &amp; Nikel</w:t>
+            </w:r>
+          </w:p>
+        </w:tc>
+        <w:tc>
+          <w:tcPr>
+            <w:tcW w:type="dxa" w:w="1814"/>
+            <w:vAlign w:val="center"/>
+            <w:shd w:val="clear" w:color="auto" w:fill="F9FBF9"/>
+            <w:tcMar>
+              <w:top w:w="40" w:type="dxa"/>
+              <w:bottom w:w="40" w:type="dxa"/>
+              <w:left w:w="80" w:type="dxa"/>
+              <w:right w:w="80" w:type="dxa"/>
+            </w:tcMar>
+            <w:tcBorders>
+              <w:top w:val="single" w:sz="4" w:color="D0D7DE" w:space="0"/>
+              <w:left w:val="single" w:sz="4" w:color="D0D7DE" w:space="0"/>
+              <w:bottom w:val="single" w:sz="4" w:color="D0D7DE" w:space="0"/>
+              <w:right w:val="single" w:sz="4" w:color="D0D7DE" w:space="0"/>
+            </w:tcBorders>
+          </w:tcPr>
+          <w:p>
+            <w:pPr>
+              <w:spacing w:before="20" w:after="20"/>
+              <w:jc w:val="left"/>
+            </w:pPr>
+            <w:r>
+              <w:rPr>
+                <w:b w:val="0"/>
+                <w:i w:val="0"/>
+                <w:color w:val="222222"/>
+                <w:sz w:val="15"/>
+              </w:rPr>
+              <w:t>Arus Modal Domestik</w:t>
+            </w:r>
+          </w:p>
+        </w:tc>
+        <w:tc>
+          <w:tcPr>
+            <w:tcW w:type="dxa" w:w="1020"/>
+            <w:vAlign w:val="center"/>
+            <w:shd w:val="clear" w:color="auto" w:fill="F9FBF9"/>
+            <w:tcMar>
+              <w:top w:w="40" w:type="dxa"/>
+              <w:bottom w:w="40" w:type="dxa"/>
+              <w:left w:w="80" w:type="dxa"/>
+              <w:right w:w="80" w:type="dxa"/>
+            </w:tcMar>
+            <w:tcBorders>
+              <w:top w:val="single" w:sz="4" w:color="D0D7DE" w:space="0"/>
+              <w:left w:val="single" w:sz="4" w:color="D0D7DE" w:space="0"/>
+              <w:bottom w:val="single" w:sz="4" w:color="D0D7DE" w:space="0"/>
+              <w:right w:val="single" w:sz="4" w:color="D0D7DE" w:space="0"/>
+            </w:tcBorders>
+          </w:tcPr>
+          <w:p>
+            <w:pPr>
+              <w:spacing w:before="20" w:after="20"/>
+              <w:jc w:val="center"/>
+            </w:pPr>
+            <w:r>
+              <w:rPr>
+                <w:b w:val="0"/>
+                <w:i w:val="0"/>
+                <w:color w:val="222222"/>
+                <w:sz w:val="15"/>
+              </w:rPr>
+              <w:t>Triliun Rp</w:t>
+            </w:r>
+          </w:p>
+        </w:tc>
+        <w:tc>
+          <w:tcPr>
+            <w:tcW w:type="dxa" w:w="1134"/>
+            <w:vAlign w:val="center"/>
+            <w:shd w:val="clear" w:color="auto" w:fill="F9FBF9"/>
+            <w:tcMar>
+              <w:top w:w="40" w:type="dxa"/>
+              <w:bottom w:w="40" w:type="dxa"/>
+              <w:left w:w="80" w:type="dxa"/>
+              <w:right w:w="80" w:type="dxa"/>
+            </w:tcMar>
+            <w:tcBorders>
+              <w:top w:val="single" w:sz="4" w:color="D0D7DE" w:space="0"/>
+              <w:left w:val="single" w:sz="4" w:color="D0D7DE" w:space="0"/>
+              <w:bottom w:val="single" w:sz="4" w:color="D0D7DE" w:space="0"/>
+              <w:right w:val="single" w:sz="4" w:color="D0D7DE" w:space="0"/>
+            </w:tcBorders>
+          </w:tcPr>
+          <w:p>
+            <w:pPr>
+              <w:spacing w:before="20" w:after="20"/>
+              <w:jc w:val="center"/>
+            </w:pPr>
+            <w:r>
+              <w:rPr>
+                <w:b w:val="0"/>
+                <w:i w:val="0"/>
+                <w:color w:val="222222"/>
+                <w:sz w:val="15"/>
+              </w:rPr>
+              <w:t>2016–2024</w:t>
+            </w:r>
+          </w:p>
+        </w:tc>
+        <w:tc>
+          <w:tcPr>
+            <w:tcW w:type="dxa" w:w="2665"/>
+            <w:vAlign w:val="center"/>
+            <w:shd w:val="clear" w:color="auto" w:fill="F9FBF9"/>
+            <w:tcMar>
+              <w:top w:w="40" w:type="dxa"/>
+              <w:bottom w:w="40" w:type="dxa"/>
+              <w:left w:w="80" w:type="dxa"/>
+              <w:right w:w="80" w:type="dxa"/>
+            </w:tcMar>
+            <w:tcBorders>
+              <w:top w:val="single" w:sz="4" w:color="D0D7DE" w:space="0"/>
+              <w:left w:val="single" w:sz="4" w:color="D0D7DE" w:space="0"/>
+              <w:bottom w:val="single" w:sz="4" w:color="D0D7DE" w:space="0"/>
+              <w:right w:val="single" w:sz="4" w:color="D0D7DE" w:space="0"/>
+            </w:tcBorders>
+          </w:tcPr>
+          <w:p>
+            <w:pPr>
+              <w:spacing w:before="20" w:after="20"/>
+              <w:jc w:val="left"/>
+            </w:pPr>
+            <w:r>
+              <w:rPr>
+                <w:b w:val="0"/>
+                <w:i w:val="0"/>
+                <w:color w:val="222222"/>
+                <w:sz w:val="15"/>
+              </w:rPr>
+              <w:t>API BPS &amp; Kementerian Investasi / BKPM</w:t>
+            </w:r>
+          </w:p>
+        </w:tc>
+      </w:tr>
+      <w:tr>
+        <w:tc>
+          <w:tcPr>
+            <w:tcW w:type="dxa" w:w="454"/>
+            <w:vAlign w:val="center"/>
+            <w:shd w:val="clear" w:color="auto" w:fill="FFFFFF"/>
+            <w:tcMar>
+              <w:top w:w="40" w:type="dxa"/>
+              <w:bottom w:w="40" w:type="dxa"/>
+              <w:left w:w="80" w:type="dxa"/>
+              <w:right w:w="80" w:type="dxa"/>
+            </w:tcMar>
+            <w:tcBorders>
+              <w:top w:val="single" w:sz="4" w:color="D0D7DE" w:space="0"/>
+              <w:left w:val="single" w:sz="4" w:color="D0D7DE" w:space="0"/>
+              <w:bottom w:val="single" w:sz="4" w:color="D0D7DE" w:space="0"/>
+              <w:right w:val="single" w:sz="4" w:color="D0D7DE" w:space="0"/>
+            </w:tcBorders>
+          </w:tcPr>
+          <w:p>
+            <w:pPr>
+              <w:spacing w:before="20" w:after="20"/>
+              <w:jc w:val="center"/>
+            </w:pPr>
+            <w:r>
+              <w:rPr>
+                <w:b w:val="0"/>
+                <w:i w:val="0"/>
+                <w:color w:val="222222"/>
+                <w:sz w:val="15"/>
+              </w:rPr>
+              <w:t>6</w:t>
+            </w:r>
+          </w:p>
+        </w:tc>
+        <w:tc>
+          <w:tcPr>
+            <w:tcW w:type="dxa" w:w="2551"/>
+            <w:vAlign w:val="center"/>
+            <w:shd w:val="clear" w:color="auto" w:fill="FFFFFF"/>
+            <w:tcMar>
+              <w:top w:w="40" w:type="dxa"/>
+              <w:bottom w:w="40" w:type="dxa"/>
+              <w:left w:w="80" w:type="dxa"/>
+              <w:right w:w="80" w:type="dxa"/>
+            </w:tcMar>
+            <w:tcBorders>
+              <w:top w:val="single" w:sz="4" w:color="D0D7DE" w:space="0"/>
+              <w:left w:val="single" w:sz="4" w:color="D0D7DE" w:space="0"/>
+              <w:bottom w:val="single" w:sz="4" w:color="D0D7DE" w:space="0"/>
+              <w:right w:val="single" w:sz="4" w:color="D0D7DE" w:space="0"/>
+            </w:tcBorders>
+          </w:tcPr>
+          <w:p>
+            <w:pPr>
+              <w:spacing w:before="20" w:after="20"/>
+              <w:jc w:val="left"/>
+            </w:pPr>
+            <w:r>
+              <w:rPr>
+                <w:b w:val="0"/>
+                <w:i w:val="0"/>
+                <w:color w:val="222222"/>
+                <w:sz w:val="15"/>
+              </w:rPr>
+              <w:t>PDRB Provinsi (Ekstraktif vs Akar Rumput)</w:t>
+            </w:r>
+          </w:p>
+        </w:tc>
+        <w:tc>
+          <w:tcPr>
+            <w:tcW w:type="dxa" w:w="1814"/>
+            <w:vAlign w:val="center"/>
+            <w:shd w:val="clear" w:color="auto" w:fill="FFFFFF"/>
+            <w:tcMar>
+              <w:top w:w="40" w:type="dxa"/>
+              <w:bottom w:w="40" w:type="dxa"/>
+              <w:left w:w="80" w:type="dxa"/>
+              <w:right w:w="80" w:type="dxa"/>
+            </w:tcMar>
+            <w:tcBorders>
+              <w:top w:val="single" w:sz="4" w:color="D0D7DE" w:space="0"/>
+              <w:left w:val="single" w:sz="4" w:color="D0D7DE" w:space="0"/>
+              <w:bottom w:val="single" w:sz="4" w:color="D0D7DE" w:space="0"/>
+              <w:right w:val="single" w:sz="4" w:color="D0D7DE" w:space="0"/>
+            </w:tcBorders>
+          </w:tcPr>
+          <w:p>
+            <w:pPr>
+              <w:spacing w:before="20" w:after="20"/>
+              <w:jc w:val="left"/>
+            </w:pPr>
+            <w:r>
+              <w:rPr>
+                <w:b w:val="0"/>
+                <w:i w:val="0"/>
+                <w:color w:val="222222"/>
+                <w:sz w:val="15"/>
+              </w:rPr>
+              <w:t>Struktur Ekonomi Makro</w:t>
+            </w:r>
+          </w:p>
+        </w:tc>
+        <w:tc>
+          <w:tcPr>
+            <w:tcW w:type="dxa" w:w="1020"/>
+            <w:vAlign w:val="center"/>
+            <w:shd w:val="clear" w:color="auto" w:fill="FFFFFF"/>
+            <w:tcMar>
+              <w:top w:w="40" w:type="dxa"/>
+              <w:bottom w:w="40" w:type="dxa"/>
+              <w:left w:w="80" w:type="dxa"/>
+              <w:right w:w="80" w:type="dxa"/>
+            </w:tcMar>
+            <w:tcBorders>
+              <w:top w:val="single" w:sz="4" w:color="D0D7DE" w:space="0"/>
+              <w:left w:val="single" w:sz="4" w:color="D0D7DE" w:space="0"/>
+              <w:bottom w:val="single" w:sz="4" w:color="D0D7DE" w:space="0"/>
+              <w:right w:val="single" w:sz="4" w:color="D0D7DE" w:space="0"/>
+            </w:tcBorders>
+          </w:tcPr>
+          <w:p>
+            <w:pPr>
+              <w:spacing w:before="20" w:after="20"/>
+              <w:jc w:val="center"/>
+            </w:pPr>
+            <w:r>
+              <w:rPr>
+                <w:b w:val="0"/>
+                <w:i w:val="0"/>
+                <w:color w:val="222222"/>
+                <w:sz w:val="15"/>
+              </w:rPr>
+              <w:t>Triliun Rp</w:t>
+            </w:r>
+          </w:p>
+        </w:tc>
+        <w:tc>
+          <w:tcPr>
+            <w:tcW w:type="dxa" w:w="1134"/>
+            <w:vAlign w:val="center"/>
+            <w:shd w:val="clear" w:color="auto" w:fill="FFFFFF"/>
+            <w:tcMar>
+              <w:top w:w="40" w:type="dxa"/>
+              <w:bottom w:w="40" w:type="dxa"/>
+              <w:left w:w="80" w:type="dxa"/>
+              <w:right w:w="80" w:type="dxa"/>
+            </w:tcMar>
+            <w:tcBorders>
+              <w:top w:val="single" w:sz="4" w:color="D0D7DE" w:space="0"/>
+              <w:left w:val="single" w:sz="4" w:color="D0D7DE" w:space="0"/>
+              <w:bottom w:val="single" w:sz="4" w:color="D0D7DE" w:space="0"/>
+              <w:right w:val="single" w:sz="4" w:color="D0D7DE" w:space="0"/>
+            </w:tcBorders>
+          </w:tcPr>
+          <w:p>
+            <w:pPr>
+              <w:spacing w:before="20" w:after="20"/>
+              <w:jc w:val="center"/>
+            </w:pPr>
+            <w:r>
+              <w:rPr>
+                <w:b w:val="0"/>
+                <w:i w:val="0"/>
+                <w:color w:val="222222"/>
+                <w:sz w:val="15"/>
+              </w:rPr>
+              <w:t>2016–2024</w:t>
+            </w:r>
+          </w:p>
+        </w:tc>
+        <w:tc>
+          <w:tcPr>
+            <w:tcW w:type="dxa" w:w="2665"/>
+            <w:vAlign w:val="center"/>
+            <w:shd w:val="clear" w:color="auto" w:fill="FFFFFF"/>
+            <w:tcMar>
+              <w:top w:w="40" w:type="dxa"/>
+              <w:bottom w:w="40" w:type="dxa"/>
+              <w:left w:w="80" w:type="dxa"/>
+              <w:right w:w="80" w:type="dxa"/>
+            </w:tcMar>
+            <w:tcBorders>
+              <w:top w:val="single" w:sz="4" w:color="D0D7DE" w:space="0"/>
+              <w:left w:val="single" w:sz="4" w:color="D0D7DE" w:space="0"/>
+              <w:bottom w:val="single" w:sz="4" w:color="D0D7DE" w:space="0"/>
+              <w:right w:val="single" w:sz="4" w:color="D0D7DE" w:space="0"/>
+            </w:tcBorders>
+          </w:tcPr>
+          <w:p>
+            <w:pPr>
+              <w:spacing w:before="20" w:after="20"/>
+              <w:jc w:val="left"/>
+            </w:pPr>
+            <w:r>
+              <w:rPr>
+                <w:b w:val="0"/>
+                <w:i w:val="0"/>
+                <w:color w:val="222222"/>
+                <w:sz w:val="15"/>
+              </w:rPr>
+              <w:t>API BPS (Subject 52: PDRB Lapangan Usaha)</w:t>
+            </w:r>
+          </w:p>
+        </w:tc>
+      </w:tr>
+      <w:tr>
+        <w:tc>
+          <w:tcPr>
+            <w:tcW w:type="dxa" w:w="454"/>
+            <w:vAlign w:val="center"/>
+            <w:shd w:val="clear" w:color="auto" w:fill="F9FBF9"/>
+            <w:tcMar>
+              <w:top w:w="40" w:type="dxa"/>
+              <w:bottom w:w="40" w:type="dxa"/>
+              <w:left w:w="80" w:type="dxa"/>
+              <w:right w:w="80" w:type="dxa"/>
+            </w:tcMar>
+            <w:tcBorders>
+              <w:top w:val="single" w:sz="4" w:color="D0D7DE" w:space="0"/>
+              <w:left w:val="single" w:sz="4" w:color="D0D7DE" w:space="0"/>
+              <w:bottom w:val="single" w:sz="4" w:color="D0D7DE" w:space="0"/>
+              <w:right w:val="single" w:sz="4" w:color="D0D7DE" w:space="0"/>
+            </w:tcBorders>
+          </w:tcPr>
+          <w:p>
+            <w:pPr>
+              <w:spacing w:before="20" w:after="20"/>
+              <w:jc w:val="center"/>
+            </w:pPr>
+            <w:r>
+              <w:rPr>
+                <w:b w:val="0"/>
+                <w:i w:val="0"/>
+                <w:color w:val="222222"/>
+                <w:sz w:val="15"/>
+              </w:rPr>
+              <w:t>7</w:t>
+            </w:r>
+          </w:p>
+        </w:tc>
+        <w:tc>
+          <w:tcPr>
+            <w:tcW w:type="dxa" w:w="2551"/>
+            <w:vAlign w:val="center"/>
+            <w:shd w:val="clear" w:color="auto" w:fill="F9FBF9"/>
+            <w:tcMar>
+              <w:top w:w="40" w:type="dxa"/>
+              <w:bottom w:w="40" w:type="dxa"/>
+              <w:left w:w="80" w:type="dxa"/>
+              <w:right w:w="80" w:type="dxa"/>
+            </w:tcMar>
+            <w:tcBorders>
+              <w:top w:val="single" w:sz="4" w:color="D0D7DE" w:space="0"/>
+              <w:left w:val="single" w:sz="4" w:color="D0D7DE" w:space="0"/>
+              <w:bottom w:val="single" w:sz="4" w:color="D0D7DE" w:space="0"/>
+              <w:right w:val="single" w:sz="4" w:color="D0D7DE" w:space="0"/>
+            </w:tcBorders>
+          </w:tcPr>
+          <w:p>
+            <w:pPr>
+              <w:spacing w:before="20" w:after="20"/>
+              <w:jc w:val="left"/>
+            </w:pPr>
+            <w:r>
+              <w:rPr>
+                <w:b w:val="0"/>
+                <w:i w:val="0"/>
+                <w:color w:val="222222"/>
+                <w:sz w:val="15"/>
+              </w:rPr>
+              <w:t>PDRB Kabupaten Sentra Tambang</w:t>
+            </w:r>
+          </w:p>
+        </w:tc>
+        <w:tc>
+          <w:tcPr>
+            <w:tcW w:type="dxa" w:w="1814"/>
+            <w:vAlign w:val="center"/>
+            <w:shd w:val="clear" w:color="auto" w:fill="F9FBF9"/>
+            <w:tcMar>
+              <w:top w:w="40" w:type="dxa"/>
+              <w:bottom w:w="40" w:type="dxa"/>
+              <w:left w:w="80" w:type="dxa"/>
+              <w:right w:w="80" w:type="dxa"/>
+            </w:tcMar>
+            <w:tcBorders>
+              <w:top w:val="single" w:sz="4" w:color="D0D7DE" w:space="0"/>
+              <w:left w:val="single" w:sz="4" w:color="D0D7DE" w:space="0"/>
+              <w:bottom w:val="single" w:sz="4" w:color="D0D7DE" w:space="0"/>
+              <w:right w:val="single" w:sz="4" w:color="D0D7DE" w:space="0"/>
+            </w:tcBorders>
+          </w:tcPr>
+          <w:p>
+            <w:pPr>
+              <w:spacing w:before="20" w:after="20"/>
+              <w:jc w:val="left"/>
+            </w:pPr>
+            <w:r>
+              <w:rPr>
+                <w:b w:val="0"/>
+                <w:i w:val="0"/>
+                <w:color w:val="222222"/>
+                <w:sz w:val="15"/>
+              </w:rPr>
+              <w:t>Struktur Ekonomi Daerah</w:t>
+            </w:r>
+          </w:p>
+        </w:tc>
+        <w:tc>
+          <w:tcPr>
+            <w:tcW w:type="dxa" w:w="1020"/>
+            <w:vAlign w:val="center"/>
+            <w:shd w:val="clear" w:color="auto" w:fill="F9FBF9"/>
+            <w:tcMar>
+              <w:top w:w="40" w:type="dxa"/>
+              <w:bottom w:w="40" w:type="dxa"/>
+              <w:left w:w="80" w:type="dxa"/>
+              <w:right w:w="80" w:type="dxa"/>
+            </w:tcMar>
+            <w:tcBorders>
+              <w:top w:val="single" w:sz="4" w:color="D0D7DE" w:space="0"/>
+              <w:left w:val="single" w:sz="4" w:color="D0D7DE" w:space="0"/>
+              <w:bottom w:val="single" w:sz="4" w:color="D0D7DE" w:space="0"/>
+              <w:right w:val="single" w:sz="4" w:color="D0D7DE" w:space="0"/>
+            </w:tcBorders>
+          </w:tcPr>
+          <w:p>
+            <w:pPr>
+              <w:spacing w:before="20" w:after="20"/>
+              <w:jc w:val="center"/>
+            </w:pPr>
+            <w:r>
+              <w:rPr>
+                <w:b w:val="0"/>
+                <w:i w:val="0"/>
+                <w:color w:val="222222"/>
+                <w:sz w:val="15"/>
+              </w:rPr>
+              <w:t>Triliun Rp</w:t>
+            </w:r>
+          </w:p>
+        </w:tc>
+        <w:tc>
+          <w:tcPr>
+            <w:tcW w:type="dxa" w:w="1134"/>
+            <w:vAlign w:val="center"/>
+            <w:shd w:val="clear" w:color="auto" w:fill="F9FBF9"/>
+            <w:tcMar>
+              <w:top w:w="40" w:type="dxa"/>
+              <w:bottom w:w="40" w:type="dxa"/>
+              <w:left w:w="80" w:type="dxa"/>
+              <w:right w:w="80" w:type="dxa"/>
+            </w:tcMar>
+            <w:tcBorders>
+              <w:top w:val="single" w:sz="4" w:color="D0D7DE" w:space="0"/>
+              <w:left w:val="single" w:sz="4" w:color="D0D7DE" w:space="0"/>
+              <w:bottom w:val="single" w:sz="4" w:color="D0D7DE" w:space="0"/>
+              <w:right w:val="single" w:sz="4" w:color="D0D7DE" w:space="0"/>
+            </w:tcBorders>
+          </w:tcPr>
+          <w:p>
+            <w:pPr>
+              <w:spacing w:before="20" w:after="20"/>
+              <w:jc w:val="center"/>
+            </w:pPr>
+            <w:r>
+              <w:rPr>
+                <w:b w:val="0"/>
+                <w:i w:val="0"/>
+                <w:color w:val="222222"/>
+                <w:sz w:val="15"/>
+              </w:rPr>
+              <w:t>2016–2024</w:t>
+            </w:r>
+          </w:p>
+        </w:tc>
+        <w:tc>
+          <w:tcPr>
+            <w:tcW w:type="dxa" w:w="2665"/>
+            <w:vAlign w:val="center"/>
+            <w:shd w:val="clear" w:color="auto" w:fill="F9FBF9"/>
+            <w:tcMar>
+              <w:top w:w="40" w:type="dxa"/>
+              <w:bottom w:w="40" w:type="dxa"/>
+              <w:left w:w="80" w:type="dxa"/>
+              <w:right w:w="80" w:type="dxa"/>
+            </w:tcMar>
+            <w:tcBorders>
+              <w:top w:val="single" w:sz="4" w:color="D0D7DE" w:space="0"/>
+              <w:left w:val="single" w:sz="4" w:color="D0D7DE" w:space="0"/>
+              <w:bottom w:val="single" w:sz="4" w:color="D0D7DE" w:space="0"/>
+              <w:right w:val="single" w:sz="4" w:color="D0D7DE" w:space="0"/>
+            </w:tcBorders>
+          </w:tcPr>
+          <w:p>
+            <w:pPr>
+              <w:spacing w:before="20" w:after="20"/>
+              <w:jc w:val="left"/>
+            </w:pPr>
+            <w:r>
+              <w:rPr>
+                <w:b w:val="0"/>
+                <w:i w:val="0"/>
+                <w:color w:val="222222"/>
+                <w:sz w:val="15"/>
+              </w:rPr>
+              <w:t>API BPS (Subject 52 Kabupaten/Kota)</w:t>
+            </w:r>
+          </w:p>
+        </w:tc>
+      </w:tr>
+      <w:tr>
+        <w:tc>
+          <w:tcPr>
+            <w:tcW w:type="dxa" w:w="454"/>
+            <w:vAlign w:val="center"/>
+            <w:shd w:val="clear" w:color="auto" w:fill="FFFFFF"/>
+            <w:tcMar>
+              <w:top w:w="40" w:type="dxa"/>
+              <w:bottom w:w="40" w:type="dxa"/>
+              <w:left w:w="80" w:type="dxa"/>
+              <w:right w:w="80" w:type="dxa"/>
+            </w:tcMar>
+            <w:tcBorders>
+              <w:top w:val="single" w:sz="4" w:color="D0D7DE" w:space="0"/>
+              <w:left w:val="single" w:sz="4" w:color="D0D7DE" w:space="0"/>
+              <w:bottom w:val="single" w:sz="4" w:color="D0D7DE" w:space="0"/>
+              <w:right w:val="single" w:sz="4" w:color="D0D7DE" w:space="0"/>
+            </w:tcBorders>
+          </w:tcPr>
+          <w:p>
+            <w:pPr>
+              <w:spacing w:before="20" w:after="20"/>
+              <w:jc w:val="center"/>
+            </w:pPr>
+            <w:r>
+              <w:rPr>
+                <w:b w:val="0"/>
+                <w:i w:val="0"/>
+                <w:color w:val="222222"/>
+                <w:sz w:val="15"/>
+              </w:rPr>
+              <w:t>8</w:t>
+            </w:r>
+          </w:p>
+        </w:tc>
+        <w:tc>
+          <w:tcPr>
+            <w:tcW w:type="dxa" w:w="2551"/>
+            <w:vAlign w:val="center"/>
+            <w:shd w:val="clear" w:color="auto" w:fill="FFFFFF"/>
+            <w:tcMar>
+              <w:top w:w="40" w:type="dxa"/>
+              <w:bottom w:w="40" w:type="dxa"/>
+              <w:left w:w="80" w:type="dxa"/>
+              <w:right w:w="80" w:type="dxa"/>
+            </w:tcMar>
+            <w:tcBorders>
+              <w:top w:val="single" w:sz="4" w:color="D0D7DE" w:space="0"/>
+              <w:left w:val="single" w:sz="4" w:color="D0D7DE" w:space="0"/>
+              <w:bottom w:val="single" w:sz="4" w:color="D0D7DE" w:space="0"/>
+              <w:right w:val="single" w:sz="4" w:color="D0D7DE" w:space="0"/>
+            </w:tcBorders>
+          </w:tcPr>
+          <w:p>
+            <w:pPr>
+              <w:spacing w:before="20" w:after="20"/>
+              <w:jc w:val="left"/>
+            </w:pPr>
+            <w:r>
+              <w:rPr>
+                <w:b w:val="0"/>
+                <w:i w:val="0"/>
+                <w:color w:val="222222"/>
+                <w:sz w:val="15"/>
+              </w:rPr>
+              <w:t>Pendapatan Asli Daerah (PAD) &amp; Pajak</w:t>
+            </w:r>
+          </w:p>
+        </w:tc>
+        <w:tc>
+          <w:tcPr>
+            <w:tcW w:type="dxa" w:w="1814"/>
+            <w:vAlign w:val="center"/>
+            <w:shd w:val="clear" w:color="auto" w:fill="FFFFFF"/>
+            <w:tcMar>
+              <w:top w:w="40" w:type="dxa"/>
+              <w:bottom w:w="40" w:type="dxa"/>
+              <w:left w:w="80" w:type="dxa"/>
+              <w:right w:w="80" w:type="dxa"/>
+            </w:tcMar>
+            <w:tcBorders>
+              <w:top w:val="single" w:sz="4" w:color="D0D7DE" w:space="0"/>
+              <w:left w:val="single" w:sz="4" w:color="D0D7DE" w:space="0"/>
+              <w:bottom w:val="single" w:sz="4" w:color="D0D7DE" w:space="0"/>
+              <w:right w:val="single" w:sz="4" w:color="D0D7DE" w:space="0"/>
+            </w:tcBorders>
+          </w:tcPr>
+          <w:p>
+            <w:pPr>
+              <w:spacing w:before="20" w:after="20"/>
+              <w:jc w:val="left"/>
+            </w:pPr>
+            <w:r>
+              <w:rPr>
+                <w:b w:val="0"/>
+                <w:i w:val="0"/>
+                <w:color w:val="222222"/>
+                <w:sz w:val="15"/>
+              </w:rPr>
+              <w:t>Kapasitas Fiskal Daerah</w:t>
+            </w:r>
+          </w:p>
+        </w:tc>
+        <w:tc>
+          <w:tcPr>
+            <w:tcW w:type="dxa" w:w="1020"/>
+            <w:vAlign w:val="center"/>
+            <w:shd w:val="clear" w:color="auto" w:fill="FFFFFF"/>
+            <w:tcMar>
+              <w:top w:w="40" w:type="dxa"/>
+              <w:bottom w:w="40" w:type="dxa"/>
+              <w:left w:w="80" w:type="dxa"/>
+              <w:right w:w="80" w:type="dxa"/>
+            </w:tcMar>
+            <w:tcBorders>
+              <w:top w:val="single" w:sz="4" w:color="D0D7DE" w:space="0"/>
+              <w:left w:val="single" w:sz="4" w:color="D0D7DE" w:space="0"/>
+              <w:bottom w:val="single" w:sz="4" w:color="D0D7DE" w:space="0"/>
+              <w:right w:val="single" w:sz="4" w:color="D0D7DE" w:space="0"/>
+            </w:tcBorders>
+          </w:tcPr>
+          <w:p>
+            <w:pPr>
+              <w:spacing w:before="20" w:after="20"/>
+              <w:jc w:val="center"/>
+            </w:pPr>
+            <w:r>
+              <w:rPr>
+                <w:b w:val="0"/>
+                <w:i w:val="0"/>
+                <w:color w:val="222222"/>
+                <w:sz w:val="15"/>
+              </w:rPr>
+              <w:t>Triliun Rp</w:t>
+            </w:r>
+          </w:p>
+        </w:tc>
+        <w:tc>
+          <w:tcPr>
+            <w:tcW w:type="dxa" w:w="1134"/>
+            <w:vAlign w:val="center"/>
+            <w:shd w:val="clear" w:color="auto" w:fill="FFFFFF"/>
+            <w:tcMar>
+              <w:top w:w="40" w:type="dxa"/>
+              <w:bottom w:w="40" w:type="dxa"/>
+              <w:left w:w="80" w:type="dxa"/>
+              <w:right w:w="80" w:type="dxa"/>
+            </w:tcMar>
+            <w:tcBorders>
+              <w:top w:val="single" w:sz="4" w:color="D0D7DE" w:space="0"/>
+              <w:left w:val="single" w:sz="4" w:color="D0D7DE" w:space="0"/>
+              <w:bottom w:val="single" w:sz="4" w:color="D0D7DE" w:space="0"/>
+              <w:right w:val="single" w:sz="4" w:color="D0D7DE" w:space="0"/>
+            </w:tcBorders>
+          </w:tcPr>
+          <w:p>
+            <w:pPr>
+              <w:spacing w:before="20" w:after="20"/>
+              <w:jc w:val="center"/>
+            </w:pPr>
+            <w:r>
+              <w:rPr>
+                <w:b w:val="0"/>
+                <w:i w:val="0"/>
+                <w:color w:val="222222"/>
+                <w:sz w:val="15"/>
+              </w:rPr>
+              <w:t>2016–2024</w:t>
+            </w:r>
+          </w:p>
+        </w:tc>
+        <w:tc>
+          <w:tcPr>
+            <w:tcW w:type="dxa" w:w="2665"/>
+            <w:vAlign w:val="center"/>
+            <w:shd w:val="clear" w:color="auto" w:fill="FFFFFF"/>
+            <w:tcMar>
+              <w:top w:w="40" w:type="dxa"/>
+              <w:bottom w:w="40" w:type="dxa"/>
+              <w:left w:w="80" w:type="dxa"/>
+              <w:right w:w="80" w:type="dxa"/>
+            </w:tcMar>
+            <w:tcBorders>
+              <w:top w:val="single" w:sz="4" w:color="D0D7DE" w:space="0"/>
+              <w:left w:val="single" w:sz="4" w:color="D0D7DE" w:space="0"/>
+              <w:bottom w:val="single" w:sz="4" w:color="D0D7DE" w:space="0"/>
+              <w:right w:val="single" w:sz="4" w:color="D0D7DE" w:space="0"/>
+            </w:tcBorders>
+          </w:tcPr>
+          <w:p>
+            <w:pPr>
+              <w:spacing w:before="20" w:after="20"/>
+              <w:jc w:val="left"/>
+            </w:pPr>
+            <w:r>
+              <w:rPr>
+                <w:b w:val="0"/>
+                <w:i w:val="0"/>
+                <w:color w:val="222222"/>
+                <w:sz w:val="15"/>
+              </w:rPr>
+              <w:t>API BPS (Statistik Keuangan Daerah)</w:t>
+            </w:r>
+          </w:p>
+        </w:tc>
+      </w:tr>
+      <w:tr>
+        <w:tc>
+          <w:tcPr>
+            <w:tcW w:type="dxa" w:w="454"/>
+            <w:vAlign w:val="center"/>
+            <w:shd w:val="clear" w:color="auto" w:fill="F9FBF9"/>
+            <w:tcMar>
+              <w:top w:w="40" w:type="dxa"/>
+              <w:bottom w:w="40" w:type="dxa"/>
+              <w:left w:w="80" w:type="dxa"/>
+              <w:right w:w="80" w:type="dxa"/>
+            </w:tcMar>
+            <w:tcBorders>
+              <w:top w:val="single" w:sz="4" w:color="D0D7DE" w:space="0"/>
+              <w:left w:val="single" w:sz="4" w:color="D0D7DE" w:space="0"/>
+              <w:bottom w:val="single" w:sz="4" w:color="D0D7DE" w:space="0"/>
+              <w:right w:val="single" w:sz="4" w:color="D0D7DE" w:space="0"/>
+            </w:tcBorders>
+          </w:tcPr>
+          <w:p>
+            <w:pPr>
+              <w:spacing w:before="20" w:after="20"/>
+              <w:jc w:val="center"/>
+            </w:pPr>
+            <w:r>
+              <w:rPr>
+                <w:b w:val="0"/>
+                <w:i w:val="0"/>
+                <w:color w:val="222222"/>
+                <w:sz w:val="15"/>
+              </w:rPr>
+              <w:t>9</w:t>
+            </w:r>
+          </w:p>
+        </w:tc>
+        <w:tc>
+          <w:tcPr>
+            <w:tcW w:type="dxa" w:w="2551"/>
+            <w:vAlign w:val="center"/>
+            <w:shd w:val="clear" w:color="auto" w:fill="F9FBF9"/>
+            <w:tcMar>
+              <w:top w:w="40" w:type="dxa"/>
+              <w:bottom w:w="40" w:type="dxa"/>
+              <w:left w:w="80" w:type="dxa"/>
+              <w:right w:w="80" w:type="dxa"/>
+            </w:tcMar>
+            <w:tcBorders>
+              <w:top w:val="single" w:sz="4" w:color="D0D7DE" w:space="0"/>
+              <w:left w:val="single" w:sz="4" w:color="D0D7DE" w:space="0"/>
+              <w:bottom w:val="single" w:sz="4" w:color="D0D7DE" w:space="0"/>
+              <w:right w:val="single" w:sz="4" w:color="D0D7DE" w:space="0"/>
+            </w:tcBorders>
+          </w:tcPr>
+          <w:p>
+            <w:pPr>
+              <w:spacing w:before="20" w:after="20"/>
+              <w:jc w:val="left"/>
+            </w:pPr>
+            <w:r>
+              <w:rPr>
+                <w:b w:val="0"/>
+                <w:i w:val="0"/>
+                <w:color w:val="222222"/>
+                <w:sz w:val="15"/>
+              </w:rPr>
+              <w:t>Luas Total Deforestasi Alam &amp; Komoditas</w:t>
+            </w:r>
+          </w:p>
+        </w:tc>
+        <w:tc>
+          <w:tcPr>
+            <w:tcW w:type="dxa" w:w="1814"/>
+            <w:vAlign w:val="center"/>
+            <w:shd w:val="clear" w:color="auto" w:fill="F9FBF9"/>
+            <w:tcMar>
+              <w:top w:w="40" w:type="dxa"/>
+              <w:bottom w:w="40" w:type="dxa"/>
+              <w:left w:w="80" w:type="dxa"/>
+              <w:right w:w="80" w:type="dxa"/>
+            </w:tcMar>
+            <w:tcBorders>
+              <w:top w:val="single" w:sz="4" w:color="D0D7DE" w:space="0"/>
+              <w:left w:val="single" w:sz="4" w:color="D0D7DE" w:space="0"/>
+              <w:bottom w:val="single" w:sz="4" w:color="D0D7DE" w:space="0"/>
+              <w:right w:val="single" w:sz="4" w:color="D0D7DE" w:space="0"/>
+            </w:tcBorders>
+          </w:tcPr>
+          <w:p>
+            <w:pPr>
+              <w:spacing w:before="20" w:after="20"/>
+              <w:jc w:val="left"/>
+            </w:pPr>
+            <w:r>
+              <w:rPr>
+                <w:b w:val="0"/>
+                <w:i w:val="0"/>
+                <w:color w:val="222222"/>
+                <w:sz w:val="15"/>
+              </w:rPr>
+              <w:t>Dampak Ekologis Lanskap</w:t>
+            </w:r>
+          </w:p>
+        </w:tc>
+        <w:tc>
+          <w:tcPr>
+            <w:tcW w:type="dxa" w:w="1020"/>
+            <w:vAlign w:val="center"/>
+            <w:shd w:val="clear" w:color="auto" w:fill="F9FBF9"/>
+            <w:tcMar>
+              <w:top w:w="40" w:type="dxa"/>
+              <w:bottom w:w="40" w:type="dxa"/>
+              <w:left w:w="80" w:type="dxa"/>
+              <w:right w:w="80" w:type="dxa"/>
+            </w:tcMar>
+            <w:tcBorders>
+              <w:top w:val="single" w:sz="4" w:color="D0D7DE" w:space="0"/>
+              <w:left w:val="single" w:sz="4" w:color="D0D7DE" w:space="0"/>
+              <w:bottom w:val="single" w:sz="4" w:color="D0D7DE" w:space="0"/>
+              <w:right w:val="single" w:sz="4" w:color="D0D7DE" w:space="0"/>
+            </w:tcBorders>
+          </w:tcPr>
+          <w:p>
+            <w:pPr>
+              <w:spacing w:before="20" w:after="20"/>
+              <w:jc w:val="center"/>
+            </w:pPr>
+            <w:r>
+              <w:rPr>
+                <w:b w:val="0"/>
+                <w:i w:val="0"/>
+                <w:color w:val="222222"/>
+                <w:sz w:val="15"/>
+              </w:rPr>
+              <w:t>Hektar (Ha)</w:t>
+            </w:r>
+          </w:p>
+        </w:tc>
+        <w:tc>
+          <w:tcPr>
+            <w:tcW w:type="dxa" w:w="1134"/>
+            <w:vAlign w:val="center"/>
+            <w:shd w:val="clear" w:color="auto" w:fill="F9FBF9"/>
+            <w:tcMar>
+              <w:top w:w="40" w:type="dxa"/>
+              <w:bottom w:w="40" w:type="dxa"/>
+              <w:left w:w="80" w:type="dxa"/>
+              <w:right w:w="80" w:type="dxa"/>
+            </w:tcMar>
+            <w:tcBorders>
+              <w:top w:val="single" w:sz="4" w:color="D0D7DE" w:space="0"/>
+              <w:left w:val="single" w:sz="4" w:color="D0D7DE" w:space="0"/>
+              <w:bottom w:val="single" w:sz="4" w:color="D0D7DE" w:space="0"/>
+              <w:right w:val="single" w:sz="4" w:color="D0D7DE" w:space="0"/>
+            </w:tcBorders>
+          </w:tcPr>
+          <w:p>
+            <w:pPr>
+              <w:spacing w:before="20" w:after="20"/>
+              <w:jc w:val="center"/>
+            </w:pPr>
+            <w:r>
+              <w:rPr>
+                <w:b w:val="0"/>
+                <w:i w:val="0"/>
+                <w:color w:val="222222"/>
+                <w:sz w:val="15"/>
+              </w:rPr>
+              <w:t>2014–2023</w:t>
+            </w:r>
+          </w:p>
+        </w:tc>
+        <w:tc>
+          <w:tcPr>
+            <w:tcW w:type="dxa" w:w="2665"/>
+            <w:vAlign w:val="center"/>
+            <w:shd w:val="clear" w:color="auto" w:fill="F9FBF9"/>
+            <w:tcMar>
+              <w:top w:w="40" w:type="dxa"/>
+              <w:bottom w:w="40" w:type="dxa"/>
+              <w:left w:w="80" w:type="dxa"/>
+              <w:right w:w="80" w:type="dxa"/>
+            </w:tcMar>
+            <w:tcBorders>
+              <w:top w:val="single" w:sz="4" w:color="D0D7DE" w:space="0"/>
+              <w:left w:val="single" w:sz="4" w:color="D0D7DE" w:space="0"/>
+              <w:bottom w:val="single" w:sz="4" w:color="D0D7DE" w:space="0"/>
+              <w:right w:val="single" w:sz="4" w:color="D0D7DE" w:space="0"/>
+            </w:tcBorders>
+          </w:tcPr>
+          <w:p>
+            <w:pPr>
+              <w:spacing w:before="20" w:after="20"/>
+              <w:jc w:val="left"/>
+            </w:pPr>
+            <w:r>
+              <w:rPr>
+                <w:b w:val="0"/>
+                <w:i w:val="0"/>
+                <w:color w:val="222222"/>
+                <w:sz w:val="15"/>
+              </w:rPr>
+              <w:t>Global Forest Watch (GFW API / Hansen UMD)</w:t>
+            </w:r>
+          </w:p>
+        </w:tc>
+      </w:tr>
+      <w:tr>
+        <w:tc>
+          <w:tcPr>
+            <w:tcW w:type="dxa" w:w="454"/>
+            <w:vAlign w:val="center"/>
+            <w:shd w:val="clear" w:color="auto" w:fill="FFFFFF"/>
+            <w:tcMar>
+              <w:top w:w="40" w:type="dxa"/>
+              <w:bottom w:w="40" w:type="dxa"/>
+              <w:left w:w="80" w:type="dxa"/>
+              <w:right w:w="80" w:type="dxa"/>
+            </w:tcMar>
+            <w:tcBorders>
+              <w:top w:val="single" w:sz="4" w:color="D0D7DE" w:space="0"/>
+              <w:left w:val="single" w:sz="4" w:color="D0D7DE" w:space="0"/>
+              <w:bottom w:val="single" w:sz="4" w:color="D0D7DE" w:space="0"/>
+              <w:right w:val="single" w:sz="4" w:color="D0D7DE" w:space="0"/>
+            </w:tcBorders>
+          </w:tcPr>
+          <w:p>
+            <w:pPr>
+              <w:spacing w:before="20" w:after="20"/>
+              <w:jc w:val="center"/>
+            </w:pPr>
+            <w:r>
+              <w:rPr>
+                <w:b w:val="0"/>
+                <w:i w:val="0"/>
+                <w:color w:val="222222"/>
+                <w:sz w:val="15"/>
+              </w:rPr>
+              <w:t>10</w:t>
+            </w:r>
+          </w:p>
+        </w:tc>
+        <w:tc>
+          <w:tcPr>
+            <w:tcW w:type="dxa" w:w="2551"/>
+            <w:vAlign w:val="center"/>
+            <w:shd w:val="clear" w:color="auto" w:fill="FFFFFF"/>
+            <w:tcMar>
+              <w:top w:w="40" w:type="dxa"/>
+              <w:bottom w:w="40" w:type="dxa"/>
+              <w:left w:w="80" w:type="dxa"/>
+              <w:right w:w="80" w:type="dxa"/>
+            </w:tcMar>
+            <w:tcBorders>
+              <w:top w:val="single" w:sz="4" w:color="D0D7DE" w:space="0"/>
+              <w:left w:val="single" w:sz="4" w:color="D0D7DE" w:space="0"/>
+              <w:bottom w:val="single" w:sz="4" w:color="D0D7DE" w:space="0"/>
+              <w:right w:val="single" w:sz="4" w:color="D0D7DE" w:space="0"/>
+            </w:tcBorders>
+          </w:tcPr>
+          <w:p>
+            <w:pPr>
+              <w:spacing w:before="20" w:after="20"/>
+              <w:jc w:val="left"/>
+            </w:pPr>
+            <w:r>
+              <w:rPr>
+                <w:b w:val="0"/>
+                <w:i w:val="0"/>
+                <w:color w:val="222222"/>
+                <w:sz w:val="15"/>
+              </w:rPr>
+              <w:t>Simpul Pelabuhan &amp; Terminal Logistik Ekspor</w:t>
+            </w:r>
+          </w:p>
+        </w:tc>
+        <w:tc>
+          <w:tcPr>
+            <w:tcW w:type="dxa" w:w="1814"/>
+            <w:vAlign w:val="center"/>
+            <w:shd w:val="clear" w:color="auto" w:fill="FFFFFF"/>
+            <w:tcMar>
+              <w:top w:w="40" w:type="dxa"/>
+              <w:bottom w:w="40" w:type="dxa"/>
+              <w:left w:w="80" w:type="dxa"/>
+              <w:right w:w="80" w:type="dxa"/>
+            </w:tcMar>
+            <w:tcBorders>
+              <w:top w:val="single" w:sz="4" w:color="D0D7DE" w:space="0"/>
+              <w:left w:val="single" w:sz="4" w:color="D0D7DE" w:space="0"/>
+              <w:bottom w:val="single" w:sz="4" w:color="D0D7DE" w:space="0"/>
+              <w:right w:val="single" w:sz="4" w:color="D0D7DE" w:space="0"/>
+            </w:tcBorders>
+          </w:tcPr>
+          <w:p>
+            <w:pPr>
+              <w:spacing w:before="20" w:after="20"/>
+              <w:jc w:val="left"/>
+            </w:pPr>
+            <w:r>
+              <w:rPr>
+                <w:b w:val="0"/>
+                <w:i w:val="0"/>
+                <w:color w:val="222222"/>
+                <w:sz w:val="15"/>
+              </w:rPr>
+              <w:t>Infrastruktur Rantai Pasok</w:t>
+            </w:r>
+          </w:p>
+        </w:tc>
+        <w:tc>
+          <w:tcPr>
+            <w:tcW w:type="dxa" w:w="1020"/>
+            <w:vAlign w:val="center"/>
+            <w:shd w:val="clear" w:color="auto" w:fill="FFFFFF"/>
+            <w:tcMar>
+              <w:top w:w="40" w:type="dxa"/>
+              <w:bottom w:w="40" w:type="dxa"/>
+              <w:left w:w="80" w:type="dxa"/>
+              <w:right w:w="80" w:type="dxa"/>
+            </w:tcMar>
+            <w:tcBorders>
+              <w:top w:val="single" w:sz="4" w:color="D0D7DE" w:space="0"/>
+              <w:left w:val="single" w:sz="4" w:color="D0D7DE" w:space="0"/>
+              <w:bottom w:val="single" w:sz="4" w:color="D0D7DE" w:space="0"/>
+              <w:right w:val="single" w:sz="4" w:color="D0D7DE" w:space="0"/>
+            </w:tcBorders>
+          </w:tcPr>
+          <w:p>
+            <w:pPr>
+              <w:spacing w:before="20" w:after="20"/>
+              <w:jc w:val="center"/>
+            </w:pPr>
+            <w:r>
+              <w:rPr>
+                <w:b w:val="0"/>
+                <w:i w:val="0"/>
+                <w:color w:val="222222"/>
+                <w:sz w:val="15"/>
+              </w:rPr>
+              <w:t>Titik &amp; DWT</w:t>
+            </w:r>
+          </w:p>
+        </w:tc>
+        <w:tc>
+          <w:tcPr>
+            <w:tcW w:type="dxa" w:w="1134"/>
+            <w:vAlign w:val="center"/>
+            <w:shd w:val="clear" w:color="auto" w:fill="FFFFFF"/>
+            <w:tcMar>
+              <w:top w:w="40" w:type="dxa"/>
+              <w:bottom w:w="40" w:type="dxa"/>
+              <w:left w:w="80" w:type="dxa"/>
+              <w:right w:w="80" w:type="dxa"/>
+            </w:tcMar>
+            <w:tcBorders>
+              <w:top w:val="single" w:sz="4" w:color="D0D7DE" w:space="0"/>
+              <w:left w:val="single" w:sz="4" w:color="D0D7DE" w:space="0"/>
+              <w:bottom w:val="single" w:sz="4" w:color="D0D7DE" w:space="0"/>
+              <w:right w:val="single" w:sz="4" w:color="D0D7DE" w:space="0"/>
+            </w:tcBorders>
+          </w:tcPr>
+          <w:p>
+            <w:pPr>
+              <w:spacing w:before="20" w:after="20"/>
+              <w:jc w:val="center"/>
+            </w:pPr>
+            <w:r>
+              <w:rPr>
+                <w:b w:val="0"/>
+                <w:i w:val="0"/>
+                <w:color w:val="222222"/>
+                <w:sz w:val="15"/>
+              </w:rPr>
+              <w:t>2014–2024</w:t>
+            </w:r>
+          </w:p>
+        </w:tc>
+        <w:tc>
+          <w:tcPr>
+            <w:tcW w:type="dxa" w:w="2665"/>
+            <w:vAlign w:val="center"/>
+            <w:shd w:val="clear" w:color="auto" w:fill="FFFFFF"/>
+            <w:tcMar>
+              <w:top w:w="40" w:type="dxa"/>
+              <w:bottom w:w="40" w:type="dxa"/>
+              <w:left w:w="80" w:type="dxa"/>
+              <w:right w:w="80" w:type="dxa"/>
+            </w:tcMar>
+            <w:tcBorders>
+              <w:top w:val="single" w:sz="4" w:color="D0D7DE" w:space="0"/>
+              <w:left w:val="single" w:sz="4" w:color="D0D7DE" w:space="0"/>
+              <w:bottom w:val="single" w:sz="4" w:color="D0D7DE" w:space="0"/>
+              <w:right w:val="single" w:sz="4" w:color="D0D7DE" w:space="0"/>
+            </w:tcBorders>
+          </w:tcPr>
+          <w:p>
+            <w:pPr>
+              <w:spacing w:before="20" w:after="20"/>
+              <w:jc w:val="left"/>
+            </w:pPr>
+            <w:r>
+              <w:rPr>
+                <w:b w:val="0"/>
+                <w:i w:val="0"/>
+                <w:color w:val="222222"/>
+                <w:sz w:val="15"/>
+              </w:rPr>
+              <w:t>KNKT, Regulasi Perpres PSN &amp; Korporasi</w:t>
+            </w:r>
+          </w:p>
+        </w:tc>
+      </w:tr>
+    </w:tbl>
+    <w:p>
+      <w:pPr>
+        <w:spacing w:before="0" w:after="60"/>
+      </w:pPr>
+    </w:p>
+    <w:p>
+      <w:pPr>
+        <w:keepNext/>
+        <w:spacing w:before="220" w:after="60"/>
+        <w:pBdr>
+          <w:bottom w:val="single" w:sz="6" w:space="2" w:color="2E7D32"/>
+        </w:pBdr>
+      </w:pPr>
+      <w:r>
+        <w:rPr>
+          <w:b/>
+          <w:i w:val="0"/>
+          <w:color w:val="1B5E20"/>
+          <w:sz w:val="20"/>
+        </w:rPr>
+        <w:t>4.  KERANGKA ANALISIS &amp; FORMULASI MATEMATIS</w:t>
+      </w:r>
+    </w:p>
+    <w:p>
+      <w:pPr>
+        <w:keepNext/>
+        <w:spacing w:before="140" w:after="40"/>
+      </w:pPr>
+      <w:r>
+        <w:rPr>
+          <w:b/>
+          <w:i w:val="0"/>
+          <w:color w:val="2E7D32"/>
+          <w:sz w:val="18"/>
+        </w:rPr>
+        <w:t>4.1 Reklasifikasi Rantai Pasok Hukum &amp; Pangsa Sektoral (PDRB)</w:t>
+      </w:r>
+    </w:p>
+    <w:p>
+      <w:pPr>
+        <w:spacing w:after="80" w:line="276" w:lineRule="auto"/>
+        <w:jc w:val="both"/>
+      </w:pPr>
+      <w:r>
+        <w:rPr>
+          <w:b w:val="0"/>
+          <w:i w:val="0"/>
+          <w:color w:val="222222"/>
+          <w:sz w:val="17"/>
+        </w:rPr>
+        <w:t xml:space="preserve">Tujuh belas sektor KBLI 2020 direklasifikasi menjadi tiga klaster makro berdasarkan relasi hukum hilirisasi nikel (UU No. 3/2020 jo. PP No. 96/2021): </w:t>
+      </w:r>
+      <w:r>
+        <w:rPr>
+          <w:b/>
+          <w:i w:val="0"/>
+          <w:color w:val="222222"/>
+          <w:sz w:val="17"/>
+        </w:rPr>
+        <w:t>Klaster Ekstraktif</w:t>
+      </w:r>
+      <w:r>
+        <w:rPr>
+          <w:b w:val="0"/>
+          <w:i w:val="0"/>
+          <w:color w:val="222222"/>
+          <w:sz w:val="17"/>
+        </w:rPr>
+        <w:t xml:space="preserve"> (Pertambangan B, Industri Logam C24, dan Pengadaan Listrik D), </w:t>
+      </w:r>
+      <w:r>
+        <w:rPr>
+          <w:b/>
+          <w:i w:val="0"/>
+          <w:color w:val="222222"/>
+          <w:sz w:val="17"/>
+        </w:rPr>
+        <w:t>Klaster Akar Rumput</w:t>
+      </w:r>
+      <w:r>
+        <w:rPr>
+          <w:b w:val="0"/>
+          <w:i w:val="0"/>
+          <w:color w:val="222222"/>
+          <w:sz w:val="17"/>
+        </w:rPr>
+        <w:t xml:space="preserve"> (Pertanian, Kehutanan &amp; Perikanan A), serta </w:t>
+      </w:r>
+      <w:r>
+        <w:rPr>
+          <w:b/>
+          <w:i w:val="0"/>
+          <w:color w:val="222222"/>
+          <w:sz w:val="17"/>
+        </w:rPr>
+        <w:t>Klaster Jasa &amp; Manufaktur Lain</w:t>
+      </w:r>
+      <w:r>
+        <w:rPr>
+          <w:b w:val="0"/>
+          <w:i w:val="0"/>
+          <w:color w:val="222222"/>
+          <w:sz w:val="17"/>
+        </w:rPr>
+        <w:t>. Pangsa dihitung untuk mengukur ketergantungan monolitik wilayah:</w:t>
+      </w:r>
+    </w:p>
+    <w:p>
+      <w:pPr>
+        <w:spacing w:before="40" w:after="80"/>
+        <w:ind w:left="160"/>
+        <w:shd w:val="clear" w:color="auto" w:fill="EDF7EE"/>
+      </w:pPr>
+      <w:r>
+        <w:rPr>
+          <w:rFonts w:ascii="Courier New" w:hAnsi="Courier New"/>
+          <w:b w:val="0"/>
+          <w:i w:val="0"/>
+          <w:color w:val="2E7D32"/>
+          <w:sz w:val="16"/>
+        </w:rPr>
+        <w:t>Pangsa Sektor Ekstraktif (%) = [ PDRB Ekstraktif (B + C24 + D) / Total PDRB ] × 100</w:t>
+      </w:r>
+    </w:p>
+    <w:p>
+      <w:pPr>
+        <w:keepNext/>
+        <w:spacing w:before="140" w:after="40"/>
+      </w:pPr>
+      <w:r>
+        <w:rPr>
+          <w:b/>
+          <w:i w:val="0"/>
+          <w:color w:val="2E7D32"/>
+          <w:sz w:val="18"/>
+        </w:rPr>
+        <w:t>4.2 Dekomposisi Spasial &amp; Rasio Ketimpangan Kabupaten</w:t>
+      </w:r>
+    </w:p>
+    <w:p>
+      <w:pPr>
+        <w:spacing w:after="80" w:line="276" w:lineRule="auto"/>
+        <w:jc w:val="both"/>
+      </w:pPr>
+      <w:r>
+        <w:rPr>
+          <w:b w:val="0"/>
+          <w:i w:val="0"/>
+          <w:color w:val="222222"/>
+          <w:sz w:val="17"/>
+        </w:rPr>
+        <w:t>Untuk membongkar ilusi agregat provinsi, PDRB didekomposisi ke 13 kabupaten/kota sentra nikel. Di Morowali, dominasi industri pengolahan nikel mencapai Rp157,17 Triliun, menciptakan kesenjangan ekstrim terhadap sektor pangan lokal:</w:t>
+      </w:r>
+    </w:p>
+    <w:p>
+      <w:pPr>
+        <w:spacing w:before="40" w:after="80"/>
+        <w:ind w:left="160"/>
+        <w:shd w:val="clear" w:color="auto" w:fill="EDF7EE"/>
+      </w:pPr>
+      <w:r>
+        <w:rPr>
+          <w:rFonts w:ascii="Courier New" w:hAnsi="Courier New"/>
+          <w:b w:val="0"/>
+          <w:i w:val="0"/>
+          <w:color w:val="2E7D32"/>
+          <w:sz w:val="16"/>
+        </w:rPr>
+        <w:t>Rasio Kesenjangan Spasial = PDRB Sektor Ekstraktif / PDRB Pertanian Rakyat = 58,21× (Morowali)</w:t>
+      </w:r>
+    </w:p>
+    <w:p>
+      <w:pPr>
+        <w:keepNext/>
+        <w:spacing w:before="140" w:after="40"/>
+      </w:pPr>
+      <w:r>
+        <w:rPr>
+          <w:b/>
+          <w:i w:val="0"/>
+          <w:color w:val="2E7D32"/>
+          <w:sz w:val="18"/>
+        </w:rPr>
+        <w:t>4.3 Konsentrasi Spasial Kawasan Industri &amp; PLTU Captive Off-Grid</w:t>
+      </w:r>
+    </w:p>
+    <w:p>
+      <w:pPr>
+        <w:spacing w:after="80" w:line="276" w:lineRule="auto"/>
+        <w:jc w:val="both"/>
+      </w:pPr>
+      <w:r>
+        <w:rPr>
+          <w:b w:val="0"/>
+          <w:i w:val="0"/>
+          <w:color w:val="222222"/>
+          <w:sz w:val="17"/>
+        </w:rPr>
+        <w:t>Konsentrasi kapasitas smelter dan pembangkit listrik captive dihitung menggunakan rasio aglomerasi spasial. Hasil audit menunjukkan 89,06% dari total 9.825 MW kapasitas PLTU batubara off-grid terpusat hanya pada koridor Morowali–Konawe:</w:t>
+      </w:r>
+    </w:p>
+    <w:p>
+      <w:pPr>
+        <w:spacing w:before="40" w:after="80"/>
+        <w:ind w:left="160"/>
+        <w:shd w:val="clear" w:color="auto" w:fill="EDF7EE"/>
+      </w:pPr>
+      <w:r>
+        <w:rPr>
+          <w:rFonts w:ascii="Courier New" w:hAnsi="Courier New"/>
+          <w:b w:val="0"/>
+          <w:i w:val="0"/>
+          <w:color w:val="2E7D32"/>
+          <w:sz w:val="16"/>
+        </w:rPr>
+        <w:t>Porsi Konsentrasi Sentra (%) = [ Kapasitas Sentra Industri (MW) / Total Kapasitas Se-Sulawesi (MW) ] × 100</w:t>
+      </w:r>
+    </w:p>
+    <w:p>
+      <w:pPr>
+        <w:keepNext/>
+        <w:spacing w:before="140" w:after="40"/>
+      </w:pPr>
+      <w:r>
+        <w:rPr>
+          <w:b/>
+          <w:i w:val="0"/>
+          <w:color w:val="2E7D32"/>
+          <w:sz w:val="18"/>
+        </w:rPr>
+        <w:t>4.4 Deret Waktu Perizinan &amp; Laju Alih Ruang Harian</w:t>
+      </w:r>
+    </w:p>
+    <w:p>
+      <w:pPr>
+        <w:spacing w:after="80" w:line="276" w:lineRule="auto"/>
+        <w:jc w:val="both"/>
+      </w:pPr>
+      <w:r>
+        <w:rPr>
+          <w:b w:val="0"/>
+          <w:i w:val="0"/>
+          <w:color w:val="222222"/>
+          <w:sz w:val="17"/>
+        </w:rPr>
+        <w:t>Akumulasi 574 izin tambang baru seluas 819.452,54 Ha sepanjang 2014–2024 dievaluasi laju pertumbuhannya (lonjakan +246% pasca-2022) dan dikonversi menjadi intensitas konversi ruang per hari:</w:t>
+      </w:r>
+    </w:p>
+    <w:p>
+      <w:pPr>
+        <w:spacing w:before="40" w:after="80"/>
+        <w:ind w:left="160"/>
+        <w:shd w:val="clear" w:color="auto" w:fill="EDF7EE"/>
+      </w:pPr>
+      <w:r>
+        <w:rPr>
+          <w:rFonts w:ascii="Courier New" w:hAnsi="Courier New"/>
+          <w:b w:val="0"/>
+          <w:i w:val="0"/>
+          <w:color w:val="2E7D32"/>
+          <w:sz w:val="16"/>
+        </w:rPr>
+        <w:t>Laju Alih Ruang Harian = Total Luas Konsesi Tambang Baru (Ha) / 3.650 Hari = 224,51 Ha / Hari</w:t>
+      </w:r>
+    </w:p>
+    <w:p>
+      <w:pPr>
+        <w:keepNext/>
+        <w:spacing w:before="140" w:after="40"/>
+      </w:pPr>
+      <w:r>
+        <w:rPr>
+          <w:b/>
+          <w:i w:val="0"/>
+          <w:color w:val="2E7D32"/>
+          <w:sz w:val="18"/>
+        </w:rPr>
+        <w:t>4.5 Analisis Tabulasi Silang, Uji Chi-Square &amp; Odds Ratio (OR)</w:t>
+      </w:r>
+    </w:p>
+    <w:p>
+      <w:pPr>
+        <w:spacing w:after="80" w:line="276" w:lineRule="auto"/>
+        <w:jc w:val="both"/>
+      </w:pPr>
+      <w:r>
+        <w:rPr>
+          <w:b w:val="0"/>
+          <w:i w:val="0"/>
+          <w:color w:val="222222"/>
+          <w:sz w:val="17"/>
+        </w:rPr>
+        <w:t xml:space="preserve">Seluruh observasi panel (N = 60) diklasifikasikan ke dalam matriks kontinjensi 2×2 berbasis </w:t>
+      </w:r>
+      <w:r>
+        <w:rPr>
+          <w:b/>
+          <w:i w:val="0"/>
+          <w:color w:val="222222"/>
+          <w:sz w:val="17"/>
+        </w:rPr>
+        <w:t>ambang median (High vs. Low)</w:t>
+      </w:r>
+      <w:r>
+        <w:rPr>
+          <w:b w:val="0"/>
+          <w:i w:val="0"/>
+          <w:color w:val="222222"/>
+          <w:sz w:val="17"/>
+        </w:rPr>
+        <w:t>. Uji Chi-Square independensi (α = 5%) diterapkan untuk membuktikan signifikansi asosiasi, sementara Odds Ratio (OR) mengukur rasio peluang kelipatan risiko degradasi hutan:</w:t>
+      </w:r>
+    </w:p>
+    <w:p>
+      <w:pPr>
+        <w:spacing w:before="40" w:after="80"/>
+        <w:ind w:left="160"/>
+        <w:shd w:val="clear" w:color="auto" w:fill="EDF7EE"/>
+      </w:pPr>
+      <w:r>
+        <w:rPr>
+          <w:rFonts w:ascii="Courier New" w:hAnsi="Courier New"/>
+          <w:b w:val="0"/>
+          <w:i w:val="0"/>
+          <w:color w:val="2E7D32"/>
+          <w:sz w:val="16"/>
+        </w:rPr>
+        <w:t>χ² = Σ [ (O_ij - E_ij)² / E_ij ]   |   Odds Ratio (OR) = (a × d) / (b × c)</w:t>
+      </w:r>
+    </w:p>
+    <w:tbl>
+      <w:tblPr>
+        <w:tblW w:type="auto" w:w="0"/>
+        <w:jc w:val="center"/>
+        <w:tblLayout w:type="fixed"/>
+        <w:tblLook w:firstColumn="1" w:firstRow="1" w:lastColumn="0" w:lastRow="0" w:noHBand="0" w:noVBand="1" w:val="04A0"/>
+      </w:tblPr>
+      <w:tblGrid>
+        <w:gridCol w:w="1928"/>
+        <w:gridCol w:w="1928"/>
+        <w:gridCol w:w="1928"/>
+        <w:gridCol w:w="1928"/>
+        <w:gridCol w:w="1928"/>
+      </w:tblGrid>
+      <w:tr>
+        <w:tc>
+          <w:tcPr>
+            <w:tcW w:type="dxa" w:w="2721"/>
+            <w:shd w:val="clear" w:color="auto" w:fill="2E7D32"/>
+            <w:tcMar>
+              <w:top w:w="50" w:type="dxa"/>
+              <w:bottom w:w="50" w:type="dxa"/>
+              <w:left w:w="80" w:type="dxa"/>
+              <w:right w:w="80" w:type="dxa"/>
+            </w:tcMar>
+            <w:tcBorders>
+              <w:top w:val="single" w:sz="4" w:color="D0D7DE" w:space="0"/>
+              <w:left w:val="single" w:sz="4" w:color="D0D7DE" w:space="0"/>
+              <w:bottom w:val="single" w:sz="4" w:color="D0D7DE" w:space="0"/>
+              <w:right w:val="single" w:sz="4" w:color="D0D7DE" w:space="0"/>
+            </w:tcBorders>
+          </w:tcPr>
+          <w:p>
+            <w:pPr>
+              <w:spacing w:before="40" w:after="40"/>
+              <w:jc w:val="center"/>
             </w:pPr>
             <w:r>
               <w:rPr>
                 <w:b/>
                 <w:i w:val="0"/>
-                <w:color w:val="1B5E20"/>
+                <w:color w:val="FFFFFF"/>
                 <w:sz w:val="15"/>
               </w:rPr>
-              <w:t>5.  KORESPONDENSI SUB-BAB — METODE</w:t>
+              <w:t>Skenario Uji Hubungan (X → Y)</w:t>
             </w:r>
           </w:p>
-          <w:tbl>
-            <w:tblPr>
-              <w:tblStyle w:val="TableGrid"/>
-              <w:tblW w:type="auto" w:w="0"/>
-              <w:tblLayout w:type="fixed"/>
-              <w:tblLook w:firstColumn="1" w:firstRow="1" w:lastColumn="0" w:lastRow="0" w:noHBand="0" w:noVBand="1" w:val="04A0"/>
-            </w:tblPr>
-            <w:tblGrid>
-              <w:gridCol w:w="5103"/>
-              <w:gridCol w:w="5103"/>
-            </w:tblGrid>
-            <w:tr>
-              <w:tc>
-                <w:tcPr>
-                  <w:tcW w:type="dxa" w:w="1644"/>
-                  <w:shd w:val="clear" w:color="auto" w:fill="2E7D32"/>
-                </w:tcPr>
-                <w:p>
-                  <w:pPr>
-                    <w:spacing w:before="20" w:after="20"/>
-                  </w:pPr>
-                  <w:r>
-                    <w:rPr>
-                      <w:b/>
-                      <w:i w:val="0"/>
-                      <w:color w:val="FFFFFF"/>
-                      <w:sz w:val="14"/>
-                    </w:rPr>
-                    <w:t>Sub-bab</w:t>
-                  </w:r>
-                </w:p>
-              </w:tc>
-              <w:tc>
-                <w:tcPr>
-                  <w:tcW w:type="dxa" w:w="2778"/>
-                  <w:shd w:val="clear" w:color="auto" w:fill="2E7D32"/>
-                </w:tcPr>
-                <w:p>
-                  <w:pPr>
-                    <w:spacing w:before="20" w:after="20"/>
-                  </w:pPr>
-                  <w:r>
-                    <w:rPr>
-                      <w:b/>
-                      <w:i w:val="0"/>
-                      <w:color w:val="FFFFFF"/>
-                      <w:sz w:val="14"/>
-                    </w:rPr>
-                    <w:t>Metode Utama</w:t>
-                  </w:r>
-                </w:p>
-              </w:tc>
-            </w:tr>
-            <w:tr>
-              <w:tc>
-                <w:tcPr>
-                  <w:tcW w:type="dxa" w:w="1644"/>
-                  <w:shd w:val="clear" w:color="auto" w:fill="F5FBF5"/>
-                </w:tcPr>
-                <w:p>
-                  <w:pPr>
-                    <w:spacing w:before="20" w:after="20"/>
-                  </w:pPr>
-                  <w:r>
-                    <w:rPr>
-                      <w:b w:val="0"/>
-                      <w:i w:val="0"/>
-                      <w:color w:val="222222"/>
-                      <w:sz w:val="14"/>
-                    </w:rPr>
-                    <w:t>1.1 Konteks Makro PDRB</w:t>
-                  </w:r>
-                </w:p>
-              </w:tc>
-              <w:tc>
-                <w:tcPr>
-                  <w:tcW w:type="dxa" w:w="2778"/>
-                  <w:shd w:val="clear" w:color="auto" w:fill="F5FBF5"/>
-                </w:tcPr>
-                <w:p>
-                  <w:pPr>
-                    <w:spacing w:before="20" w:after="20"/>
-                  </w:pPr>
-                  <w:r>
-                    <w:rPr>
-                      <w:b w:val="0"/>
-                      <w:i w:val="0"/>
-                      <w:color w:val="222222"/>
-                      <w:sz w:val="14"/>
-                    </w:rPr>
-                    <w:t>Reklasifikasi hukum, pangsa sektor, laju pertumbuhan</w:t>
-                  </w:r>
-                </w:p>
-              </w:tc>
-            </w:tr>
-            <w:tr>
-              <w:tc>
-                <w:tcPr>
-                  <w:tcW w:type="dxa" w:w="1644"/>
-                  <w:shd w:val="clear" w:color="auto" w:fill="FFFFFF"/>
-                </w:tcPr>
-                <w:p>
-                  <w:pPr>
-                    <w:spacing w:before="20" w:after="20"/>
-                  </w:pPr>
-                  <w:r>
-                    <w:rPr>
-                      <w:b w:val="0"/>
-                      <w:i w:val="0"/>
-                      <w:color w:val="222222"/>
-                      <w:sz w:val="14"/>
-                    </w:rPr>
-                    <w:t>1.2 Kawasan Industri &amp; PLTU</w:t>
-                  </w:r>
-                </w:p>
-              </w:tc>
-              <w:tc>
-                <w:tcPr>
-                  <w:tcW w:type="dxa" w:w="2778"/>
-                  <w:shd w:val="clear" w:color="auto" w:fill="FFFFFF"/>
-                </w:tcPr>
-                <w:p>
-                  <w:pPr>
-                    <w:spacing w:before="20" w:after="20"/>
-                  </w:pPr>
-                  <w:r>
-                    <w:rPr>
-                      <w:b w:val="0"/>
-                      <w:i w:val="0"/>
-                      <w:color w:val="222222"/>
-                      <w:sz w:val="14"/>
-                    </w:rPr>
-                    <w:t>Analisis spasial, crosstab χ², odds ratio</w:t>
-                  </w:r>
-                </w:p>
-              </w:tc>
-            </w:tr>
-            <w:tr>
-              <w:tc>
-                <w:tcPr>
-                  <w:tcW w:type="dxa" w:w="1644"/>
-                  <w:shd w:val="clear" w:color="auto" w:fill="F5FBF5"/>
-                </w:tcPr>
-                <w:p>
-                  <w:pPr>
-                    <w:spacing w:before="20" w:after="20"/>
-                  </w:pPr>
-                  <w:r>
-                    <w:rPr>
-                      <w:b w:val="0"/>
-                      <w:i w:val="0"/>
-                      <w:color w:val="222222"/>
-                      <w:sz w:val="14"/>
-                    </w:rPr>
-                    <w:t>1.3 Tren Izin Tambang</w:t>
-                  </w:r>
-                </w:p>
-              </w:tc>
-              <w:tc>
-                <w:tcPr>
-                  <w:tcW w:type="dxa" w:w="2778"/>
-                  <w:shd w:val="clear" w:color="auto" w:fill="F5FBF5"/>
-                </w:tcPr>
-                <w:p>
-                  <w:pPr>
-                    <w:spacing w:before="20" w:after="20"/>
-                  </w:pPr>
-                  <w:r>
-                    <w:rPr>
-                      <w:b w:val="0"/>
-                      <w:i w:val="0"/>
-                      <w:color w:val="222222"/>
-                      <w:sz w:val="14"/>
-                    </w:rPr>
-                    <w:t>Deret waktu, laju alih ruang, uji signifikansi</w:t>
-                  </w:r>
-                </w:p>
-              </w:tc>
-            </w:tr>
-            <w:tr>
-              <w:tc>
-                <w:tcPr>
-                  <w:tcW w:type="dxa" w:w="1644"/>
-                  <w:shd w:val="clear" w:color="auto" w:fill="FFFFFF"/>
-                </w:tcPr>
-                <w:p>
-                  <w:pPr>
-                    <w:spacing w:before="20" w:after="20"/>
-                  </w:pPr>
-                  <w:r>
-                    <w:rPr>
-                      <w:b w:val="0"/>
-                      <w:i w:val="0"/>
-                      <w:color w:val="222222"/>
-                      <w:sz w:val="14"/>
-                    </w:rPr>
-                    <w:t>1.4 Investasi PMDN</w:t>
-                  </w:r>
-                </w:p>
-              </w:tc>
-              <w:tc>
-                <w:tcPr>
-                  <w:tcW w:type="dxa" w:w="2778"/>
-                  <w:shd w:val="clear" w:color="auto" w:fill="FFFFFF"/>
-                </w:tcPr>
-                <w:p>
-                  <w:pPr>
-                    <w:spacing w:before="20" w:after="20"/>
-                  </w:pPr>
-                  <w:r>
-                    <w:rPr>
-                      <w:b w:val="0"/>
-                      <w:i w:val="0"/>
-                      <w:color w:val="222222"/>
-                      <w:sz w:val="14"/>
-                    </w:rPr>
-                    <w:t>Konsentrasi modal, atribusi driver deforestasi</w:t>
-                  </w:r>
-                </w:p>
-              </w:tc>
-            </w:tr>
-            <w:tr>
-              <w:tc>
-                <w:tcPr>
-                  <w:tcW w:type="dxa" w:w="1644"/>
-                  <w:shd w:val="clear" w:color="auto" w:fill="F5FBF5"/>
-                </w:tcPr>
-                <w:p>
-                  <w:pPr>
-                    <w:spacing w:before="20" w:after="20"/>
-                  </w:pPr>
-                  <w:r>
-                    <w:rPr>
-                      <w:b w:val="0"/>
-                      <w:i w:val="0"/>
-                      <w:color w:val="222222"/>
-                      <w:sz w:val="14"/>
-                    </w:rPr>
-                    <w:t>1.5–1.6 Logistik Nikel</w:t>
-                  </w:r>
-                </w:p>
-              </w:tc>
-              <w:tc>
-                <w:tcPr>
-                  <w:tcW w:type="dxa" w:w="2778"/>
-                  <w:shd w:val="clear" w:color="auto" w:fill="F5FBF5"/>
-                </w:tcPr>
-                <w:p>
-                  <w:pPr>
-                    <w:spacing w:before="20" w:after="20"/>
-                  </w:pPr>
-                  <w:r>
-                    <w:rPr>
-                      <w:b w:val="0"/>
-                      <w:i w:val="0"/>
-                      <w:color w:val="222222"/>
-                      <w:sz w:val="14"/>
-                    </w:rPr>
-                    <w:t>Triangulasi dokumen, kurva Bézier, pemetaan rute</w:t>
-                  </w:r>
-                </w:p>
-              </w:tc>
-            </w:tr>
-          </w:tbl>
+        </w:tc>
+        <w:tc>
+          <w:tcPr>
+            <w:tcW w:type="dxa" w:w="1020"/>
+            <w:shd w:val="clear" w:color="auto" w:fill="2E7D32"/>
+            <w:tcMar>
+              <w:top w:w="50" w:type="dxa"/>
+              <w:bottom w:w="50" w:type="dxa"/>
+              <w:left w:w="80" w:type="dxa"/>
+              <w:right w:w="80" w:type="dxa"/>
+            </w:tcMar>
+            <w:tcBorders>
+              <w:top w:val="single" w:sz="4" w:color="D0D7DE" w:space="0"/>
+              <w:left w:val="single" w:sz="4" w:color="D0D7DE" w:space="0"/>
+              <w:bottom w:val="single" w:sz="4" w:color="D0D7DE" w:space="0"/>
+              <w:right w:val="single" w:sz="4" w:color="D0D7DE" w:space="0"/>
+            </w:tcBorders>
+          </w:tcPr>
           <w:p>
             <w:pPr>
-              <w:spacing w:after="40"/>
-              <w:ind w:left="160"/>
-              <w:pBdr>
-                <w:left w:val="single" w:sz="12" w:space="4" w:color="2E7D32"/>
-              </w:pBdr>
-              <w:shd w:val="clear" w:color="auto" w:fill="F1F8E9"/>
+              <w:spacing w:before="40" w:after="40"/>
+              <w:jc w:val="center"/>
+            </w:pPr>
+            <w:r>
+              <w:rPr>
+                <w:b/>
+                <w:i w:val="0"/>
+                <w:color w:val="FFFFFF"/>
+                <w:sz w:val="15"/>
+              </w:rPr>
+              <w:t>Nilai χ²</w:t>
+            </w:r>
+          </w:p>
+        </w:tc>
+        <w:tc>
+          <w:tcPr>
+            <w:tcW w:type="dxa" w:w="1020"/>
+            <w:shd w:val="clear" w:color="auto" w:fill="2E7D32"/>
+            <w:tcMar>
+              <w:top w:w="50" w:type="dxa"/>
+              <w:bottom w:w="50" w:type="dxa"/>
+              <w:left w:w="80" w:type="dxa"/>
+              <w:right w:w="80" w:type="dxa"/>
+            </w:tcMar>
+            <w:tcBorders>
+              <w:top w:val="single" w:sz="4" w:color="D0D7DE" w:space="0"/>
+              <w:left w:val="single" w:sz="4" w:color="D0D7DE" w:space="0"/>
+              <w:bottom w:val="single" w:sz="4" w:color="D0D7DE" w:space="0"/>
+              <w:right w:val="single" w:sz="4" w:color="D0D7DE" w:space="0"/>
+            </w:tcBorders>
+          </w:tcPr>
+          <w:p>
+            <w:pPr>
+              <w:spacing w:before="40" w:after="40"/>
+              <w:jc w:val="center"/>
+            </w:pPr>
+            <w:r>
+              <w:rPr>
+                <w:b/>
+                <w:i w:val="0"/>
+                <w:color w:val="FFFFFF"/>
+                <w:sz w:val="15"/>
+              </w:rPr>
+              <w:t>Odds Ratio</w:t>
+            </w:r>
+          </w:p>
+        </w:tc>
+        <w:tc>
+          <w:tcPr>
+            <w:tcW w:type="dxa" w:w="1928"/>
+            <w:shd w:val="clear" w:color="auto" w:fill="2E7D32"/>
+            <w:tcMar>
+              <w:top w:w="50" w:type="dxa"/>
+              <w:bottom w:w="50" w:type="dxa"/>
+              <w:left w:w="80" w:type="dxa"/>
+              <w:right w:w="80" w:type="dxa"/>
+            </w:tcMar>
+            <w:tcBorders>
+              <w:top w:val="single" w:sz="4" w:color="D0D7DE" w:space="0"/>
+              <w:left w:val="single" w:sz="4" w:color="D0D7DE" w:space="0"/>
+              <w:bottom w:val="single" w:sz="4" w:color="D0D7DE" w:space="0"/>
+              <w:right w:val="single" w:sz="4" w:color="D0D7DE" w:space="0"/>
+            </w:tcBorders>
+          </w:tcPr>
+          <w:p>
+            <w:pPr>
+              <w:spacing w:before="40" w:after="40"/>
+              <w:jc w:val="center"/>
+            </w:pPr>
+            <w:r>
+              <w:rPr>
+                <w:b/>
+                <w:i w:val="0"/>
+                <w:color w:val="FFFFFF"/>
+                <w:sz w:val="15"/>
+              </w:rPr>
+              <w:t>Signifikansi (p &lt; 0.05)</w:t>
+            </w:r>
+          </w:p>
+        </w:tc>
+        <w:tc>
+          <w:tcPr>
+            <w:tcW w:type="dxa" w:w="2948"/>
+            <w:shd w:val="clear" w:color="auto" w:fill="2E7D32"/>
+            <w:tcMar>
+              <w:top w:w="50" w:type="dxa"/>
+              <w:bottom w:w="50" w:type="dxa"/>
+              <w:left w:w="80" w:type="dxa"/>
+              <w:right w:w="80" w:type="dxa"/>
+            </w:tcMar>
+            <w:tcBorders>
+              <w:top w:val="single" w:sz="4" w:color="D0D7DE" w:space="0"/>
+              <w:left w:val="single" w:sz="4" w:color="D0D7DE" w:space="0"/>
+              <w:bottom w:val="single" w:sz="4" w:color="D0D7DE" w:space="0"/>
+              <w:right w:val="single" w:sz="4" w:color="D0D7DE" w:space="0"/>
+            </w:tcBorders>
+          </w:tcPr>
+          <w:p>
+            <w:pPr>
+              <w:spacing w:before="40" w:after="40"/>
+              <w:jc w:val="center"/>
+            </w:pPr>
+            <w:r>
+              <w:rPr>
+                <w:b/>
+                <w:i w:val="0"/>
+                <w:color w:val="FFFFFF"/>
+                <w:sz w:val="15"/>
+              </w:rPr>
+              <w:t>Interpretasi Hubungan Kausalitas</w:t>
+            </w:r>
+          </w:p>
+        </w:tc>
+      </w:tr>
+      <w:tr>
+        <w:tc>
+          <w:tcPr>
+            <w:tcW w:type="dxa" w:w="2721"/>
+            <w:vAlign w:val="center"/>
+            <w:shd w:val="clear" w:color="auto" w:fill="F9FBF9"/>
+            <w:tcMar>
+              <w:top w:w="40" w:type="dxa"/>
+              <w:bottom w:w="40" w:type="dxa"/>
+              <w:left w:w="80" w:type="dxa"/>
+              <w:right w:w="80" w:type="dxa"/>
+            </w:tcMar>
+            <w:tcBorders>
+              <w:top w:val="single" w:sz="4" w:color="D0D7DE" w:space="0"/>
+              <w:left w:val="single" w:sz="4" w:color="D0D7DE" w:space="0"/>
+              <w:bottom w:val="single" w:sz="4" w:color="D0D7DE" w:space="0"/>
+              <w:right w:val="single" w:sz="4" w:color="D0D7DE" w:space="0"/>
+            </w:tcBorders>
+          </w:tcPr>
+          <w:p>
+            <w:pPr>
+              <w:spacing w:before="20" w:after="20"/>
+              <w:jc w:val="left"/>
             </w:pPr>
             <w:r>
               <w:rPr>
                 <w:b w:val="0"/>
-                <w:i/>
-                <w:color w:val="555555"/>
+                <w:i w:val="0"/>
+                <w:color w:val="222222"/>
                 <w:sz w:val="15"/>
               </w:rPr>
-              <w:t>Seluruh prosedur statistik diterapkan pada data panel provinsi-tahun (N = 60; 6 provinsi × 10 tahun) kecuali dinyatakan lain. Angka empiris lengkap per indikator tersaji pada dokumen metodologi utuh Bab 1 (diolah CELIOS).</w:t>
+              <w:t>PLTU Captive (Kapasitas MW) → Deforestasi Total</w:t>
+            </w:r>
+          </w:p>
+        </w:tc>
+        <w:tc>
+          <w:tcPr>
+            <w:tcW w:type="dxa" w:w="1020"/>
+            <w:vAlign w:val="center"/>
+            <w:shd w:val="clear" w:color="auto" w:fill="F9FBF9"/>
+            <w:tcMar>
+              <w:top w:w="40" w:type="dxa"/>
+              <w:bottom w:w="40" w:type="dxa"/>
+              <w:left w:w="80" w:type="dxa"/>
+              <w:right w:w="80" w:type="dxa"/>
+            </w:tcMar>
+            <w:tcBorders>
+              <w:top w:val="single" w:sz="4" w:color="D0D7DE" w:space="0"/>
+              <w:left w:val="single" w:sz="4" w:color="D0D7DE" w:space="0"/>
+              <w:bottom w:val="single" w:sz="4" w:color="D0D7DE" w:space="0"/>
+              <w:right w:val="single" w:sz="4" w:color="D0D7DE" w:space="0"/>
+            </w:tcBorders>
+          </w:tcPr>
+          <w:p>
+            <w:pPr>
+              <w:spacing w:before="20" w:after="20"/>
+              <w:jc w:val="center"/>
+            </w:pPr>
+            <w:r>
+              <w:rPr>
+                <w:b w:val="0"/>
+                <w:i w:val="0"/>
+                <w:color w:val="222222"/>
+                <w:sz w:val="15"/>
+              </w:rPr>
+              <w:t>18,05</w:t>
+            </w:r>
+          </w:p>
+        </w:tc>
+        <w:tc>
+          <w:tcPr>
+            <w:tcW w:type="dxa" w:w="1020"/>
+            <w:vAlign w:val="center"/>
+            <w:shd w:val="clear" w:color="auto" w:fill="F9FBF9"/>
+            <w:tcMar>
+              <w:top w:w="40" w:type="dxa"/>
+              <w:bottom w:w="40" w:type="dxa"/>
+              <w:left w:w="80" w:type="dxa"/>
+              <w:right w:w="80" w:type="dxa"/>
+            </w:tcMar>
+            <w:tcBorders>
+              <w:top w:val="single" w:sz="4" w:color="D0D7DE" w:space="0"/>
+              <w:left w:val="single" w:sz="4" w:color="D0D7DE" w:space="0"/>
+              <w:bottom w:val="single" w:sz="4" w:color="D0D7DE" w:space="0"/>
+              <w:right w:val="single" w:sz="4" w:color="D0D7DE" w:space="0"/>
+            </w:tcBorders>
+          </w:tcPr>
+          <w:p>
+            <w:pPr>
+              <w:spacing w:before="20" w:after="20"/>
+              <w:jc w:val="center"/>
+            </w:pPr>
+            <w:r>
+              <w:rPr>
+                <w:b w:val="0"/>
+                <w:i w:val="0"/>
+                <w:color w:val="222222"/>
+                <w:sz w:val="15"/>
+              </w:rPr>
+              <w:t>18,0×</w:t>
+            </w:r>
+          </w:p>
+        </w:tc>
+        <w:tc>
+          <w:tcPr>
+            <w:tcW w:type="dxa" w:w="1928"/>
+            <w:vAlign w:val="center"/>
+            <w:shd w:val="clear" w:color="auto" w:fill="F9FBF9"/>
+            <w:tcMar>
+              <w:top w:w="40" w:type="dxa"/>
+              <w:bottom w:w="40" w:type="dxa"/>
+              <w:left w:w="80" w:type="dxa"/>
+              <w:right w:w="80" w:type="dxa"/>
+            </w:tcMar>
+            <w:tcBorders>
+              <w:top w:val="single" w:sz="4" w:color="D0D7DE" w:space="0"/>
+              <w:left w:val="single" w:sz="4" w:color="D0D7DE" w:space="0"/>
+              <w:bottom w:val="single" w:sz="4" w:color="D0D7DE" w:space="0"/>
+              <w:right w:val="single" w:sz="4" w:color="D0D7DE" w:space="0"/>
+            </w:tcBorders>
+          </w:tcPr>
+          <w:p>
+            <w:pPr>
+              <w:spacing w:before="20" w:after="20"/>
+              <w:jc w:val="center"/>
+            </w:pPr>
+            <w:r>
+              <w:rPr>
+                <w:b w:val="0"/>
+                <w:i w:val="0"/>
+                <w:color w:val="222222"/>
+                <w:sz w:val="15"/>
+              </w:rPr>
+              <w:t>p &lt; 0,001 (Signifikan)</w:t>
+            </w:r>
+          </w:p>
+        </w:tc>
+        <w:tc>
+          <w:tcPr>
+            <w:tcW w:type="dxa" w:w="2948"/>
+            <w:vAlign w:val="center"/>
+            <w:shd w:val="clear" w:color="auto" w:fill="F9FBF9"/>
+            <w:tcMar>
+              <w:top w:w="40" w:type="dxa"/>
+              <w:bottom w:w="40" w:type="dxa"/>
+              <w:left w:w="80" w:type="dxa"/>
+              <w:right w:w="80" w:type="dxa"/>
+            </w:tcMar>
+            <w:tcBorders>
+              <w:top w:val="single" w:sz="4" w:color="D0D7DE" w:space="0"/>
+              <w:left w:val="single" w:sz="4" w:color="D0D7DE" w:space="0"/>
+              <w:bottom w:val="single" w:sz="4" w:color="D0D7DE" w:space="0"/>
+              <w:right w:val="single" w:sz="4" w:color="D0D7DE" w:space="0"/>
+            </w:tcBorders>
+          </w:tcPr>
+          <w:p>
+            <w:pPr>
+              <w:spacing w:before="20" w:after="20"/>
+              <w:jc w:val="left"/>
+            </w:pPr>
+            <w:r>
+              <w:rPr>
+                <w:b w:val="0"/>
+                <w:i w:val="0"/>
+                <w:color w:val="222222"/>
+                <w:sz w:val="15"/>
+              </w:rPr>
+              <w:t>Risiko deforestasi melonjak 18 kali lipat</w:t>
+            </w:r>
+          </w:p>
+        </w:tc>
+      </w:tr>
+      <w:tr>
+        <w:tc>
+          <w:tcPr>
+            <w:tcW w:type="dxa" w:w="2721"/>
+            <w:vAlign w:val="center"/>
+            <w:shd w:val="clear" w:color="auto" w:fill="FFFFFF"/>
+            <w:tcMar>
+              <w:top w:w="40" w:type="dxa"/>
+              <w:bottom w:w="40" w:type="dxa"/>
+              <w:left w:w="80" w:type="dxa"/>
+              <w:right w:w="80" w:type="dxa"/>
+            </w:tcMar>
+            <w:tcBorders>
+              <w:top w:val="single" w:sz="4" w:color="D0D7DE" w:space="0"/>
+              <w:left w:val="single" w:sz="4" w:color="D0D7DE" w:space="0"/>
+              <w:bottom w:val="single" w:sz="4" w:color="D0D7DE" w:space="0"/>
+              <w:right w:val="single" w:sz="4" w:color="D0D7DE" w:space="0"/>
+            </w:tcBorders>
+          </w:tcPr>
+          <w:p>
+            <w:pPr>
+              <w:spacing w:before="20" w:after="20"/>
+              <w:jc w:val="left"/>
+            </w:pPr>
+            <w:r>
+              <w:rPr>
+                <w:b w:val="0"/>
+                <w:i w:val="0"/>
+                <w:color w:val="222222"/>
+                <w:sz w:val="15"/>
+              </w:rPr>
+              <w:t>IUP Baru (Jumlah Unit) → Deforestasi Alam Primer</w:t>
+            </w:r>
+          </w:p>
+        </w:tc>
+        <w:tc>
+          <w:tcPr>
+            <w:tcW w:type="dxa" w:w="1020"/>
+            <w:vAlign w:val="center"/>
+            <w:shd w:val="clear" w:color="auto" w:fill="FFFFFF"/>
+            <w:tcMar>
+              <w:top w:w="40" w:type="dxa"/>
+              <w:bottom w:w="40" w:type="dxa"/>
+              <w:left w:w="80" w:type="dxa"/>
+              <w:right w:w="80" w:type="dxa"/>
+            </w:tcMar>
+            <w:tcBorders>
+              <w:top w:val="single" w:sz="4" w:color="D0D7DE" w:space="0"/>
+              <w:left w:val="single" w:sz="4" w:color="D0D7DE" w:space="0"/>
+              <w:bottom w:val="single" w:sz="4" w:color="D0D7DE" w:space="0"/>
+              <w:right w:val="single" w:sz="4" w:color="D0D7DE" w:space="0"/>
+            </w:tcBorders>
+          </w:tcPr>
+          <w:p>
+            <w:pPr>
+              <w:spacing w:before="20" w:after="20"/>
+              <w:jc w:val="center"/>
+            </w:pPr>
+            <w:r>
+              <w:rPr>
+                <w:b w:val="0"/>
+                <w:i w:val="0"/>
+                <w:color w:val="222222"/>
+                <w:sz w:val="15"/>
+              </w:rPr>
+              <w:t>17,24</w:t>
+            </w:r>
+          </w:p>
+        </w:tc>
+        <w:tc>
+          <w:tcPr>
+            <w:tcW w:type="dxa" w:w="1020"/>
+            <w:vAlign w:val="center"/>
+            <w:shd w:val="clear" w:color="auto" w:fill="FFFFFF"/>
+            <w:tcMar>
+              <w:top w:w="40" w:type="dxa"/>
+              <w:bottom w:w="40" w:type="dxa"/>
+              <w:left w:w="80" w:type="dxa"/>
+              <w:right w:w="80" w:type="dxa"/>
+            </w:tcMar>
+            <w:tcBorders>
+              <w:top w:val="single" w:sz="4" w:color="D0D7DE" w:space="0"/>
+              <w:left w:val="single" w:sz="4" w:color="D0D7DE" w:space="0"/>
+              <w:bottom w:val="single" w:sz="4" w:color="D0D7DE" w:space="0"/>
+              <w:right w:val="single" w:sz="4" w:color="D0D7DE" w:space="0"/>
+            </w:tcBorders>
+          </w:tcPr>
+          <w:p>
+            <w:pPr>
+              <w:spacing w:before="20" w:after="20"/>
+              <w:jc w:val="center"/>
+            </w:pPr>
+            <w:r>
+              <w:rPr>
+                <w:b w:val="0"/>
+                <w:i w:val="0"/>
+                <w:color w:val="222222"/>
+                <w:sz w:val="15"/>
+              </w:rPr>
+              <w:t>13,8×</w:t>
+            </w:r>
+          </w:p>
+        </w:tc>
+        <w:tc>
+          <w:tcPr>
+            <w:tcW w:type="dxa" w:w="1928"/>
+            <w:vAlign w:val="center"/>
+            <w:shd w:val="clear" w:color="auto" w:fill="FFFFFF"/>
+            <w:tcMar>
+              <w:top w:w="40" w:type="dxa"/>
+              <w:bottom w:w="40" w:type="dxa"/>
+              <w:left w:w="80" w:type="dxa"/>
+              <w:right w:w="80" w:type="dxa"/>
+            </w:tcMar>
+            <w:tcBorders>
+              <w:top w:val="single" w:sz="4" w:color="D0D7DE" w:space="0"/>
+              <w:left w:val="single" w:sz="4" w:color="D0D7DE" w:space="0"/>
+              <w:bottom w:val="single" w:sz="4" w:color="D0D7DE" w:space="0"/>
+              <w:right w:val="single" w:sz="4" w:color="D0D7DE" w:space="0"/>
+            </w:tcBorders>
+          </w:tcPr>
+          <w:p>
+            <w:pPr>
+              <w:spacing w:before="20" w:after="20"/>
+              <w:jc w:val="center"/>
+            </w:pPr>
+            <w:r>
+              <w:rPr>
+                <w:b w:val="0"/>
+                <w:i w:val="0"/>
+                <w:color w:val="222222"/>
+                <w:sz w:val="15"/>
+              </w:rPr>
+              <w:t>p &lt; 0,001 (Signifikan)</w:t>
+            </w:r>
+          </w:p>
+        </w:tc>
+        <w:tc>
+          <w:tcPr>
+            <w:tcW w:type="dxa" w:w="2948"/>
+            <w:vAlign w:val="center"/>
+            <w:shd w:val="clear" w:color="auto" w:fill="FFFFFF"/>
+            <w:tcMar>
+              <w:top w:w="40" w:type="dxa"/>
+              <w:bottom w:w="40" w:type="dxa"/>
+              <w:left w:w="80" w:type="dxa"/>
+              <w:right w:w="80" w:type="dxa"/>
+            </w:tcMar>
+            <w:tcBorders>
+              <w:top w:val="single" w:sz="4" w:color="D0D7DE" w:space="0"/>
+              <w:left w:val="single" w:sz="4" w:color="D0D7DE" w:space="0"/>
+              <w:bottom w:val="single" w:sz="4" w:color="D0D7DE" w:space="0"/>
+              <w:right w:val="single" w:sz="4" w:color="D0D7DE" w:space="0"/>
+            </w:tcBorders>
+          </w:tcPr>
+          <w:p>
+            <w:pPr>
+              <w:spacing w:before="20" w:after="20"/>
+              <w:jc w:val="left"/>
+            </w:pPr>
+            <w:r>
+              <w:rPr>
+                <w:b w:val="0"/>
+                <w:i w:val="0"/>
+                <w:color w:val="222222"/>
+                <w:sz w:val="15"/>
+              </w:rPr>
+              <w:t>Penerbitan izin memicu kehilangan hutan primer</w:t>
+            </w:r>
+          </w:p>
+        </w:tc>
+      </w:tr>
+      <w:tr>
+        <w:tc>
+          <w:tcPr>
+            <w:tcW w:type="dxa" w:w="2721"/>
+            <w:vAlign w:val="center"/>
+            <w:shd w:val="clear" w:color="auto" w:fill="F9FBF9"/>
+            <w:tcMar>
+              <w:top w:w="40" w:type="dxa"/>
+              <w:bottom w:w="40" w:type="dxa"/>
+              <w:left w:w="80" w:type="dxa"/>
+              <w:right w:w="80" w:type="dxa"/>
+            </w:tcMar>
+            <w:tcBorders>
+              <w:top w:val="single" w:sz="4" w:color="D0D7DE" w:space="0"/>
+              <w:left w:val="single" w:sz="4" w:color="D0D7DE" w:space="0"/>
+              <w:bottom w:val="single" w:sz="4" w:color="D0D7DE" w:space="0"/>
+              <w:right w:val="single" w:sz="4" w:color="D0D7DE" w:space="0"/>
+            </w:tcBorders>
+          </w:tcPr>
+          <w:p>
+            <w:pPr>
+              <w:spacing w:before="20" w:after="20"/>
+              <w:jc w:val="left"/>
+            </w:pPr>
+            <w:r>
+              <w:rPr>
+                <w:b w:val="0"/>
+                <w:i w:val="0"/>
+                <w:color w:val="222222"/>
+                <w:sz w:val="15"/>
+              </w:rPr>
+              <w:t>IUP Baru (Jumlah Unit) → Deforestasi Komoditas</w:t>
+            </w:r>
+          </w:p>
+        </w:tc>
+        <w:tc>
+          <w:tcPr>
+            <w:tcW w:type="dxa" w:w="1020"/>
+            <w:vAlign w:val="center"/>
+            <w:shd w:val="clear" w:color="auto" w:fill="F9FBF9"/>
+            <w:tcMar>
+              <w:top w:w="40" w:type="dxa"/>
+              <w:bottom w:w="40" w:type="dxa"/>
+              <w:left w:w="80" w:type="dxa"/>
+              <w:right w:w="80" w:type="dxa"/>
+            </w:tcMar>
+            <w:tcBorders>
+              <w:top w:val="single" w:sz="4" w:color="D0D7DE" w:space="0"/>
+              <w:left w:val="single" w:sz="4" w:color="D0D7DE" w:space="0"/>
+              <w:bottom w:val="single" w:sz="4" w:color="D0D7DE" w:space="0"/>
+              <w:right w:val="single" w:sz="4" w:color="D0D7DE" w:space="0"/>
+            </w:tcBorders>
+          </w:tcPr>
+          <w:p>
+            <w:pPr>
+              <w:spacing w:before="20" w:after="20"/>
+              <w:jc w:val="center"/>
+            </w:pPr>
+            <w:r>
+              <w:rPr>
+                <w:b w:val="0"/>
+                <w:i w:val="0"/>
+                <w:color w:val="222222"/>
+                <w:sz w:val="15"/>
+              </w:rPr>
+              <w:t>21,82</w:t>
+            </w:r>
+          </w:p>
+        </w:tc>
+        <w:tc>
+          <w:tcPr>
+            <w:tcW w:type="dxa" w:w="1020"/>
+            <w:vAlign w:val="center"/>
+            <w:shd w:val="clear" w:color="auto" w:fill="F9FBF9"/>
+            <w:tcMar>
+              <w:top w:w="40" w:type="dxa"/>
+              <w:bottom w:w="40" w:type="dxa"/>
+              <w:left w:w="80" w:type="dxa"/>
+              <w:right w:w="80" w:type="dxa"/>
+            </w:tcMar>
+            <w:tcBorders>
+              <w:top w:val="single" w:sz="4" w:color="D0D7DE" w:space="0"/>
+              <w:left w:val="single" w:sz="4" w:color="D0D7DE" w:space="0"/>
+              <w:bottom w:val="single" w:sz="4" w:color="D0D7DE" w:space="0"/>
+              <w:right w:val="single" w:sz="4" w:color="D0D7DE" w:space="0"/>
+            </w:tcBorders>
+          </w:tcPr>
+          <w:p>
+            <w:pPr>
+              <w:spacing w:before="20" w:after="20"/>
+              <w:jc w:val="center"/>
+            </w:pPr>
+            <w:r>
+              <w:rPr>
+                <w:b w:val="0"/>
+                <w:i w:val="0"/>
+                <w:color w:val="222222"/>
+                <w:sz w:val="15"/>
+              </w:rPr>
+              <w:t>21,4×</w:t>
+            </w:r>
+          </w:p>
+        </w:tc>
+        <w:tc>
+          <w:tcPr>
+            <w:tcW w:type="dxa" w:w="1928"/>
+            <w:vAlign w:val="center"/>
+            <w:shd w:val="clear" w:color="auto" w:fill="F9FBF9"/>
+            <w:tcMar>
+              <w:top w:w="40" w:type="dxa"/>
+              <w:bottom w:w="40" w:type="dxa"/>
+              <w:left w:w="80" w:type="dxa"/>
+              <w:right w:w="80" w:type="dxa"/>
+            </w:tcMar>
+            <w:tcBorders>
+              <w:top w:val="single" w:sz="4" w:color="D0D7DE" w:space="0"/>
+              <w:left w:val="single" w:sz="4" w:color="D0D7DE" w:space="0"/>
+              <w:bottom w:val="single" w:sz="4" w:color="D0D7DE" w:space="0"/>
+              <w:right w:val="single" w:sz="4" w:color="D0D7DE" w:space="0"/>
+            </w:tcBorders>
+          </w:tcPr>
+          <w:p>
+            <w:pPr>
+              <w:spacing w:before="20" w:after="20"/>
+              <w:jc w:val="center"/>
+            </w:pPr>
+            <w:r>
+              <w:rPr>
+                <w:b w:val="0"/>
+                <w:i w:val="0"/>
+                <w:color w:val="222222"/>
+                <w:sz w:val="15"/>
+              </w:rPr>
+              <w:t>p &lt; 0,001 (Signifikan)</w:t>
+            </w:r>
+          </w:p>
+        </w:tc>
+        <w:tc>
+          <w:tcPr>
+            <w:tcW w:type="dxa" w:w="2948"/>
+            <w:vAlign w:val="center"/>
+            <w:shd w:val="clear" w:color="auto" w:fill="F9FBF9"/>
+            <w:tcMar>
+              <w:top w:w="40" w:type="dxa"/>
+              <w:bottom w:w="40" w:type="dxa"/>
+              <w:left w:w="80" w:type="dxa"/>
+              <w:right w:w="80" w:type="dxa"/>
+            </w:tcMar>
+            <w:tcBorders>
+              <w:top w:val="single" w:sz="4" w:color="D0D7DE" w:space="0"/>
+              <w:left w:val="single" w:sz="4" w:color="D0D7DE" w:space="0"/>
+              <w:bottom w:val="single" w:sz="4" w:color="D0D7DE" w:space="0"/>
+              <w:right w:val="single" w:sz="4" w:color="D0D7DE" w:space="0"/>
+            </w:tcBorders>
+          </w:tcPr>
+          <w:p>
+            <w:pPr>
+              <w:spacing w:before="20" w:after="20"/>
+              <w:jc w:val="left"/>
+            </w:pPr>
+            <w:r>
+              <w:rPr>
+                <w:b w:val="0"/>
+                <w:i w:val="0"/>
+                <w:color w:val="222222"/>
+                <w:sz w:val="15"/>
+              </w:rPr>
+              <w:t>Tekanan izin tambang memicu alih fungsi terparah</w:t>
+            </w:r>
+          </w:p>
+        </w:tc>
+      </w:tr>
+      <w:tr>
+        <w:tc>
+          <w:tcPr>
+            <w:tcW w:type="dxa" w:w="2721"/>
+            <w:vAlign w:val="center"/>
+            <w:shd w:val="clear" w:color="auto" w:fill="FFFFFF"/>
+            <w:tcMar>
+              <w:top w:w="40" w:type="dxa"/>
+              <w:bottom w:w="40" w:type="dxa"/>
+              <w:left w:w="80" w:type="dxa"/>
+              <w:right w:w="80" w:type="dxa"/>
+            </w:tcMar>
+            <w:tcBorders>
+              <w:top w:val="single" w:sz="4" w:color="D0D7DE" w:space="0"/>
+              <w:left w:val="single" w:sz="4" w:color="D0D7DE" w:space="0"/>
+              <w:bottom w:val="single" w:sz="4" w:color="D0D7DE" w:space="0"/>
+              <w:right w:val="single" w:sz="4" w:color="D0D7DE" w:space="0"/>
+            </w:tcBorders>
+          </w:tcPr>
+          <w:p>
+            <w:pPr>
+              <w:spacing w:before="20" w:after="20"/>
+              <w:jc w:val="left"/>
+            </w:pPr>
+            <w:r>
+              <w:rPr>
+                <w:b w:val="0"/>
+                <w:i w:val="0"/>
+                <w:color w:val="222222"/>
+                <w:sz w:val="15"/>
+              </w:rPr>
+              <w:t>Luas Konsesi (Hektar Ha) → Deforestasi Komoditas</w:t>
+            </w:r>
+          </w:p>
+        </w:tc>
+        <w:tc>
+          <w:tcPr>
+            <w:tcW w:type="dxa" w:w="1020"/>
+            <w:vAlign w:val="center"/>
+            <w:shd w:val="clear" w:color="auto" w:fill="FFFFFF"/>
+            <w:tcMar>
+              <w:top w:w="40" w:type="dxa"/>
+              <w:bottom w:w="40" w:type="dxa"/>
+              <w:left w:w="80" w:type="dxa"/>
+              <w:right w:w="80" w:type="dxa"/>
+            </w:tcMar>
+            <w:tcBorders>
+              <w:top w:val="single" w:sz="4" w:color="D0D7DE" w:space="0"/>
+              <w:left w:val="single" w:sz="4" w:color="D0D7DE" w:space="0"/>
+              <w:bottom w:val="single" w:sz="4" w:color="D0D7DE" w:space="0"/>
+              <w:right w:val="single" w:sz="4" w:color="D0D7DE" w:space="0"/>
+            </w:tcBorders>
+          </w:tcPr>
+          <w:p>
+            <w:pPr>
+              <w:spacing w:before="20" w:after="20"/>
+              <w:jc w:val="center"/>
+            </w:pPr>
+            <w:r>
+              <w:rPr>
+                <w:b w:val="0"/>
+                <w:i w:val="0"/>
+                <w:color w:val="222222"/>
+                <w:sz w:val="15"/>
+              </w:rPr>
+              <w:t>19,27</w:t>
+            </w:r>
+          </w:p>
+        </w:tc>
+        <w:tc>
+          <w:tcPr>
+            <w:tcW w:type="dxa" w:w="1020"/>
+            <w:vAlign w:val="center"/>
+            <w:shd w:val="clear" w:color="auto" w:fill="FFFFFF"/>
+            <w:tcMar>
+              <w:top w:w="40" w:type="dxa"/>
+              <w:bottom w:w="40" w:type="dxa"/>
+              <w:left w:w="80" w:type="dxa"/>
+              <w:right w:w="80" w:type="dxa"/>
+            </w:tcMar>
+            <w:tcBorders>
+              <w:top w:val="single" w:sz="4" w:color="D0D7DE" w:space="0"/>
+              <w:left w:val="single" w:sz="4" w:color="D0D7DE" w:space="0"/>
+              <w:bottom w:val="single" w:sz="4" w:color="D0D7DE" w:space="0"/>
+              <w:right w:val="single" w:sz="4" w:color="D0D7DE" w:space="0"/>
+            </w:tcBorders>
+          </w:tcPr>
+          <w:p>
+            <w:pPr>
+              <w:spacing w:before="20" w:after="20"/>
+              <w:jc w:val="center"/>
+            </w:pPr>
+            <w:r>
+              <w:rPr>
+                <w:b w:val="0"/>
+                <w:i w:val="0"/>
+                <w:color w:val="222222"/>
+                <w:sz w:val="15"/>
+              </w:rPr>
+              <w:t>16,0×</w:t>
+            </w:r>
+          </w:p>
+        </w:tc>
+        <w:tc>
+          <w:tcPr>
+            <w:tcW w:type="dxa" w:w="1928"/>
+            <w:vAlign w:val="center"/>
+            <w:shd w:val="clear" w:color="auto" w:fill="FFFFFF"/>
+            <w:tcMar>
+              <w:top w:w="40" w:type="dxa"/>
+              <w:bottom w:w="40" w:type="dxa"/>
+              <w:left w:w="80" w:type="dxa"/>
+              <w:right w:w="80" w:type="dxa"/>
+            </w:tcMar>
+            <w:tcBorders>
+              <w:top w:val="single" w:sz="4" w:color="D0D7DE" w:space="0"/>
+              <w:left w:val="single" w:sz="4" w:color="D0D7DE" w:space="0"/>
+              <w:bottom w:val="single" w:sz="4" w:color="D0D7DE" w:space="0"/>
+              <w:right w:val="single" w:sz="4" w:color="D0D7DE" w:space="0"/>
+            </w:tcBorders>
+          </w:tcPr>
+          <w:p>
+            <w:pPr>
+              <w:spacing w:before="20" w:after="20"/>
+              <w:jc w:val="center"/>
+            </w:pPr>
+            <w:r>
+              <w:rPr>
+                <w:b w:val="0"/>
+                <w:i w:val="0"/>
+                <w:color w:val="222222"/>
+                <w:sz w:val="15"/>
+              </w:rPr>
+              <w:t>p &lt; 0,001 (Signifikan)</w:t>
+            </w:r>
+          </w:p>
+        </w:tc>
+        <w:tc>
+          <w:tcPr>
+            <w:tcW w:type="dxa" w:w="2948"/>
+            <w:vAlign w:val="center"/>
+            <w:shd w:val="clear" w:color="auto" w:fill="FFFFFF"/>
+            <w:tcMar>
+              <w:top w:w="40" w:type="dxa"/>
+              <w:bottom w:w="40" w:type="dxa"/>
+              <w:left w:w="80" w:type="dxa"/>
+              <w:right w:w="80" w:type="dxa"/>
+            </w:tcMar>
+            <w:tcBorders>
+              <w:top w:val="single" w:sz="4" w:color="D0D7DE" w:space="0"/>
+              <w:left w:val="single" w:sz="4" w:color="D0D7DE" w:space="0"/>
+              <w:bottom w:val="single" w:sz="4" w:color="D0D7DE" w:space="0"/>
+              <w:right w:val="single" w:sz="4" w:color="D0D7DE" w:space="0"/>
+            </w:tcBorders>
+          </w:tcPr>
+          <w:p>
+            <w:pPr>
+              <w:spacing w:before="20" w:after="20"/>
+              <w:jc w:val="left"/>
+            </w:pPr>
+            <w:r>
+              <w:rPr>
+                <w:b w:val="0"/>
+                <w:i w:val="0"/>
+                <w:color w:val="222222"/>
+                <w:sz w:val="15"/>
+              </w:rPr>
+              <w:t>Korelasi langsung luas konsesi vs bukaan hutan</w:t>
+            </w:r>
+          </w:p>
+        </w:tc>
+      </w:tr>
+      <w:tr>
+        <w:tc>
+          <w:tcPr>
+            <w:tcW w:type="dxa" w:w="2721"/>
+            <w:vAlign w:val="center"/>
+            <w:shd w:val="clear" w:color="auto" w:fill="F9FBF9"/>
+            <w:tcMar>
+              <w:top w:w="40" w:type="dxa"/>
+              <w:bottom w:w="40" w:type="dxa"/>
+              <w:left w:w="80" w:type="dxa"/>
+              <w:right w:w="80" w:type="dxa"/>
+            </w:tcMar>
+            <w:tcBorders>
+              <w:top w:val="single" w:sz="4" w:color="D0D7DE" w:space="0"/>
+              <w:left w:val="single" w:sz="4" w:color="D0D7DE" w:space="0"/>
+              <w:bottom w:val="single" w:sz="4" w:color="D0D7DE" w:space="0"/>
+              <w:right w:val="single" w:sz="4" w:color="D0D7DE" w:space="0"/>
+            </w:tcBorders>
+          </w:tcPr>
+          <w:p>
+            <w:pPr>
+              <w:spacing w:before="20" w:after="20"/>
+              <w:jc w:val="left"/>
+            </w:pPr>
+            <w:r>
+              <w:rPr>
+                <w:b w:val="0"/>
+                <w:i w:val="0"/>
+                <w:color w:val="222222"/>
+                <w:sz w:val="15"/>
+              </w:rPr>
+              <w:t>Investasi PMDN (Triliun Rp) → Deforestasi Komoditas</w:t>
+            </w:r>
+          </w:p>
+        </w:tc>
+        <w:tc>
+          <w:tcPr>
+            <w:tcW w:type="dxa" w:w="1020"/>
+            <w:vAlign w:val="center"/>
+            <w:shd w:val="clear" w:color="auto" w:fill="F9FBF9"/>
+            <w:tcMar>
+              <w:top w:w="40" w:type="dxa"/>
+              <w:bottom w:w="40" w:type="dxa"/>
+              <w:left w:w="80" w:type="dxa"/>
+              <w:right w:w="80" w:type="dxa"/>
+            </w:tcMar>
+            <w:tcBorders>
+              <w:top w:val="single" w:sz="4" w:color="D0D7DE" w:space="0"/>
+              <w:left w:val="single" w:sz="4" w:color="D0D7DE" w:space="0"/>
+              <w:bottom w:val="single" w:sz="4" w:color="D0D7DE" w:space="0"/>
+              <w:right w:val="single" w:sz="4" w:color="D0D7DE" w:space="0"/>
+            </w:tcBorders>
+          </w:tcPr>
+          <w:p>
+            <w:pPr>
+              <w:spacing w:before="20" w:after="20"/>
+              <w:jc w:val="center"/>
+            </w:pPr>
+            <w:r>
+              <w:rPr>
+                <w:b w:val="0"/>
+                <w:i w:val="0"/>
+                <w:color w:val="222222"/>
+                <w:sz w:val="15"/>
+              </w:rPr>
+              <w:t>2,08</w:t>
+            </w:r>
+          </w:p>
+        </w:tc>
+        <w:tc>
+          <w:tcPr>
+            <w:tcW w:type="dxa" w:w="1020"/>
+            <w:vAlign w:val="center"/>
+            <w:shd w:val="clear" w:color="auto" w:fill="F9FBF9"/>
+            <w:tcMar>
+              <w:top w:w="40" w:type="dxa"/>
+              <w:bottom w:w="40" w:type="dxa"/>
+              <w:left w:w="80" w:type="dxa"/>
+              <w:right w:w="80" w:type="dxa"/>
+            </w:tcMar>
+            <w:tcBorders>
+              <w:top w:val="single" w:sz="4" w:color="D0D7DE" w:space="0"/>
+              <w:left w:val="single" w:sz="4" w:color="D0D7DE" w:space="0"/>
+              <w:bottom w:val="single" w:sz="4" w:color="D0D7DE" w:space="0"/>
+              <w:right w:val="single" w:sz="4" w:color="D0D7DE" w:space="0"/>
+            </w:tcBorders>
+          </w:tcPr>
+          <w:p>
+            <w:pPr>
+              <w:spacing w:before="20" w:after="20"/>
+              <w:jc w:val="center"/>
+            </w:pPr>
+            <w:r>
+              <w:rPr>
+                <w:b w:val="0"/>
+                <w:i w:val="0"/>
+                <w:color w:val="222222"/>
+                <w:sz w:val="15"/>
+              </w:rPr>
+              <w:t>2,8×</w:t>
+            </w:r>
+          </w:p>
+        </w:tc>
+        <w:tc>
+          <w:tcPr>
+            <w:tcW w:type="dxa" w:w="1928"/>
+            <w:vAlign w:val="center"/>
+            <w:shd w:val="clear" w:color="auto" w:fill="F9FBF9"/>
+            <w:tcMar>
+              <w:top w:w="40" w:type="dxa"/>
+              <w:bottom w:w="40" w:type="dxa"/>
+              <w:left w:w="80" w:type="dxa"/>
+              <w:right w:w="80" w:type="dxa"/>
+            </w:tcMar>
+            <w:tcBorders>
+              <w:top w:val="single" w:sz="4" w:color="D0D7DE" w:space="0"/>
+              <w:left w:val="single" w:sz="4" w:color="D0D7DE" w:space="0"/>
+              <w:bottom w:val="single" w:sz="4" w:color="D0D7DE" w:space="0"/>
+              <w:right w:val="single" w:sz="4" w:color="D0D7DE" w:space="0"/>
+            </w:tcBorders>
+          </w:tcPr>
+          <w:p>
+            <w:pPr>
+              <w:spacing w:before="20" w:after="20"/>
+              <w:jc w:val="center"/>
+            </w:pPr>
+            <w:r>
+              <w:rPr>
+                <w:b w:val="0"/>
+                <w:i w:val="0"/>
+                <w:color w:val="222222"/>
+                <w:sz w:val="15"/>
+              </w:rPr>
+              <w:t>p = 0,149 (Time-Lag)</w:t>
+            </w:r>
+          </w:p>
+        </w:tc>
+        <w:tc>
+          <w:tcPr>
+            <w:tcW w:type="dxa" w:w="2948"/>
+            <w:vAlign w:val="center"/>
+            <w:shd w:val="clear" w:color="auto" w:fill="F9FBF9"/>
+            <w:tcMar>
+              <w:top w:w="40" w:type="dxa"/>
+              <w:bottom w:w="40" w:type="dxa"/>
+              <w:left w:w="80" w:type="dxa"/>
+              <w:right w:w="80" w:type="dxa"/>
+            </w:tcMar>
+            <w:tcBorders>
+              <w:top w:val="single" w:sz="4" w:color="D0D7DE" w:space="0"/>
+              <w:left w:val="single" w:sz="4" w:color="D0D7DE" w:space="0"/>
+              <w:bottom w:val="single" w:sz="4" w:color="D0D7DE" w:space="0"/>
+              <w:right w:val="single" w:sz="4" w:color="D0D7DE" w:space="0"/>
+            </w:tcBorders>
+          </w:tcPr>
+          <w:p>
+            <w:pPr>
+              <w:spacing w:before="20" w:after="20"/>
+              <w:jc w:val="left"/>
+            </w:pPr>
+            <w:r>
+              <w:rPr>
+                <w:b w:val="0"/>
+                <w:i w:val="0"/>
+                <w:color w:val="222222"/>
+                <w:sz w:val="15"/>
+              </w:rPr>
+              <w:t>Efek modal tertunda pada fase konstruksi awal</w:t>
             </w:r>
           </w:p>
         </w:tc>
       </w:tr>
     </w:tbl>
+    <w:p>
+      <w:pPr>
+        <w:spacing w:before="0" w:after="60"/>
+      </w:pPr>
+    </w:p>
+    <w:p>
+      <w:pPr>
+        <w:keepNext/>
+        <w:spacing w:before="140" w:after="40"/>
+      </w:pPr>
+      <w:r>
+        <w:rPr>
+          <w:b/>
+          <w:i w:val="0"/>
+          <w:color w:val="2E7D32"/>
+          <w:sz w:val="18"/>
+        </w:rPr>
+        <w:t>4.6 Pemodelan Alur Rantai Pasok Maritim Ekspor (Kurva Bézier)</w:t>
+      </w:r>
+    </w:p>
+    <w:p>
+      <w:pPr>
+        <w:spacing w:after="80" w:line="276" w:lineRule="auto"/>
+        <w:jc w:val="both"/>
+      </w:pPr>
+      <w:r>
+        <w:rPr>
+          <w:b w:val="0"/>
+          <w:i w:val="0"/>
+          <w:color w:val="222222"/>
+          <w:sz w:val="17"/>
+        </w:rPr>
+        <w:t>Simpul logistik pelabuhan ekspor diverifikasi melalui triangulasi laporan investigasi KNKT, ketetapan Perpres PSN, dan data emiten tambang. Alur pelayaran curah nikel menuju pasar internasional (Tiongkok, Jepang, Korea Selatan menyerap &gt;78% kargo) dimodelkan secara spasial menggunakan persamaan kurva Bézier kuadratik di atas koordinat bola bumi guna memetakan jalur lalu lintas maritim yang rentan kecelakaan tongkang.</w:t>
+      </w:r>
+    </w:p>
+    <w:p>
+      <w:pPr>
+        <w:keepNext/>
+        <w:spacing w:before="220" w:after="60"/>
+        <w:pBdr>
+          <w:bottom w:val="single" w:sz="6" w:space="2" w:color="2E7D32"/>
+        </w:pBdr>
+      </w:pPr>
+      <w:r>
+        <w:rPr>
+          <w:b/>
+          <w:i w:val="0"/>
+          <w:color w:val="1B5E20"/>
+          <w:sz w:val="20"/>
+        </w:rPr>
+        <w:t>5.  KORESPONDENSI METODOLOGI TERHADAP SUB-BAB LAPORAN BAB 1</w:t>
+      </w:r>
+    </w:p>
+    <w:p>
+      <w:pPr>
+        <w:spacing w:after="80" w:line="276" w:lineRule="auto"/>
+        <w:jc w:val="both"/>
+      </w:pPr>
+      <w:r>
+        <w:rPr>
+          <w:b w:val="0"/>
+          <w:i w:val="0"/>
+          <w:color w:val="222222"/>
+          <w:sz w:val="17"/>
+        </w:rPr>
+        <w:t>Setiap sub-bab analitis pada Bab 1 ditopang oleh metode kuantitatif yang presisi dan menghasilkan luaran visual terstandarisasi sebagaimana dirangkum pada matriks berikut:</w:t>
+      </w:r>
+    </w:p>
+    <w:tbl>
+      <w:tblPr>
+        <w:tblW w:type="auto" w:w="0"/>
+        <w:jc w:val="center"/>
+        <w:tblLayout w:type="fixed"/>
+        <w:tblLook w:firstColumn="1" w:firstRow="1" w:lastColumn="0" w:lastRow="0" w:noHBand="0" w:noVBand="1" w:val="04A0"/>
+      </w:tblPr>
+      <w:tblGrid>
+        <w:gridCol w:w="2409"/>
+        <w:gridCol w:w="2409"/>
+        <w:gridCol w:w="2409"/>
+        <w:gridCol w:w="2409"/>
+      </w:tblGrid>
+      <w:tr>
+        <w:tc>
+          <w:tcPr>
+            <w:tcW w:type="dxa" w:w="1361"/>
+            <w:shd w:val="clear" w:color="auto" w:fill="2E7D32"/>
+            <w:tcMar>
+              <w:top w:w="50" w:type="dxa"/>
+              <w:bottom w:w="50" w:type="dxa"/>
+              <w:left w:w="80" w:type="dxa"/>
+              <w:right w:w="80" w:type="dxa"/>
+            </w:tcMar>
+            <w:tcBorders>
+              <w:top w:val="single" w:sz="4" w:color="D0D7DE" w:space="0"/>
+              <w:left w:val="single" w:sz="4" w:color="D0D7DE" w:space="0"/>
+              <w:bottom w:val="single" w:sz="4" w:color="D0D7DE" w:space="0"/>
+              <w:right w:val="single" w:sz="4" w:color="D0D7DE" w:space="0"/>
+            </w:tcBorders>
+          </w:tcPr>
+          <w:p>
+            <w:pPr>
+              <w:spacing w:before="40" w:after="40"/>
+              <w:jc w:val="center"/>
+            </w:pPr>
+            <w:r>
+              <w:rPr>
+                <w:b/>
+                <w:i w:val="0"/>
+                <w:color w:val="FFFFFF"/>
+                <w:sz w:val="15"/>
+              </w:rPr>
+              <w:t>Sub-bab</w:t>
+            </w:r>
+          </w:p>
+        </w:tc>
+        <w:tc>
+          <w:tcPr>
+            <w:tcW w:type="dxa" w:w="2438"/>
+            <w:shd w:val="clear" w:color="auto" w:fill="2E7D32"/>
+            <w:tcMar>
+              <w:top w:w="50" w:type="dxa"/>
+              <w:bottom w:w="50" w:type="dxa"/>
+              <w:left w:w="80" w:type="dxa"/>
+              <w:right w:w="80" w:type="dxa"/>
+            </w:tcMar>
+            <w:tcBorders>
+              <w:top w:val="single" w:sz="4" w:color="D0D7DE" w:space="0"/>
+              <w:left w:val="single" w:sz="4" w:color="D0D7DE" w:space="0"/>
+              <w:bottom w:val="single" w:sz="4" w:color="D0D7DE" w:space="0"/>
+              <w:right w:val="single" w:sz="4" w:color="D0D7DE" w:space="0"/>
+            </w:tcBorders>
+          </w:tcPr>
+          <w:p>
+            <w:pPr>
+              <w:spacing w:before="40" w:after="40"/>
+              <w:jc w:val="center"/>
+            </w:pPr>
+            <w:r>
+              <w:rPr>
+                <w:b/>
+                <w:i w:val="0"/>
+                <w:color w:val="FFFFFF"/>
+                <w:sz w:val="15"/>
+              </w:rPr>
+              <w:t>Fokus Kajian Empiris</w:t>
+            </w:r>
+          </w:p>
+        </w:tc>
+        <w:tc>
+          <w:tcPr>
+            <w:tcW w:type="dxa" w:w="3005"/>
+            <w:shd w:val="clear" w:color="auto" w:fill="2E7D32"/>
+            <w:tcMar>
+              <w:top w:w="50" w:type="dxa"/>
+              <w:bottom w:w="50" w:type="dxa"/>
+              <w:left w:w="80" w:type="dxa"/>
+              <w:right w:w="80" w:type="dxa"/>
+            </w:tcMar>
+            <w:tcBorders>
+              <w:top w:val="single" w:sz="4" w:color="D0D7DE" w:space="0"/>
+              <w:left w:val="single" w:sz="4" w:color="D0D7DE" w:space="0"/>
+              <w:bottom w:val="single" w:sz="4" w:color="D0D7DE" w:space="0"/>
+              <w:right w:val="single" w:sz="4" w:color="D0D7DE" w:space="0"/>
+            </w:tcBorders>
+          </w:tcPr>
+          <w:p>
+            <w:pPr>
+              <w:spacing w:before="40" w:after="40"/>
+              <w:jc w:val="center"/>
+            </w:pPr>
+            <w:r>
+              <w:rPr>
+                <w:b/>
+                <w:i w:val="0"/>
+                <w:color w:val="FFFFFF"/>
+                <w:sz w:val="15"/>
+              </w:rPr>
+              <w:t>Metode Analitis Utama</w:t>
+            </w:r>
+          </w:p>
+        </w:tc>
+        <w:tc>
+          <w:tcPr>
+            <w:tcW w:type="dxa" w:w="2835"/>
+            <w:shd w:val="clear" w:color="auto" w:fill="2E7D32"/>
+            <w:tcMar>
+              <w:top w:w="50" w:type="dxa"/>
+              <w:bottom w:w="50" w:type="dxa"/>
+              <w:left w:w="80" w:type="dxa"/>
+              <w:right w:w="80" w:type="dxa"/>
+            </w:tcMar>
+            <w:tcBorders>
+              <w:top w:val="single" w:sz="4" w:color="D0D7DE" w:space="0"/>
+              <w:left w:val="single" w:sz="4" w:color="D0D7DE" w:space="0"/>
+              <w:bottom w:val="single" w:sz="4" w:color="D0D7DE" w:space="0"/>
+              <w:right w:val="single" w:sz="4" w:color="D0D7DE" w:space="0"/>
+            </w:tcBorders>
+          </w:tcPr>
+          <w:p>
+            <w:pPr>
+              <w:spacing w:before="40" w:after="40"/>
+              <w:jc w:val="center"/>
+            </w:pPr>
+            <w:r>
+              <w:rPr>
+                <w:b/>
+                <w:i w:val="0"/>
+                <w:color w:val="FFFFFF"/>
+                <w:sz w:val="15"/>
+              </w:rPr>
+              <w:t>Luaran Visual / Statistik</w:t>
+            </w:r>
+          </w:p>
+        </w:tc>
+      </w:tr>
+      <w:tr>
+        <w:tc>
+          <w:tcPr>
+            <w:tcW w:type="dxa" w:w="1361"/>
+            <w:vAlign w:val="center"/>
+            <w:shd w:val="clear" w:color="auto" w:fill="F9FBF9"/>
+            <w:tcMar>
+              <w:top w:w="40" w:type="dxa"/>
+              <w:bottom w:w="40" w:type="dxa"/>
+              <w:left w:w="80" w:type="dxa"/>
+              <w:right w:w="80" w:type="dxa"/>
+            </w:tcMar>
+            <w:tcBorders>
+              <w:top w:val="single" w:sz="4" w:color="D0D7DE" w:space="0"/>
+              <w:left w:val="single" w:sz="4" w:color="D0D7DE" w:space="0"/>
+              <w:bottom w:val="single" w:sz="4" w:color="D0D7DE" w:space="0"/>
+              <w:right w:val="single" w:sz="4" w:color="D0D7DE" w:space="0"/>
+            </w:tcBorders>
+          </w:tcPr>
+          <w:p>
+            <w:pPr>
+              <w:spacing w:before="20" w:after="20"/>
+              <w:jc w:val="center"/>
+            </w:pPr>
+            <w:r>
+              <w:rPr>
+                <w:b w:val="0"/>
+                <w:i w:val="0"/>
+                <w:color w:val="222222"/>
+                <w:sz w:val="15"/>
+              </w:rPr>
+              <w:t>Sub-bab 1.1</w:t>
+            </w:r>
+          </w:p>
+        </w:tc>
+        <w:tc>
+          <w:tcPr>
+            <w:tcW w:type="dxa" w:w="2438"/>
+            <w:vAlign w:val="center"/>
+            <w:shd w:val="clear" w:color="auto" w:fill="F9FBF9"/>
+            <w:tcMar>
+              <w:top w:w="40" w:type="dxa"/>
+              <w:bottom w:w="40" w:type="dxa"/>
+              <w:left w:w="80" w:type="dxa"/>
+              <w:right w:w="80" w:type="dxa"/>
+            </w:tcMar>
+            <w:tcBorders>
+              <w:top w:val="single" w:sz="4" w:color="D0D7DE" w:space="0"/>
+              <w:left w:val="single" w:sz="4" w:color="D0D7DE" w:space="0"/>
+              <w:bottom w:val="single" w:sz="4" w:color="D0D7DE" w:space="0"/>
+              <w:right w:val="single" w:sz="4" w:color="D0D7DE" w:space="0"/>
+            </w:tcBorders>
+          </w:tcPr>
+          <w:p>
+            <w:pPr>
+              <w:spacing w:before="20" w:after="20"/>
+              <w:jc w:val="left"/>
+            </w:pPr>
+            <w:r>
+              <w:rPr>
+                <w:b w:val="0"/>
+                <w:i w:val="0"/>
+                <w:color w:val="222222"/>
+                <w:sz w:val="15"/>
+              </w:rPr>
+              <w:t>Struktur Makro PDRB Provinsi</w:t>
+            </w:r>
+          </w:p>
+        </w:tc>
+        <w:tc>
+          <w:tcPr>
+            <w:tcW w:type="dxa" w:w="3005"/>
+            <w:vAlign w:val="center"/>
+            <w:shd w:val="clear" w:color="auto" w:fill="F9FBF9"/>
+            <w:tcMar>
+              <w:top w:w="40" w:type="dxa"/>
+              <w:bottom w:w="40" w:type="dxa"/>
+              <w:left w:w="80" w:type="dxa"/>
+              <w:right w:w="80" w:type="dxa"/>
+            </w:tcMar>
+            <w:tcBorders>
+              <w:top w:val="single" w:sz="4" w:color="D0D7DE" w:space="0"/>
+              <w:left w:val="single" w:sz="4" w:color="D0D7DE" w:space="0"/>
+              <w:bottom w:val="single" w:sz="4" w:color="D0D7DE" w:space="0"/>
+              <w:right w:val="single" w:sz="4" w:color="D0D7DE" w:space="0"/>
+            </w:tcBorders>
+          </w:tcPr>
+          <w:p>
+            <w:pPr>
+              <w:spacing w:before="20" w:after="20"/>
+              <w:jc w:val="left"/>
+            </w:pPr>
+            <w:r>
+              <w:rPr>
+                <w:b w:val="0"/>
+                <w:i w:val="0"/>
+                <w:color w:val="222222"/>
+                <w:sz w:val="15"/>
+              </w:rPr>
+              <w:t>Reklasifikasi Hukum KBLI, Pangsa Sektoral, Tren Pertumbuhan</w:t>
+            </w:r>
+          </w:p>
+        </w:tc>
+        <w:tc>
+          <w:tcPr>
+            <w:tcW w:type="dxa" w:w="2835"/>
+            <w:vAlign w:val="center"/>
+            <w:shd w:val="clear" w:color="auto" w:fill="F9FBF9"/>
+            <w:tcMar>
+              <w:top w:w="40" w:type="dxa"/>
+              <w:bottom w:w="40" w:type="dxa"/>
+              <w:left w:w="80" w:type="dxa"/>
+              <w:right w:w="80" w:type="dxa"/>
+            </w:tcMar>
+            <w:tcBorders>
+              <w:top w:val="single" w:sz="4" w:color="D0D7DE" w:space="0"/>
+              <w:left w:val="single" w:sz="4" w:color="D0D7DE" w:space="0"/>
+              <w:bottom w:val="single" w:sz="4" w:color="D0D7DE" w:space="0"/>
+              <w:right w:val="single" w:sz="4" w:color="D0D7DE" w:space="0"/>
+            </w:tcBorders>
+          </w:tcPr>
+          <w:p>
+            <w:pPr>
+              <w:spacing w:before="20" w:after="20"/>
+              <w:jc w:val="left"/>
+            </w:pPr>
+            <w:r>
+              <w:rPr>
+                <w:b w:val="0"/>
+                <w:i w:val="0"/>
+                <w:color w:val="222222"/>
+                <w:sz w:val="15"/>
+              </w:rPr>
+              <w:t>Small Multiples Bar Chart, Tabel Kontribusi Sektor</w:t>
+            </w:r>
+          </w:p>
+        </w:tc>
+      </w:tr>
+      <w:tr>
+        <w:tc>
+          <w:tcPr>
+            <w:tcW w:type="dxa" w:w="1361"/>
+            <w:vAlign w:val="center"/>
+            <w:shd w:val="clear" w:color="auto" w:fill="FFFFFF"/>
+            <w:tcMar>
+              <w:top w:w="40" w:type="dxa"/>
+              <w:bottom w:w="40" w:type="dxa"/>
+              <w:left w:w="80" w:type="dxa"/>
+              <w:right w:w="80" w:type="dxa"/>
+            </w:tcMar>
+            <w:tcBorders>
+              <w:top w:val="single" w:sz="4" w:color="D0D7DE" w:space="0"/>
+              <w:left w:val="single" w:sz="4" w:color="D0D7DE" w:space="0"/>
+              <w:bottom w:val="single" w:sz="4" w:color="D0D7DE" w:space="0"/>
+              <w:right w:val="single" w:sz="4" w:color="D0D7DE" w:space="0"/>
+            </w:tcBorders>
+          </w:tcPr>
+          <w:p>
+            <w:pPr>
+              <w:spacing w:before="20" w:after="20"/>
+              <w:jc w:val="center"/>
+            </w:pPr>
+            <w:r>
+              <w:rPr>
+                <w:b w:val="0"/>
+                <w:i w:val="0"/>
+                <w:color w:val="222222"/>
+                <w:sz w:val="15"/>
+              </w:rPr>
+              <w:t>Sub-bab 1.2</w:t>
+            </w:r>
+          </w:p>
+        </w:tc>
+        <w:tc>
+          <w:tcPr>
+            <w:tcW w:type="dxa" w:w="2438"/>
+            <w:vAlign w:val="center"/>
+            <w:shd w:val="clear" w:color="auto" w:fill="FFFFFF"/>
+            <w:tcMar>
+              <w:top w:w="40" w:type="dxa"/>
+              <w:bottom w:w="40" w:type="dxa"/>
+              <w:left w:w="80" w:type="dxa"/>
+              <w:right w:w="80" w:type="dxa"/>
+            </w:tcMar>
+            <w:tcBorders>
+              <w:top w:val="single" w:sz="4" w:color="D0D7DE" w:space="0"/>
+              <w:left w:val="single" w:sz="4" w:color="D0D7DE" w:space="0"/>
+              <w:bottom w:val="single" w:sz="4" w:color="D0D7DE" w:space="0"/>
+              <w:right w:val="single" w:sz="4" w:color="D0D7DE" w:space="0"/>
+            </w:tcBorders>
+          </w:tcPr>
+          <w:p>
+            <w:pPr>
+              <w:spacing w:before="20" w:after="20"/>
+              <w:jc w:val="left"/>
+            </w:pPr>
+            <w:r>
+              <w:rPr>
+                <w:b w:val="0"/>
+                <w:i w:val="0"/>
+                <w:color w:val="222222"/>
+                <w:sz w:val="15"/>
+              </w:rPr>
+              <w:t>Kawasan Industri &amp; PLTU Captive</w:t>
+            </w:r>
+          </w:p>
+        </w:tc>
+        <w:tc>
+          <w:tcPr>
+            <w:tcW w:type="dxa" w:w="3005"/>
+            <w:vAlign w:val="center"/>
+            <w:shd w:val="clear" w:color="auto" w:fill="FFFFFF"/>
+            <w:tcMar>
+              <w:top w:w="40" w:type="dxa"/>
+              <w:bottom w:w="40" w:type="dxa"/>
+              <w:left w:w="80" w:type="dxa"/>
+              <w:right w:w="80" w:type="dxa"/>
+            </w:tcMar>
+            <w:tcBorders>
+              <w:top w:val="single" w:sz="4" w:color="D0D7DE" w:space="0"/>
+              <w:left w:val="single" w:sz="4" w:color="D0D7DE" w:space="0"/>
+              <w:bottom w:val="single" w:sz="4" w:color="D0D7DE" w:space="0"/>
+              <w:right w:val="single" w:sz="4" w:color="D0D7DE" w:space="0"/>
+            </w:tcBorders>
+          </w:tcPr>
+          <w:p>
+            <w:pPr>
+              <w:spacing w:before="20" w:after="20"/>
+              <w:jc w:val="left"/>
+            </w:pPr>
+            <w:r>
+              <w:rPr>
+                <w:b w:val="0"/>
+                <w:i w:val="0"/>
+                <w:color w:val="222222"/>
+                <w:sz w:val="15"/>
+              </w:rPr>
+              <w:t>Analisis Aglomerasi Spasial, Rasio Kapasitas Off-grid</w:t>
+            </w:r>
+          </w:p>
+        </w:tc>
+        <w:tc>
+          <w:tcPr>
+            <w:tcW w:type="dxa" w:w="2835"/>
+            <w:vAlign w:val="center"/>
+            <w:shd w:val="clear" w:color="auto" w:fill="FFFFFF"/>
+            <w:tcMar>
+              <w:top w:w="40" w:type="dxa"/>
+              <w:bottom w:w="40" w:type="dxa"/>
+              <w:left w:w="80" w:type="dxa"/>
+              <w:right w:w="80" w:type="dxa"/>
+            </w:tcMar>
+            <w:tcBorders>
+              <w:top w:val="single" w:sz="4" w:color="D0D7DE" w:space="0"/>
+              <w:left w:val="single" w:sz="4" w:color="D0D7DE" w:space="0"/>
+              <w:bottom w:val="single" w:sz="4" w:color="D0D7DE" w:space="0"/>
+              <w:right w:val="single" w:sz="4" w:color="D0D7DE" w:space="0"/>
+            </w:tcBorders>
+          </w:tcPr>
+          <w:p>
+            <w:pPr>
+              <w:spacing w:before="20" w:after="20"/>
+              <w:jc w:val="left"/>
+            </w:pPr>
+            <w:r>
+              <w:rPr>
+                <w:b w:val="0"/>
+                <w:i w:val="0"/>
+                <w:color w:val="222222"/>
+                <w:sz w:val="15"/>
+              </w:rPr>
+              <w:t>Peta Sebaran Smelter, Stacked Bar Kapasitas MW</w:t>
+            </w:r>
+          </w:p>
+        </w:tc>
+      </w:tr>
+      <w:tr>
+        <w:tc>
+          <w:tcPr>
+            <w:tcW w:type="dxa" w:w="1361"/>
+            <w:vAlign w:val="center"/>
+            <w:shd w:val="clear" w:color="auto" w:fill="F9FBF9"/>
+            <w:tcMar>
+              <w:top w:w="40" w:type="dxa"/>
+              <w:bottom w:w="40" w:type="dxa"/>
+              <w:left w:w="80" w:type="dxa"/>
+              <w:right w:w="80" w:type="dxa"/>
+            </w:tcMar>
+            <w:tcBorders>
+              <w:top w:val="single" w:sz="4" w:color="D0D7DE" w:space="0"/>
+              <w:left w:val="single" w:sz="4" w:color="D0D7DE" w:space="0"/>
+              <w:bottom w:val="single" w:sz="4" w:color="D0D7DE" w:space="0"/>
+              <w:right w:val="single" w:sz="4" w:color="D0D7DE" w:space="0"/>
+            </w:tcBorders>
+          </w:tcPr>
+          <w:p>
+            <w:pPr>
+              <w:spacing w:before="20" w:after="20"/>
+              <w:jc w:val="center"/>
+            </w:pPr>
+            <w:r>
+              <w:rPr>
+                <w:b w:val="0"/>
+                <w:i w:val="0"/>
+                <w:color w:val="222222"/>
+                <w:sz w:val="15"/>
+              </w:rPr>
+              <w:t>Sub-bab 1.3</w:t>
+            </w:r>
+          </w:p>
+        </w:tc>
+        <w:tc>
+          <w:tcPr>
+            <w:tcW w:type="dxa" w:w="2438"/>
+            <w:vAlign w:val="center"/>
+            <w:shd w:val="clear" w:color="auto" w:fill="F9FBF9"/>
+            <w:tcMar>
+              <w:top w:w="40" w:type="dxa"/>
+              <w:bottom w:w="40" w:type="dxa"/>
+              <w:left w:w="80" w:type="dxa"/>
+              <w:right w:w="80" w:type="dxa"/>
+            </w:tcMar>
+            <w:tcBorders>
+              <w:top w:val="single" w:sz="4" w:color="D0D7DE" w:space="0"/>
+              <w:left w:val="single" w:sz="4" w:color="D0D7DE" w:space="0"/>
+              <w:bottom w:val="single" w:sz="4" w:color="D0D7DE" w:space="0"/>
+              <w:right w:val="single" w:sz="4" w:color="D0D7DE" w:space="0"/>
+            </w:tcBorders>
+          </w:tcPr>
+          <w:p>
+            <w:pPr>
+              <w:spacing w:before="20" w:after="20"/>
+              <w:jc w:val="left"/>
+            </w:pPr>
+            <w:r>
+              <w:rPr>
+                <w:b w:val="0"/>
+                <w:i w:val="0"/>
+                <w:color w:val="222222"/>
+                <w:sz w:val="15"/>
+              </w:rPr>
+              <w:t>Tren Perizinan Konsesi Tambang</w:t>
+            </w:r>
+          </w:p>
+        </w:tc>
+        <w:tc>
+          <w:tcPr>
+            <w:tcW w:type="dxa" w:w="3005"/>
+            <w:vAlign w:val="center"/>
+            <w:shd w:val="clear" w:color="auto" w:fill="F9FBF9"/>
+            <w:tcMar>
+              <w:top w:w="40" w:type="dxa"/>
+              <w:bottom w:w="40" w:type="dxa"/>
+              <w:left w:w="80" w:type="dxa"/>
+              <w:right w:w="80" w:type="dxa"/>
+            </w:tcMar>
+            <w:tcBorders>
+              <w:top w:val="single" w:sz="4" w:color="D0D7DE" w:space="0"/>
+              <w:left w:val="single" w:sz="4" w:color="D0D7DE" w:space="0"/>
+              <w:bottom w:val="single" w:sz="4" w:color="D0D7DE" w:space="0"/>
+              <w:right w:val="single" w:sz="4" w:color="D0D7DE" w:space="0"/>
+            </w:tcBorders>
+          </w:tcPr>
+          <w:p>
+            <w:pPr>
+              <w:spacing w:before="20" w:after="20"/>
+              <w:jc w:val="left"/>
+            </w:pPr>
+            <w:r>
+              <w:rPr>
+                <w:b w:val="0"/>
+                <w:i w:val="0"/>
+                <w:color w:val="222222"/>
+                <w:sz w:val="15"/>
+              </w:rPr>
+              <w:t>Deret Waktu Tahunan, Laju Alih Ruang Ha/Hari</w:t>
+            </w:r>
+          </w:p>
+        </w:tc>
+        <w:tc>
+          <w:tcPr>
+            <w:tcW w:type="dxa" w:w="2835"/>
+            <w:vAlign w:val="center"/>
+            <w:shd w:val="clear" w:color="auto" w:fill="F9FBF9"/>
+            <w:tcMar>
+              <w:top w:w="40" w:type="dxa"/>
+              <w:bottom w:w="40" w:type="dxa"/>
+              <w:left w:w="80" w:type="dxa"/>
+              <w:right w:w="80" w:type="dxa"/>
+            </w:tcMar>
+            <w:tcBorders>
+              <w:top w:val="single" w:sz="4" w:color="D0D7DE" w:space="0"/>
+              <w:left w:val="single" w:sz="4" w:color="D0D7DE" w:space="0"/>
+              <w:bottom w:val="single" w:sz="4" w:color="D0D7DE" w:space="0"/>
+              <w:right w:val="single" w:sz="4" w:color="D0D7DE" w:space="0"/>
+            </w:tcBorders>
+          </w:tcPr>
+          <w:p>
+            <w:pPr>
+              <w:spacing w:before="20" w:after="20"/>
+              <w:jc w:val="left"/>
+            </w:pPr>
+            <w:r>
+              <w:rPr>
+                <w:b w:val="0"/>
+                <w:i w:val="0"/>
+                <w:color w:val="222222"/>
+                <w:sz w:val="15"/>
+              </w:rPr>
+              <w:t>Area Chart Akumulasi Izin &amp; Luas Konsesi</w:t>
+            </w:r>
+          </w:p>
+        </w:tc>
+      </w:tr>
+      <w:tr>
+        <w:tc>
+          <w:tcPr>
+            <w:tcW w:type="dxa" w:w="1361"/>
+            <w:vAlign w:val="center"/>
+            <w:shd w:val="clear" w:color="auto" w:fill="FFFFFF"/>
+            <w:tcMar>
+              <w:top w:w="40" w:type="dxa"/>
+              <w:bottom w:w="40" w:type="dxa"/>
+              <w:left w:w="80" w:type="dxa"/>
+              <w:right w:w="80" w:type="dxa"/>
+            </w:tcMar>
+            <w:tcBorders>
+              <w:top w:val="single" w:sz="4" w:color="D0D7DE" w:space="0"/>
+              <w:left w:val="single" w:sz="4" w:color="D0D7DE" w:space="0"/>
+              <w:bottom w:val="single" w:sz="4" w:color="D0D7DE" w:space="0"/>
+              <w:right w:val="single" w:sz="4" w:color="D0D7DE" w:space="0"/>
+            </w:tcBorders>
+          </w:tcPr>
+          <w:p>
+            <w:pPr>
+              <w:spacing w:before="20" w:after="20"/>
+              <w:jc w:val="center"/>
+            </w:pPr>
+            <w:r>
+              <w:rPr>
+                <w:b w:val="0"/>
+                <w:i w:val="0"/>
+                <w:color w:val="222222"/>
+                <w:sz w:val="15"/>
+              </w:rPr>
+              <w:t>Sub-bab 1.4</w:t>
+            </w:r>
+          </w:p>
+        </w:tc>
+        <w:tc>
+          <w:tcPr>
+            <w:tcW w:type="dxa" w:w="2438"/>
+            <w:vAlign w:val="center"/>
+            <w:shd w:val="clear" w:color="auto" w:fill="FFFFFF"/>
+            <w:tcMar>
+              <w:top w:w="40" w:type="dxa"/>
+              <w:bottom w:w="40" w:type="dxa"/>
+              <w:left w:w="80" w:type="dxa"/>
+              <w:right w:w="80" w:type="dxa"/>
+            </w:tcMar>
+            <w:tcBorders>
+              <w:top w:val="single" w:sz="4" w:color="D0D7DE" w:space="0"/>
+              <w:left w:val="single" w:sz="4" w:color="D0D7DE" w:space="0"/>
+              <w:bottom w:val="single" w:sz="4" w:color="D0D7DE" w:space="0"/>
+              <w:right w:val="single" w:sz="4" w:color="D0D7DE" w:space="0"/>
+            </w:tcBorders>
+          </w:tcPr>
+          <w:p>
+            <w:pPr>
+              <w:spacing w:before="20" w:after="20"/>
+              <w:jc w:val="left"/>
+            </w:pPr>
+            <w:r>
+              <w:rPr>
+                <w:b w:val="0"/>
+                <w:i w:val="0"/>
+                <w:color w:val="222222"/>
+                <w:sz w:val="15"/>
+              </w:rPr>
+              <w:t>Arus Investasi PMDN &amp; Deforestasi</w:t>
+            </w:r>
+          </w:p>
+        </w:tc>
+        <w:tc>
+          <w:tcPr>
+            <w:tcW w:type="dxa" w:w="3005"/>
+            <w:vAlign w:val="center"/>
+            <w:shd w:val="clear" w:color="auto" w:fill="FFFFFF"/>
+            <w:tcMar>
+              <w:top w:w="40" w:type="dxa"/>
+              <w:bottom w:w="40" w:type="dxa"/>
+              <w:left w:w="80" w:type="dxa"/>
+              <w:right w:w="80" w:type="dxa"/>
+            </w:tcMar>
+            <w:tcBorders>
+              <w:top w:val="single" w:sz="4" w:color="D0D7DE" w:space="0"/>
+              <w:left w:val="single" w:sz="4" w:color="D0D7DE" w:space="0"/>
+              <w:bottom w:val="single" w:sz="4" w:color="D0D7DE" w:space="0"/>
+              <w:right w:val="single" w:sz="4" w:color="D0D7DE" w:space="0"/>
+            </w:tcBorders>
+          </w:tcPr>
+          <w:p>
+            <w:pPr>
+              <w:spacing w:before="20" w:after="20"/>
+              <w:jc w:val="left"/>
+            </w:pPr>
+            <w:r>
+              <w:rPr>
+                <w:b w:val="0"/>
+                <w:i w:val="0"/>
+                <w:color w:val="222222"/>
+                <w:sz w:val="15"/>
+              </w:rPr>
+              <w:t>Uji Non-parametrik Chi-Square (χ²), Odds Ratio (OR)</w:t>
+            </w:r>
+          </w:p>
+        </w:tc>
+        <w:tc>
+          <w:tcPr>
+            <w:tcW w:type="dxa" w:w="2835"/>
+            <w:vAlign w:val="center"/>
+            <w:shd w:val="clear" w:color="auto" w:fill="FFFFFF"/>
+            <w:tcMar>
+              <w:top w:w="40" w:type="dxa"/>
+              <w:bottom w:w="40" w:type="dxa"/>
+              <w:left w:w="80" w:type="dxa"/>
+              <w:right w:w="80" w:type="dxa"/>
+            </w:tcMar>
+            <w:tcBorders>
+              <w:top w:val="single" w:sz="4" w:color="D0D7DE" w:space="0"/>
+              <w:left w:val="single" w:sz="4" w:color="D0D7DE" w:space="0"/>
+              <w:bottom w:val="single" w:sz="4" w:color="D0D7DE" w:space="0"/>
+              <w:right w:val="single" w:sz="4" w:color="D0D7DE" w:space="0"/>
+            </w:tcBorders>
+          </w:tcPr>
+          <w:p>
+            <w:pPr>
+              <w:spacing w:before="20" w:after="20"/>
+              <w:jc w:val="left"/>
+            </w:pPr>
+            <w:r>
+              <w:rPr>
+                <w:b w:val="0"/>
+                <w:i w:val="0"/>
+                <w:color w:val="222222"/>
+                <w:sz w:val="15"/>
+              </w:rPr>
+              <w:t>Matriks Tabel Kontinjensi 2×2, Ringkasan Inferensial</w:t>
+            </w:r>
+          </w:p>
+        </w:tc>
+      </w:tr>
+      <w:tr>
+        <w:tc>
+          <w:tcPr>
+            <w:tcW w:type="dxa" w:w="1361"/>
+            <w:vAlign w:val="center"/>
+            <w:shd w:val="clear" w:color="auto" w:fill="F9FBF9"/>
+            <w:tcMar>
+              <w:top w:w="40" w:type="dxa"/>
+              <w:bottom w:w="40" w:type="dxa"/>
+              <w:left w:w="80" w:type="dxa"/>
+              <w:right w:w="80" w:type="dxa"/>
+            </w:tcMar>
+            <w:tcBorders>
+              <w:top w:val="single" w:sz="4" w:color="D0D7DE" w:space="0"/>
+              <w:left w:val="single" w:sz="4" w:color="D0D7DE" w:space="0"/>
+              <w:bottom w:val="single" w:sz="4" w:color="D0D7DE" w:space="0"/>
+              <w:right w:val="single" w:sz="4" w:color="D0D7DE" w:space="0"/>
+            </w:tcBorders>
+          </w:tcPr>
+          <w:p>
+            <w:pPr>
+              <w:spacing w:before="20" w:after="20"/>
+              <w:jc w:val="center"/>
+            </w:pPr>
+            <w:r>
+              <w:rPr>
+                <w:b w:val="0"/>
+                <w:i w:val="0"/>
+                <w:color w:val="222222"/>
+                <w:sz w:val="15"/>
+              </w:rPr>
+              <w:t>Sub-bab 1.5–1.6</w:t>
+            </w:r>
+          </w:p>
+        </w:tc>
+        <w:tc>
+          <w:tcPr>
+            <w:tcW w:type="dxa" w:w="2438"/>
+            <w:vAlign w:val="center"/>
+            <w:shd w:val="clear" w:color="auto" w:fill="F9FBF9"/>
+            <w:tcMar>
+              <w:top w:w="40" w:type="dxa"/>
+              <w:bottom w:w="40" w:type="dxa"/>
+              <w:left w:w="80" w:type="dxa"/>
+              <w:right w:w="80" w:type="dxa"/>
+            </w:tcMar>
+            <w:tcBorders>
+              <w:top w:val="single" w:sz="4" w:color="D0D7DE" w:space="0"/>
+              <w:left w:val="single" w:sz="4" w:color="D0D7DE" w:space="0"/>
+              <w:bottom w:val="single" w:sz="4" w:color="D0D7DE" w:space="0"/>
+              <w:right w:val="single" w:sz="4" w:color="D0D7DE" w:space="0"/>
+            </w:tcBorders>
+          </w:tcPr>
+          <w:p>
+            <w:pPr>
+              <w:spacing w:before="20" w:after="20"/>
+              <w:jc w:val="left"/>
+            </w:pPr>
+            <w:r>
+              <w:rPr>
+                <w:b w:val="0"/>
+                <w:i w:val="0"/>
+                <w:color w:val="222222"/>
+                <w:sz w:val="15"/>
+              </w:rPr>
+              <w:t>Infrastruktur Logistik &amp; Rantai Pasok</w:t>
+            </w:r>
+          </w:p>
+        </w:tc>
+        <w:tc>
+          <w:tcPr>
+            <w:tcW w:type="dxa" w:w="3005"/>
+            <w:vAlign w:val="center"/>
+            <w:shd w:val="clear" w:color="auto" w:fill="F9FBF9"/>
+            <w:tcMar>
+              <w:top w:w="40" w:type="dxa"/>
+              <w:bottom w:w="40" w:type="dxa"/>
+              <w:left w:w="80" w:type="dxa"/>
+              <w:right w:w="80" w:type="dxa"/>
+            </w:tcMar>
+            <w:tcBorders>
+              <w:top w:val="single" w:sz="4" w:color="D0D7DE" w:space="0"/>
+              <w:left w:val="single" w:sz="4" w:color="D0D7DE" w:space="0"/>
+              <w:bottom w:val="single" w:sz="4" w:color="D0D7DE" w:space="0"/>
+              <w:right w:val="single" w:sz="4" w:color="D0D7DE" w:space="0"/>
+            </w:tcBorders>
+          </w:tcPr>
+          <w:p>
+            <w:pPr>
+              <w:spacing w:before="20" w:after="20"/>
+              <w:jc w:val="left"/>
+            </w:pPr>
+            <w:r>
+              <w:rPr>
+                <w:b w:val="0"/>
+                <w:i w:val="0"/>
+                <w:color w:val="222222"/>
+                <w:sz w:val="15"/>
+              </w:rPr>
+              <w:t>Triangulasi Dokumen Resmi, Kurva Parametrik Bézier</w:t>
+            </w:r>
+          </w:p>
+        </w:tc>
+        <w:tc>
+          <w:tcPr>
+            <w:tcW w:type="dxa" w:w="2835"/>
+            <w:vAlign w:val="center"/>
+            <w:shd w:val="clear" w:color="auto" w:fill="F9FBF9"/>
+            <w:tcMar>
+              <w:top w:w="40" w:type="dxa"/>
+              <w:bottom w:w="40" w:type="dxa"/>
+              <w:left w:w="80" w:type="dxa"/>
+              <w:right w:w="80" w:type="dxa"/>
+            </w:tcMar>
+            <w:tcBorders>
+              <w:top w:val="single" w:sz="4" w:color="D0D7DE" w:space="0"/>
+              <w:left w:val="single" w:sz="4" w:color="D0D7DE" w:space="0"/>
+              <w:bottom w:val="single" w:sz="4" w:color="D0D7DE" w:space="0"/>
+              <w:right w:val="single" w:sz="4" w:color="D0D7DE" w:space="0"/>
+            </w:tcBorders>
+          </w:tcPr>
+          <w:p>
+            <w:pPr>
+              <w:spacing w:before="20" w:after="20"/>
+              <w:jc w:val="left"/>
+            </w:pPr>
+            <w:r>
+              <w:rPr>
+                <w:b w:val="0"/>
+                <w:i w:val="0"/>
+                <w:color w:val="222222"/>
+                <w:sz w:val="15"/>
+              </w:rPr>
+              <w:t>Peta Alur Pelayaran Ekspor, Matriks Insiden Maritim</w:t>
+            </w:r>
+          </w:p>
+        </w:tc>
+      </w:tr>
+    </w:tbl>
+    <w:p>
+      <w:pPr>
+        <w:spacing w:before="0" w:after="60"/>
+      </w:pPr>
+    </w:p>
+    <w:p>
+      <w:pPr>
+        <w:keepNext/>
+        <w:spacing w:before="220" w:after="60"/>
+        <w:pBdr>
+          <w:bottom w:val="single" w:sz="6" w:space="2" w:color="2E7D32"/>
+        </w:pBdr>
+      </w:pPr>
+      <w:r>
+        <w:rPr>
+          <w:b/>
+          <w:i w:val="0"/>
+          <w:color w:val="1B5E20"/>
+          <w:sz w:val="20"/>
+        </w:rPr>
+        <w:t>6.  BAGAN ALUR KERANGKA KERJA RISET (RESEARCH WORKFLOW)</w:t>
+      </w:r>
+    </w:p>
+    <w:p>
+      <w:pPr>
+        <w:spacing w:after="80" w:line="276" w:lineRule="auto"/>
+        <w:jc w:val="both"/>
+      </w:pPr>
+      <w:r>
+        <w:rPr>
+          <w:b w:val="0"/>
+          <w:i w:val="0"/>
+          <w:color w:val="222222"/>
+          <w:sz w:val="17"/>
+        </w:rPr>
+        <w:t>Kerangka kerja operasional metodologi Bab 1 berjalan secara sekuensial melalui empat fase sistematis:</w:t>
+      </w:r>
+    </w:p>
+    <w:tbl>
+      <w:tblPr>
+        <w:tblW w:type="auto" w:w="0"/>
+        <w:jc w:val="center"/>
+        <w:tblLayout w:type="fixed"/>
+        <w:tblLook w:firstColumn="1" w:firstRow="1" w:lastColumn="0" w:lastRow="0" w:noHBand="0" w:noVBand="1" w:val="04A0"/>
+      </w:tblPr>
+      <w:tblGrid>
+        <w:gridCol w:w="3213"/>
+        <w:gridCol w:w="3213"/>
+        <w:gridCol w:w="3213"/>
+      </w:tblGrid>
+      <w:tr>
+        <w:tc>
+          <w:tcPr>
+            <w:tcW w:type="dxa" w:w="1134"/>
+            <w:shd w:val="clear" w:color="auto" w:fill="2E7D32"/>
+            <w:tcMar>
+              <w:top w:w="50" w:type="dxa"/>
+              <w:bottom w:w="50" w:type="dxa"/>
+              <w:left w:w="80" w:type="dxa"/>
+              <w:right w:w="80" w:type="dxa"/>
+            </w:tcMar>
+            <w:tcBorders>
+              <w:top w:val="single" w:sz="4" w:color="D0D7DE" w:space="0"/>
+              <w:left w:val="single" w:sz="4" w:color="D0D7DE" w:space="0"/>
+              <w:bottom w:val="single" w:sz="4" w:color="D0D7DE" w:space="0"/>
+              <w:right w:val="single" w:sz="4" w:color="D0D7DE" w:space="0"/>
+            </w:tcBorders>
+          </w:tcPr>
+          <w:p>
+            <w:pPr>
+              <w:spacing w:before="40" w:after="40"/>
+              <w:jc w:val="center"/>
+            </w:pPr>
+            <w:r>
+              <w:rPr>
+                <w:b/>
+                <w:i w:val="0"/>
+                <w:color w:val="FFFFFF"/>
+                <w:sz w:val="15"/>
+              </w:rPr>
+              <w:t>Fase Riset</w:t>
+            </w:r>
+          </w:p>
+        </w:tc>
+        <w:tc>
+          <w:tcPr>
+            <w:tcW w:type="dxa" w:w="2551"/>
+            <w:shd w:val="clear" w:color="auto" w:fill="2E7D32"/>
+            <w:tcMar>
+              <w:top w:w="50" w:type="dxa"/>
+              <w:bottom w:w="50" w:type="dxa"/>
+              <w:left w:w="80" w:type="dxa"/>
+              <w:right w:w="80" w:type="dxa"/>
+            </w:tcMar>
+            <w:tcBorders>
+              <w:top w:val="single" w:sz="4" w:color="D0D7DE" w:space="0"/>
+              <w:left w:val="single" w:sz="4" w:color="D0D7DE" w:space="0"/>
+              <w:bottom w:val="single" w:sz="4" w:color="D0D7DE" w:space="0"/>
+              <w:right w:val="single" w:sz="4" w:color="D0D7DE" w:space="0"/>
+            </w:tcBorders>
+          </w:tcPr>
+          <w:p>
+            <w:pPr>
+              <w:spacing w:before="40" w:after="40"/>
+              <w:jc w:val="center"/>
+            </w:pPr>
+            <w:r>
+              <w:rPr>
+                <w:b/>
+                <w:i w:val="0"/>
+                <w:color w:val="FFFFFF"/>
+                <w:sz w:val="15"/>
+              </w:rPr>
+              <w:t>Tahapan Metodologis</w:t>
+            </w:r>
+          </w:p>
+        </w:tc>
+        <w:tc>
+          <w:tcPr>
+            <w:tcW w:type="dxa" w:w="5953"/>
+            <w:shd w:val="clear" w:color="auto" w:fill="2E7D32"/>
+            <w:tcMar>
+              <w:top w:w="50" w:type="dxa"/>
+              <w:bottom w:w="50" w:type="dxa"/>
+              <w:left w:w="80" w:type="dxa"/>
+              <w:right w:w="80" w:type="dxa"/>
+            </w:tcMar>
+            <w:tcBorders>
+              <w:top w:val="single" w:sz="4" w:color="D0D7DE" w:space="0"/>
+              <w:left w:val="single" w:sz="4" w:color="D0D7DE" w:space="0"/>
+              <w:bottom w:val="single" w:sz="4" w:color="D0D7DE" w:space="0"/>
+              <w:right w:val="single" w:sz="4" w:color="D0D7DE" w:space="0"/>
+            </w:tcBorders>
+          </w:tcPr>
+          <w:p>
+            <w:pPr>
+              <w:spacing w:before="40" w:after="40"/>
+              <w:jc w:val="center"/>
+            </w:pPr>
+            <w:r>
+              <w:rPr>
+                <w:b/>
+                <w:i w:val="0"/>
+                <w:color w:val="FFFFFF"/>
+                <w:sz w:val="15"/>
+              </w:rPr>
+              <w:t>Rincian Operasional &amp; Bahan Analisis</w:t>
+            </w:r>
+          </w:p>
+        </w:tc>
+      </w:tr>
+      <w:tr>
+        <w:tc>
+          <w:tcPr>
+            <w:tcW w:type="dxa" w:w="1134"/>
+            <w:vAlign w:val="center"/>
+            <w:shd w:val="clear" w:color="auto" w:fill="F9FBF9"/>
+            <w:tcMar>
+              <w:top w:w="40" w:type="dxa"/>
+              <w:bottom w:w="40" w:type="dxa"/>
+              <w:left w:w="80" w:type="dxa"/>
+              <w:right w:w="80" w:type="dxa"/>
+            </w:tcMar>
+            <w:tcBorders>
+              <w:top w:val="single" w:sz="4" w:color="D0D7DE" w:space="0"/>
+              <w:left w:val="single" w:sz="4" w:color="D0D7DE" w:space="0"/>
+              <w:bottom w:val="single" w:sz="4" w:color="D0D7DE" w:space="0"/>
+              <w:right w:val="single" w:sz="4" w:color="D0D7DE" w:space="0"/>
+            </w:tcBorders>
+          </w:tcPr>
+          <w:p>
+            <w:pPr>
+              <w:spacing w:before="20" w:after="20"/>
+              <w:jc w:val="center"/>
+            </w:pPr>
+            <w:r>
+              <w:rPr>
+                <w:b w:val="0"/>
+                <w:i w:val="0"/>
+                <w:color w:val="222222"/>
+                <w:sz w:val="15"/>
+              </w:rPr>
+              <w:t>Fase I</w:t>
+            </w:r>
+          </w:p>
+        </w:tc>
+        <w:tc>
+          <w:tcPr>
+            <w:tcW w:type="dxa" w:w="2551"/>
+            <w:vAlign w:val="center"/>
+            <w:shd w:val="clear" w:color="auto" w:fill="F9FBF9"/>
+            <w:tcMar>
+              <w:top w:w="40" w:type="dxa"/>
+              <w:bottom w:w="40" w:type="dxa"/>
+              <w:left w:w="80" w:type="dxa"/>
+              <w:right w:w="80" w:type="dxa"/>
+            </w:tcMar>
+            <w:tcBorders>
+              <w:top w:val="single" w:sz="4" w:color="D0D7DE" w:space="0"/>
+              <w:left w:val="single" w:sz="4" w:color="D0D7DE" w:space="0"/>
+              <w:bottom w:val="single" w:sz="4" w:color="D0D7DE" w:space="0"/>
+              <w:right w:val="single" w:sz="4" w:color="D0D7DE" w:space="0"/>
+            </w:tcBorders>
+          </w:tcPr>
+          <w:p>
+            <w:pPr>
+              <w:spacing w:before="20" w:after="20"/>
+              <w:jc w:val="left"/>
+            </w:pPr>
+            <w:r>
+              <w:rPr>
+                <w:b w:val="0"/>
+                <w:i w:val="0"/>
+                <w:color w:val="222222"/>
+                <w:sz w:val="15"/>
+              </w:rPr>
+              <w:t>Akuisisi &amp; Kurasi Data</w:t>
+            </w:r>
+          </w:p>
+        </w:tc>
+        <w:tc>
+          <w:tcPr>
+            <w:tcW w:type="dxa" w:w="5953"/>
+            <w:vAlign w:val="center"/>
+            <w:shd w:val="clear" w:color="auto" w:fill="F9FBF9"/>
+            <w:tcMar>
+              <w:top w:w="40" w:type="dxa"/>
+              <w:bottom w:w="40" w:type="dxa"/>
+              <w:left w:w="80" w:type="dxa"/>
+              <w:right w:w="80" w:type="dxa"/>
+            </w:tcMar>
+            <w:tcBorders>
+              <w:top w:val="single" w:sz="4" w:color="D0D7DE" w:space="0"/>
+              <w:left w:val="single" w:sz="4" w:color="D0D7DE" w:space="0"/>
+              <w:bottom w:val="single" w:sz="4" w:color="D0D7DE" w:space="0"/>
+              <w:right w:val="single" w:sz="4" w:color="D0D7DE" w:space="0"/>
+            </w:tcBorders>
+          </w:tcPr>
+          <w:p>
+            <w:pPr>
+              <w:spacing w:before="20" w:after="20"/>
+              <w:jc w:val="left"/>
+            </w:pPr>
+            <w:r>
+              <w:rPr>
+                <w:b w:val="0"/>
+                <w:i w:val="0"/>
+                <w:color w:val="222222"/>
+                <w:sz w:val="15"/>
+              </w:rPr>
+              <w:t>Pengumpulan basis data resmi terbuka: BPS (PDRB &amp; Keuangan Daerah), ESDM MODI (IUP &amp; Konsesi), GEM (PLTU), BKPM (PMDN), GFW (Deforestasi), KNKT (Logistik).</w:t>
+            </w:r>
+          </w:p>
+        </w:tc>
+      </w:tr>
+      <w:tr>
+        <w:tc>
+          <w:tcPr>
+            <w:tcW w:type="dxa" w:w="1134"/>
+            <w:vAlign w:val="center"/>
+            <w:shd w:val="clear" w:color="auto" w:fill="FFFFFF"/>
+            <w:tcMar>
+              <w:top w:w="40" w:type="dxa"/>
+              <w:bottom w:w="40" w:type="dxa"/>
+              <w:left w:w="80" w:type="dxa"/>
+              <w:right w:w="80" w:type="dxa"/>
+            </w:tcMar>
+            <w:tcBorders>
+              <w:top w:val="single" w:sz="4" w:color="D0D7DE" w:space="0"/>
+              <w:left w:val="single" w:sz="4" w:color="D0D7DE" w:space="0"/>
+              <w:bottom w:val="single" w:sz="4" w:color="D0D7DE" w:space="0"/>
+              <w:right w:val="single" w:sz="4" w:color="D0D7DE" w:space="0"/>
+            </w:tcBorders>
+          </w:tcPr>
+          <w:p>
+            <w:pPr>
+              <w:spacing w:before="20" w:after="20"/>
+              <w:jc w:val="center"/>
+            </w:pPr>
+            <w:r>
+              <w:rPr>
+                <w:b w:val="0"/>
+                <w:i w:val="0"/>
+                <w:color w:val="222222"/>
+                <w:sz w:val="15"/>
+              </w:rPr>
+              <w:t>Fase II</w:t>
+            </w:r>
+          </w:p>
+        </w:tc>
+        <w:tc>
+          <w:tcPr>
+            <w:tcW w:type="dxa" w:w="2551"/>
+            <w:vAlign w:val="center"/>
+            <w:shd w:val="clear" w:color="auto" w:fill="FFFFFF"/>
+            <w:tcMar>
+              <w:top w:w="40" w:type="dxa"/>
+              <w:bottom w:w="40" w:type="dxa"/>
+              <w:left w:w="80" w:type="dxa"/>
+              <w:right w:w="80" w:type="dxa"/>
+            </w:tcMar>
+            <w:tcBorders>
+              <w:top w:val="single" w:sz="4" w:color="D0D7DE" w:space="0"/>
+              <w:left w:val="single" w:sz="4" w:color="D0D7DE" w:space="0"/>
+              <w:bottom w:val="single" w:sz="4" w:color="D0D7DE" w:space="0"/>
+              <w:right w:val="single" w:sz="4" w:color="D0D7DE" w:space="0"/>
+            </w:tcBorders>
+          </w:tcPr>
+          <w:p>
+            <w:pPr>
+              <w:spacing w:before="20" w:after="20"/>
+              <w:jc w:val="left"/>
+            </w:pPr>
+            <w:r>
+              <w:rPr>
+                <w:b w:val="0"/>
+                <w:i w:val="0"/>
+                <w:color w:val="222222"/>
+                <w:sz w:val="15"/>
+              </w:rPr>
+              <w:t>Reklasifikasi Hukum &amp; Spasial</w:t>
+            </w:r>
+          </w:p>
+        </w:tc>
+        <w:tc>
+          <w:tcPr>
+            <w:tcW w:type="dxa" w:w="5953"/>
+            <w:vAlign w:val="center"/>
+            <w:shd w:val="clear" w:color="auto" w:fill="FFFFFF"/>
+            <w:tcMar>
+              <w:top w:w="40" w:type="dxa"/>
+              <w:bottom w:w="40" w:type="dxa"/>
+              <w:left w:w="80" w:type="dxa"/>
+              <w:right w:w="80" w:type="dxa"/>
+            </w:tcMar>
+            <w:tcBorders>
+              <w:top w:val="single" w:sz="4" w:color="D0D7DE" w:space="0"/>
+              <w:left w:val="single" w:sz="4" w:color="D0D7DE" w:space="0"/>
+              <w:bottom w:val="single" w:sz="4" w:color="D0D7DE" w:space="0"/>
+              <w:right w:val="single" w:sz="4" w:color="D0D7DE" w:space="0"/>
+            </w:tcBorders>
+          </w:tcPr>
+          <w:p>
+            <w:pPr>
+              <w:spacing w:before="20" w:after="20"/>
+              <w:jc w:val="left"/>
+            </w:pPr>
+            <w:r>
+              <w:rPr>
+                <w:b w:val="0"/>
+                <w:i w:val="0"/>
+                <w:color w:val="222222"/>
+                <w:sz w:val="15"/>
+              </w:rPr>
+              <w:t>Standardisasi klasifikasi ekonomi berbasis mandat regulasi hilirisasi (UU 3/2020 &amp; Perpres 112/2022) menjadi 3 klaster makro serta dekomposisi data ke level kabupaten.</w:t>
+            </w:r>
+          </w:p>
+        </w:tc>
+      </w:tr>
+      <w:tr>
+        <w:tc>
+          <w:tcPr>
+            <w:tcW w:type="dxa" w:w="1134"/>
+            <w:vAlign w:val="center"/>
+            <w:shd w:val="clear" w:color="auto" w:fill="F9FBF9"/>
+            <w:tcMar>
+              <w:top w:w="40" w:type="dxa"/>
+              <w:bottom w:w="40" w:type="dxa"/>
+              <w:left w:w="80" w:type="dxa"/>
+              <w:right w:w="80" w:type="dxa"/>
+            </w:tcMar>
+            <w:tcBorders>
+              <w:top w:val="single" w:sz="4" w:color="D0D7DE" w:space="0"/>
+              <w:left w:val="single" w:sz="4" w:color="D0D7DE" w:space="0"/>
+              <w:bottom w:val="single" w:sz="4" w:color="D0D7DE" w:space="0"/>
+              <w:right w:val="single" w:sz="4" w:color="D0D7DE" w:space="0"/>
+            </w:tcBorders>
+          </w:tcPr>
+          <w:p>
+            <w:pPr>
+              <w:spacing w:before="20" w:after="20"/>
+              <w:jc w:val="center"/>
+            </w:pPr>
+            <w:r>
+              <w:rPr>
+                <w:b w:val="0"/>
+                <w:i w:val="0"/>
+                <w:color w:val="222222"/>
+                <w:sz w:val="15"/>
+              </w:rPr>
+              <w:t>Fase III</w:t>
+            </w:r>
+          </w:p>
+        </w:tc>
+        <w:tc>
+          <w:tcPr>
+            <w:tcW w:type="dxa" w:w="2551"/>
+            <w:vAlign w:val="center"/>
+            <w:shd w:val="clear" w:color="auto" w:fill="F9FBF9"/>
+            <w:tcMar>
+              <w:top w:w="40" w:type="dxa"/>
+              <w:bottom w:w="40" w:type="dxa"/>
+              <w:left w:w="80" w:type="dxa"/>
+              <w:right w:w="80" w:type="dxa"/>
+            </w:tcMar>
+            <w:tcBorders>
+              <w:top w:val="single" w:sz="4" w:color="D0D7DE" w:space="0"/>
+              <w:left w:val="single" w:sz="4" w:color="D0D7DE" w:space="0"/>
+              <w:bottom w:val="single" w:sz="4" w:color="D0D7DE" w:space="0"/>
+              <w:right w:val="single" w:sz="4" w:color="D0D7DE" w:space="0"/>
+            </w:tcBorders>
+          </w:tcPr>
+          <w:p>
+            <w:pPr>
+              <w:spacing w:before="20" w:after="20"/>
+              <w:jc w:val="left"/>
+            </w:pPr>
+            <w:r>
+              <w:rPr>
+                <w:b w:val="0"/>
+                <w:i w:val="0"/>
+                <w:color w:val="222222"/>
+                <w:sz w:val="15"/>
+              </w:rPr>
+              <w:t>Pengujian Statistik Inferensial</w:t>
+            </w:r>
+          </w:p>
+        </w:tc>
+        <w:tc>
+          <w:tcPr>
+            <w:tcW w:type="dxa" w:w="5953"/>
+            <w:vAlign w:val="center"/>
+            <w:shd w:val="clear" w:color="auto" w:fill="F9FBF9"/>
+            <w:tcMar>
+              <w:top w:w="40" w:type="dxa"/>
+              <w:bottom w:w="40" w:type="dxa"/>
+              <w:left w:w="80" w:type="dxa"/>
+              <w:right w:w="80" w:type="dxa"/>
+            </w:tcMar>
+            <w:tcBorders>
+              <w:top w:val="single" w:sz="4" w:color="D0D7DE" w:space="0"/>
+              <w:left w:val="single" w:sz="4" w:color="D0D7DE" w:space="0"/>
+              <w:bottom w:val="single" w:sz="4" w:color="D0D7DE" w:space="0"/>
+              <w:right w:val="single" w:sz="4" w:color="D0D7DE" w:space="0"/>
+            </w:tcBorders>
+          </w:tcPr>
+          <w:p>
+            <w:pPr>
+              <w:spacing w:before="20" w:after="20"/>
+              <w:jc w:val="left"/>
+            </w:pPr>
+            <w:r>
+              <w:rPr>
+                <w:b w:val="0"/>
+                <w:i w:val="0"/>
+                <w:color w:val="222222"/>
+                <w:sz w:val="15"/>
+              </w:rPr>
+              <w:t>Konstruksi tabel kontinjensi 2×2 berbasis ambang median (Panel N=60), uji independensi Chi-Square (χ²), perhitungan rasio peluang risiko (Odds Ratio), dan uji asosiasi.</w:t>
+            </w:r>
+          </w:p>
+        </w:tc>
+      </w:tr>
+      <w:tr>
+        <w:tc>
+          <w:tcPr>
+            <w:tcW w:type="dxa" w:w="1134"/>
+            <w:vAlign w:val="center"/>
+            <w:shd w:val="clear" w:color="auto" w:fill="FFFFFF"/>
+            <w:tcMar>
+              <w:top w:w="40" w:type="dxa"/>
+              <w:bottom w:w="40" w:type="dxa"/>
+              <w:left w:w="80" w:type="dxa"/>
+              <w:right w:w="80" w:type="dxa"/>
+            </w:tcMar>
+            <w:tcBorders>
+              <w:top w:val="single" w:sz="4" w:color="D0D7DE" w:space="0"/>
+              <w:left w:val="single" w:sz="4" w:color="D0D7DE" w:space="0"/>
+              <w:bottom w:val="single" w:sz="4" w:color="D0D7DE" w:space="0"/>
+              <w:right w:val="single" w:sz="4" w:color="D0D7DE" w:space="0"/>
+            </w:tcBorders>
+          </w:tcPr>
+          <w:p>
+            <w:pPr>
+              <w:spacing w:before="20" w:after="20"/>
+              <w:jc w:val="center"/>
+            </w:pPr>
+            <w:r>
+              <w:rPr>
+                <w:b w:val="0"/>
+                <w:i w:val="0"/>
+                <w:color w:val="222222"/>
+                <w:sz w:val="15"/>
+              </w:rPr>
+              <w:t>Fase IV</w:t>
+            </w:r>
+          </w:p>
+        </w:tc>
+        <w:tc>
+          <w:tcPr>
+            <w:tcW w:type="dxa" w:w="2551"/>
+            <w:vAlign w:val="center"/>
+            <w:shd w:val="clear" w:color="auto" w:fill="FFFFFF"/>
+            <w:tcMar>
+              <w:top w:w="40" w:type="dxa"/>
+              <w:bottom w:w="40" w:type="dxa"/>
+              <w:left w:w="80" w:type="dxa"/>
+              <w:right w:w="80" w:type="dxa"/>
+            </w:tcMar>
+            <w:tcBorders>
+              <w:top w:val="single" w:sz="4" w:color="D0D7DE" w:space="0"/>
+              <w:left w:val="single" w:sz="4" w:color="D0D7DE" w:space="0"/>
+              <w:bottom w:val="single" w:sz="4" w:color="D0D7DE" w:space="0"/>
+              <w:right w:val="single" w:sz="4" w:color="D0D7DE" w:space="0"/>
+            </w:tcBorders>
+          </w:tcPr>
+          <w:p>
+            <w:pPr>
+              <w:spacing w:before="20" w:after="20"/>
+              <w:jc w:val="left"/>
+            </w:pPr>
+            <w:r>
+              <w:rPr>
+                <w:b w:val="0"/>
+                <w:i w:val="0"/>
+                <w:color w:val="222222"/>
+                <w:sz w:val="15"/>
+              </w:rPr>
+              <w:t>Pemodelan Spasial &amp; Sintesis Kebijakan</w:t>
+            </w:r>
+          </w:p>
+        </w:tc>
+        <w:tc>
+          <w:tcPr>
+            <w:tcW w:type="dxa" w:w="5953"/>
+            <w:vAlign w:val="center"/>
+            <w:shd w:val="clear" w:color="auto" w:fill="FFFFFF"/>
+            <w:tcMar>
+              <w:top w:w="40" w:type="dxa"/>
+              <w:bottom w:w="40" w:type="dxa"/>
+              <w:left w:w="80" w:type="dxa"/>
+              <w:right w:w="80" w:type="dxa"/>
+            </w:tcMar>
+            <w:tcBorders>
+              <w:top w:val="single" w:sz="4" w:color="D0D7DE" w:space="0"/>
+              <w:left w:val="single" w:sz="4" w:color="D0D7DE" w:space="0"/>
+              <w:bottom w:val="single" w:sz="4" w:color="D0D7DE" w:space="0"/>
+              <w:right w:val="single" w:sz="4" w:color="D0D7DE" w:space="0"/>
+            </w:tcBorders>
+          </w:tcPr>
+          <w:p>
+            <w:pPr>
+              <w:spacing w:before="20" w:after="20"/>
+              <w:jc w:val="left"/>
+            </w:pPr>
+            <w:r>
+              <w:rPr>
+                <w:b w:val="0"/>
+                <w:i w:val="0"/>
+                <w:color w:val="222222"/>
+                <w:sz w:val="15"/>
+              </w:rPr>
+              <w:t>Pemodelan geospasial alur pasok maritim dengan kurva Bézier, sintesis disparitas ekonomi makro, serta perumusan bukti empiris dominasi ekstraktif bagi dokumen D3TLH.</w:t>
+            </w:r>
+          </w:p>
+        </w:tc>
+      </w:tr>
+    </w:tbl>
+    <w:p>
+      <w:pPr>
+        <w:spacing w:before="0" w:after="60"/>
+      </w:pPr>
+    </w:p>
+    <w:p>
+      <w:pPr>
+        <w:spacing w:before="80" w:after="80"/>
+        <w:pBdr>
+          <w:top w:val="single" w:sz="8" w:space="3" w:color="1B5E20"/>
+          <w:left w:val="single" w:sz="8" w:space="3" w:color="1B5E20"/>
+          <w:bottom w:val="single" w:sz="8" w:space="3" w:color="1B5E20"/>
+          <w:right w:val="single" w:sz="8" w:space="3" w:color="1B5E20"/>
+        </w:pBdr>
+        <w:shd w:val="clear" w:color="auto" w:fill="F1F8E9"/>
+      </w:pPr>
+      <w:r>
+        <w:rPr>
+          <w:b/>
+          <w:i w:val="0"/>
+          <w:color w:val="1B5E20"/>
+          <w:sz w:val="17"/>
+        </w:rPr>
+        <w:t>LUARAN KUNCI METODOLOGIS BAB 1:</w:t>
+        <w:br/>
+      </w:r>
+      <w:r>
+        <w:rPr>
+          <w:b w:val="0"/>
+          <w:i w:val="0"/>
+          <w:color w:val="222222"/>
+          <w:sz w:val="16"/>
+        </w:rPr>
+        <w:t>1. Dominasi Sektoral Ekstraktif: Klaster ekstraktif menguasai hingga 55,85% PDRB Sulteng dan 58,21× pertanian Morowali.</w:t>
+        <w:br/>
+        <w:t>2. Konsentrasi Spasial Ekstrem: 89,06% kapasitas PLTU captive batubara (9.825 MW) terkunci di koridor Morowali–Konawe.</w:t>
+        <w:br/>
+        <w:t>3. Kausalitas Signifikan: Penerbitan izin tambang baru terbukti meningkatkan risiko kehilangan hutan hingga 21,4× lipat (p &lt; 0,001).</w:t>
+      </w:r>
+    </w:p>
+    <w:p>
+      <w:pPr>
+        <w:spacing w:before="60" w:after="100"/>
+        <w:ind w:left="160"/>
+        <w:pBdr>
+          <w:left w:val="single" w:sz="12" w:space="6" w:color="2E7D32"/>
+        </w:pBdr>
+        <w:shd w:val="clear" w:color="auto" w:fill="F1F8E9"/>
+      </w:pPr>
+      <w:r>
+        <w:rPr>
+          <w:b w:val="0"/>
+          <w:i/>
+          <w:color w:val="555555"/>
+          <w:sz w:val="16"/>
+        </w:rPr>
+        <w:t>Catatan Metodologis: Seluruh analisis statistik kuantitatif dalam dokumen ini dijalankan pada matriks data panel provinsi-tahun (N = 60 observasi) dan kabupaten sentra industri. Angka komputasi dan sebaran spasial terperinci terintegrasi penuh pada naskah laporan Bab 1 dan antarmuka interaktif dashboard CELIOS.</w:t>
+      </w:r>
+    </w:p>
     <w:sectPr>
       <w:pgSz w:w="11906" w:h="16838"/>
-      <w:pgMar w:top="850" w:right="850" w:bottom="850" w:left="850" w:header="720" w:footer="720" w:gutter="0"/>
+      <w:pgMar w:top="1020" w:right="1134" w:bottom="1020" w:left="1134" w:header="720" w:footer="720" w:gutter="0"/>
       <w:cols w:space="720"/>
       <w:docGrid w:linePitch="360"/>
     </w:sectPr>

--- a/tools/report_metodologi/versicompact/bab_1/Metodologi_Bab1_Ekspansi_Industri_Compact.docx
+++ b/tools/report_metodologi/versicompact/bab_1/Metodologi_Bab1_Ekspansi_Industri_Compact.docx
@@ -360,7 +360,7 @@
           <w:color w:val="1B5E20"/>
           <w:sz w:val="20"/>
         </w:rPr>
-        <w:t>3.  OPERASIONALISASI 10 INDIKATOR EMPIRIS (TABEL 1.8)</w:t>
+        <w:t>3.  OPERASIONALISASI VARIABEL &amp; INDIKATOR RISET</w:t>
       </w:r>
     </w:p>
     <w:p>
@@ -375,7 +375,7 @@
           <w:color w:val="222222"/>
           <w:sz w:val="17"/>
         </w:rPr>
-        <w:t>Seluruh variabel kuantitatif, kategori analisis, satuan ukur, periode observasi, dan institusi primer resmi yang digunakan dalam Bab 1 disajikan secara komprehensif pada tabel berikut:</w:t>
+        <w:t>Seluruh variabel kuantitatif, kategori analisis, satuan ukur, periode observasi, dan institusi primer resmi yang digunakan dalam penelitian ini disajikan pada matriks operasionalisasi berikut:</w:t>
       </w:r>
     </w:p>
     <w:tbl>

--- a/tools/report_metodologi/versicompact/bab_1/Metodologi_Bab1_Ekspansi_Industri_Compact.docx
+++ b/tools/report_metodologi/versicompact/bab_1/Metodologi_Bab1_Ekspansi_Industri_Compact.docx
@@ -2758,7 +2758,7 @@
           <w:color w:val="222222"/>
           <w:sz w:val="17"/>
         </w:rPr>
-        <w:t>. Pangsa dihitung untuk mengukur ketergantungan monolitik wilayah:</w:t>
+        <w:t>. Konfigurasi reklasifikasi ini dirancang untuk mengisolasi porsi kontribusi murni sektor industri hilirisasi terhadap total struktur perekonomian daerah:</w:t>
       </w:r>
     </w:p>
     <w:p>
@@ -2805,7 +2805,7 @@
           <w:color w:val="222222"/>
           <w:sz w:val="17"/>
         </w:rPr>
-        <w:t>Untuk membongkar ilusi agregat provinsi, PDRB didekomposisi ke 13 kabupaten/kota sentra nikel. Di Morowali, dominasi industri pengolahan nikel mencapai Rp157,17 Triliun, menciptakan kesenjangan ekstrim terhadap sektor pangan lokal:</w:t>
+        <w:t>Untuk membongkar ilusi agregat provinsi, PDRB didekomposisi ke seluruh kabupaten/kota sentra nikel guna mengukur derajat polarisasi ekonomi industri ekstraktif terhadap basis mata pencaharian pertanian-perikanan lokal:</w:t>
       </w:r>
     </w:p>
     <w:p>
@@ -2822,7 +2822,7 @@
           <w:color w:val="2E7D32"/>
           <w:sz w:val="16"/>
         </w:rPr>
-        <w:t>Rasio Kesenjangan Spasial = PDRB Sektor Ekstraktif / PDRB Pertanian Rakyat = 58,21× (Morowali)</w:t>
+        <w:t>Rasio Kesenjangan Spasial = PDRB Sektor Ekstraktif (Kabupaten) / PDRB Pertanian Rakyat (Kabupaten)</w:t>
       </w:r>
     </w:p>
     <w:p>
@@ -2852,7 +2852,7 @@
           <w:color w:val="222222"/>
           <w:sz w:val="17"/>
         </w:rPr>
-        <w:t>Konsentrasi kapasitas smelter dan pembangkit listrik captive dihitung menggunakan rasio aglomerasi spasial. Hasil audit menunjukkan 89,06% dari total 9.825 MW kapasitas PLTU batubara off-grid terpusat hanya pada koridor Morowali–Konawe:</w:t>
+        <w:t>Derajat konsentrasi fasilitas pengolahan nikel dan kapasitas pembangkit listrik captive batubara diukur menggunakan rasio aglomerasi spasial untuk memetakan pemusatan beban energi dan lingkungan antar-wilayah:</w:t>
       </w:r>
     </w:p>
     <w:p>
@@ -2899,7 +2899,7 @@
           <w:color w:val="222222"/>
           <w:sz w:val="17"/>
         </w:rPr>
-        <w:t>Akumulasi 574 izin tambang baru seluas 819.452,54 Ha sepanjang 2014–2024 dievaluasi laju pertumbuhannya (lonjakan +246% pasca-2022) dan dikonversi menjadi intensitas konversi ruang per hari:</w:t>
+        <w:t>Akumulasi izin konsesi tambang baru dievaluasi laju pertumbuhannya dan dinormalisasi ke dalam unit waktu harian untuk mengukur kecepatan konversi bentang lahan alami menjadi kawasan pertambangan:</w:t>
       </w:r>
     </w:p>
     <w:p>
@@ -2916,7 +2916,7 @@
           <w:color w:val="2E7D32"/>
           <w:sz w:val="16"/>
         </w:rPr>
-        <w:t>Laju Alih Ruang Harian = Total Luas Konsesi Tambang Baru (Ha) / 3.650 Hari = 224,51 Ha / Hari</w:t>
+        <w:t>Laju Alih Ruang Harian (Ha/Hari) = Total Luas Konsesi Tambang Baru (Ha) / Jumlah Hari Observasi (t)</w:t>
       </w:r>
     </w:p>
     <w:p>
@@ -2946,7 +2946,7 @@
           <w:color w:val="222222"/>
           <w:sz w:val="17"/>
         </w:rPr>
-        <w:t xml:space="preserve">Seluruh observasi panel (N = 60) diklasifikasikan ke dalam matriks kontinjensi 2×2 berbasis </w:t>
+        <w:t xml:space="preserve">Pengujian inferensial menggunakan desain matriks kontinjensi 2×2 berbasis </w:t>
       </w:r>
       <w:r>
         <w:rPr>
@@ -2955,7 +2955,7 @@
           <w:color w:val="222222"/>
           <w:sz w:val="17"/>
         </w:rPr>
-        <w:t>ambang median (High vs. Low)</w:t>
+        <w:t>ambang median panel provinsi-tahun (N = 60)</w:t>
       </w:r>
       <w:r>
         <w:rPr>
@@ -2964,7 +2964,7 @@
           <w:color w:val="222222"/>
           <w:sz w:val="17"/>
         </w:rPr>
-        <w:t>. Uji Chi-Square independensi (α = 5%) diterapkan untuk membuktikan signifikansi asosiasi, sementara Odds Ratio (OR) mengukur rasio peluang kelipatan risiko degradasi hutan:</w:t>
+        <w:t>. Uji Chi-Square independensi (α = 5%, df = 1) diterapkan untuk menguji signifikansi hubungan bivariat, sedangkan rasio peluang (Odds Ratio) mengukur magnitudo kelipatan risiko dampak ekologis:</w:t>
       </w:r>
     </w:p>
     <w:p>
@@ -3001,7 +3001,7 @@
       <w:tr>
         <w:tc>
           <w:tcPr>
-            <w:tcW w:type="dxa" w:w="2721"/>
+            <w:tcW w:type="dxa" w:w="2268"/>
             <w:shd w:val="clear" w:color="auto" w:fill="2E7D32"/>
             <w:tcMar>
               <w:top w:w="50" w:type="dxa"/>
@@ -3028,13 +3028,13 @@
                 <w:color w:val="FFFFFF"/>
                 <w:sz w:val="15"/>
               </w:rPr>
-              <w:t>Skenario Uji Hubungan (X → Y)</w:t>
+              <w:t>Skenario Pengujian (X → Y)</w:t>
             </w:r>
           </w:p>
         </w:tc>
         <w:tc>
           <w:tcPr>
-            <w:tcW w:type="dxa" w:w="1020"/>
+            <w:tcW w:type="dxa" w:w="1587"/>
             <w:shd w:val="clear" w:color="auto" w:fill="2E7D32"/>
             <w:tcMar>
               <w:top w:w="50" w:type="dxa"/>
@@ -3061,13 +3061,13 @@
                 <w:color w:val="FFFFFF"/>
                 <w:sz w:val="15"/>
               </w:rPr>
-              <w:t>Nilai χ²</w:t>
+              <w:t>Kategorisasi Variabel X</w:t>
             </w:r>
           </w:p>
         </w:tc>
         <w:tc>
           <w:tcPr>
-            <w:tcW w:type="dxa" w:w="1020"/>
+            <w:tcW w:type="dxa" w:w="1587"/>
             <w:shd w:val="clear" w:color="auto" w:fill="2E7D32"/>
             <w:tcMar>
               <w:top w:w="50" w:type="dxa"/>
@@ -3094,7 +3094,7 @@
                 <w:color w:val="FFFFFF"/>
                 <w:sz w:val="15"/>
               </w:rPr>
-              <w:t>Odds Ratio</w:t>
+              <w:t>Kategorisasi Variabel Y</w:t>
             </w:r>
           </w:p>
         </w:tc>
@@ -3127,13 +3127,13 @@
                 <w:color w:val="FFFFFF"/>
                 <w:sz w:val="15"/>
               </w:rPr>
-              <w:t>Signifikansi (p &lt; 0.05)</w:t>
+              <w:t>Metode Uji &amp; Parameter</w:t>
             </w:r>
           </w:p>
         </w:tc>
         <w:tc>
           <w:tcPr>
-            <w:tcW w:type="dxa" w:w="2948"/>
+            <w:tcW w:type="dxa" w:w="2268"/>
             <w:shd w:val="clear" w:color="auto" w:fill="2E7D32"/>
             <w:tcMar>
               <w:top w:w="50" w:type="dxa"/>
@@ -3160,7 +3160,7 @@
                 <w:color w:val="FFFFFF"/>
                 <w:sz w:val="15"/>
               </w:rPr>
-              <w:t>Interpretasi Hubungan Kausalitas</w:t>
+              <w:t>Fokus Hipotesis Operasional (H₁)</w:t>
             </w:r>
           </w:p>
         </w:tc>
@@ -3168,7 +3168,7 @@
       <w:tr>
         <w:tc>
           <w:tcPr>
-            <w:tcW w:type="dxa" w:w="2721"/>
+            <w:tcW w:type="dxa" w:w="2268"/>
             <w:vAlign w:val="center"/>
             <w:shd w:val="clear" w:color="auto" w:fill="F9FBF9"/>
             <w:tcMar>
@@ -3196,13 +3196,13 @@
                 <w:color w:val="222222"/>
                 <w:sz w:val="15"/>
               </w:rPr>
-              <w:t>PLTU Captive (Kapasitas MW) → Deforestasi Total</w:t>
+              <w:t>PLTU Captive (MW) → Deforestasi Total (Ha)</w:t>
             </w:r>
           </w:p>
         </w:tc>
         <w:tc>
           <w:tcPr>
-            <w:tcW w:type="dxa" w:w="1020"/>
+            <w:tcW w:type="dxa" w:w="1587"/>
             <w:vAlign w:val="center"/>
             <w:shd w:val="clear" w:color="auto" w:fill="F9FBF9"/>
             <w:tcMar>
@@ -3230,13 +3230,13 @@
                 <w:color w:val="222222"/>
                 <w:sz w:val="15"/>
               </w:rPr>
-              <w:t>18,05</w:t>
+              <w:t>Median Kapasitas MW (High / Low)</w:t>
             </w:r>
           </w:p>
         </w:tc>
         <w:tc>
           <w:tcPr>
-            <w:tcW w:type="dxa" w:w="1020"/>
+            <w:tcW w:type="dxa" w:w="1587"/>
             <w:vAlign w:val="center"/>
             <w:shd w:val="clear" w:color="auto" w:fill="F9FBF9"/>
             <w:tcMar>
@@ -3264,7 +3264,7 @@
                 <w:color w:val="222222"/>
                 <w:sz w:val="15"/>
               </w:rPr>
-              <w:t>18,0×</w:t>
+              <w:t>Median Deforestasi Total (High / Low)</w:t>
             </w:r>
           </w:p>
         </w:tc>
@@ -3298,13 +3298,13 @@
                 <w:color w:val="222222"/>
                 <w:sz w:val="15"/>
               </w:rPr>
-              <w:t>p &lt; 0,001 (Signifikan)</w:t>
+              <w:t>Pearson χ² (df=1, α=0,05) &amp; Odds Ratio</w:t>
             </w:r>
           </w:p>
         </w:tc>
         <w:tc>
           <w:tcPr>
-            <w:tcW w:type="dxa" w:w="2948"/>
+            <w:tcW w:type="dxa" w:w="2268"/>
             <w:vAlign w:val="center"/>
             <w:shd w:val="clear" w:color="auto" w:fill="F9FBF9"/>
             <w:tcMar>
@@ -3332,7 +3332,7 @@
                 <w:color w:val="222222"/>
                 <w:sz w:val="15"/>
               </w:rPr>
-              <w:t>Risiko deforestasi melonjak 18 kali lipat</w:t>
+              <w:t>Konsentrasi PLTU captive batubara meningkatkan risiko kehilangan tutupan hutan</w:t>
             </w:r>
           </w:p>
         </w:tc>
@@ -3340,7 +3340,7 @@
       <w:tr>
         <w:tc>
           <w:tcPr>
-            <w:tcW w:type="dxa" w:w="2721"/>
+            <w:tcW w:type="dxa" w:w="2268"/>
             <w:vAlign w:val="center"/>
             <w:shd w:val="clear" w:color="auto" w:fill="FFFFFF"/>
             <w:tcMar>
@@ -3368,13 +3368,13 @@
                 <w:color w:val="222222"/>
                 <w:sz w:val="15"/>
               </w:rPr>
-              <w:t>IUP Baru (Jumlah Unit) → Deforestasi Alam Primer</w:t>
+              <w:t>IUP Baru (Unit) → Deforestasi Hutan Primer (Ha)</w:t>
             </w:r>
           </w:p>
         </w:tc>
         <w:tc>
           <w:tcPr>
-            <w:tcW w:type="dxa" w:w="1020"/>
+            <w:tcW w:type="dxa" w:w="1587"/>
             <w:vAlign w:val="center"/>
             <w:shd w:val="clear" w:color="auto" w:fill="FFFFFF"/>
             <w:tcMar>
@@ -3402,13 +3402,13 @@
                 <w:color w:val="222222"/>
                 <w:sz w:val="15"/>
               </w:rPr>
-              <w:t>17,24</w:t>
+              <w:t>Median Jumlah Izin (High / Low)</w:t>
             </w:r>
           </w:p>
         </w:tc>
         <w:tc>
           <w:tcPr>
-            <w:tcW w:type="dxa" w:w="1020"/>
+            <w:tcW w:type="dxa" w:w="1587"/>
             <w:vAlign w:val="center"/>
             <w:shd w:val="clear" w:color="auto" w:fill="FFFFFF"/>
             <w:tcMar>
@@ -3436,7 +3436,7 @@
                 <w:color w:val="222222"/>
                 <w:sz w:val="15"/>
               </w:rPr>
-              <w:t>13,8×</w:t>
+              <w:t>Median Hutan Primer (High / Low)</w:t>
             </w:r>
           </w:p>
         </w:tc>
@@ -3470,13 +3470,13 @@
                 <w:color w:val="222222"/>
                 <w:sz w:val="15"/>
               </w:rPr>
-              <w:t>p &lt; 0,001 (Signifikan)</w:t>
+              <w:t>Pearson χ², Odds Ratio, Fisher Exact</w:t>
             </w:r>
           </w:p>
         </w:tc>
         <w:tc>
           <w:tcPr>
-            <w:tcW w:type="dxa" w:w="2948"/>
+            <w:tcW w:type="dxa" w:w="2268"/>
             <w:vAlign w:val="center"/>
             <w:shd w:val="clear" w:color="auto" w:fill="FFFFFF"/>
             <w:tcMar>
@@ -3504,7 +3504,7 @@
                 <w:color w:val="222222"/>
                 <w:sz w:val="15"/>
               </w:rPr>
-              <w:t>Penerbitan izin memicu kehilangan hutan primer</w:t>
+              <w:t>Penerbitan konsesi baru berasosiasi signifikan dengan konversi hutan alam primer</w:t>
             </w:r>
           </w:p>
         </w:tc>
@@ -3512,7 +3512,7 @@
       <w:tr>
         <w:tc>
           <w:tcPr>
-            <w:tcW w:type="dxa" w:w="2721"/>
+            <w:tcW w:type="dxa" w:w="2268"/>
             <w:vAlign w:val="center"/>
             <w:shd w:val="clear" w:color="auto" w:fill="F9FBF9"/>
             <w:tcMar>
@@ -3540,13 +3540,13 @@
                 <w:color w:val="222222"/>
                 <w:sz w:val="15"/>
               </w:rPr>
-              <w:t>IUP Baru (Jumlah Unit) → Deforestasi Komoditas</w:t>
+              <w:t>IUP Baru (Unit) → Deforestasi Komoditas (Ha)</w:t>
             </w:r>
           </w:p>
         </w:tc>
         <w:tc>
           <w:tcPr>
-            <w:tcW w:type="dxa" w:w="1020"/>
+            <w:tcW w:type="dxa" w:w="1587"/>
             <w:vAlign w:val="center"/>
             <w:shd w:val="clear" w:color="auto" w:fill="F9FBF9"/>
             <w:tcMar>
@@ -3574,13 +3574,13 @@
                 <w:color w:val="222222"/>
                 <w:sz w:val="15"/>
               </w:rPr>
-              <w:t>21,82</w:t>
+              <w:t>Median Jumlah Izin (High / Low)</w:t>
             </w:r>
           </w:p>
         </w:tc>
         <w:tc>
           <w:tcPr>
-            <w:tcW w:type="dxa" w:w="1020"/>
+            <w:tcW w:type="dxa" w:w="1587"/>
             <w:vAlign w:val="center"/>
             <w:shd w:val="clear" w:color="auto" w:fill="F9FBF9"/>
             <w:tcMar>
@@ -3608,7 +3608,7 @@
                 <w:color w:val="222222"/>
                 <w:sz w:val="15"/>
               </w:rPr>
-              <w:t>21,4×</w:t>
+              <w:t>Median Def. Komoditas (High / Low)</w:t>
             </w:r>
           </w:p>
         </w:tc>
@@ -3642,13 +3642,13 @@
                 <w:color w:val="222222"/>
                 <w:sz w:val="15"/>
               </w:rPr>
-              <w:t>p &lt; 0,001 (Signifikan)</w:t>
+              <w:t>Pearson χ² (df=1) &amp; Odds Ratio (ad/bc)</w:t>
             </w:r>
           </w:p>
         </w:tc>
         <w:tc>
           <w:tcPr>
-            <w:tcW w:type="dxa" w:w="2948"/>
+            <w:tcW w:type="dxa" w:w="2268"/>
             <w:vAlign w:val="center"/>
             <w:shd w:val="clear" w:color="auto" w:fill="F9FBF9"/>
             <w:tcMar>
@@ -3676,7 +3676,7 @@
                 <w:color w:val="222222"/>
                 <w:sz w:val="15"/>
               </w:rPr>
-              <w:t>Tekanan izin tambang memicu alih fungsi terparah</w:t>
+              <w:t>Tekanan izin tambang merupakan faktor pendorong langsung alih fungsi komoditas</w:t>
             </w:r>
           </w:p>
         </w:tc>
@@ -3684,7 +3684,7 @@
       <w:tr>
         <w:tc>
           <w:tcPr>
-            <w:tcW w:type="dxa" w:w="2721"/>
+            <w:tcW w:type="dxa" w:w="2268"/>
             <w:vAlign w:val="center"/>
             <w:shd w:val="clear" w:color="auto" w:fill="FFFFFF"/>
             <w:tcMar>
@@ -3712,13 +3712,13 @@
                 <w:color w:val="222222"/>
                 <w:sz w:val="15"/>
               </w:rPr>
-              <w:t>Luas Konsesi (Hektar Ha) → Deforestasi Komoditas</w:t>
+              <w:t>Luas Konsesi (Ha) → Deforestasi Komoditas (Ha)</w:t>
             </w:r>
           </w:p>
         </w:tc>
         <w:tc>
           <w:tcPr>
-            <w:tcW w:type="dxa" w:w="1020"/>
+            <w:tcW w:type="dxa" w:w="1587"/>
             <w:vAlign w:val="center"/>
             <w:shd w:val="clear" w:color="auto" w:fill="FFFFFF"/>
             <w:tcMar>
@@ -3746,13 +3746,13 @@
                 <w:color w:val="222222"/>
                 <w:sz w:val="15"/>
               </w:rPr>
-              <w:t>19,27</w:t>
+              <w:t>Median Luas Konsesi (High / Low)</w:t>
             </w:r>
           </w:p>
         </w:tc>
         <w:tc>
           <w:tcPr>
-            <w:tcW w:type="dxa" w:w="1020"/>
+            <w:tcW w:type="dxa" w:w="1587"/>
             <w:vAlign w:val="center"/>
             <w:shd w:val="clear" w:color="auto" w:fill="FFFFFF"/>
             <w:tcMar>
@@ -3780,7 +3780,7 @@
                 <w:color w:val="222222"/>
                 <w:sz w:val="15"/>
               </w:rPr>
-              <w:t>16,0×</w:t>
+              <w:t>Median Def. Komoditas (High / Low)</w:t>
             </w:r>
           </w:p>
         </w:tc>
@@ -3814,13 +3814,13 @@
                 <w:color w:val="222222"/>
                 <w:sz w:val="15"/>
               </w:rPr>
-              <w:t>p &lt; 0,001 (Signifikan)</w:t>
+              <w:t>Pearson χ², Odds Ratio (CI 95%)</w:t>
             </w:r>
           </w:p>
         </w:tc>
         <w:tc>
           <w:tcPr>
-            <w:tcW w:type="dxa" w:w="2948"/>
+            <w:tcW w:type="dxa" w:w="2268"/>
             <w:vAlign w:val="center"/>
             <w:shd w:val="clear" w:color="auto" w:fill="FFFFFF"/>
             <w:tcMar>
@@ -3848,7 +3848,7 @@
                 <w:color w:val="222222"/>
                 <w:sz w:val="15"/>
               </w:rPr>
-              <w:t>Korelasi langsung luas konsesi vs bukaan hutan</w:t>
+              <w:t>Skala luasan konsesi tambang memperbesar probabilitas pembukaan lahan vegetasi</w:t>
             </w:r>
           </w:p>
         </w:tc>
@@ -3856,7 +3856,7 @@
       <w:tr>
         <w:tc>
           <w:tcPr>
-            <w:tcW w:type="dxa" w:w="2721"/>
+            <w:tcW w:type="dxa" w:w="2268"/>
             <w:vAlign w:val="center"/>
             <w:shd w:val="clear" w:color="auto" w:fill="F9FBF9"/>
             <w:tcMar>
@@ -3884,13 +3884,13 @@
                 <w:color w:val="222222"/>
                 <w:sz w:val="15"/>
               </w:rPr>
-              <w:t>Investasi PMDN (Triliun Rp) → Deforestasi Komoditas</w:t>
+              <w:t>Investasi PMDN (Rp) → Deforestasi Komoditas (Ha)</w:t>
             </w:r>
           </w:p>
         </w:tc>
         <w:tc>
           <w:tcPr>
-            <w:tcW w:type="dxa" w:w="1020"/>
+            <w:tcW w:type="dxa" w:w="1587"/>
             <w:vAlign w:val="center"/>
             <w:shd w:val="clear" w:color="auto" w:fill="F9FBF9"/>
             <w:tcMar>
@@ -3918,13 +3918,13 @@
                 <w:color w:val="222222"/>
                 <w:sz w:val="15"/>
               </w:rPr>
-              <w:t>2,08</w:t>
+              <w:t>Median Arus Modal (High / Low)</w:t>
             </w:r>
           </w:p>
         </w:tc>
         <w:tc>
           <w:tcPr>
-            <w:tcW w:type="dxa" w:w="1020"/>
+            <w:tcW w:type="dxa" w:w="1587"/>
             <w:vAlign w:val="center"/>
             <w:shd w:val="clear" w:color="auto" w:fill="F9FBF9"/>
             <w:tcMar>
@@ -3952,7 +3952,7 @@
                 <w:color w:val="222222"/>
                 <w:sz w:val="15"/>
               </w:rPr>
-              <w:t>2,8×</w:t>
+              <w:t>Median Def. Komoditas (High / Low)</w:t>
             </w:r>
           </w:p>
         </w:tc>
@@ -3986,13 +3986,13 @@
                 <w:color w:val="222222"/>
                 <w:sz w:val="15"/>
               </w:rPr>
-              <w:t>p = 0,149 (Time-Lag)</w:t>
+              <w:t>Pearson χ², Odds Ratio, Time-Lag Test</w:t>
             </w:r>
           </w:p>
         </w:tc>
         <w:tc>
           <w:tcPr>
-            <w:tcW w:type="dxa" w:w="2948"/>
+            <w:tcW w:type="dxa" w:w="2268"/>
             <w:vAlign w:val="center"/>
             <w:shd w:val="clear" w:color="auto" w:fill="F9FBF9"/>
             <w:tcMar>
@@ -4020,7 +4020,7 @@
                 <w:color w:val="222222"/>
                 <w:sz w:val="15"/>
               </w:rPr>
-              <w:t>Efek modal tertunda pada fase konstruksi awal</w:t>
+              <w:t>Realisasi modal domestik mendorong bukaan lahan dengan jeda waktu konstruksi</w:t>
             </w:r>
           </w:p>
         </w:tc>
@@ -4058,7 +4058,7 @@
           <w:color w:val="222222"/>
           <w:sz w:val="17"/>
         </w:rPr>
-        <w:t>Simpul logistik pelabuhan ekspor diverifikasi melalui triangulasi laporan investigasi KNKT, ketetapan Perpres PSN, dan data emiten tambang. Alur pelayaran curah nikel menuju pasar internasional (Tiongkok, Jepang, Korea Selatan menyerap &gt;78% kargo) dimodelkan secara spasial menggunakan persamaan kurva Bézier kuadratik di atas koordinat bola bumi guna memetakan jalur lalu lintas maritim yang rentan kecelakaan tongkang.</w:t>
+        <w:t>Simpul logistik pelabuhan ekspor diverifikasi melalui triangulasi laporan investigasi keselamatan transportasi maritim, penetapan regulasi Proyek Strategis Nasional (PSN), dan laporan operasional korporasi. Alur pelayaran pengangkutan curah nikel menuju pasar internasional dimodelkan secara spasial menggunakan persamaan kurva Bézier kuadratik di atas koordinat bola bumi guna memetakan jalur lalu lintas maritim yang rentan kecelakaan tongkang.</w:t>
       </w:r>
     </w:p>
     <w:p>
@@ -5523,7 +5523,7 @@
           <w:color w:val="1B5E20"/>
           <w:sz w:val="17"/>
         </w:rPr>
-        <w:t>LUARAN KUNCI METODOLOGIS BAB 1:</w:t>
+        <w:t>KERANGKA KELUARAN METODOLOGIS BAB 1:</w:t>
         <w:br/>
       </w:r>
       <w:r>
@@ -5533,11 +5533,11 @@
           <w:color w:val="222222"/>
           <w:sz w:val="16"/>
         </w:rPr>
-        <w:t>1. Dominasi Sektoral Ekstraktif: Klaster ekstraktif menguasai hingga 55,85% PDRB Sulteng dan 58,21× pertanian Morowali.</w:t>
+        <w:t>1. Konfigurasi Dekomposisi Sektoral: Menghasilkan matriks pangsa dan rasio kesenjangan spasial guna mengukur ketergantungan monolitik ekonomi makro-mikro.</w:t>
         <w:br/>
-        <w:t>2. Konsentrasi Spasial Ekstrem: 89,06% kapasitas PLTU captive batubara (9.825 MW) terkunci di koridor Morowali–Konawe.</w:t>
+        <w:t>2. Konfigurasi Aglomerasi Geospasial: Memetakan derajat konsentrasi spasial fasilitas hilirisasi, pembangkit off-grid, dan simpul maritim rantai pasok ekspor.</w:t>
         <w:br/>
-        <w:t>3. Kausalitas Signifikan: Penerbitan izin tambang baru terbukti meningkatkan risiko kehilangan hutan hingga 21,4× lipat (p &lt; 0,001).</w:t>
+        <w:t>3. Konfigurasi Inferensial Tabulasi Silang: Menetapkan protokol pengujian Chi-Square dan Odds Ratio untuk membuktikan signifikansi kausalitas tekanan industri terhadap degradasi lingkungan.</w:t>
       </w:r>
     </w:p>
     <w:p>

--- a/tools/report_metodologi/versicompact/bab_1/Metodologi_Bab1_Ekspansi_Industri_Compact.docx
+++ b/tools/report_metodologi/versicompact/bab_1/Metodologi_Bab1_Ekspansi_Industri_Compact.docx
@@ -48,7 +48,7 @@
           <w:color w:val="1B5E20"/>
           <w:sz w:val="20"/>
         </w:rPr>
-        <w:t>1.  DESAIN PENELITIAN &amp; TUJUAN</w:t>
+        <w:t>A.  DESAIN PENELITIAN &amp; TUJUAN</w:t>
       </w:r>
     </w:p>
     <w:p>
@@ -201,7 +201,7 @@
           <w:color w:val="1B5E20"/>
           <w:sz w:val="20"/>
         </w:rPr>
-        <w:t>2.  SUMBER DATA &amp; CAKUPAN WILAYAH</w:t>
+        <w:t>B.  SUMBER DATA &amp; CAKUPAN WILAYAH</w:t>
       </w:r>
     </w:p>
     <w:p>
@@ -360,7 +360,7 @@
           <w:color w:val="1B5E20"/>
           <w:sz w:val="20"/>
         </w:rPr>
-        <w:t>3.  OPERASIONALISASI VARIABEL &amp; INDIKATOR RISET</w:t>
+        <w:t>C.  OPERASIONALISASI VARIABEL &amp; INDIKATOR RISET</w:t>
       </w:r>
     </w:p>
     <w:p>
@@ -2674,7 +2674,7 @@
           <w:color w:val="1B5E20"/>
           <w:sz w:val="20"/>
         </w:rPr>
-        <w:t>4.  KERANGKA ANALISIS &amp; FORMULASI MATEMATIS</w:t>
+        <w:t>D.  KERANGKA ANALISIS &amp; FORMULASI MATEMATIS</w:t>
       </w:r>
     </w:p>
     <w:p>
@@ -2689,7 +2689,7 @@
           <w:color w:val="2E7D32"/>
           <w:sz w:val="18"/>
         </w:rPr>
-        <w:t>4.1 Reklasifikasi Rantai Pasok Hukum &amp; Pangsa Sektoral (PDRB)</w:t>
+        <w:t>D.1 Reklasifikasi Rantai Pasok Hukum &amp; Pangsa Sektoral (PDRB)</w:t>
       </w:r>
     </w:p>
     <w:p>
@@ -2790,7 +2790,7 @@
           <w:color w:val="2E7D32"/>
           <w:sz w:val="18"/>
         </w:rPr>
-        <w:t>4.2 Dekomposisi Spasial &amp; Rasio Ketimpangan Kabupaten</w:t>
+        <w:t>D.2 Dekomposisi Spasial &amp; Rasio Ketimpangan Kabupaten</w:t>
       </w:r>
     </w:p>
     <w:p>
@@ -2837,7 +2837,7 @@
           <w:color w:val="2E7D32"/>
           <w:sz w:val="18"/>
         </w:rPr>
-        <w:t>4.3 Konsentrasi Spasial Kawasan Industri &amp; PLTU Captive Off-Grid</w:t>
+        <w:t>D.3 Konsentrasi Spasial Kawasan Industri &amp; PLTU Captive Off-Grid</w:t>
       </w:r>
     </w:p>
     <w:p>
@@ -2884,7 +2884,7 @@
           <w:color w:val="2E7D32"/>
           <w:sz w:val="18"/>
         </w:rPr>
-        <w:t>4.4 Deret Waktu Perizinan &amp; Laju Alih Ruang Harian</w:t>
+        <w:t>D.4 Deret Waktu Perizinan &amp; Laju Alih Ruang Harian</w:t>
       </w:r>
     </w:p>
     <w:p>
@@ -2931,7 +2931,7 @@
           <w:color w:val="2E7D32"/>
           <w:sz w:val="18"/>
         </w:rPr>
-        <w:t>4.5 Analisis Tabulasi Silang, Uji Chi-Square &amp; Odds Ratio (OR)</w:t>
+        <w:t>D.5 Analisis Tabulasi Silang, Uji Chi-Square &amp; Odds Ratio (OR)</w:t>
       </w:r>
     </w:p>
     <w:p>
@@ -4043,7 +4043,7 @@
           <w:color w:val="2E7D32"/>
           <w:sz w:val="18"/>
         </w:rPr>
-        <w:t>4.6 Pemodelan Alur Rantai Pasok Maritim Ekspor (Kurva Bézier)</w:t>
+        <w:t>D.6 Pemodelan Alur Rantai Pasok Maritim Ekspor (Kurva Bézier)</w:t>
       </w:r>
     </w:p>
     <w:p>
@@ -4076,7 +4076,7 @@
           <w:color w:val="1B5E20"/>
           <w:sz w:val="20"/>
         </w:rPr>
-        <w:t>5.  KORESPONDENSI METODOLOGI TERHADAP SUB-BAB LAPORAN BAB 1</w:t>
+        <w:t>E.  KORESPONDENSI METODOLOGI TERHADAP SUB-BAB LAPORAN BAB 1</w:t>
       </w:r>
     </w:p>
     <w:p>
@@ -4952,7 +4952,7 @@
           <w:color w:val="1B5E20"/>
           <w:sz w:val="20"/>
         </w:rPr>
-        <w:t>6.  BAGAN ALUR KERANGKA KERJA RISET (RESEARCH WORKFLOW)</w:t>
+        <w:t>F.  BAGAN ALUR KERANGKA KERJA RISET (RESEARCH WORKFLOW)</w:t>
       </w:r>
     </w:p>
     <w:p>

--- a/tools/report_metodologi/versicompact/bab_1/Metodologi_Bab1_Ekspansi_Industri_Compact.docx
+++ b/tools/report_metodologi/versicompact/bab_1/Metodologi_Bab1_Ekspansi_Industri_Compact.docx
@@ -2992,16 +2992,14 @@
         <w:tblLook w:firstColumn="1" w:firstRow="1" w:lastColumn="0" w:lastRow="0" w:noHBand="0" w:noVBand="1" w:val="04A0"/>
       </w:tblPr>
       <w:tblGrid>
-        <w:gridCol w:w="1928"/>
-        <w:gridCol w:w="1928"/>
-        <w:gridCol w:w="1928"/>
-        <w:gridCol w:w="1928"/>
-        <w:gridCol w:w="1928"/>
+        <w:gridCol w:w="3213"/>
+        <w:gridCol w:w="3213"/>
+        <w:gridCol w:w="3213"/>
       </w:tblGrid>
       <w:tr>
         <w:tc>
           <w:tcPr>
-            <w:tcW w:type="dxa" w:w="2268"/>
+            <w:tcW w:type="dxa" w:w="2041"/>
             <w:shd w:val="clear" w:color="auto" w:fill="2E7D32"/>
             <w:tcMar>
               <w:top w:w="50" w:type="dxa"/>
@@ -3028,13 +3026,13 @@
                 <w:color w:val="FFFFFF"/>
                 <w:sz w:val="15"/>
               </w:rPr>
-              <w:t>Skenario Pengujian (X → Y)</w:t>
+              <w:t>Komponen Uji</w:t>
             </w:r>
           </w:p>
         </w:tc>
         <w:tc>
           <w:tcPr>
-            <w:tcW w:type="dxa" w:w="1587"/>
+            <w:tcW w:type="dxa" w:w="3798"/>
             <w:shd w:val="clear" w:color="auto" w:fill="2E7D32"/>
             <w:tcMar>
               <w:top w:w="50" w:type="dxa"/>
@@ -3061,13 +3059,13 @@
                 <w:color w:val="FFFFFF"/>
                 <w:sz w:val="15"/>
               </w:rPr>
-              <w:t>Kategorisasi Variabel X</w:t>
+              <w:t>Definisi Variabel &amp; Parameter (Sub-bab 1.3)</w:t>
             </w:r>
           </w:p>
         </w:tc>
         <w:tc>
           <w:tcPr>
-            <w:tcW w:type="dxa" w:w="1587"/>
+            <w:tcW w:type="dxa" w:w="3798"/>
             <w:shd w:val="clear" w:color="auto" w:fill="2E7D32"/>
             <w:tcMar>
               <w:top w:w="50" w:type="dxa"/>
@@ -3094,73 +3092,7 @@
                 <w:color w:val="FFFFFF"/>
                 <w:sz w:val="15"/>
               </w:rPr>
-              <w:t>Kategorisasi Variabel Y</w:t>
-            </w:r>
-          </w:p>
-        </w:tc>
-        <w:tc>
-          <w:tcPr>
-            <w:tcW w:type="dxa" w:w="1928"/>
-            <w:shd w:val="clear" w:color="auto" w:fill="2E7D32"/>
-            <w:tcMar>
-              <w:top w:w="50" w:type="dxa"/>
-              <w:bottom w:w="50" w:type="dxa"/>
-              <w:left w:w="80" w:type="dxa"/>
-              <w:right w:w="80" w:type="dxa"/>
-            </w:tcMar>
-            <w:tcBorders>
-              <w:top w:val="single" w:sz="4" w:color="D0D7DE" w:space="0"/>
-              <w:left w:val="single" w:sz="4" w:color="D0D7DE" w:space="0"/>
-              <w:bottom w:val="single" w:sz="4" w:color="D0D7DE" w:space="0"/>
-              <w:right w:val="single" w:sz="4" w:color="D0D7DE" w:space="0"/>
-            </w:tcBorders>
-          </w:tcPr>
-          <w:p>
-            <w:pPr>
-              <w:spacing w:before="40" w:after="40"/>
-              <w:jc w:val="center"/>
-            </w:pPr>
-            <w:r>
-              <w:rPr>
-                <w:b/>
-                <w:i w:val="0"/>
-                <w:color w:val="FFFFFF"/>
-                <w:sz w:val="15"/>
-              </w:rPr>
-              <w:t>Metode Uji &amp; Parameter</w:t>
-            </w:r>
-          </w:p>
-        </w:tc>
-        <w:tc>
-          <w:tcPr>
-            <w:tcW w:type="dxa" w:w="2268"/>
-            <w:shd w:val="clear" w:color="auto" w:fill="2E7D32"/>
-            <w:tcMar>
-              <w:top w:w="50" w:type="dxa"/>
-              <w:bottom w:w="50" w:type="dxa"/>
-              <w:left w:w="80" w:type="dxa"/>
-              <w:right w:w="80" w:type="dxa"/>
-            </w:tcMar>
-            <w:tcBorders>
-              <w:top w:val="single" w:sz="4" w:color="D0D7DE" w:space="0"/>
-              <w:left w:val="single" w:sz="4" w:color="D0D7DE" w:space="0"/>
-              <w:bottom w:val="single" w:sz="4" w:color="D0D7DE" w:space="0"/>
-              <w:right w:val="single" w:sz="4" w:color="D0D7DE" w:space="0"/>
-            </w:tcBorders>
-          </w:tcPr>
-          <w:p>
-            <w:pPr>
-              <w:spacing w:before="40" w:after="40"/>
-              <w:jc w:val="center"/>
-            </w:pPr>
-            <w:r>
-              <w:rPr>
-                <w:b/>
-                <w:i w:val="0"/>
-                <w:color w:val="FFFFFF"/>
-                <w:sz w:val="15"/>
-              </w:rPr>
-              <w:t>Fokus Hipotesis Operasional (H₁)</w:t>
+              <w:t>Definisi Variabel &amp; Parameter (Sub-bab 1.4)</w:t>
             </w:r>
           </w:p>
         </w:tc>
@@ -3168,7 +3100,7 @@
       <w:tr>
         <w:tc>
           <w:tcPr>
-            <w:tcW w:type="dxa" w:w="2268"/>
+            <w:tcW w:type="dxa" w:w="2041"/>
             <w:vAlign w:val="center"/>
             <w:shd w:val="clear" w:color="auto" w:fill="F9FBF9"/>
             <w:tcMar>
@@ -3196,115 +3128,13 @@
                 <w:color w:val="222222"/>
                 <w:sz w:val="15"/>
               </w:rPr>
-              <w:t>PLTU Captive (MW) → Deforestasi Total (Ha)</w:t>
+              <w:t>Variabel Independen (X)</w:t>
             </w:r>
           </w:p>
         </w:tc>
         <w:tc>
           <w:tcPr>
-            <w:tcW w:type="dxa" w:w="1587"/>
-            <w:vAlign w:val="center"/>
-            <w:shd w:val="clear" w:color="auto" w:fill="F9FBF9"/>
-            <w:tcMar>
-              <w:top w:w="40" w:type="dxa"/>
-              <w:bottom w:w="40" w:type="dxa"/>
-              <w:left w:w="80" w:type="dxa"/>
-              <w:right w:w="80" w:type="dxa"/>
-            </w:tcMar>
-            <w:tcBorders>
-              <w:top w:val="single" w:sz="4" w:color="D0D7DE" w:space="0"/>
-              <w:left w:val="single" w:sz="4" w:color="D0D7DE" w:space="0"/>
-              <w:bottom w:val="single" w:sz="4" w:color="D0D7DE" w:space="0"/>
-              <w:right w:val="single" w:sz="4" w:color="D0D7DE" w:space="0"/>
-            </w:tcBorders>
-          </w:tcPr>
-          <w:p>
-            <w:pPr>
-              <w:spacing w:before="20" w:after="20"/>
-              <w:jc w:val="center"/>
-            </w:pPr>
-            <w:r>
-              <w:rPr>
-                <w:b w:val="0"/>
-                <w:i w:val="0"/>
-                <w:color w:val="222222"/>
-                <w:sz w:val="15"/>
-              </w:rPr>
-              <w:t>Median Kapasitas MW (High / Low)</w:t>
-            </w:r>
-          </w:p>
-        </w:tc>
-        <w:tc>
-          <w:tcPr>
-            <w:tcW w:type="dxa" w:w="1587"/>
-            <w:vAlign w:val="center"/>
-            <w:shd w:val="clear" w:color="auto" w:fill="F9FBF9"/>
-            <w:tcMar>
-              <w:top w:w="40" w:type="dxa"/>
-              <w:bottom w:w="40" w:type="dxa"/>
-              <w:left w:w="80" w:type="dxa"/>
-              <w:right w:w="80" w:type="dxa"/>
-            </w:tcMar>
-            <w:tcBorders>
-              <w:top w:val="single" w:sz="4" w:color="D0D7DE" w:space="0"/>
-              <w:left w:val="single" w:sz="4" w:color="D0D7DE" w:space="0"/>
-              <w:bottom w:val="single" w:sz="4" w:color="D0D7DE" w:space="0"/>
-              <w:right w:val="single" w:sz="4" w:color="D0D7DE" w:space="0"/>
-            </w:tcBorders>
-          </w:tcPr>
-          <w:p>
-            <w:pPr>
-              <w:spacing w:before="20" w:after="20"/>
-              <w:jc w:val="center"/>
-            </w:pPr>
-            <w:r>
-              <w:rPr>
-                <w:b w:val="0"/>
-                <w:i w:val="0"/>
-                <w:color w:val="222222"/>
-                <w:sz w:val="15"/>
-              </w:rPr>
-              <w:t>Median Deforestasi Total (High / Low)</w:t>
-            </w:r>
-          </w:p>
-        </w:tc>
-        <w:tc>
-          <w:tcPr>
-            <w:tcW w:type="dxa" w:w="1928"/>
-            <w:vAlign w:val="center"/>
-            <w:shd w:val="clear" w:color="auto" w:fill="F9FBF9"/>
-            <w:tcMar>
-              <w:top w:w="40" w:type="dxa"/>
-              <w:bottom w:w="40" w:type="dxa"/>
-              <w:left w:w="80" w:type="dxa"/>
-              <w:right w:w="80" w:type="dxa"/>
-            </w:tcMar>
-            <w:tcBorders>
-              <w:top w:val="single" w:sz="4" w:color="D0D7DE" w:space="0"/>
-              <w:left w:val="single" w:sz="4" w:color="D0D7DE" w:space="0"/>
-              <w:bottom w:val="single" w:sz="4" w:color="D0D7DE" w:space="0"/>
-              <w:right w:val="single" w:sz="4" w:color="D0D7DE" w:space="0"/>
-            </w:tcBorders>
-          </w:tcPr>
-          <w:p>
-            <w:pPr>
-              <w:spacing w:before="20" w:after="20"/>
-              <w:jc w:val="center"/>
-            </w:pPr>
-            <w:r>
-              <w:rPr>
-                <w:b w:val="0"/>
-                <w:i w:val="0"/>
-                <w:color w:val="222222"/>
-                <w:sz w:val="15"/>
-              </w:rPr>
-              <w:t>Pearson χ² (df=1, α=0,05) &amp; Odds Ratio</w:t>
-            </w:r>
-          </w:p>
-        </w:tc>
-        <w:tc>
-          <w:tcPr>
-            <w:tcW w:type="dxa" w:w="2268"/>
+            <w:tcW w:type="dxa" w:w="3798"/>
             <w:vAlign w:val="center"/>
             <w:shd w:val="clear" w:color="auto" w:fill="F9FBF9"/>
             <w:tcMar>
@@ -3332,7 +3162,41 @@
                 <w:color w:val="222222"/>
                 <w:sz w:val="15"/>
               </w:rPr>
-              <w:t>Konsentrasi PLTU captive batubara meningkatkan risiko kehilangan tutupan hutan</w:t>
+              <w:t>Jumlah Izin Baru (IUP) / Luas Konsesi Baru (Ha)</w:t>
+            </w:r>
+          </w:p>
+        </w:tc>
+        <w:tc>
+          <w:tcPr>
+            <w:tcW w:type="dxa" w:w="3798"/>
+            <w:vAlign w:val="center"/>
+            <w:shd w:val="clear" w:color="auto" w:fill="F9FBF9"/>
+            <w:tcMar>
+              <w:top w:w="40" w:type="dxa"/>
+              <w:bottom w:w="40" w:type="dxa"/>
+              <w:left w:w="80" w:type="dxa"/>
+              <w:right w:w="80" w:type="dxa"/>
+            </w:tcMar>
+            <w:tcBorders>
+              <w:top w:val="single" w:sz="4" w:color="D0D7DE" w:space="0"/>
+              <w:left w:val="single" w:sz="4" w:color="D0D7DE" w:space="0"/>
+              <w:bottom w:val="single" w:sz="4" w:color="D0D7DE" w:space="0"/>
+              <w:right w:val="single" w:sz="4" w:color="D0D7DE" w:space="0"/>
+            </w:tcBorders>
+          </w:tcPr>
+          <w:p>
+            <w:pPr>
+              <w:spacing w:before="20" w:after="20"/>
+              <w:jc w:val="left"/>
+            </w:pPr>
+            <w:r>
+              <w:rPr>
+                <w:b w:val="0"/>
+                <w:i w:val="0"/>
+                <w:color w:val="222222"/>
+                <w:sz w:val="15"/>
+              </w:rPr>
+              <w:t>Realisasi Investasi PMDN Sektor Ekstraktif (Juta / Triliun Rp)</w:t>
             </w:r>
           </w:p>
         </w:tc>
@@ -3340,7 +3204,7 @@
       <w:tr>
         <w:tc>
           <w:tcPr>
-            <w:tcW w:type="dxa" w:w="2268"/>
+            <w:tcW w:type="dxa" w:w="2041"/>
             <w:vAlign w:val="center"/>
             <w:shd w:val="clear" w:color="auto" w:fill="FFFFFF"/>
             <w:tcMar>
@@ -3368,115 +3232,13 @@
                 <w:color w:val="222222"/>
                 <w:sz w:val="15"/>
               </w:rPr>
-              <w:t>IUP Baru (Unit) → Deforestasi Hutan Primer (Ha)</w:t>
+              <w:t>Variabel Dependen (Y)</w:t>
             </w:r>
           </w:p>
         </w:tc>
         <w:tc>
           <w:tcPr>
-            <w:tcW w:type="dxa" w:w="1587"/>
-            <w:vAlign w:val="center"/>
-            <w:shd w:val="clear" w:color="auto" w:fill="FFFFFF"/>
-            <w:tcMar>
-              <w:top w:w="40" w:type="dxa"/>
-              <w:bottom w:w="40" w:type="dxa"/>
-              <w:left w:w="80" w:type="dxa"/>
-              <w:right w:w="80" w:type="dxa"/>
-            </w:tcMar>
-            <w:tcBorders>
-              <w:top w:val="single" w:sz="4" w:color="D0D7DE" w:space="0"/>
-              <w:left w:val="single" w:sz="4" w:color="D0D7DE" w:space="0"/>
-              <w:bottom w:val="single" w:sz="4" w:color="D0D7DE" w:space="0"/>
-              <w:right w:val="single" w:sz="4" w:color="D0D7DE" w:space="0"/>
-            </w:tcBorders>
-          </w:tcPr>
-          <w:p>
-            <w:pPr>
-              <w:spacing w:before="20" w:after="20"/>
-              <w:jc w:val="center"/>
-            </w:pPr>
-            <w:r>
-              <w:rPr>
-                <w:b w:val="0"/>
-                <w:i w:val="0"/>
-                <w:color w:val="222222"/>
-                <w:sz w:val="15"/>
-              </w:rPr>
-              <w:t>Median Jumlah Izin (High / Low)</w:t>
-            </w:r>
-          </w:p>
-        </w:tc>
-        <w:tc>
-          <w:tcPr>
-            <w:tcW w:type="dxa" w:w="1587"/>
-            <w:vAlign w:val="center"/>
-            <w:shd w:val="clear" w:color="auto" w:fill="FFFFFF"/>
-            <w:tcMar>
-              <w:top w:w="40" w:type="dxa"/>
-              <w:bottom w:w="40" w:type="dxa"/>
-              <w:left w:w="80" w:type="dxa"/>
-              <w:right w:w="80" w:type="dxa"/>
-            </w:tcMar>
-            <w:tcBorders>
-              <w:top w:val="single" w:sz="4" w:color="D0D7DE" w:space="0"/>
-              <w:left w:val="single" w:sz="4" w:color="D0D7DE" w:space="0"/>
-              <w:bottom w:val="single" w:sz="4" w:color="D0D7DE" w:space="0"/>
-              <w:right w:val="single" w:sz="4" w:color="D0D7DE" w:space="0"/>
-            </w:tcBorders>
-          </w:tcPr>
-          <w:p>
-            <w:pPr>
-              <w:spacing w:before="20" w:after="20"/>
-              <w:jc w:val="center"/>
-            </w:pPr>
-            <w:r>
-              <w:rPr>
-                <w:b w:val="0"/>
-                <w:i w:val="0"/>
-                <w:color w:val="222222"/>
-                <w:sz w:val="15"/>
-              </w:rPr>
-              <w:t>Median Hutan Primer (High / Low)</w:t>
-            </w:r>
-          </w:p>
-        </w:tc>
-        <w:tc>
-          <w:tcPr>
-            <w:tcW w:type="dxa" w:w="1928"/>
-            <w:vAlign w:val="center"/>
-            <w:shd w:val="clear" w:color="auto" w:fill="FFFFFF"/>
-            <w:tcMar>
-              <w:top w:w="40" w:type="dxa"/>
-              <w:bottom w:w="40" w:type="dxa"/>
-              <w:left w:w="80" w:type="dxa"/>
-              <w:right w:w="80" w:type="dxa"/>
-            </w:tcMar>
-            <w:tcBorders>
-              <w:top w:val="single" w:sz="4" w:color="D0D7DE" w:space="0"/>
-              <w:left w:val="single" w:sz="4" w:color="D0D7DE" w:space="0"/>
-              <w:bottom w:val="single" w:sz="4" w:color="D0D7DE" w:space="0"/>
-              <w:right w:val="single" w:sz="4" w:color="D0D7DE" w:space="0"/>
-            </w:tcBorders>
-          </w:tcPr>
-          <w:p>
-            <w:pPr>
-              <w:spacing w:before="20" w:after="20"/>
-              <w:jc w:val="center"/>
-            </w:pPr>
-            <w:r>
-              <w:rPr>
-                <w:b w:val="0"/>
-                <w:i w:val="0"/>
-                <w:color w:val="222222"/>
-                <w:sz w:val="15"/>
-              </w:rPr>
-              <w:t>Pearson χ², Odds Ratio, Fisher Exact</w:t>
-            </w:r>
-          </w:p>
-        </w:tc>
-        <w:tc>
-          <w:tcPr>
-            <w:tcW w:type="dxa" w:w="2268"/>
+            <w:tcW w:type="dxa" w:w="3798"/>
             <w:vAlign w:val="center"/>
             <w:shd w:val="clear" w:color="auto" w:fill="FFFFFF"/>
             <w:tcMar>
@@ -3504,7 +3266,41 @@
                 <w:color w:val="222222"/>
                 <w:sz w:val="15"/>
               </w:rPr>
-              <w:t>Penerbitan konsesi baru berasosiasi signifikan dengan konversi hutan alam primer</w:t>
+              <w:t>Deforestasi Komoditas (Ha) / Total Deforestasi Alam Primer (Ha)</w:t>
+            </w:r>
+          </w:p>
+        </w:tc>
+        <w:tc>
+          <w:tcPr>
+            <w:tcW w:type="dxa" w:w="3798"/>
+            <w:vAlign w:val="center"/>
+            <w:shd w:val="clear" w:color="auto" w:fill="FFFFFF"/>
+            <w:tcMar>
+              <w:top w:w="40" w:type="dxa"/>
+              <w:bottom w:w="40" w:type="dxa"/>
+              <w:left w:w="80" w:type="dxa"/>
+              <w:right w:w="80" w:type="dxa"/>
+            </w:tcMar>
+            <w:tcBorders>
+              <w:top w:val="single" w:sz="4" w:color="D0D7DE" w:space="0"/>
+              <w:left w:val="single" w:sz="4" w:color="D0D7DE" w:space="0"/>
+              <w:bottom w:val="single" w:sz="4" w:color="D0D7DE" w:space="0"/>
+              <w:right w:val="single" w:sz="4" w:color="D0D7DE" w:space="0"/>
+            </w:tcBorders>
+          </w:tcPr>
+          <w:p>
+            <w:pPr>
+              <w:spacing w:before="20" w:after="20"/>
+              <w:jc w:val="left"/>
+            </w:pPr>
+            <w:r>
+              <w:rPr>
+                <w:b w:val="0"/>
+                <w:i w:val="0"/>
+                <w:color w:val="222222"/>
+                <w:sz w:val="15"/>
+              </w:rPr>
+              <w:t>Total Deforestasi Alam (Ha) / Deforestasi Komoditas (Ha)</w:t>
             </w:r>
           </w:p>
         </w:tc>
@@ -3512,7 +3308,7 @@
       <w:tr>
         <w:tc>
           <w:tcPr>
-            <w:tcW w:type="dxa" w:w="2268"/>
+            <w:tcW w:type="dxa" w:w="2041"/>
             <w:vAlign w:val="center"/>
             <w:shd w:val="clear" w:color="auto" w:fill="F9FBF9"/>
             <w:tcMar>
@@ -3540,115 +3336,13 @@
                 <w:color w:val="222222"/>
                 <w:sz w:val="15"/>
               </w:rPr>
-              <w:t>IUP Baru (Unit) → Deforestasi Komoditas (Ha)</w:t>
+              <w:t>Hipotesis Nol (H₀)</w:t>
             </w:r>
           </w:p>
         </w:tc>
         <w:tc>
           <w:tcPr>
-            <w:tcW w:type="dxa" w:w="1587"/>
-            <w:vAlign w:val="center"/>
-            <w:shd w:val="clear" w:color="auto" w:fill="F9FBF9"/>
-            <w:tcMar>
-              <w:top w:w="40" w:type="dxa"/>
-              <w:bottom w:w="40" w:type="dxa"/>
-              <w:left w:w="80" w:type="dxa"/>
-              <w:right w:w="80" w:type="dxa"/>
-            </w:tcMar>
-            <w:tcBorders>
-              <w:top w:val="single" w:sz="4" w:color="D0D7DE" w:space="0"/>
-              <w:left w:val="single" w:sz="4" w:color="D0D7DE" w:space="0"/>
-              <w:bottom w:val="single" w:sz="4" w:color="D0D7DE" w:space="0"/>
-              <w:right w:val="single" w:sz="4" w:color="D0D7DE" w:space="0"/>
-            </w:tcBorders>
-          </w:tcPr>
-          <w:p>
-            <w:pPr>
-              <w:spacing w:before="20" w:after="20"/>
-              <w:jc w:val="center"/>
-            </w:pPr>
-            <w:r>
-              <w:rPr>
-                <w:b w:val="0"/>
-                <w:i w:val="0"/>
-                <w:color w:val="222222"/>
-                <w:sz w:val="15"/>
-              </w:rPr>
-              <w:t>Median Jumlah Izin (High / Low)</w:t>
-            </w:r>
-          </w:p>
-        </w:tc>
-        <w:tc>
-          <w:tcPr>
-            <w:tcW w:type="dxa" w:w="1587"/>
-            <w:vAlign w:val="center"/>
-            <w:shd w:val="clear" w:color="auto" w:fill="F9FBF9"/>
-            <w:tcMar>
-              <w:top w:w="40" w:type="dxa"/>
-              <w:bottom w:w="40" w:type="dxa"/>
-              <w:left w:w="80" w:type="dxa"/>
-              <w:right w:w="80" w:type="dxa"/>
-            </w:tcMar>
-            <w:tcBorders>
-              <w:top w:val="single" w:sz="4" w:color="D0D7DE" w:space="0"/>
-              <w:left w:val="single" w:sz="4" w:color="D0D7DE" w:space="0"/>
-              <w:bottom w:val="single" w:sz="4" w:color="D0D7DE" w:space="0"/>
-              <w:right w:val="single" w:sz="4" w:color="D0D7DE" w:space="0"/>
-            </w:tcBorders>
-          </w:tcPr>
-          <w:p>
-            <w:pPr>
-              <w:spacing w:before="20" w:after="20"/>
-              <w:jc w:val="center"/>
-            </w:pPr>
-            <w:r>
-              <w:rPr>
-                <w:b w:val="0"/>
-                <w:i w:val="0"/>
-                <w:color w:val="222222"/>
-                <w:sz w:val="15"/>
-              </w:rPr>
-              <w:t>Median Def. Komoditas (High / Low)</w:t>
-            </w:r>
-          </w:p>
-        </w:tc>
-        <w:tc>
-          <w:tcPr>
-            <w:tcW w:type="dxa" w:w="1928"/>
-            <w:vAlign w:val="center"/>
-            <w:shd w:val="clear" w:color="auto" w:fill="F9FBF9"/>
-            <w:tcMar>
-              <w:top w:w="40" w:type="dxa"/>
-              <w:bottom w:w="40" w:type="dxa"/>
-              <w:left w:w="80" w:type="dxa"/>
-              <w:right w:w="80" w:type="dxa"/>
-            </w:tcMar>
-            <w:tcBorders>
-              <w:top w:val="single" w:sz="4" w:color="D0D7DE" w:space="0"/>
-              <w:left w:val="single" w:sz="4" w:color="D0D7DE" w:space="0"/>
-              <w:bottom w:val="single" w:sz="4" w:color="D0D7DE" w:space="0"/>
-              <w:right w:val="single" w:sz="4" w:color="D0D7DE" w:space="0"/>
-            </w:tcBorders>
-          </w:tcPr>
-          <w:p>
-            <w:pPr>
-              <w:spacing w:before="20" w:after="20"/>
-              <w:jc w:val="center"/>
-            </w:pPr>
-            <w:r>
-              <w:rPr>
-                <w:b w:val="0"/>
-                <w:i w:val="0"/>
-                <w:color w:val="222222"/>
-                <w:sz w:val="15"/>
-              </w:rPr>
-              <w:t>Pearson χ² (df=1) &amp; Odds Ratio (ad/bc)</w:t>
-            </w:r>
-          </w:p>
-        </w:tc>
-        <w:tc>
-          <w:tcPr>
-            <w:tcW w:type="dxa" w:w="2268"/>
+            <w:tcW w:type="dxa" w:w="3798"/>
             <w:vAlign w:val="center"/>
             <w:shd w:val="clear" w:color="auto" w:fill="F9FBF9"/>
             <w:tcMar>
@@ -3676,7 +3370,41 @@
                 <w:color w:val="222222"/>
                 <w:sz w:val="15"/>
               </w:rPr>
-              <w:t>Tekanan izin tambang merupakan faktor pendorong langsung alih fungsi komoditas</w:t>
+              <w:t>Tingkat penerbitan izin/luas konsesi tidak berhubungan dengan laju deforestasi.</w:t>
+            </w:r>
+          </w:p>
+        </w:tc>
+        <w:tc>
+          <w:tcPr>
+            <w:tcW w:type="dxa" w:w="3798"/>
+            <w:vAlign w:val="center"/>
+            <w:shd w:val="clear" w:color="auto" w:fill="F9FBF9"/>
+            <w:tcMar>
+              <w:top w:w="40" w:type="dxa"/>
+              <w:bottom w:w="40" w:type="dxa"/>
+              <w:left w:w="80" w:type="dxa"/>
+              <w:right w:w="80" w:type="dxa"/>
+            </w:tcMar>
+            <w:tcBorders>
+              <w:top w:val="single" w:sz="4" w:color="D0D7DE" w:space="0"/>
+              <w:left w:val="single" w:sz="4" w:color="D0D7DE" w:space="0"/>
+              <w:bottom w:val="single" w:sz="4" w:color="D0D7DE" w:space="0"/>
+              <w:right w:val="single" w:sz="4" w:color="D0D7DE" w:space="0"/>
+            </w:tcBorders>
+          </w:tcPr>
+          <w:p>
+            <w:pPr>
+              <w:spacing w:before="20" w:after="20"/>
+              <w:jc w:val="left"/>
+            </w:pPr>
+            <w:r>
+              <w:rPr>
+                <w:b w:val="0"/>
+                <w:i w:val="0"/>
+                <w:color w:val="222222"/>
+                <w:sz w:val="15"/>
+              </w:rPr>
+              <w:t>Tingginya realisasi investasi PMDN tidak berhubungan dengan laju deforestasi.</w:t>
             </w:r>
           </w:p>
         </w:tc>
@@ -3684,7 +3412,7 @@
       <w:tr>
         <w:tc>
           <w:tcPr>
-            <w:tcW w:type="dxa" w:w="2268"/>
+            <w:tcW w:type="dxa" w:w="2041"/>
             <w:vAlign w:val="center"/>
             <w:shd w:val="clear" w:color="auto" w:fill="FFFFFF"/>
             <w:tcMar>
@@ -3712,115 +3440,13 @@
                 <w:color w:val="222222"/>
                 <w:sz w:val="15"/>
               </w:rPr>
-              <w:t>Luas Konsesi (Ha) → Deforestasi Komoditas (Ha)</w:t>
+              <w:t>Hipotesis Alternatif (H₁)</w:t>
             </w:r>
           </w:p>
         </w:tc>
         <w:tc>
           <w:tcPr>
-            <w:tcW w:type="dxa" w:w="1587"/>
-            <w:vAlign w:val="center"/>
-            <w:shd w:val="clear" w:color="auto" w:fill="FFFFFF"/>
-            <w:tcMar>
-              <w:top w:w="40" w:type="dxa"/>
-              <w:bottom w:w="40" w:type="dxa"/>
-              <w:left w:w="80" w:type="dxa"/>
-              <w:right w:w="80" w:type="dxa"/>
-            </w:tcMar>
-            <w:tcBorders>
-              <w:top w:val="single" w:sz="4" w:color="D0D7DE" w:space="0"/>
-              <w:left w:val="single" w:sz="4" w:color="D0D7DE" w:space="0"/>
-              <w:bottom w:val="single" w:sz="4" w:color="D0D7DE" w:space="0"/>
-              <w:right w:val="single" w:sz="4" w:color="D0D7DE" w:space="0"/>
-            </w:tcBorders>
-          </w:tcPr>
-          <w:p>
-            <w:pPr>
-              <w:spacing w:before="20" w:after="20"/>
-              <w:jc w:val="center"/>
-            </w:pPr>
-            <w:r>
-              <w:rPr>
-                <w:b w:val="0"/>
-                <w:i w:val="0"/>
-                <w:color w:val="222222"/>
-                <w:sz w:val="15"/>
-              </w:rPr>
-              <w:t>Median Luas Konsesi (High / Low)</w:t>
-            </w:r>
-          </w:p>
-        </w:tc>
-        <w:tc>
-          <w:tcPr>
-            <w:tcW w:type="dxa" w:w="1587"/>
-            <w:vAlign w:val="center"/>
-            <w:shd w:val="clear" w:color="auto" w:fill="FFFFFF"/>
-            <w:tcMar>
-              <w:top w:w="40" w:type="dxa"/>
-              <w:bottom w:w="40" w:type="dxa"/>
-              <w:left w:w="80" w:type="dxa"/>
-              <w:right w:w="80" w:type="dxa"/>
-            </w:tcMar>
-            <w:tcBorders>
-              <w:top w:val="single" w:sz="4" w:color="D0D7DE" w:space="0"/>
-              <w:left w:val="single" w:sz="4" w:color="D0D7DE" w:space="0"/>
-              <w:bottom w:val="single" w:sz="4" w:color="D0D7DE" w:space="0"/>
-              <w:right w:val="single" w:sz="4" w:color="D0D7DE" w:space="0"/>
-            </w:tcBorders>
-          </w:tcPr>
-          <w:p>
-            <w:pPr>
-              <w:spacing w:before="20" w:after="20"/>
-              <w:jc w:val="center"/>
-            </w:pPr>
-            <w:r>
-              <w:rPr>
-                <w:b w:val="0"/>
-                <w:i w:val="0"/>
-                <w:color w:val="222222"/>
-                <w:sz w:val="15"/>
-              </w:rPr>
-              <w:t>Median Def. Komoditas (High / Low)</w:t>
-            </w:r>
-          </w:p>
-        </w:tc>
-        <w:tc>
-          <w:tcPr>
-            <w:tcW w:type="dxa" w:w="1928"/>
-            <w:vAlign w:val="center"/>
-            <w:shd w:val="clear" w:color="auto" w:fill="FFFFFF"/>
-            <w:tcMar>
-              <w:top w:w="40" w:type="dxa"/>
-              <w:bottom w:w="40" w:type="dxa"/>
-              <w:left w:w="80" w:type="dxa"/>
-              <w:right w:w="80" w:type="dxa"/>
-            </w:tcMar>
-            <w:tcBorders>
-              <w:top w:val="single" w:sz="4" w:color="D0D7DE" w:space="0"/>
-              <w:left w:val="single" w:sz="4" w:color="D0D7DE" w:space="0"/>
-              <w:bottom w:val="single" w:sz="4" w:color="D0D7DE" w:space="0"/>
-              <w:right w:val="single" w:sz="4" w:color="D0D7DE" w:space="0"/>
-            </w:tcBorders>
-          </w:tcPr>
-          <w:p>
-            <w:pPr>
-              <w:spacing w:before="20" w:after="20"/>
-              <w:jc w:val="center"/>
-            </w:pPr>
-            <w:r>
-              <w:rPr>
-                <w:b w:val="0"/>
-                <w:i w:val="0"/>
-                <w:color w:val="222222"/>
-                <w:sz w:val="15"/>
-              </w:rPr>
-              <w:t>Pearson χ², Odds Ratio (CI 95%)</w:t>
-            </w:r>
-          </w:p>
-        </w:tc>
-        <w:tc>
-          <w:tcPr>
-            <w:tcW w:type="dxa" w:w="2268"/>
+            <w:tcW w:type="dxa" w:w="3798"/>
             <w:vAlign w:val="center"/>
             <w:shd w:val="clear" w:color="auto" w:fill="FFFFFF"/>
             <w:tcMar>
@@ -3848,7 +3474,41 @@
                 <w:color w:val="222222"/>
                 <w:sz w:val="15"/>
               </w:rPr>
-              <w:t>Skala luasan konsesi tambang memperbesar probabilitas pembukaan lahan vegetasi</w:t>
+              <w:t>Ada hubungan positif antara tingginya penerbitan izin dengan tingginya laju deforestasi.</w:t>
+            </w:r>
+          </w:p>
+        </w:tc>
+        <w:tc>
+          <w:tcPr>
+            <w:tcW w:type="dxa" w:w="3798"/>
+            <w:vAlign w:val="center"/>
+            <w:shd w:val="clear" w:color="auto" w:fill="FFFFFF"/>
+            <w:tcMar>
+              <w:top w:w="40" w:type="dxa"/>
+              <w:bottom w:w="40" w:type="dxa"/>
+              <w:left w:w="80" w:type="dxa"/>
+              <w:right w:w="80" w:type="dxa"/>
+            </w:tcMar>
+            <w:tcBorders>
+              <w:top w:val="single" w:sz="4" w:color="D0D7DE" w:space="0"/>
+              <w:left w:val="single" w:sz="4" w:color="D0D7DE" w:space="0"/>
+              <w:bottom w:val="single" w:sz="4" w:color="D0D7DE" w:space="0"/>
+              <w:right w:val="single" w:sz="4" w:color="D0D7DE" w:space="0"/>
+            </w:tcBorders>
+          </w:tcPr>
+          <w:p>
+            <w:pPr>
+              <w:spacing w:before="20" w:after="20"/>
+              <w:jc w:val="left"/>
+            </w:pPr>
+            <w:r>
+              <w:rPr>
+                <w:b w:val="0"/>
+                <w:i w:val="0"/>
+                <w:color w:val="222222"/>
+                <w:sz w:val="15"/>
+              </w:rPr>
+              <w:t>Ada hubungan positif antara tingginya realisasi investasi PMDN dengan laju deforestasi.</w:t>
             </w:r>
           </w:p>
         </w:tc>
@@ -3856,7 +3516,7 @@
       <w:tr>
         <w:tc>
           <w:tcPr>
-            <w:tcW w:type="dxa" w:w="2268"/>
+            <w:tcW w:type="dxa" w:w="2041"/>
             <w:vAlign w:val="center"/>
             <w:shd w:val="clear" w:color="auto" w:fill="F9FBF9"/>
             <w:tcMar>
@@ -3884,115 +3544,13 @@
                 <w:color w:val="222222"/>
                 <w:sz w:val="15"/>
               </w:rPr>
-              <w:t>Investasi PMDN (Rp) → Deforestasi Komoditas (Ha)</w:t>
+              <w:t>Decision Rule (Alpha 5%)</w:t>
             </w:r>
           </w:p>
         </w:tc>
         <w:tc>
           <w:tcPr>
-            <w:tcW w:type="dxa" w:w="1587"/>
-            <w:vAlign w:val="center"/>
-            <w:shd w:val="clear" w:color="auto" w:fill="F9FBF9"/>
-            <w:tcMar>
-              <w:top w:w="40" w:type="dxa"/>
-              <w:bottom w:w="40" w:type="dxa"/>
-              <w:left w:w="80" w:type="dxa"/>
-              <w:right w:w="80" w:type="dxa"/>
-            </w:tcMar>
-            <w:tcBorders>
-              <w:top w:val="single" w:sz="4" w:color="D0D7DE" w:space="0"/>
-              <w:left w:val="single" w:sz="4" w:color="D0D7DE" w:space="0"/>
-              <w:bottom w:val="single" w:sz="4" w:color="D0D7DE" w:space="0"/>
-              <w:right w:val="single" w:sz="4" w:color="D0D7DE" w:space="0"/>
-            </w:tcBorders>
-          </w:tcPr>
-          <w:p>
-            <w:pPr>
-              <w:spacing w:before="20" w:after="20"/>
-              <w:jc w:val="center"/>
-            </w:pPr>
-            <w:r>
-              <w:rPr>
-                <w:b w:val="0"/>
-                <w:i w:val="0"/>
-                <w:color w:val="222222"/>
-                <w:sz w:val="15"/>
-              </w:rPr>
-              <w:t>Median Arus Modal (High / Low)</w:t>
-            </w:r>
-          </w:p>
-        </w:tc>
-        <w:tc>
-          <w:tcPr>
-            <w:tcW w:type="dxa" w:w="1587"/>
-            <w:vAlign w:val="center"/>
-            <w:shd w:val="clear" w:color="auto" w:fill="F9FBF9"/>
-            <w:tcMar>
-              <w:top w:w="40" w:type="dxa"/>
-              <w:bottom w:w="40" w:type="dxa"/>
-              <w:left w:w="80" w:type="dxa"/>
-              <w:right w:w="80" w:type="dxa"/>
-            </w:tcMar>
-            <w:tcBorders>
-              <w:top w:val="single" w:sz="4" w:color="D0D7DE" w:space="0"/>
-              <w:left w:val="single" w:sz="4" w:color="D0D7DE" w:space="0"/>
-              <w:bottom w:val="single" w:sz="4" w:color="D0D7DE" w:space="0"/>
-              <w:right w:val="single" w:sz="4" w:color="D0D7DE" w:space="0"/>
-            </w:tcBorders>
-          </w:tcPr>
-          <w:p>
-            <w:pPr>
-              <w:spacing w:before="20" w:after="20"/>
-              <w:jc w:val="center"/>
-            </w:pPr>
-            <w:r>
-              <w:rPr>
-                <w:b w:val="0"/>
-                <w:i w:val="0"/>
-                <w:color w:val="222222"/>
-                <w:sz w:val="15"/>
-              </w:rPr>
-              <w:t>Median Def. Komoditas (High / Low)</w:t>
-            </w:r>
-          </w:p>
-        </w:tc>
-        <w:tc>
-          <w:tcPr>
-            <w:tcW w:type="dxa" w:w="1928"/>
-            <w:vAlign w:val="center"/>
-            <w:shd w:val="clear" w:color="auto" w:fill="F9FBF9"/>
-            <w:tcMar>
-              <w:top w:w="40" w:type="dxa"/>
-              <w:bottom w:w="40" w:type="dxa"/>
-              <w:left w:w="80" w:type="dxa"/>
-              <w:right w:w="80" w:type="dxa"/>
-            </w:tcMar>
-            <w:tcBorders>
-              <w:top w:val="single" w:sz="4" w:color="D0D7DE" w:space="0"/>
-              <w:left w:val="single" w:sz="4" w:color="D0D7DE" w:space="0"/>
-              <w:bottom w:val="single" w:sz="4" w:color="D0D7DE" w:space="0"/>
-              <w:right w:val="single" w:sz="4" w:color="D0D7DE" w:space="0"/>
-            </w:tcBorders>
-          </w:tcPr>
-          <w:p>
-            <w:pPr>
-              <w:spacing w:before="20" w:after="20"/>
-              <w:jc w:val="center"/>
-            </w:pPr>
-            <w:r>
-              <w:rPr>
-                <w:b w:val="0"/>
-                <w:i w:val="0"/>
-                <w:color w:val="222222"/>
-                <w:sz w:val="15"/>
-              </w:rPr>
-              <w:t>Pearson χ², Odds Ratio, Time-Lag Test</w:t>
-            </w:r>
-          </w:p>
-        </w:tc>
-        <w:tc>
-          <w:tcPr>
-            <w:tcW w:type="dxa" w:w="2268"/>
+            <w:tcW w:type="dxa" w:w="3798"/>
             <w:vAlign w:val="center"/>
             <w:shd w:val="clear" w:color="auto" w:fill="F9FBF9"/>
             <w:tcMar>
@@ -4020,7 +3578,249 @@
                 <w:color w:val="222222"/>
                 <w:sz w:val="15"/>
               </w:rPr>
-              <w:t>Realisasi modal domestik mendorong bukaan lahan dengan jeda waktu konstruksi</w:t>
+              <w:t>Jika P-Value &lt; 0,05, maka Tolak H₀ (terbukti signifikan bahwa ekspansi perizinan mendorong deforestasi).</w:t>
+            </w:r>
+          </w:p>
+        </w:tc>
+        <w:tc>
+          <w:tcPr>
+            <w:tcW w:type="dxa" w:w="3798"/>
+            <w:vAlign w:val="center"/>
+            <w:shd w:val="clear" w:color="auto" w:fill="F9FBF9"/>
+            <w:tcMar>
+              <w:top w:w="40" w:type="dxa"/>
+              <w:bottom w:w="40" w:type="dxa"/>
+              <w:left w:w="80" w:type="dxa"/>
+              <w:right w:w="80" w:type="dxa"/>
+            </w:tcMar>
+            <w:tcBorders>
+              <w:top w:val="single" w:sz="4" w:color="D0D7DE" w:space="0"/>
+              <w:left w:val="single" w:sz="4" w:color="D0D7DE" w:space="0"/>
+              <w:bottom w:val="single" w:sz="4" w:color="D0D7DE" w:space="0"/>
+              <w:right w:val="single" w:sz="4" w:color="D0D7DE" w:space="0"/>
+            </w:tcBorders>
+          </w:tcPr>
+          <w:p>
+            <w:pPr>
+              <w:spacing w:before="20" w:after="20"/>
+              <w:jc w:val="left"/>
+            </w:pPr>
+            <w:r>
+              <w:rPr>
+                <w:b w:val="0"/>
+                <w:i w:val="0"/>
+                <w:color w:val="222222"/>
+                <w:sz w:val="15"/>
+              </w:rPr>
+              <w:t>Jika P-Value &lt; 0,05, maka Tolak H₀ (terbukti signifikan bahwa realisasi investasi mendorong deforestasi).</w:t>
+            </w:r>
+          </w:p>
+        </w:tc>
+      </w:tr>
+      <w:tr>
+        <w:tc>
+          <w:tcPr>
+            <w:tcW w:type="dxa" w:w="2041"/>
+            <w:vAlign w:val="center"/>
+            <w:shd w:val="clear" w:color="auto" w:fill="FFFFFF"/>
+            <w:tcMar>
+              <w:top w:w="40" w:type="dxa"/>
+              <w:bottom w:w="40" w:type="dxa"/>
+              <w:left w:w="80" w:type="dxa"/>
+              <w:right w:w="80" w:type="dxa"/>
+            </w:tcMar>
+            <w:tcBorders>
+              <w:top w:val="single" w:sz="4" w:color="D0D7DE" w:space="0"/>
+              <w:left w:val="single" w:sz="4" w:color="D0D7DE" w:space="0"/>
+              <w:bottom w:val="single" w:sz="4" w:color="D0D7DE" w:space="0"/>
+              <w:right w:val="single" w:sz="4" w:color="D0D7DE" w:space="0"/>
+            </w:tcBorders>
+          </w:tcPr>
+          <w:p>
+            <w:pPr>
+              <w:spacing w:before="20" w:after="20"/>
+              <w:jc w:val="left"/>
+            </w:pPr>
+            <w:r>
+              <w:rPr>
+                <w:b w:val="0"/>
+                <w:i w:val="0"/>
+                <w:color w:val="222222"/>
+                <w:sz w:val="15"/>
+              </w:rPr>
+              <w:t>Threshold Kategori (Median)</w:t>
+            </w:r>
+          </w:p>
+        </w:tc>
+        <w:tc>
+          <w:tcPr>
+            <w:tcW w:type="dxa" w:w="3798"/>
+            <w:vAlign w:val="center"/>
+            <w:shd w:val="clear" w:color="auto" w:fill="FFFFFF"/>
+            <w:tcMar>
+              <w:top w:w="40" w:type="dxa"/>
+              <w:bottom w:w="40" w:type="dxa"/>
+              <w:left w:w="80" w:type="dxa"/>
+              <w:right w:w="80" w:type="dxa"/>
+            </w:tcMar>
+            <w:tcBorders>
+              <w:top w:val="single" w:sz="4" w:color="D0D7DE" w:space="0"/>
+              <w:left w:val="single" w:sz="4" w:color="D0D7DE" w:space="0"/>
+              <w:bottom w:val="single" w:sz="4" w:color="D0D7DE" w:space="0"/>
+              <w:right w:val="single" w:sz="4" w:color="D0D7DE" w:space="0"/>
+            </w:tcBorders>
+          </w:tcPr>
+          <w:p>
+            <w:pPr>
+              <w:spacing w:before="20" w:after="20"/>
+              <w:jc w:val="left"/>
+            </w:pPr>
+            <w:r>
+              <w:rPr>
+                <w:b w:val="0"/>
+                <w:i w:val="0"/>
+                <w:color w:val="222222"/>
+                <w:sz w:val="15"/>
+              </w:rPr>
+              <w:t>Nilai Median Data Panel (N=60): X ≥ 2,0 izin; Y ≥ 10.961,8 Ha (Kategori High vs. Low).</w:t>
+            </w:r>
+          </w:p>
+        </w:tc>
+        <w:tc>
+          <w:tcPr>
+            <w:tcW w:type="dxa" w:w="3798"/>
+            <w:vAlign w:val="center"/>
+            <w:shd w:val="clear" w:color="auto" w:fill="FFFFFF"/>
+            <w:tcMar>
+              <w:top w:w="40" w:type="dxa"/>
+              <w:bottom w:w="40" w:type="dxa"/>
+              <w:left w:w="80" w:type="dxa"/>
+              <w:right w:w="80" w:type="dxa"/>
+            </w:tcMar>
+            <w:tcBorders>
+              <w:top w:val="single" w:sz="4" w:color="D0D7DE" w:space="0"/>
+              <w:left w:val="single" w:sz="4" w:color="D0D7DE" w:space="0"/>
+              <w:bottom w:val="single" w:sz="4" w:color="D0D7DE" w:space="0"/>
+              <w:right w:val="single" w:sz="4" w:color="D0D7DE" w:space="0"/>
+            </w:tcBorders>
+          </w:tcPr>
+          <w:p>
+            <w:pPr>
+              <w:spacing w:before="20" w:after="20"/>
+              <w:jc w:val="left"/>
+            </w:pPr>
+            <w:r>
+              <w:rPr>
+                <w:b w:val="0"/>
+                <w:i w:val="0"/>
+                <w:color w:val="222222"/>
+                <w:sz w:val="15"/>
+              </w:rPr>
+              <w:t>Nilai Median Data Panel (N=48): X &gt; Rp3.146,4 Miliar; Y ≥ 10.451,7 Ha (Kategori High vs. Low).</w:t>
+            </w:r>
+          </w:p>
+        </w:tc>
+      </w:tr>
+      <w:tr>
+        <w:tc>
+          <w:tcPr>
+            <w:tcW w:type="dxa" w:w="2041"/>
+            <w:vAlign w:val="center"/>
+            <w:shd w:val="clear" w:color="auto" w:fill="F9FBF9"/>
+            <w:tcMar>
+              <w:top w:w="40" w:type="dxa"/>
+              <w:bottom w:w="40" w:type="dxa"/>
+              <w:left w:w="80" w:type="dxa"/>
+              <w:right w:w="80" w:type="dxa"/>
+            </w:tcMar>
+            <w:tcBorders>
+              <w:top w:val="single" w:sz="4" w:color="D0D7DE" w:space="0"/>
+              <w:left w:val="single" w:sz="4" w:color="D0D7DE" w:space="0"/>
+              <w:bottom w:val="single" w:sz="4" w:color="D0D7DE" w:space="0"/>
+              <w:right w:val="single" w:sz="4" w:color="D0D7DE" w:space="0"/>
+            </w:tcBorders>
+          </w:tcPr>
+          <w:p>
+            <w:pPr>
+              <w:spacing w:before="20" w:after="20"/>
+              <w:jc w:val="left"/>
+            </w:pPr>
+            <w:r>
+              <w:rPr>
+                <w:b w:val="0"/>
+                <w:i w:val="0"/>
+                <w:color w:val="222222"/>
+                <w:sz w:val="15"/>
+              </w:rPr>
+              <w:t>Orientasi Odds Ratio (OR)</w:t>
+            </w:r>
+          </w:p>
+        </w:tc>
+        <w:tc>
+          <w:tcPr>
+            <w:tcW w:type="dxa" w:w="3798"/>
+            <w:vAlign w:val="center"/>
+            <w:shd w:val="clear" w:color="auto" w:fill="F9FBF9"/>
+            <w:tcMar>
+              <w:top w:w="40" w:type="dxa"/>
+              <w:bottom w:w="40" w:type="dxa"/>
+              <w:left w:w="80" w:type="dxa"/>
+              <w:right w:w="80" w:type="dxa"/>
+            </w:tcMar>
+            <w:tcBorders>
+              <w:top w:val="single" w:sz="4" w:color="D0D7DE" w:space="0"/>
+              <w:left w:val="single" w:sz="4" w:color="D0D7DE" w:space="0"/>
+              <w:bottom w:val="single" w:sz="4" w:color="D0D7DE" w:space="0"/>
+              <w:right w:val="single" w:sz="4" w:color="D0D7DE" w:space="0"/>
+            </w:tcBorders>
+          </w:tcPr>
+          <w:p>
+            <w:pPr>
+              <w:spacing w:before="20" w:after="20"/>
+              <w:jc w:val="left"/>
+            </w:pPr>
+            <w:r>
+              <w:rPr>
+                <w:b w:val="0"/>
+                <w:i w:val="0"/>
+                <w:color w:val="222222"/>
+                <w:sz w:val="15"/>
+              </w:rPr>
+              <w:t>OR = (a × d) / (b × c) dengan a = Izin Tinggi &amp; Deforestasi Tinggi; mengukur risiko deforestasi tinggi pada kelompok penerbitan izin tinggi.</w:t>
+            </w:r>
+          </w:p>
+        </w:tc>
+        <w:tc>
+          <w:tcPr>
+            <w:tcW w:type="dxa" w:w="3798"/>
+            <w:vAlign w:val="center"/>
+            <w:shd w:val="clear" w:color="auto" w:fill="F9FBF9"/>
+            <w:tcMar>
+              <w:top w:w="40" w:type="dxa"/>
+              <w:bottom w:w="40" w:type="dxa"/>
+              <w:left w:w="80" w:type="dxa"/>
+              <w:right w:w="80" w:type="dxa"/>
+            </w:tcMar>
+            <w:tcBorders>
+              <w:top w:val="single" w:sz="4" w:color="D0D7DE" w:space="0"/>
+              <w:left w:val="single" w:sz="4" w:color="D0D7DE" w:space="0"/>
+              <w:bottom w:val="single" w:sz="4" w:color="D0D7DE" w:space="0"/>
+              <w:right w:val="single" w:sz="4" w:color="D0D7DE" w:space="0"/>
+            </w:tcBorders>
+          </w:tcPr>
+          <w:p>
+            <w:pPr>
+              <w:spacing w:before="20" w:after="20"/>
+              <w:jc w:val="left"/>
+            </w:pPr>
+            <w:r>
+              <w:rPr>
+                <w:b w:val="0"/>
+                <w:i w:val="0"/>
+                <w:color w:val="222222"/>
+                <w:sz w:val="15"/>
+              </w:rPr>
+              <w:t>OR = (a × d) / (b × c) dengan a = Investasi Tinggi &amp; Deforestasi Tinggi; mengukur risiko deforestasi tinggi pada kelompok realisasi investasi tinggi.</w:t>
             </w:r>
           </w:p>
         </w:tc>

--- a/tools/report_metodologi/versicompact/bab_1/Metodologi_Bab1_Ekspansi_Industri_Compact.docx
+++ b/tools/report_metodologi/versicompact/bab_1/Metodologi_Bab1_Ekspansi_Industri_Compact.docx
@@ -2689,7 +2689,7 @@
           <w:color w:val="2E7D32"/>
           <w:sz w:val="18"/>
         </w:rPr>
-        <w:t>D.1 Reklasifikasi Rantai Pasok Hukum &amp; Pangsa Sektoral (PDRB)</w:t>
+        <w:t>1.1 Konteks Makro: Breakdown PDRB per Komoditas</w:t>
       </w:r>
     </w:p>
     <w:p>
@@ -2780,21 +2780,6 @@
     </w:p>
     <w:p>
       <w:pPr>
-        <w:keepNext/>
-        <w:spacing w:before="140" w:after="40"/>
-      </w:pPr>
-      <w:r>
-        <w:rPr>
-          <w:b/>
-          <w:i w:val="0"/>
-          <w:color w:val="2E7D32"/>
-          <w:sz w:val="18"/>
-        </w:rPr>
-        <w:t>D.2 Dekomposisi Spasial &amp; Rasio Ketimpangan Kabupaten</w:t>
-      </w:r>
-    </w:p>
-    <w:p>
-      <w:pPr>
         <w:spacing w:after="80" w:line="276" w:lineRule="auto"/>
         <w:jc w:val="both"/>
       </w:pPr>
@@ -2837,7 +2822,7 @@
           <w:color w:val="2E7D32"/>
           <w:sz w:val="18"/>
         </w:rPr>
-        <w:t>D.3 Konsentrasi Spasial Kawasan Industri &amp; PLTU Captive Off-Grid</w:t>
+        <w:t>1.2 Konsentrasi Kawasan Industri &amp; PLTU Captive</w:t>
       </w:r>
     </w:p>
     <w:p>
@@ -2884,7 +2869,7 @@
           <w:color w:val="2E7D32"/>
           <w:sz w:val="18"/>
         </w:rPr>
-        <w:t>D.4 Deret Waktu Perizinan &amp; Laju Alih Ruang Harian</w:t>
+        <w:t>1.3 Tren Pertumbuhan Izin Tambang Baru &amp; Uji Signifikansi Statistik</w:t>
       </w:r>
     </w:p>
     <w:p>
@@ -2917,21 +2902,6 @@
           <w:sz w:val="16"/>
         </w:rPr>
         <w:t>Laju Alih Ruang Harian (Ha/Hari) = Total Luas Konsesi Tambang Baru (Ha) / Jumlah Hari Observasi (t)</w:t>
-      </w:r>
-    </w:p>
-    <w:p>
-      <w:pPr>
-        <w:keepNext/>
-        <w:spacing w:before="140" w:after="40"/>
-      </w:pPr>
-      <w:r>
-        <w:rPr>
-          <w:b/>
-          <w:i w:val="0"/>
-          <w:color w:val="2E7D32"/>
-          <w:sz w:val="18"/>
-        </w:rPr>
-        <w:t>D.5 Analisis Tabulasi Silang, Uji Chi-Square &amp; Odds Ratio (OR)</w:t>
       </w:r>
     </w:p>
     <w:p>
@@ -3843,7 +3813,7 @@
           <w:color w:val="2E7D32"/>
           <w:sz w:val="18"/>
         </w:rPr>
-        <w:t>D.6 Pemodelan Alur Rantai Pasok Maritim Ekspor (Kurva Bézier)</w:t>
+        <w:t>1.4 Analisis Realisasi Investasi PMDN dan Dampak Terhadap Tutupan Hutan</w:t>
       </w:r>
     </w:p>
     <w:p>
@@ -3858,7 +3828,37 @@
           <w:color w:val="222222"/>
           <w:sz w:val="17"/>
         </w:rPr>
-        <w:t>Simpul logistik pelabuhan ekspor diverifikasi melalui triangulasi laporan investigasi keselamatan transportasi maritim, penetapan regulasi Proyek Strategis Nasional (PSN), dan laporan operasional korporasi. Alur pelayaran pengangkutan curah nikel menuju pasar internasional dimodelkan secara spasial menggunakan persamaan kurva Bézier kuadratik di atas koordinat bola bumi guna memetakan jalur lalu lintas maritim yang rentan kecelakaan tongkang.</w:t>
+        <w:t>Analisis arus modal investasi PMDN mengevaluasi elastisitas suntikan modal terhadap laju alih fungsi hutan dan emisi komoditas. Formulasi pengujian inferensial dan parameter kategorisasi tabulasi silang disinkronkan secara terpadu pada matriks konfigurasi di atas dengan evaluasi efek jeda waktu (time-lag) ekspansi fisik di lapangan.</w:t>
+      </w:r>
+    </w:p>
+    <w:p>
+      <w:pPr>
+        <w:keepNext/>
+        <w:spacing w:before="140" w:after="40"/>
+      </w:pPr>
+      <w:r>
+        <w:rPr>
+          <w:b/>
+          <w:i w:val="0"/>
+          <w:color w:val="2E7D32"/>
+          <w:sz w:val="18"/>
+        </w:rPr>
+        <w:t>1.5 Pelabuhan Ekspor &amp; Peta Jalur Distribusi Logistik Nikel Sulawesi</w:t>
+      </w:r>
+    </w:p>
+    <w:p>
+      <w:pPr>
+        <w:spacing w:after="80" w:line="276" w:lineRule="auto"/>
+        <w:jc w:val="both"/>
+      </w:pPr>
+      <w:r>
+        <w:rPr>
+          <w:b w:val="0"/>
+          <w:i w:val="0"/>
+          <w:color w:val="222222"/>
+          <w:sz w:val="17"/>
+        </w:rPr>
+        <w:t>Simpul logistik pelabuhan ekspor diverifikasi melalui triangulasi laporan investigasi keselamatan transportasi maritim (KNKT), penetapan regulasi Proyek Strategis Nasional (PSN), dan laporan operasional korporasi. Alur pelayaran pengangkutan curah nikel menuju pasar internasional dimodelkan secara spasial menggunakan persamaan kurva Bézier kuadratik di atas koordinat bola bumi guna memetakan jalur lalu lintas maritim yang rentan kecelakaan tongkang.</w:t>
       </w:r>
     </w:p>
     <w:p>

--- a/tools/report_metodologi/versicompact/bab_1/Metodologi_Bab1_Ekspansi_Industri_Compact.docx
+++ b/tools/report_metodologi/versicompact/bab_1/Metodologi_Bab1_Ekspansi_Industri_Compact.docx
@@ -2954,6 +2954,20 @@
         <w:t>χ² = Σ [ (O_ij - E_ij)² / E_ij ]   |   Odds Ratio (OR) = (a × d) / (b × c)</w:t>
       </w:r>
     </w:p>
+    <w:p>
+      <w:pPr>
+        <w:spacing w:before="100" w:after="40"/>
+      </w:pPr>
+      <w:r>
+        <w:rPr>
+          <w:b/>
+          <w:i/>
+          <w:color w:val="2E7D32"/>
+          <w:sz w:val="17"/>
+        </w:rPr>
+        <w:t>Tabel 1.5b: Konfigurasi Variabel Uji Chi-Square (Sub-bab 1.3)</w:t>
+      </w:r>
+    </w:p>
     <w:tbl>
       <w:tblPr>
         <w:tblW w:type="auto" w:w="0"/>
@@ -2962,14 +2976,13 @@
         <w:tblLook w:firstColumn="1" w:firstRow="1" w:lastColumn="0" w:lastRow="0" w:noHBand="0" w:noVBand="1" w:val="04A0"/>
       </w:tblPr>
       <w:tblGrid>
-        <w:gridCol w:w="3213"/>
-        <w:gridCol w:w="3213"/>
-        <w:gridCol w:w="3213"/>
+        <w:gridCol w:w="4819"/>
+        <w:gridCol w:w="4819"/>
       </w:tblGrid>
       <w:tr>
         <w:tc>
           <w:tcPr>
-            <w:tcW w:type="dxa" w:w="2041"/>
+            <w:tcW w:type="dxa" w:w="2551"/>
             <w:shd w:val="clear" w:color="auto" w:fill="2E7D32"/>
             <w:tcMar>
               <w:top w:w="50" w:type="dxa"/>
@@ -3002,7 +3015,7 @@
         </w:tc>
         <w:tc>
           <w:tcPr>
-            <w:tcW w:type="dxa" w:w="3798"/>
+            <w:tcW w:type="dxa" w:w="7087"/>
             <w:shd w:val="clear" w:color="auto" w:fill="2E7D32"/>
             <w:tcMar>
               <w:top w:w="50" w:type="dxa"/>
@@ -3029,40 +3042,7 @@
                 <w:color w:val="FFFFFF"/>
                 <w:sz w:val="15"/>
               </w:rPr>
-              <w:t>Definisi Variabel &amp; Parameter (Sub-bab 1.3)</w:t>
-            </w:r>
-          </w:p>
-        </w:tc>
-        <w:tc>
-          <w:tcPr>
-            <w:tcW w:type="dxa" w:w="3798"/>
-            <w:shd w:val="clear" w:color="auto" w:fill="2E7D32"/>
-            <w:tcMar>
-              <w:top w:w="50" w:type="dxa"/>
-              <w:bottom w:w="50" w:type="dxa"/>
-              <w:left w:w="80" w:type="dxa"/>
-              <w:right w:w="80" w:type="dxa"/>
-            </w:tcMar>
-            <w:tcBorders>
-              <w:top w:val="single" w:sz="4" w:color="D0D7DE" w:space="0"/>
-              <w:left w:val="single" w:sz="4" w:color="D0D7DE" w:space="0"/>
-              <w:bottom w:val="single" w:sz="4" w:color="D0D7DE" w:space="0"/>
-              <w:right w:val="single" w:sz="4" w:color="D0D7DE" w:space="0"/>
-            </w:tcBorders>
-          </w:tcPr>
-          <w:p>
-            <w:pPr>
-              <w:spacing w:before="40" w:after="40"/>
-              <w:jc w:val="center"/>
-            </w:pPr>
-            <w:r>
-              <w:rPr>
-                <w:b/>
-                <w:i w:val="0"/>
-                <w:color w:val="FFFFFF"/>
-                <w:sz w:val="15"/>
-              </w:rPr>
-              <w:t>Definisi Variabel &amp; Parameter (Sub-bab 1.4)</w:t>
+              <w:t>Definisi Variabel (Sub-bab 1.3)</w:t>
             </w:r>
           </w:p>
         </w:tc>
@@ -3070,7 +3050,7 @@
       <w:tr>
         <w:tc>
           <w:tcPr>
-            <w:tcW w:type="dxa" w:w="2041"/>
+            <w:tcW w:type="dxa" w:w="2551"/>
             <w:vAlign w:val="center"/>
             <w:shd w:val="clear" w:color="auto" w:fill="F9FBF9"/>
             <w:tcMar>
@@ -3104,7 +3084,7 @@
         </w:tc>
         <w:tc>
           <w:tcPr>
-            <w:tcW w:type="dxa" w:w="3798"/>
+            <w:tcW w:type="dxa" w:w="7087"/>
             <w:vAlign w:val="center"/>
             <w:shd w:val="clear" w:color="auto" w:fill="F9FBF9"/>
             <w:tcMar>
@@ -3136,45 +3116,11 @@
             </w:r>
           </w:p>
         </w:tc>
-        <w:tc>
-          <w:tcPr>
-            <w:tcW w:type="dxa" w:w="3798"/>
-            <w:vAlign w:val="center"/>
-            <w:shd w:val="clear" w:color="auto" w:fill="F9FBF9"/>
-            <w:tcMar>
-              <w:top w:w="40" w:type="dxa"/>
-              <w:bottom w:w="40" w:type="dxa"/>
-              <w:left w:w="80" w:type="dxa"/>
-              <w:right w:w="80" w:type="dxa"/>
-            </w:tcMar>
-            <w:tcBorders>
-              <w:top w:val="single" w:sz="4" w:color="D0D7DE" w:space="0"/>
-              <w:left w:val="single" w:sz="4" w:color="D0D7DE" w:space="0"/>
-              <w:bottom w:val="single" w:sz="4" w:color="D0D7DE" w:space="0"/>
-              <w:right w:val="single" w:sz="4" w:color="D0D7DE" w:space="0"/>
-            </w:tcBorders>
-          </w:tcPr>
-          <w:p>
-            <w:pPr>
-              <w:spacing w:before="20" w:after="20"/>
-              <w:jc w:val="left"/>
-            </w:pPr>
-            <w:r>
-              <w:rPr>
-                <w:b w:val="0"/>
-                <w:i w:val="0"/>
-                <w:color w:val="222222"/>
-                <w:sz w:val="15"/>
-              </w:rPr>
-              <w:t>Realisasi Investasi PMDN Sektor Ekstraktif (Juta / Triliun Rp)</w:t>
-            </w:r>
-          </w:p>
-        </w:tc>
       </w:tr>
       <w:tr>
         <w:tc>
           <w:tcPr>
-            <w:tcW w:type="dxa" w:w="2041"/>
+            <w:tcW w:type="dxa" w:w="2551"/>
             <w:vAlign w:val="center"/>
             <w:shd w:val="clear" w:color="auto" w:fill="FFFFFF"/>
             <w:tcMar>
@@ -3208,7 +3154,7 @@
         </w:tc>
         <w:tc>
           <w:tcPr>
-            <w:tcW w:type="dxa" w:w="3798"/>
+            <w:tcW w:type="dxa" w:w="7087"/>
             <w:vAlign w:val="center"/>
             <w:shd w:val="clear" w:color="auto" w:fill="FFFFFF"/>
             <w:tcMar>
@@ -3236,41 +3182,7 @@
                 <w:color w:val="222222"/>
                 <w:sz w:val="15"/>
               </w:rPr>
-              <w:t>Deforestasi Komoditas (Ha) / Total Deforestasi Alam Primer (Ha)</w:t>
-            </w:r>
-          </w:p>
-        </w:tc>
-        <w:tc>
-          <w:tcPr>
-            <w:tcW w:type="dxa" w:w="3798"/>
-            <w:vAlign w:val="center"/>
-            <w:shd w:val="clear" w:color="auto" w:fill="FFFFFF"/>
-            <w:tcMar>
-              <w:top w:w="40" w:type="dxa"/>
-              <w:bottom w:w="40" w:type="dxa"/>
-              <w:left w:w="80" w:type="dxa"/>
-              <w:right w:w="80" w:type="dxa"/>
-            </w:tcMar>
-            <w:tcBorders>
-              <w:top w:val="single" w:sz="4" w:color="D0D7DE" w:space="0"/>
-              <w:left w:val="single" w:sz="4" w:color="D0D7DE" w:space="0"/>
-              <w:bottom w:val="single" w:sz="4" w:color="D0D7DE" w:space="0"/>
-              <w:right w:val="single" w:sz="4" w:color="D0D7DE" w:space="0"/>
-            </w:tcBorders>
-          </w:tcPr>
-          <w:p>
-            <w:pPr>
-              <w:spacing w:before="20" w:after="20"/>
-              <w:jc w:val="left"/>
-            </w:pPr>
-            <w:r>
-              <w:rPr>
-                <w:b w:val="0"/>
-                <w:i w:val="0"/>
-                <w:color w:val="222222"/>
-                <w:sz w:val="15"/>
-              </w:rPr>
-              <w:t>Total Deforestasi Alam (Ha) / Deforestasi Komoditas (Ha)</w:t>
+              <w:t>Deforestasi Komoditas (Ha) / Total Deforestasi Alam (Ha)</w:t>
             </w:r>
           </w:p>
         </w:tc>
@@ -3278,7 +3190,7 @@
       <w:tr>
         <w:tc>
           <w:tcPr>
-            <w:tcW w:type="dxa" w:w="2041"/>
+            <w:tcW w:type="dxa" w:w="2551"/>
             <w:vAlign w:val="center"/>
             <w:shd w:val="clear" w:color="auto" w:fill="F9FBF9"/>
             <w:tcMar>
@@ -3306,13 +3218,13 @@
                 <w:color w:val="222222"/>
                 <w:sz w:val="15"/>
               </w:rPr>
-              <w:t>Hipotesis Nol (H₀)</w:t>
+              <w:t>Hipotesis Nol (H0)</w:t>
             </w:r>
           </w:p>
         </w:tc>
         <w:tc>
           <w:tcPr>
-            <w:tcW w:type="dxa" w:w="3798"/>
+            <w:tcW w:type="dxa" w:w="7087"/>
             <w:vAlign w:val="center"/>
             <w:shd w:val="clear" w:color="auto" w:fill="F9FBF9"/>
             <w:tcMar>
@@ -3344,45 +3256,11 @@
             </w:r>
           </w:p>
         </w:tc>
-        <w:tc>
-          <w:tcPr>
-            <w:tcW w:type="dxa" w:w="3798"/>
-            <w:vAlign w:val="center"/>
-            <w:shd w:val="clear" w:color="auto" w:fill="F9FBF9"/>
-            <w:tcMar>
-              <w:top w:w="40" w:type="dxa"/>
-              <w:bottom w:w="40" w:type="dxa"/>
-              <w:left w:w="80" w:type="dxa"/>
-              <w:right w:w="80" w:type="dxa"/>
-            </w:tcMar>
-            <w:tcBorders>
-              <w:top w:val="single" w:sz="4" w:color="D0D7DE" w:space="0"/>
-              <w:left w:val="single" w:sz="4" w:color="D0D7DE" w:space="0"/>
-              <w:bottom w:val="single" w:sz="4" w:color="D0D7DE" w:space="0"/>
-              <w:right w:val="single" w:sz="4" w:color="D0D7DE" w:space="0"/>
-            </w:tcBorders>
-          </w:tcPr>
-          <w:p>
-            <w:pPr>
-              <w:spacing w:before="20" w:after="20"/>
-              <w:jc w:val="left"/>
-            </w:pPr>
-            <w:r>
-              <w:rPr>
-                <w:b w:val="0"/>
-                <w:i w:val="0"/>
-                <w:color w:val="222222"/>
-                <w:sz w:val="15"/>
-              </w:rPr>
-              <w:t>Tingginya realisasi investasi PMDN tidak berhubungan dengan laju deforestasi.</w:t>
-            </w:r>
-          </w:p>
-        </w:tc>
       </w:tr>
       <w:tr>
         <w:tc>
           <w:tcPr>
-            <w:tcW w:type="dxa" w:w="2041"/>
+            <w:tcW w:type="dxa" w:w="2551"/>
             <w:vAlign w:val="center"/>
             <w:shd w:val="clear" w:color="auto" w:fill="FFFFFF"/>
             <w:tcMar>
@@ -3410,13 +3288,13 @@
                 <w:color w:val="222222"/>
                 <w:sz w:val="15"/>
               </w:rPr>
-              <w:t>Hipotesis Alternatif (H₁)</w:t>
+              <w:t>Hipotesis Alternatif (H1)</w:t>
             </w:r>
           </w:p>
         </w:tc>
         <w:tc>
           <w:tcPr>
-            <w:tcW w:type="dxa" w:w="3798"/>
+            <w:tcW w:type="dxa" w:w="7087"/>
             <w:vAlign w:val="center"/>
             <w:shd w:val="clear" w:color="auto" w:fill="FFFFFF"/>
             <w:tcMar>
@@ -3448,45 +3326,11 @@
             </w:r>
           </w:p>
         </w:tc>
-        <w:tc>
-          <w:tcPr>
-            <w:tcW w:type="dxa" w:w="3798"/>
-            <w:vAlign w:val="center"/>
-            <w:shd w:val="clear" w:color="auto" w:fill="FFFFFF"/>
-            <w:tcMar>
-              <w:top w:w="40" w:type="dxa"/>
-              <w:bottom w:w="40" w:type="dxa"/>
-              <w:left w:w="80" w:type="dxa"/>
-              <w:right w:w="80" w:type="dxa"/>
-            </w:tcMar>
-            <w:tcBorders>
-              <w:top w:val="single" w:sz="4" w:color="D0D7DE" w:space="0"/>
-              <w:left w:val="single" w:sz="4" w:color="D0D7DE" w:space="0"/>
-              <w:bottom w:val="single" w:sz="4" w:color="D0D7DE" w:space="0"/>
-              <w:right w:val="single" w:sz="4" w:color="D0D7DE" w:space="0"/>
-            </w:tcBorders>
-          </w:tcPr>
-          <w:p>
-            <w:pPr>
-              <w:spacing w:before="20" w:after="20"/>
-              <w:jc w:val="left"/>
-            </w:pPr>
-            <w:r>
-              <w:rPr>
-                <w:b w:val="0"/>
-                <w:i w:val="0"/>
-                <w:color w:val="222222"/>
-                <w:sz w:val="15"/>
-              </w:rPr>
-              <w:t>Ada hubungan positif antara tingginya realisasi investasi PMDN dengan laju deforestasi.</w:t>
-            </w:r>
-          </w:p>
-        </w:tc>
       </w:tr>
       <w:tr>
         <w:tc>
           <w:tcPr>
-            <w:tcW w:type="dxa" w:w="2041"/>
+            <w:tcW w:type="dxa" w:w="2551"/>
             <w:vAlign w:val="center"/>
             <w:shd w:val="clear" w:color="auto" w:fill="F9FBF9"/>
             <w:tcMar>
@@ -3520,7 +3364,7 @@
         </w:tc>
         <w:tc>
           <w:tcPr>
-            <w:tcW w:type="dxa" w:w="3798"/>
+            <w:tcW w:type="dxa" w:w="7087"/>
             <w:vAlign w:val="center"/>
             <w:shd w:val="clear" w:color="auto" w:fill="F9FBF9"/>
             <w:tcMar>
@@ -3548,13 +3392,85 @@
                 <w:color w:val="222222"/>
                 <w:sz w:val="15"/>
               </w:rPr>
-              <w:t>Jika P-Value &lt; 0,05, maka Tolak H₀ (terbukti signifikan bahwa ekspansi perizinan mendorong deforestasi).</w:t>
+              <w:t>Jika P-Value &lt; 0.05, maka Tolak H0 (terbukti signifikan bahwa ekspansi perizinan mendorong deforestasi).</w:t>
+            </w:r>
+          </w:p>
+        </w:tc>
+      </w:tr>
+      <w:tr>
+        <w:tc>
+          <w:tcPr>
+            <w:tcW w:type="dxa" w:w="2551"/>
+            <w:vAlign w:val="center"/>
+            <w:shd w:val="clear" w:color="auto" w:fill="FFFFFF"/>
+            <w:tcMar>
+              <w:top w:w="40" w:type="dxa"/>
+              <w:bottom w:w="40" w:type="dxa"/>
+              <w:left w:w="80" w:type="dxa"/>
+              <w:right w:w="80" w:type="dxa"/>
+            </w:tcMar>
+            <w:tcBorders>
+              <w:top w:val="single" w:sz="4" w:color="D0D7DE" w:space="0"/>
+              <w:left w:val="single" w:sz="4" w:color="D0D7DE" w:space="0"/>
+              <w:bottom w:val="single" w:sz="4" w:color="D0D7DE" w:space="0"/>
+              <w:right w:val="single" w:sz="4" w:color="D0D7DE" w:space="0"/>
+            </w:tcBorders>
+          </w:tcPr>
+          <w:p>
+            <w:pPr>
+              <w:spacing w:before="20" w:after="20"/>
+              <w:jc w:val="left"/>
+            </w:pPr>
+            <w:r>
+              <w:rPr>
+                <w:b w:val="0"/>
+                <w:i w:val="0"/>
+                <w:color w:val="222222"/>
+                <w:sz w:val="15"/>
+              </w:rPr>
+              <w:t>Threshold Kategori</w:t>
             </w:r>
           </w:p>
         </w:tc>
         <w:tc>
           <w:tcPr>
-            <w:tcW w:type="dxa" w:w="3798"/>
+            <w:tcW w:type="dxa" w:w="7087"/>
+            <w:vAlign w:val="center"/>
+            <w:shd w:val="clear" w:color="auto" w:fill="FFFFFF"/>
+            <w:tcMar>
+              <w:top w:w="40" w:type="dxa"/>
+              <w:bottom w:w="40" w:type="dxa"/>
+              <w:left w:w="80" w:type="dxa"/>
+              <w:right w:w="80" w:type="dxa"/>
+            </w:tcMar>
+            <w:tcBorders>
+              <w:top w:val="single" w:sz="4" w:color="D0D7DE" w:space="0"/>
+              <w:left w:val="single" w:sz="4" w:color="D0D7DE" w:space="0"/>
+              <w:bottom w:val="single" w:sz="4" w:color="D0D7DE" w:space="0"/>
+              <w:right w:val="single" w:sz="4" w:color="D0D7DE" w:space="0"/>
+            </w:tcBorders>
+          </w:tcPr>
+          <w:p>
+            <w:pPr>
+              <w:spacing w:before="20" w:after="20"/>
+              <w:jc w:val="left"/>
+            </w:pPr>
+            <w:r>
+              <w:rPr>
+                <w:b w:val="0"/>
+                <w:i w:val="0"/>
+                <w:color w:val="222222"/>
+                <w:sz w:val="15"/>
+              </w:rPr>
+              <w:t>Nilai Median Data Panel (N=60): X &gt;= 2.0 izin; Y &gt;= 10,961.8 Ha.</w:t>
+            </w:r>
+          </w:p>
+        </w:tc>
+      </w:tr>
+      <w:tr>
+        <w:tc>
+          <w:tcPr>
+            <w:tcW w:type="dxa" w:w="2551"/>
             <w:vAlign w:val="center"/>
             <w:shd w:val="clear" w:color="auto" w:fill="F9FBF9"/>
             <w:tcMar>
@@ -3582,119 +3498,13 @@
                 <w:color w:val="222222"/>
                 <w:sz w:val="15"/>
               </w:rPr>
-              <w:t>Jika P-Value &lt; 0,05, maka Tolak H₀ (terbukti signifikan bahwa realisasi investasi mendorong deforestasi).</w:t>
-            </w:r>
-          </w:p>
-        </w:tc>
-      </w:tr>
-      <w:tr>
-        <w:tc>
-          <w:tcPr>
-            <w:tcW w:type="dxa" w:w="2041"/>
-            <w:vAlign w:val="center"/>
-            <w:shd w:val="clear" w:color="auto" w:fill="FFFFFF"/>
-            <w:tcMar>
-              <w:top w:w="40" w:type="dxa"/>
-              <w:bottom w:w="40" w:type="dxa"/>
-              <w:left w:w="80" w:type="dxa"/>
-              <w:right w:w="80" w:type="dxa"/>
-            </w:tcMar>
-            <w:tcBorders>
-              <w:top w:val="single" w:sz="4" w:color="D0D7DE" w:space="0"/>
-              <w:left w:val="single" w:sz="4" w:color="D0D7DE" w:space="0"/>
-              <w:bottom w:val="single" w:sz="4" w:color="D0D7DE" w:space="0"/>
-              <w:right w:val="single" w:sz="4" w:color="D0D7DE" w:space="0"/>
-            </w:tcBorders>
-          </w:tcPr>
-          <w:p>
-            <w:pPr>
-              <w:spacing w:before="20" w:after="20"/>
-              <w:jc w:val="left"/>
-            </w:pPr>
-            <w:r>
-              <w:rPr>
-                <w:b w:val="0"/>
-                <w:i w:val="0"/>
-                <w:color w:val="222222"/>
-                <w:sz w:val="15"/>
-              </w:rPr>
-              <w:t>Threshold Kategori (Median)</w:t>
+              <w:t>Orientasi Odds Ratio</w:t>
             </w:r>
           </w:p>
         </w:tc>
         <w:tc>
           <w:tcPr>
-            <w:tcW w:type="dxa" w:w="3798"/>
-            <w:vAlign w:val="center"/>
-            <w:shd w:val="clear" w:color="auto" w:fill="FFFFFF"/>
-            <w:tcMar>
-              <w:top w:w="40" w:type="dxa"/>
-              <w:bottom w:w="40" w:type="dxa"/>
-              <w:left w:w="80" w:type="dxa"/>
-              <w:right w:w="80" w:type="dxa"/>
-            </w:tcMar>
-            <w:tcBorders>
-              <w:top w:val="single" w:sz="4" w:color="D0D7DE" w:space="0"/>
-              <w:left w:val="single" w:sz="4" w:color="D0D7DE" w:space="0"/>
-              <w:bottom w:val="single" w:sz="4" w:color="D0D7DE" w:space="0"/>
-              <w:right w:val="single" w:sz="4" w:color="D0D7DE" w:space="0"/>
-            </w:tcBorders>
-          </w:tcPr>
-          <w:p>
-            <w:pPr>
-              <w:spacing w:before="20" w:after="20"/>
-              <w:jc w:val="left"/>
-            </w:pPr>
-            <w:r>
-              <w:rPr>
-                <w:b w:val="0"/>
-                <w:i w:val="0"/>
-                <w:color w:val="222222"/>
-                <w:sz w:val="15"/>
-              </w:rPr>
-              <w:t>Nilai Median Data Panel (N=60): X ≥ 2,0 izin; Y ≥ 10.961,8 Ha (Kategori High vs. Low).</w:t>
-            </w:r>
-          </w:p>
-        </w:tc>
-        <w:tc>
-          <w:tcPr>
-            <w:tcW w:type="dxa" w:w="3798"/>
-            <w:vAlign w:val="center"/>
-            <w:shd w:val="clear" w:color="auto" w:fill="FFFFFF"/>
-            <w:tcMar>
-              <w:top w:w="40" w:type="dxa"/>
-              <w:bottom w:w="40" w:type="dxa"/>
-              <w:left w:w="80" w:type="dxa"/>
-              <w:right w:w="80" w:type="dxa"/>
-            </w:tcMar>
-            <w:tcBorders>
-              <w:top w:val="single" w:sz="4" w:color="D0D7DE" w:space="0"/>
-              <w:left w:val="single" w:sz="4" w:color="D0D7DE" w:space="0"/>
-              <w:bottom w:val="single" w:sz="4" w:color="D0D7DE" w:space="0"/>
-              <w:right w:val="single" w:sz="4" w:color="D0D7DE" w:space="0"/>
-            </w:tcBorders>
-          </w:tcPr>
-          <w:p>
-            <w:pPr>
-              <w:spacing w:before="20" w:after="20"/>
-              <w:jc w:val="left"/>
-            </w:pPr>
-            <w:r>
-              <w:rPr>
-                <w:b w:val="0"/>
-                <w:i w:val="0"/>
-                <w:color w:val="222222"/>
-                <w:sz w:val="15"/>
-              </w:rPr>
-              <w:t>Nilai Median Data Panel (N=48): X &gt; Rp3.146,4 Miliar; Y ≥ 10.451,7 Ha (Kategori High vs. Low).</w:t>
-            </w:r>
-          </w:p>
-        </w:tc>
-      </w:tr>
-      <w:tr>
-        <w:tc>
-          <w:tcPr>
-            <w:tcW w:type="dxa" w:w="2041"/>
+            <w:tcW w:type="dxa" w:w="7087"/>
             <w:vAlign w:val="center"/>
             <w:shd w:val="clear" w:color="auto" w:fill="F9FBF9"/>
             <w:tcMar>
@@ -3722,75 +3532,7 @@
                 <w:color w:val="222222"/>
                 <w:sz w:val="15"/>
               </w:rPr>
-              <w:t>Orientasi Odds Ratio (OR)</w:t>
-            </w:r>
-          </w:p>
-        </w:tc>
-        <w:tc>
-          <w:tcPr>
-            <w:tcW w:type="dxa" w:w="3798"/>
-            <w:vAlign w:val="center"/>
-            <w:shd w:val="clear" w:color="auto" w:fill="F9FBF9"/>
-            <w:tcMar>
-              <w:top w:w="40" w:type="dxa"/>
-              <w:bottom w:w="40" w:type="dxa"/>
-              <w:left w:w="80" w:type="dxa"/>
-              <w:right w:w="80" w:type="dxa"/>
-            </w:tcMar>
-            <w:tcBorders>
-              <w:top w:val="single" w:sz="4" w:color="D0D7DE" w:space="0"/>
-              <w:left w:val="single" w:sz="4" w:color="D0D7DE" w:space="0"/>
-              <w:bottom w:val="single" w:sz="4" w:color="D0D7DE" w:space="0"/>
-              <w:right w:val="single" w:sz="4" w:color="D0D7DE" w:space="0"/>
-            </w:tcBorders>
-          </w:tcPr>
-          <w:p>
-            <w:pPr>
-              <w:spacing w:before="20" w:after="20"/>
-              <w:jc w:val="left"/>
-            </w:pPr>
-            <w:r>
-              <w:rPr>
-                <w:b w:val="0"/>
-                <w:i w:val="0"/>
-                <w:color w:val="222222"/>
-                <w:sz w:val="15"/>
-              </w:rPr>
-              <w:t>OR = (a × d) / (b × c) dengan a = Izin Tinggi &amp; Deforestasi Tinggi; mengukur risiko deforestasi tinggi pada kelompok penerbitan izin tinggi.</w:t>
-            </w:r>
-          </w:p>
-        </w:tc>
-        <w:tc>
-          <w:tcPr>
-            <w:tcW w:type="dxa" w:w="3798"/>
-            <w:vAlign w:val="center"/>
-            <w:shd w:val="clear" w:color="auto" w:fill="F9FBF9"/>
-            <w:tcMar>
-              <w:top w:w="40" w:type="dxa"/>
-              <w:bottom w:w="40" w:type="dxa"/>
-              <w:left w:w="80" w:type="dxa"/>
-              <w:right w:w="80" w:type="dxa"/>
-            </w:tcMar>
-            <w:tcBorders>
-              <w:top w:val="single" w:sz="4" w:color="D0D7DE" w:space="0"/>
-              <w:left w:val="single" w:sz="4" w:color="D0D7DE" w:space="0"/>
-              <w:bottom w:val="single" w:sz="4" w:color="D0D7DE" w:space="0"/>
-              <w:right w:val="single" w:sz="4" w:color="D0D7DE" w:space="0"/>
-            </w:tcBorders>
-          </w:tcPr>
-          <w:p>
-            <w:pPr>
-              <w:spacing w:before="20" w:after="20"/>
-              <w:jc w:val="left"/>
-            </w:pPr>
-            <w:r>
-              <w:rPr>
-                <w:b w:val="0"/>
-                <w:i w:val="0"/>
-                <w:color w:val="222222"/>
-                <w:sz w:val="15"/>
-              </w:rPr>
-              <w:t>OR = (a × d) / (b × c) dengan a = Investasi Tinggi &amp; Deforestasi Tinggi; mengukur risiko deforestasi tinggi pada kelompok realisasi investasi tinggi.</w:t>
+              <w:t>OR = ( a × d ) / ( b × c ) dengan a = Izin Tinggi &amp; Deforestasi Tinggi; mengukur risiko deforestasi tinggi pada kelompok penerbitan izin tinggi.</w:t>
             </w:r>
           </w:p>
         </w:tc>
@@ -3828,7 +3570,7 @@
           <w:color w:val="222222"/>
           <w:sz w:val="17"/>
         </w:rPr>
-        <w:t>Analisis arus modal investasi PMDN mengevaluasi elastisitas suntikan modal terhadap laju alih fungsi hutan dan emisi komoditas. Formulasi pengujian inferensial dan parameter kategorisasi tabulasi silang disinkronkan secara terpadu pada matriks konfigurasi di atas dengan evaluasi efek jeda waktu (time-lag) ekspansi fisik di lapangan.</w:t>
+        <w:t>Analisis arus modal investasi PMDN mengevaluasi elastisitas suntikan modal terhadap laju alih fungsi hutan dan emisi komoditas. Formulasi pengujian inferensial Chi-Square dan Odds Ratio pada Sub-bab 1.4 mengadopsi protokol pengujian kontinjensi 2×2 yang sama, dengan variabel independen realisasi investasi modal domestik (X &gt; Rp3.146,4 Miliar) dan evaluasi efek jeda waktu (time-lag) ekspansi fisik di lapangan.</w:t>
       </w:r>
     </w:p>
     <w:p>

--- a/tools/report_metodologi/versicompact/bab_1/Metodologi_Bab1_Ekspansi_Industri_Compact.docx
+++ b/tools/report_metodologi/versicompact/bab_1/Metodologi_Bab1_Ekspansi_Industri_Compact.docx
@@ -3585,7 +3585,7 @@
           <w:color w:val="2E7D32"/>
           <w:sz w:val="18"/>
         </w:rPr>
-        <w:t>1.5 Pelabuhan Ekspor &amp; Peta Jalur Distribusi Logistik Nikel Sulawesi</w:t>
+        <w:t>1.5 Pelabuhan Ekspor: Ke Mana Nikel Sulawesi Dikirim?</w:t>
       </w:r>
     </w:p>
     <w:p>
@@ -3600,7 +3600,54 @@
           <w:color w:val="222222"/>
           <w:sz w:val="17"/>
         </w:rPr>
-        <w:t>Simpul logistik pelabuhan ekspor diverifikasi melalui triangulasi laporan investigasi keselamatan transportasi maritim (KNKT), penetapan regulasi Proyek Strategis Nasional (PSN), dan laporan operasional korporasi. Alur pelayaran pengangkutan curah nikel menuju pasar internasional dimodelkan secara spasial menggunakan persamaan kurva Bézier kuadratik di atas koordinat bola bumi guna memetakan jalur lalu lintas maritim yang rentan kecelakaan tongkang.</w:t>
+        <w:t>Verifikasi titik pelabuhan dan terminal khusus ekspor nikel dilakukan melalui protokol triangulasi informasi publik (OSINT): Laporan Investigasi Keselamatan Transportasi Laut KNKT (bobot muatan tongkang hingga 52.378 DWT), lampiran regulasi Proyek Strategis Nasional (Perpres No. 109/2020), laporan keberlanjutan emiten terbuka (PT Vale Indonesia Tbk dan PT ANTAM Tbk), serta publikasi riset audit independen mengenai operasional pelabuhan khusus.</w:t>
+      </w:r>
+    </w:p>
+    <w:p>
+      <w:pPr>
+        <w:keepNext/>
+        <w:spacing w:before="140" w:after="40"/>
+      </w:pPr>
+      <w:r>
+        <w:rPr>
+          <w:b/>
+          <w:i w:val="0"/>
+          <w:color w:val="2E7D32"/>
+          <w:sz w:val="18"/>
+        </w:rPr>
+        <w:t>1.6 Peta Jalur Distribusi Logistik Nikel Sulawesi</w:t>
+      </w:r>
+    </w:p>
+    <w:p>
+      <w:pPr>
+        <w:spacing w:after="80" w:line="276" w:lineRule="auto"/>
+        <w:jc w:val="both"/>
+      </w:pPr>
+      <w:r>
+        <w:rPr>
+          <w:b w:val="0"/>
+          <w:i w:val="0"/>
+          <w:color w:val="222222"/>
+          <w:sz w:val="17"/>
+        </w:rPr>
+        <w:t>Pemodelan spasial rute pelayaran internasional pengangkutan produk olahan nikel dari simpul pelabuhan Sulawesi menuju negara tujuan utama (Tiongkok dan Jepang) dimodelkan menggunakan persamaan parametrik kurva Bézier kuadratik di atas koordinat bola bumi guna memetakan jalur lintas laut aktual:</w:t>
+      </w:r>
+    </w:p>
+    <w:p>
+      <w:pPr>
+        <w:spacing w:before="40" w:after="80"/>
+        <w:ind w:left="160"/>
+        <w:shd w:val="clear" w:color="auto" w:fill="EDF7EE"/>
+      </w:pPr>
+      <w:r>
+        <w:rPr>
+          <w:rFonts w:ascii="Courier New" w:hAnsi="Courier New"/>
+          <w:b w:val="0"/>
+          <w:i w:val="0"/>
+          <w:color w:val="2E7D32"/>
+          <w:sz w:val="16"/>
+        </w:rPr>
+        <w:t>Kurva(t) = (1 - t)² × Titik_Asal + 2(1 - t)t × Titik_Kontrol + t² × Titik_Tujuan</w:t>
       </w:r>
     </w:p>
     <w:p>
@@ -3633,7 +3680,7 @@
           <w:color w:val="222222"/>
           <w:sz w:val="17"/>
         </w:rPr>
-        <w:t>Setiap sub-bab analitis pada Bab 1 ditopang oleh metode kuantitatif yang presisi dan menghasilkan luaran visual terstandarisasi sebagaimana dirangkum pada matriks berikut:</w:t>
+        <w:t>Setiap sub-bab analitis pada Bab 1 ditopang oleh metode kuantitatif yang presisi dan menghasilkan sintesis bukti empiris terstandarisasi sebagaimana dirangkum pada matriks berikut:</w:t>
       </w:r>
     </w:p>
     <w:tbl>
@@ -3644,15 +3691,14 @@
         <w:tblLook w:firstColumn="1" w:firstRow="1" w:lastColumn="0" w:lastRow="0" w:noHBand="0" w:noVBand="1" w:val="04A0"/>
       </w:tblPr>
       <w:tblGrid>
-        <w:gridCol w:w="2409"/>
-        <w:gridCol w:w="2409"/>
-        <w:gridCol w:w="2409"/>
-        <w:gridCol w:w="2409"/>
+        <w:gridCol w:w="3213"/>
+        <w:gridCol w:w="3213"/>
+        <w:gridCol w:w="3213"/>
       </w:tblGrid>
       <w:tr>
         <w:tc>
           <w:tcPr>
-            <w:tcW w:type="dxa" w:w="1361"/>
+            <w:tcW w:type="dxa" w:w="1417"/>
             <w:shd w:val="clear" w:color="auto" w:fill="2E7D32"/>
             <w:tcMar>
               <w:top w:w="50" w:type="dxa"/>
@@ -3685,7 +3731,7 @@
         </w:tc>
         <w:tc>
           <w:tcPr>
-            <w:tcW w:type="dxa" w:w="2438"/>
+            <w:tcW w:type="dxa" w:w="3118"/>
             <w:shd w:val="clear" w:color="auto" w:fill="2E7D32"/>
             <w:tcMar>
               <w:top w:w="50" w:type="dxa"/>
@@ -3718,7 +3764,7 @@
         </w:tc>
         <w:tc>
           <w:tcPr>
-            <w:tcW w:type="dxa" w:w="3005"/>
+            <w:tcW w:type="dxa" w:w="5102"/>
             <w:shd w:val="clear" w:color="auto" w:fill="2E7D32"/>
             <w:tcMar>
               <w:top w:w="50" w:type="dxa"/>
@@ -3749,44 +3795,11 @@
             </w:r>
           </w:p>
         </w:tc>
-        <w:tc>
-          <w:tcPr>
-            <w:tcW w:type="dxa" w:w="2835"/>
-            <w:shd w:val="clear" w:color="auto" w:fill="2E7D32"/>
-            <w:tcMar>
-              <w:top w:w="50" w:type="dxa"/>
-              <w:bottom w:w="50" w:type="dxa"/>
-              <w:left w:w="80" w:type="dxa"/>
-              <w:right w:w="80" w:type="dxa"/>
-            </w:tcMar>
-            <w:tcBorders>
-              <w:top w:val="single" w:sz="4" w:color="D0D7DE" w:space="0"/>
-              <w:left w:val="single" w:sz="4" w:color="D0D7DE" w:space="0"/>
-              <w:bottom w:val="single" w:sz="4" w:color="D0D7DE" w:space="0"/>
-              <w:right w:val="single" w:sz="4" w:color="D0D7DE" w:space="0"/>
-            </w:tcBorders>
-          </w:tcPr>
-          <w:p>
-            <w:pPr>
-              <w:spacing w:before="40" w:after="40"/>
-              <w:jc w:val="center"/>
-            </w:pPr>
-            <w:r>
-              <w:rPr>
-                <w:b/>
-                <w:i w:val="0"/>
-                <w:color w:val="FFFFFF"/>
-                <w:sz w:val="15"/>
-              </w:rPr>
-              <w:t>Luaran Visual / Statistik</w:t>
-            </w:r>
-          </w:p>
-        </w:tc>
       </w:tr>
       <w:tr>
         <w:tc>
           <w:tcPr>
-            <w:tcW w:type="dxa" w:w="1361"/>
+            <w:tcW w:type="dxa" w:w="1417"/>
             <w:vAlign w:val="center"/>
             <w:shd w:val="clear" w:color="auto" w:fill="F9FBF9"/>
             <w:tcMar>
@@ -3820,7 +3833,7 @@
         </w:tc>
         <w:tc>
           <w:tcPr>
-            <w:tcW w:type="dxa" w:w="2438"/>
+            <w:tcW w:type="dxa" w:w="3118"/>
             <w:vAlign w:val="center"/>
             <w:shd w:val="clear" w:color="auto" w:fill="F9FBF9"/>
             <w:tcMar>
@@ -3848,13 +3861,13 @@
                 <w:color w:val="222222"/>
                 <w:sz w:val="15"/>
               </w:rPr>
-              <w:t>Struktur Makro PDRB Provinsi</w:t>
+              <w:t>Struktur Makro PDRB Provinsi &amp; Kabupaten</w:t>
             </w:r>
           </w:p>
         </w:tc>
         <w:tc>
           <w:tcPr>
-            <w:tcW w:type="dxa" w:w="3005"/>
+            <w:tcW w:type="dxa" w:w="5102"/>
             <w:vAlign w:val="center"/>
             <w:shd w:val="clear" w:color="auto" w:fill="F9FBF9"/>
             <w:tcMar>
@@ -3882,41 +3895,7 @@
                 <w:color w:val="222222"/>
                 <w:sz w:val="15"/>
               </w:rPr>
-              <w:t>Reklasifikasi Hukum KBLI, Pangsa Sektoral, Tren Pertumbuhan</w:t>
-            </w:r>
-          </w:p>
-        </w:tc>
-        <w:tc>
-          <w:tcPr>
-            <w:tcW w:type="dxa" w:w="2835"/>
-            <w:vAlign w:val="center"/>
-            <w:shd w:val="clear" w:color="auto" w:fill="F9FBF9"/>
-            <w:tcMar>
-              <w:top w:w="40" w:type="dxa"/>
-              <w:bottom w:w="40" w:type="dxa"/>
-              <w:left w:w="80" w:type="dxa"/>
-              <w:right w:w="80" w:type="dxa"/>
-            </w:tcMar>
-            <w:tcBorders>
-              <w:top w:val="single" w:sz="4" w:color="D0D7DE" w:space="0"/>
-              <w:left w:val="single" w:sz="4" w:color="D0D7DE" w:space="0"/>
-              <w:bottom w:val="single" w:sz="4" w:color="D0D7DE" w:space="0"/>
-              <w:right w:val="single" w:sz="4" w:color="D0D7DE" w:space="0"/>
-            </w:tcBorders>
-          </w:tcPr>
-          <w:p>
-            <w:pPr>
-              <w:spacing w:before="20" w:after="20"/>
-              <w:jc w:val="left"/>
-            </w:pPr>
-            <w:r>
-              <w:rPr>
-                <w:b w:val="0"/>
-                <w:i w:val="0"/>
-                <w:color w:val="222222"/>
-                <w:sz w:val="15"/>
-              </w:rPr>
-              <w:t>Small Multiples Bar Chart, Tabel Kontribusi Sektor</w:t>
+              <w:t>Reklasifikasi Hukum KBLI, Pangsa Sektoral, Rasio Kesenjangan Spasial</w:t>
             </w:r>
           </w:p>
         </w:tc>
@@ -3924,7 +3903,7 @@
       <w:tr>
         <w:tc>
           <w:tcPr>
-            <w:tcW w:type="dxa" w:w="1361"/>
+            <w:tcW w:type="dxa" w:w="1417"/>
             <w:vAlign w:val="center"/>
             <w:shd w:val="clear" w:color="auto" w:fill="FFFFFF"/>
             <w:tcMar>
@@ -3958,7 +3937,7 @@
         </w:tc>
         <w:tc>
           <w:tcPr>
-            <w:tcW w:type="dxa" w:w="2438"/>
+            <w:tcW w:type="dxa" w:w="3118"/>
             <w:vAlign w:val="center"/>
             <w:shd w:val="clear" w:color="auto" w:fill="FFFFFF"/>
             <w:tcMar>
@@ -3992,7 +3971,7 @@
         </w:tc>
         <w:tc>
           <w:tcPr>
-            <w:tcW w:type="dxa" w:w="3005"/>
+            <w:tcW w:type="dxa" w:w="5102"/>
             <w:vAlign w:val="center"/>
             <w:shd w:val="clear" w:color="auto" w:fill="FFFFFF"/>
             <w:tcMar>
@@ -4024,45 +4003,11 @@
             </w:r>
           </w:p>
         </w:tc>
-        <w:tc>
-          <w:tcPr>
-            <w:tcW w:type="dxa" w:w="2835"/>
-            <w:vAlign w:val="center"/>
-            <w:shd w:val="clear" w:color="auto" w:fill="FFFFFF"/>
-            <w:tcMar>
-              <w:top w:w="40" w:type="dxa"/>
-              <w:bottom w:w="40" w:type="dxa"/>
-              <w:left w:w="80" w:type="dxa"/>
-              <w:right w:w="80" w:type="dxa"/>
-            </w:tcMar>
-            <w:tcBorders>
-              <w:top w:val="single" w:sz="4" w:color="D0D7DE" w:space="0"/>
-              <w:left w:val="single" w:sz="4" w:color="D0D7DE" w:space="0"/>
-              <w:bottom w:val="single" w:sz="4" w:color="D0D7DE" w:space="0"/>
-              <w:right w:val="single" w:sz="4" w:color="D0D7DE" w:space="0"/>
-            </w:tcBorders>
-          </w:tcPr>
-          <w:p>
-            <w:pPr>
-              <w:spacing w:before="20" w:after="20"/>
-              <w:jc w:val="left"/>
-            </w:pPr>
-            <w:r>
-              <w:rPr>
-                <w:b w:val="0"/>
-                <w:i w:val="0"/>
-                <w:color w:val="222222"/>
-                <w:sz w:val="15"/>
-              </w:rPr>
-              <w:t>Peta Sebaran Smelter, Stacked Bar Kapasitas MW</w:t>
-            </w:r>
-          </w:p>
-        </w:tc>
       </w:tr>
       <w:tr>
         <w:tc>
           <w:tcPr>
-            <w:tcW w:type="dxa" w:w="1361"/>
+            <w:tcW w:type="dxa" w:w="1417"/>
             <w:vAlign w:val="center"/>
             <w:shd w:val="clear" w:color="auto" w:fill="F9FBF9"/>
             <w:tcMar>
@@ -4096,7 +4041,7 @@
         </w:tc>
         <w:tc>
           <w:tcPr>
-            <w:tcW w:type="dxa" w:w="2438"/>
+            <w:tcW w:type="dxa" w:w="3118"/>
             <w:vAlign w:val="center"/>
             <w:shd w:val="clear" w:color="auto" w:fill="F9FBF9"/>
             <w:tcMar>
@@ -4130,7 +4075,7 @@
         </w:tc>
         <w:tc>
           <w:tcPr>
-            <w:tcW w:type="dxa" w:w="3005"/>
+            <w:tcW w:type="dxa" w:w="5102"/>
             <w:vAlign w:val="center"/>
             <w:shd w:val="clear" w:color="auto" w:fill="F9FBF9"/>
             <w:tcMar>
@@ -4158,41 +4103,7 @@
                 <w:color w:val="222222"/>
                 <w:sz w:val="15"/>
               </w:rPr>
-              <w:t>Deret Waktu Tahunan, Laju Alih Ruang Ha/Hari</w:t>
-            </w:r>
-          </w:p>
-        </w:tc>
-        <w:tc>
-          <w:tcPr>
-            <w:tcW w:type="dxa" w:w="2835"/>
-            <w:vAlign w:val="center"/>
-            <w:shd w:val="clear" w:color="auto" w:fill="F9FBF9"/>
-            <w:tcMar>
-              <w:top w:w="40" w:type="dxa"/>
-              <w:bottom w:w="40" w:type="dxa"/>
-              <w:left w:w="80" w:type="dxa"/>
-              <w:right w:w="80" w:type="dxa"/>
-            </w:tcMar>
-            <w:tcBorders>
-              <w:top w:val="single" w:sz="4" w:color="D0D7DE" w:space="0"/>
-              <w:left w:val="single" w:sz="4" w:color="D0D7DE" w:space="0"/>
-              <w:bottom w:val="single" w:sz="4" w:color="D0D7DE" w:space="0"/>
-              <w:right w:val="single" w:sz="4" w:color="D0D7DE" w:space="0"/>
-            </w:tcBorders>
-          </w:tcPr>
-          <w:p>
-            <w:pPr>
-              <w:spacing w:before="20" w:after="20"/>
-              <w:jc w:val="left"/>
-            </w:pPr>
-            <w:r>
-              <w:rPr>
-                <w:b w:val="0"/>
-                <w:i w:val="0"/>
-                <w:color w:val="222222"/>
-                <w:sz w:val="15"/>
-              </w:rPr>
-              <w:t>Area Chart Akumulasi Izin &amp; Luas Konsesi</w:t>
+              <w:t>Deret Waktu Tahunan, Laju Alih Ruang Ha/Hari, Uji Chi-Square (χ²)</w:t>
             </w:r>
           </w:p>
         </w:tc>
@@ -4200,7 +4111,7 @@
       <w:tr>
         <w:tc>
           <w:tcPr>
-            <w:tcW w:type="dxa" w:w="1361"/>
+            <w:tcW w:type="dxa" w:w="1417"/>
             <w:vAlign w:val="center"/>
             <w:shd w:val="clear" w:color="auto" w:fill="FFFFFF"/>
             <w:tcMar>
@@ -4234,7 +4145,7 @@
         </w:tc>
         <w:tc>
           <w:tcPr>
-            <w:tcW w:type="dxa" w:w="2438"/>
+            <w:tcW w:type="dxa" w:w="3118"/>
             <w:vAlign w:val="center"/>
             <w:shd w:val="clear" w:color="auto" w:fill="FFFFFF"/>
             <w:tcMar>
@@ -4268,7 +4179,7 @@
         </w:tc>
         <w:tc>
           <w:tcPr>
-            <w:tcW w:type="dxa" w:w="3005"/>
+            <w:tcW w:type="dxa" w:w="5102"/>
             <w:vAlign w:val="center"/>
             <w:shd w:val="clear" w:color="auto" w:fill="FFFFFF"/>
             <w:tcMar>
@@ -4296,13 +4207,153 @@
                 <w:color w:val="222222"/>
                 <w:sz w:val="15"/>
               </w:rPr>
-              <w:t>Uji Non-parametrik Chi-Square (χ²), Odds Ratio (OR)</w:t>
+              <w:t>Uji Non-parametrik Chi-Square (χ²), Odds Ratio (OR), Efek Time-lag</w:t>
+            </w:r>
+          </w:p>
+        </w:tc>
+      </w:tr>
+      <w:tr>
+        <w:tc>
+          <w:tcPr>
+            <w:tcW w:type="dxa" w:w="1417"/>
+            <w:vAlign w:val="center"/>
+            <w:shd w:val="clear" w:color="auto" w:fill="F9FBF9"/>
+            <w:tcMar>
+              <w:top w:w="40" w:type="dxa"/>
+              <w:bottom w:w="40" w:type="dxa"/>
+              <w:left w:w="80" w:type="dxa"/>
+              <w:right w:w="80" w:type="dxa"/>
+            </w:tcMar>
+            <w:tcBorders>
+              <w:top w:val="single" w:sz="4" w:color="D0D7DE" w:space="0"/>
+              <w:left w:val="single" w:sz="4" w:color="D0D7DE" w:space="0"/>
+              <w:bottom w:val="single" w:sz="4" w:color="D0D7DE" w:space="0"/>
+              <w:right w:val="single" w:sz="4" w:color="D0D7DE" w:space="0"/>
+            </w:tcBorders>
+          </w:tcPr>
+          <w:p>
+            <w:pPr>
+              <w:spacing w:before="20" w:after="20"/>
+              <w:jc w:val="center"/>
+            </w:pPr>
+            <w:r>
+              <w:rPr>
+                <w:b w:val="0"/>
+                <w:i w:val="0"/>
+                <w:color w:val="222222"/>
+                <w:sz w:val="15"/>
+              </w:rPr>
+              <w:t>Sub-bab 1.5</w:t>
             </w:r>
           </w:p>
         </w:tc>
         <w:tc>
           <w:tcPr>
-            <w:tcW w:type="dxa" w:w="2835"/>
+            <w:tcW w:type="dxa" w:w="3118"/>
+            <w:vAlign w:val="center"/>
+            <w:shd w:val="clear" w:color="auto" w:fill="F9FBF9"/>
+            <w:tcMar>
+              <w:top w:w="40" w:type="dxa"/>
+              <w:bottom w:w="40" w:type="dxa"/>
+              <w:left w:w="80" w:type="dxa"/>
+              <w:right w:w="80" w:type="dxa"/>
+            </w:tcMar>
+            <w:tcBorders>
+              <w:top w:val="single" w:sz="4" w:color="D0D7DE" w:space="0"/>
+              <w:left w:val="single" w:sz="4" w:color="D0D7DE" w:space="0"/>
+              <w:bottom w:val="single" w:sz="4" w:color="D0D7DE" w:space="0"/>
+              <w:right w:val="single" w:sz="4" w:color="D0D7DE" w:space="0"/>
+            </w:tcBorders>
+          </w:tcPr>
+          <w:p>
+            <w:pPr>
+              <w:spacing w:before="20" w:after="20"/>
+              <w:jc w:val="left"/>
+            </w:pPr>
+            <w:r>
+              <w:rPr>
+                <w:b w:val="0"/>
+                <w:i w:val="0"/>
+                <w:color w:val="222222"/>
+                <w:sz w:val="15"/>
+              </w:rPr>
+              <w:t>Simpul Pelabuhan Ekspor &amp; Terminal Khusus</w:t>
+            </w:r>
+          </w:p>
+        </w:tc>
+        <w:tc>
+          <w:tcPr>
+            <w:tcW w:type="dxa" w:w="5102"/>
+            <w:vAlign w:val="center"/>
+            <w:shd w:val="clear" w:color="auto" w:fill="F9FBF9"/>
+            <w:tcMar>
+              <w:top w:w="40" w:type="dxa"/>
+              <w:bottom w:w="40" w:type="dxa"/>
+              <w:left w:w="80" w:type="dxa"/>
+              <w:right w:w="80" w:type="dxa"/>
+            </w:tcMar>
+            <w:tcBorders>
+              <w:top w:val="single" w:sz="4" w:color="D0D7DE" w:space="0"/>
+              <w:left w:val="single" w:sz="4" w:color="D0D7DE" w:space="0"/>
+              <w:bottom w:val="single" w:sz="4" w:color="D0D7DE" w:space="0"/>
+              <w:right w:val="single" w:sz="4" w:color="D0D7DE" w:space="0"/>
+            </w:tcBorders>
+          </w:tcPr>
+          <w:p>
+            <w:pPr>
+              <w:spacing w:before="20" w:after="20"/>
+              <w:jc w:val="left"/>
+            </w:pPr>
+            <w:r>
+              <w:rPr>
+                <w:b w:val="0"/>
+                <w:i w:val="0"/>
+                <w:color w:val="222222"/>
+                <w:sz w:val="15"/>
+              </w:rPr>
+              <w:t>Triangulasi Validasi Silang (OSINT: KNKT, Regulasi PSN, Laporan Emiten)</w:t>
+            </w:r>
+          </w:p>
+        </w:tc>
+      </w:tr>
+      <w:tr>
+        <w:tc>
+          <w:tcPr>
+            <w:tcW w:type="dxa" w:w="1417"/>
+            <w:vAlign w:val="center"/>
+            <w:shd w:val="clear" w:color="auto" w:fill="FFFFFF"/>
+            <w:tcMar>
+              <w:top w:w="40" w:type="dxa"/>
+              <w:bottom w:w="40" w:type="dxa"/>
+              <w:left w:w="80" w:type="dxa"/>
+              <w:right w:w="80" w:type="dxa"/>
+            </w:tcMar>
+            <w:tcBorders>
+              <w:top w:val="single" w:sz="4" w:color="D0D7DE" w:space="0"/>
+              <w:left w:val="single" w:sz="4" w:color="D0D7DE" w:space="0"/>
+              <w:bottom w:val="single" w:sz="4" w:color="D0D7DE" w:space="0"/>
+              <w:right w:val="single" w:sz="4" w:color="D0D7DE" w:space="0"/>
+            </w:tcBorders>
+          </w:tcPr>
+          <w:p>
+            <w:pPr>
+              <w:spacing w:before="20" w:after="20"/>
+              <w:jc w:val="center"/>
+            </w:pPr>
+            <w:r>
+              <w:rPr>
+                <w:b w:val="0"/>
+                <w:i w:val="0"/>
+                <w:color w:val="222222"/>
+                <w:sz w:val="15"/>
+              </w:rPr>
+              <w:t>Sub-bab 1.6</w:t>
+            </w:r>
+          </w:p>
+        </w:tc>
+        <w:tc>
+          <w:tcPr>
+            <w:tcW w:type="dxa" w:w="3118"/>
             <w:vAlign w:val="center"/>
             <w:shd w:val="clear" w:color="auto" w:fill="FFFFFF"/>
             <w:tcMar>
@@ -4330,51 +4381,15 @@
                 <w:color w:val="222222"/>
                 <w:sz w:val="15"/>
               </w:rPr>
-              <w:t>Matriks Tabel Kontinjensi 2×2, Ringkasan Inferensial</w:t>
-            </w:r>
-          </w:p>
-        </w:tc>
-      </w:tr>
-      <w:tr>
-        <w:tc>
-          <w:tcPr>
-            <w:tcW w:type="dxa" w:w="1361"/>
-            <w:vAlign w:val="center"/>
-            <w:shd w:val="clear" w:color="auto" w:fill="F9FBF9"/>
-            <w:tcMar>
-              <w:top w:w="40" w:type="dxa"/>
-              <w:bottom w:w="40" w:type="dxa"/>
-              <w:left w:w="80" w:type="dxa"/>
-              <w:right w:w="80" w:type="dxa"/>
-            </w:tcMar>
-            <w:tcBorders>
-              <w:top w:val="single" w:sz="4" w:color="D0D7DE" w:space="0"/>
-              <w:left w:val="single" w:sz="4" w:color="D0D7DE" w:space="0"/>
-              <w:bottom w:val="single" w:sz="4" w:color="D0D7DE" w:space="0"/>
-              <w:right w:val="single" w:sz="4" w:color="D0D7DE" w:space="0"/>
-            </w:tcBorders>
-          </w:tcPr>
-          <w:p>
-            <w:pPr>
-              <w:spacing w:before="20" w:after="20"/>
-              <w:jc w:val="center"/>
-            </w:pPr>
-            <w:r>
-              <w:rPr>
-                <w:b w:val="0"/>
-                <w:i w:val="0"/>
-                <w:color w:val="222222"/>
-                <w:sz w:val="15"/>
-              </w:rPr>
-              <w:t>Sub-bab 1.5–1.6</w:t>
+              <w:t>Peta Jalur Distribusi Logistik Maritim</w:t>
             </w:r>
           </w:p>
         </w:tc>
         <w:tc>
           <w:tcPr>
-            <w:tcW w:type="dxa" w:w="2438"/>
+            <w:tcW w:type="dxa" w:w="5102"/>
             <w:vAlign w:val="center"/>
-            <w:shd w:val="clear" w:color="auto" w:fill="F9FBF9"/>
+            <w:shd w:val="clear" w:color="auto" w:fill="FFFFFF"/>
             <w:tcMar>
               <w:top w:w="40" w:type="dxa"/>
               <w:bottom w:w="40" w:type="dxa"/>
@@ -4400,75 +4415,7 @@
                 <w:color w:val="222222"/>
                 <w:sz w:val="15"/>
               </w:rPr>
-              <w:t>Infrastruktur Logistik &amp; Rantai Pasok</w:t>
-            </w:r>
-          </w:p>
-        </w:tc>
-        <w:tc>
-          <w:tcPr>
-            <w:tcW w:type="dxa" w:w="3005"/>
-            <w:vAlign w:val="center"/>
-            <w:shd w:val="clear" w:color="auto" w:fill="F9FBF9"/>
-            <w:tcMar>
-              <w:top w:w="40" w:type="dxa"/>
-              <w:bottom w:w="40" w:type="dxa"/>
-              <w:left w:w="80" w:type="dxa"/>
-              <w:right w:w="80" w:type="dxa"/>
-            </w:tcMar>
-            <w:tcBorders>
-              <w:top w:val="single" w:sz="4" w:color="D0D7DE" w:space="0"/>
-              <w:left w:val="single" w:sz="4" w:color="D0D7DE" w:space="0"/>
-              <w:bottom w:val="single" w:sz="4" w:color="D0D7DE" w:space="0"/>
-              <w:right w:val="single" w:sz="4" w:color="D0D7DE" w:space="0"/>
-            </w:tcBorders>
-          </w:tcPr>
-          <w:p>
-            <w:pPr>
-              <w:spacing w:before="20" w:after="20"/>
-              <w:jc w:val="left"/>
-            </w:pPr>
-            <w:r>
-              <w:rPr>
-                <w:b w:val="0"/>
-                <w:i w:val="0"/>
-                <w:color w:val="222222"/>
-                <w:sz w:val="15"/>
-              </w:rPr>
-              <w:t>Triangulasi Dokumen Resmi, Kurva Parametrik Bézier</w:t>
-            </w:r>
-          </w:p>
-        </w:tc>
-        <w:tc>
-          <w:tcPr>
-            <w:tcW w:type="dxa" w:w="2835"/>
-            <w:vAlign w:val="center"/>
-            <w:shd w:val="clear" w:color="auto" w:fill="F9FBF9"/>
-            <w:tcMar>
-              <w:top w:w="40" w:type="dxa"/>
-              <w:bottom w:w="40" w:type="dxa"/>
-              <w:left w:w="80" w:type="dxa"/>
-              <w:right w:w="80" w:type="dxa"/>
-            </w:tcMar>
-            <w:tcBorders>
-              <w:top w:val="single" w:sz="4" w:color="D0D7DE" w:space="0"/>
-              <w:left w:val="single" w:sz="4" w:color="D0D7DE" w:space="0"/>
-              <w:bottom w:val="single" w:sz="4" w:color="D0D7DE" w:space="0"/>
-              <w:right w:val="single" w:sz="4" w:color="D0D7DE" w:space="0"/>
-            </w:tcBorders>
-          </w:tcPr>
-          <w:p>
-            <w:pPr>
-              <w:spacing w:before="20" w:after="20"/>
-              <w:jc w:val="left"/>
-            </w:pPr>
-            <w:r>
-              <w:rPr>
-                <w:b w:val="0"/>
-                <w:i w:val="0"/>
-                <w:color w:val="222222"/>
-                <w:sz w:val="15"/>
-              </w:rPr>
-              <w:t>Peta Alur Pelayaran Ekspor, Matriks Insiden Maritim</w:t>
+              <w:t>Pemodelan Spasial Rute Parametrik Kurva Bézier Kuadratik (Scattergeo)</w:t>
             </w:r>
           </w:p>
         </w:tc>

--- a/tools/report_metodologi/versicompact/bab_1/Metodologi_Bab1_Ekspansi_Industri_Compact.docx
+++ b/tools/report_metodologi/versicompact/bab_1/Metodologi_Bab1_Ekspansi_Industri_Compact.docx
@@ -4456,543 +4456,62 @@
           <w:color w:val="222222"/>
           <w:sz w:val="17"/>
         </w:rPr>
-        <w:t>Kerangka kerja operasional metodologi Bab 1 berjalan secara sekuensial melalui empat fase sistematis:</w:t>
+        <w:t>Kerangka operasional metodologi Bab 1 berjalan secara terpadu melalui empat fase berurutan sebagaimana divisualisasikan pada bagan alur kerja riset berikut:</w:t>
       </w:r>
     </w:p>
-    <w:tbl>
-      <w:tblPr>
-        <w:tblW w:type="auto" w:w="0"/>
-        <w:jc w:val="center"/>
-        <w:tblLayout w:type="fixed"/>
-        <w:tblLook w:firstColumn="1" w:firstRow="1" w:lastColumn="0" w:lastRow="0" w:noHBand="0" w:noVBand="1" w:val="04A0"/>
-      </w:tblPr>
-      <w:tblGrid>
-        <w:gridCol w:w="3213"/>
-        <w:gridCol w:w="3213"/>
-        <w:gridCol w:w="3213"/>
-      </w:tblGrid>
-      <w:tr>
-        <w:tc>
-          <w:tcPr>
-            <w:tcW w:type="dxa" w:w="1134"/>
-            <w:shd w:val="clear" w:color="auto" w:fill="2E7D32"/>
-            <w:tcMar>
-              <w:top w:w="50" w:type="dxa"/>
-              <w:bottom w:w="50" w:type="dxa"/>
-              <w:left w:w="80" w:type="dxa"/>
-              <w:right w:w="80" w:type="dxa"/>
-            </w:tcMar>
-            <w:tcBorders>
-              <w:top w:val="single" w:sz="4" w:color="D0D7DE" w:space="0"/>
-              <w:left w:val="single" w:sz="4" w:color="D0D7DE" w:space="0"/>
-              <w:bottom w:val="single" w:sz="4" w:color="D0D7DE" w:space="0"/>
-              <w:right w:val="single" w:sz="4" w:color="D0D7DE" w:space="0"/>
-            </w:tcBorders>
-          </w:tcPr>
-          <w:p>
-            <w:pPr>
-              <w:spacing w:before="40" w:after="40"/>
-              <w:jc w:val="center"/>
-            </w:pPr>
-            <w:r>
-              <w:rPr>
-                <w:b/>
-                <w:i w:val="0"/>
-                <w:color w:val="FFFFFF"/>
-                <w:sz w:val="15"/>
-              </w:rPr>
-              <w:t>Fase Riset</w:t>
-            </w:r>
-          </w:p>
-        </w:tc>
-        <w:tc>
-          <w:tcPr>
-            <w:tcW w:type="dxa" w:w="2551"/>
-            <w:shd w:val="clear" w:color="auto" w:fill="2E7D32"/>
-            <w:tcMar>
-              <w:top w:w="50" w:type="dxa"/>
-              <w:bottom w:w="50" w:type="dxa"/>
-              <w:left w:w="80" w:type="dxa"/>
-              <w:right w:w="80" w:type="dxa"/>
-            </w:tcMar>
-            <w:tcBorders>
-              <w:top w:val="single" w:sz="4" w:color="D0D7DE" w:space="0"/>
-              <w:left w:val="single" w:sz="4" w:color="D0D7DE" w:space="0"/>
-              <w:bottom w:val="single" w:sz="4" w:color="D0D7DE" w:space="0"/>
-              <w:right w:val="single" w:sz="4" w:color="D0D7DE" w:space="0"/>
-            </w:tcBorders>
-          </w:tcPr>
-          <w:p>
-            <w:pPr>
-              <w:spacing w:before="40" w:after="40"/>
-              <w:jc w:val="center"/>
-            </w:pPr>
-            <w:r>
-              <w:rPr>
-                <w:b/>
-                <w:i w:val="0"/>
-                <w:color w:val="FFFFFF"/>
-                <w:sz w:val="15"/>
-              </w:rPr>
-              <w:t>Tahapan Metodologis</w:t>
-            </w:r>
-          </w:p>
-        </w:tc>
-        <w:tc>
-          <w:tcPr>
-            <w:tcW w:type="dxa" w:w="5953"/>
-            <w:shd w:val="clear" w:color="auto" w:fill="2E7D32"/>
-            <w:tcMar>
-              <w:top w:w="50" w:type="dxa"/>
-              <w:bottom w:w="50" w:type="dxa"/>
-              <w:left w:w="80" w:type="dxa"/>
-              <w:right w:w="80" w:type="dxa"/>
-            </w:tcMar>
-            <w:tcBorders>
-              <w:top w:val="single" w:sz="4" w:color="D0D7DE" w:space="0"/>
-              <w:left w:val="single" w:sz="4" w:color="D0D7DE" w:space="0"/>
-              <w:bottom w:val="single" w:sz="4" w:color="D0D7DE" w:space="0"/>
-              <w:right w:val="single" w:sz="4" w:color="D0D7DE" w:space="0"/>
-            </w:tcBorders>
-          </w:tcPr>
-          <w:p>
-            <w:pPr>
-              <w:spacing w:before="40" w:after="40"/>
-              <w:jc w:val="center"/>
-            </w:pPr>
-            <w:r>
-              <w:rPr>
-                <w:b/>
-                <w:i w:val="0"/>
-                <w:color w:val="FFFFFF"/>
-                <w:sz w:val="15"/>
-              </w:rPr>
-              <w:t>Rincian Operasional &amp; Bahan Analisis</w:t>
-            </w:r>
-          </w:p>
-        </w:tc>
-      </w:tr>
-      <w:tr>
-        <w:tc>
-          <w:tcPr>
-            <w:tcW w:type="dxa" w:w="1134"/>
-            <w:vAlign w:val="center"/>
-            <w:shd w:val="clear" w:color="auto" w:fill="F9FBF9"/>
-            <w:tcMar>
-              <w:top w:w="40" w:type="dxa"/>
-              <w:bottom w:w="40" w:type="dxa"/>
-              <w:left w:w="80" w:type="dxa"/>
-              <w:right w:w="80" w:type="dxa"/>
-            </w:tcMar>
-            <w:tcBorders>
-              <w:top w:val="single" w:sz="4" w:color="D0D7DE" w:space="0"/>
-              <w:left w:val="single" w:sz="4" w:color="D0D7DE" w:space="0"/>
-              <w:bottom w:val="single" w:sz="4" w:color="D0D7DE" w:space="0"/>
-              <w:right w:val="single" w:sz="4" w:color="D0D7DE" w:space="0"/>
-            </w:tcBorders>
-          </w:tcPr>
-          <w:p>
-            <w:pPr>
-              <w:spacing w:before="20" w:after="20"/>
-              <w:jc w:val="center"/>
-            </w:pPr>
-            <w:r>
-              <w:rPr>
-                <w:b w:val="0"/>
-                <w:i w:val="0"/>
-                <w:color w:val="222222"/>
-                <w:sz w:val="15"/>
-              </w:rPr>
-              <w:t>Fase I</w:t>
-            </w:r>
-          </w:p>
-        </w:tc>
-        <w:tc>
-          <w:tcPr>
-            <w:tcW w:type="dxa" w:w="2551"/>
-            <w:vAlign w:val="center"/>
-            <w:shd w:val="clear" w:color="auto" w:fill="F9FBF9"/>
-            <w:tcMar>
-              <w:top w:w="40" w:type="dxa"/>
-              <w:bottom w:w="40" w:type="dxa"/>
-              <w:left w:w="80" w:type="dxa"/>
-              <w:right w:w="80" w:type="dxa"/>
-            </w:tcMar>
-            <w:tcBorders>
-              <w:top w:val="single" w:sz="4" w:color="D0D7DE" w:space="0"/>
-              <w:left w:val="single" w:sz="4" w:color="D0D7DE" w:space="0"/>
-              <w:bottom w:val="single" w:sz="4" w:color="D0D7DE" w:space="0"/>
-              <w:right w:val="single" w:sz="4" w:color="D0D7DE" w:space="0"/>
-            </w:tcBorders>
-          </w:tcPr>
-          <w:p>
-            <w:pPr>
-              <w:spacing w:before="20" w:after="20"/>
-              <w:jc w:val="left"/>
-            </w:pPr>
-            <w:r>
-              <w:rPr>
-                <w:b w:val="0"/>
-                <w:i w:val="0"/>
-                <w:color w:val="222222"/>
-                <w:sz w:val="15"/>
-              </w:rPr>
-              <w:t>Akuisisi &amp; Kurasi Data</w:t>
-            </w:r>
-          </w:p>
-        </w:tc>
-        <w:tc>
-          <w:tcPr>
-            <w:tcW w:type="dxa" w:w="5953"/>
-            <w:vAlign w:val="center"/>
-            <w:shd w:val="clear" w:color="auto" w:fill="F9FBF9"/>
-            <w:tcMar>
-              <w:top w:w="40" w:type="dxa"/>
-              <w:bottom w:w="40" w:type="dxa"/>
-              <w:left w:w="80" w:type="dxa"/>
-              <w:right w:w="80" w:type="dxa"/>
-            </w:tcMar>
-            <w:tcBorders>
-              <w:top w:val="single" w:sz="4" w:color="D0D7DE" w:space="0"/>
-              <w:left w:val="single" w:sz="4" w:color="D0D7DE" w:space="0"/>
-              <w:bottom w:val="single" w:sz="4" w:color="D0D7DE" w:space="0"/>
-              <w:right w:val="single" w:sz="4" w:color="D0D7DE" w:space="0"/>
-            </w:tcBorders>
-          </w:tcPr>
-          <w:p>
-            <w:pPr>
-              <w:spacing w:before="20" w:after="20"/>
-              <w:jc w:val="left"/>
-            </w:pPr>
-            <w:r>
-              <w:rPr>
-                <w:b w:val="0"/>
-                <w:i w:val="0"/>
-                <w:color w:val="222222"/>
-                <w:sz w:val="15"/>
-              </w:rPr>
-              <w:t>Pengumpulan basis data resmi terbuka: BPS (PDRB &amp; Keuangan Daerah), ESDM MODI (IUP &amp; Konsesi), GEM (PLTU), BKPM (PMDN), GFW (Deforestasi), KNKT (Logistik).</w:t>
-            </w:r>
-          </w:p>
-        </w:tc>
-      </w:tr>
-      <w:tr>
-        <w:tc>
-          <w:tcPr>
-            <w:tcW w:type="dxa" w:w="1134"/>
-            <w:vAlign w:val="center"/>
-            <w:shd w:val="clear" w:color="auto" w:fill="FFFFFF"/>
-            <w:tcMar>
-              <w:top w:w="40" w:type="dxa"/>
-              <w:bottom w:w="40" w:type="dxa"/>
-              <w:left w:w="80" w:type="dxa"/>
-              <w:right w:w="80" w:type="dxa"/>
-            </w:tcMar>
-            <w:tcBorders>
-              <w:top w:val="single" w:sz="4" w:color="D0D7DE" w:space="0"/>
-              <w:left w:val="single" w:sz="4" w:color="D0D7DE" w:space="0"/>
-              <w:bottom w:val="single" w:sz="4" w:color="D0D7DE" w:space="0"/>
-              <w:right w:val="single" w:sz="4" w:color="D0D7DE" w:space="0"/>
-            </w:tcBorders>
-          </w:tcPr>
-          <w:p>
-            <w:pPr>
-              <w:spacing w:before="20" w:after="20"/>
-              <w:jc w:val="center"/>
-            </w:pPr>
-            <w:r>
-              <w:rPr>
-                <w:b w:val="0"/>
-                <w:i w:val="0"/>
-                <w:color w:val="222222"/>
-                <w:sz w:val="15"/>
-              </w:rPr>
-              <w:t>Fase II</w:t>
-            </w:r>
-          </w:p>
-        </w:tc>
-        <w:tc>
-          <w:tcPr>
-            <w:tcW w:type="dxa" w:w="2551"/>
-            <w:vAlign w:val="center"/>
-            <w:shd w:val="clear" w:color="auto" w:fill="FFFFFF"/>
-            <w:tcMar>
-              <w:top w:w="40" w:type="dxa"/>
-              <w:bottom w:w="40" w:type="dxa"/>
-              <w:left w:w="80" w:type="dxa"/>
-              <w:right w:w="80" w:type="dxa"/>
-            </w:tcMar>
-            <w:tcBorders>
-              <w:top w:val="single" w:sz="4" w:color="D0D7DE" w:space="0"/>
-              <w:left w:val="single" w:sz="4" w:color="D0D7DE" w:space="0"/>
-              <w:bottom w:val="single" w:sz="4" w:color="D0D7DE" w:space="0"/>
-              <w:right w:val="single" w:sz="4" w:color="D0D7DE" w:space="0"/>
-            </w:tcBorders>
-          </w:tcPr>
-          <w:p>
-            <w:pPr>
-              <w:spacing w:before="20" w:after="20"/>
-              <w:jc w:val="left"/>
-            </w:pPr>
-            <w:r>
-              <w:rPr>
-                <w:b w:val="0"/>
-                <w:i w:val="0"/>
-                <w:color w:val="222222"/>
-                <w:sz w:val="15"/>
-              </w:rPr>
-              <w:t>Reklasifikasi Hukum &amp; Spasial</w:t>
-            </w:r>
-          </w:p>
-        </w:tc>
-        <w:tc>
-          <w:tcPr>
-            <w:tcW w:type="dxa" w:w="5953"/>
-            <w:vAlign w:val="center"/>
-            <w:shd w:val="clear" w:color="auto" w:fill="FFFFFF"/>
-            <w:tcMar>
-              <w:top w:w="40" w:type="dxa"/>
-              <w:bottom w:w="40" w:type="dxa"/>
-              <w:left w:w="80" w:type="dxa"/>
-              <w:right w:w="80" w:type="dxa"/>
-            </w:tcMar>
-            <w:tcBorders>
-              <w:top w:val="single" w:sz="4" w:color="D0D7DE" w:space="0"/>
-              <w:left w:val="single" w:sz="4" w:color="D0D7DE" w:space="0"/>
-              <w:bottom w:val="single" w:sz="4" w:color="D0D7DE" w:space="0"/>
-              <w:right w:val="single" w:sz="4" w:color="D0D7DE" w:space="0"/>
-            </w:tcBorders>
-          </w:tcPr>
-          <w:p>
-            <w:pPr>
-              <w:spacing w:before="20" w:after="20"/>
-              <w:jc w:val="left"/>
-            </w:pPr>
-            <w:r>
-              <w:rPr>
-                <w:b w:val="0"/>
-                <w:i w:val="0"/>
-                <w:color w:val="222222"/>
-                <w:sz w:val="15"/>
-              </w:rPr>
-              <w:t>Standardisasi klasifikasi ekonomi berbasis mandat regulasi hilirisasi (UU 3/2020 &amp; Perpres 112/2022) menjadi 3 klaster makro serta dekomposisi data ke level kabupaten.</w:t>
-            </w:r>
-          </w:p>
-        </w:tc>
-      </w:tr>
-      <w:tr>
-        <w:tc>
-          <w:tcPr>
-            <w:tcW w:type="dxa" w:w="1134"/>
-            <w:vAlign w:val="center"/>
-            <w:shd w:val="clear" w:color="auto" w:fill="F9FBF9"/>
-            <w:tcMar>
-              <w:top w:w="40" w:type="dxa"/>
-              <w:bottom w:w="40" w:type="dxa"/>
-              <w:left w:w="80" w:type="dxa"/>
-              <w:right w:w="80" w:type="dxa"/>
-            </w:tcMar>
-            <w:tcBorders>
-              <w:top w:val="single" w:sz="4" w:color="D0D7DE" w:space="0"/>
-              <w:left w:val="single" w:sz="4" w:color="D0D7DE" w:space="0"/>
-              <w:bottom w:val="single" w:sz="4" w:color="D0D7DE" w:space="0"/>
-              <w:right w:val="single" w:sz="4" w:color="D0D7DE" w:space="0"/>
-            </w:tcBorders>
-          </w:tcPr>
-          <w:p>
-            <w:pPr>
-              <w:spacing w:before="20" w:after="20"/>
-              <w:jc w:val="center"/>
-            </w:pPr>
-            <w:r>
-              <w:rPr>
-                <w:b w:val="0"/>
-                <w:i w:val="0"/>
-                <w:color w:val="222222"/>
-                <w:sz w:val="15"/>
-              </w:rPr>
-              <w:t>Fase III</w:t>
-            </w:r>
-          </w:p>
-        </w:tc>
-        <w:tc>
-          <w:tcPr>
-            <w:tcW w:type="dxa" w:w="2551"/>
-            <w:vAlign w:val="center"/>
-            <w:shd w:val="clear" w:color="auto" w:fill="F9FBF9"/>
-            <w:tcMar>
-              <w:top w:w="40" w:type="dxa"/>
-              <w:bottom w:w="40" w:type="dxa"/>
-              <w:left w:w="80" w:type="dxa"/>
-              <w:right w:w="80" w:type="dxa"/>
-            </w:tcMar>
-            <w:tcBorders>
-              <w:top w:val="single" w:sz="4" w:color="D0D7DE" w:space="0"/>
-              <w:left w:val="single" w:sz="4" w:color="D0D7DE" w:space="0"/>
-              <w:bottom w:val="single" w:sz="4" w:color="D0D7DE" w:space="0"/>
-              <w:right w:val="single" w:sz="4" w:color="D0D7DE" w:space="0"/>
-            </w:tcBorders>
-          </w:tcPr>
-          <w:p>
-            <w:pPr>
-              <w:spacing w:before="20" w:after="20"/>
-              <w:jc w:val="left"/>
-            </w:pPr>
-            <w:r>
-              <w:rPr>
-                <w:b w:val="0"/>
-                <w:i w:val="0"/>
-                <w:color w:val="222222"/>
-                <w:sz w:val="15"/>
-              </w:rPr>
-              <w:t>Pengujian Statistik Inferensial</w:t>
-            </w:r>
-          </w:p>
-        </w:tc>
-        <w:tc>
-          <w:tcPr>
-            <w:tcW w:type="dxa" w:w="5953"/>
-            <w:vAlign w:val="center"/>
-            <w:shd w:val="clear" w:color="auto" w:fill="F9FBF9"/>
-            <w:tcMar>
-              <w:top w:w="40" w:type="dxa"/>
-              <w:bottom w:w="40" w:type="dxa"/>
-              <w:left w:w="80" w:type="dxa"/>
-              <w:right w:w="80" w:type="dxa"/>
-            </w:tcMar>
-            <w:tcBorders>
-              <w:top w:val="single" w:sz="4" w:color="D0D7DE" w:space="0"/>
-              <w:left w:val="single" w:sz="4" w:color="D0D7DE" w:space="0"/>
-              <w:bottom w:val="single" w:sz="4" w:color="D0D7DE" w:space="0"/>
-              <w:right w:val="single" w:sz="4" w:color="D0D7DE" w:space="0"/>
-            </w:tcBorders>
-          </w:tcPr>
-          <w:p>
-            <w:pPr>
-              <w:spacing w:before="20" w:after="20"/>
-              <w:jc w:val="left"/>
-            </w:pPr>
-            <w:r>
-              <w:rPr>
-                <w:b w:val="0"/>
-                <w:i w:val="0"/>
-                <w:color w:val="222222"/>
-                <w:sz w:val="15"/>
-              </w:rPr>
-              <w:t>Konstruksi tabel kontinjensi 2×2 berbasis ambang median (Panel N=60), uji independensi Chi-Square (χ²), perhitungan rasio peluang risiko (Odds Ratio), dan uji asosiasi.</w:t>
-            </w:r>
-          </w:p>
-        </w:tc>
-      </w:tr>
-      <w:tr>
-        <w:tc>
-          <w:tcPr>
-            <w:tcW w:type="dxa" w:w="1134"/>
-            <w:vAlign w:val="center"/>
-            <w:shd w:val="clear" w:color="auto" w:fill="FFFFFF"/>
-            <w:tcMar>
-              <w:top w:w="40" w:type="dxa"/>
-              <w:bottom w:w="40" w:type="dxa"/>
-              <w:left w:w="80" w:type="dxa"/>
-              <w:right w:w="80" w:type="dxa"/>
-            </w:tcMar>
-            <w:tcBorders>
-              <w:top w:val="single" w:sz="4" w:color="D0D7DE" w:space="0"/>
-              <w:left w:val="single" w:sz="4" w:color="D0D7DE" w:space="0"/>
-              <w:bottom w:val="single" w:sz="4" w:color="D0D7DE" w:space="0"/>
-              <w:right w:val="single" w:sz="4" w:color="D0D7DE" w:space="0"/>
-            </w:tcBorders>
-          </w:tcPr>
-          <w:p>
-            <w:pPr>
-              <w:spacing w:before="20" w:after="20"/>
-              <w:jc w:val="center"/>
-            </w:pPr>
-            <w:r>
-              <w:rPr>
-                <w:b w:val="0"/>
-                <w:i w:val="0"/>
-                <w:color w:val="222222"/>
-                <w:sz w:val="15"/>
-              </w:rPr>
-              <w:t>Fase IV</w:t>
-            </w:r>
-          </w:p>
-        </w:tc>
-        <w:tc>
-          <w:tcPr>
-            <w:tcW w:type="dxa" w:w="2551"/>
-            <w:vAlign w:val="center"/>
-            <w:shd w:val="clear" w:color="auto" w:fill="FFFFFF"/>
-            <w:tcMar>
-              <w:top w:w="40" w:type="dxa"/>
-              <w:bottom w:w="40" w:type="dxa"/>
-              <w:left w:w="80" w:type="dxa"/>
-              <w:right w:w="80" w:type="dxa"/>
-            </w:tcMar>
-            <w:tcBorders>
-              <w:top w:val="single" w:sz="4" w:color="D0D7DE" w:space="0"/>
-              <w:left w:val="single" w:sz="4" w:color="D0D7DE" w:space="0"/>
-              <w:bottom w:val="single" w:sz="4" w:color="D0D7DE" w:space="0"/>
-              <w:right w:val="single" w:sz="4" w:color="D0D7DE" w:space="0"/>
-            </w:tcBorders>
-          </w:tcPr>
-          <w:p>
-            <w:pPr>
-              <w:spacing w:before="20" w:after="20"/>
-              <w:jc w:val="left"/>
-            </w:pPr>
-            <w:r>
-              <w:rPr>
-                <w:b w:val="0"/>
-                <w:i w:val="0"/>
-                <w:color w:val="222222"/>
-                <w:sz w:val="15"/>
-              </w:rPr>
-              <w:t>Pemodelan Spasial &amp; Sintesis Kebijakan</w:t>
-            </w:r>
-          </w:p>
-        </w:tc>
-        <w:tc>
-          <w:tcPr>
-            <w:tcW w:type="dxa" w:w="5953"/>
-            <w:vAlign w:val="center"/>
-            <w:shd w:val="clear" w:color="auto" w:fill="FFFFFF"/>
-            <w:tcMar>
-              <w:top w:w="40" w:type="dxa"/>
-              <w:bottom w:w="40" w:type="dxa"/>
-              <w:left w:w="80" w:type="dxa"/>
-              <w:right w:w="80" w:type="dxa"/>
-            </w:tcMar>
-            <w:tcBorders>
-              <w:top w:val="single" w:sz="4" w:color="D0D7DE" w:space="0"/>
-              <w:left w:val="single" w:sz="4" w:color="D0D7DE" w:space="0"/>
-              <w:bottom w:val="single" w:sz="4" w:color="D0D7DE" w:space="0"/>
-              <w:right w:val="single" w:sz="4" w:color="D0D7DE" w:space="0"/>
-            </w:tcBorders>
-          </w:tcPr>
-          <w:p>
-            <w:pPr>
-              <w:spacing w:before="20" w:after="20"/>
-              <w:jc w:val="left"/>
-            </w:pPr>
-            <w:r>
-              <w:rPr>
-                <w:b w:val="0"/>
-                <w:i w:val="0"/>
-                <w:color w:val="222222"/>
-                <w:sz w:val="15"/>
-              </w:rPr>
-              <w:t>Pemodelan geospasial alur pasok maritim dengan kurva Bézier, sintesis disparitas ekonomi makro, serta perumusan bukti empiris dominasi ekstraktif bagi dokumen D3TLH.</w:t>
-            </w:r>
-          </w:p>
-        </w:tc>
-      </w:tr>
-    </w:tbl>
     <w:p>
       <w:pPr>
-        <w:spacing w:before="0" w:after="60"/>
+        <w:spacing w:before="100" w:after="40"/>
       </w:pPr>
+      <w:r>
+        <w:rPr>
+          <w:b/>
+          <w:i/>
+          <w:color w:val="2E7D32"/>
+          <w:sz w:val="17"/>
+        </w:rPr>
+        <w:t>Bagan Alur 1.1: Alur Logika Kerangka Kerja Riset Bab 1 (Research Workflow)</w:t>
+      </w:r>
+    </w:p>
+    <w:p>
+      <w:pPr>
+        <w:spacing w:before="60" w:after="80"/>
+        <w:jc w:val="center"/>
+      </w:pPr>
+      <w:r>
+        <w:drawing>
+          <wp:inline xmlns:a="http://schemas.openxmlformats.org/drawingml/2006/main" xmlns:pic="http://schemas.openxmlformats.org/drawingml/2006/picture">
+            <wp:extent cx="5940000" cy="474202"/>
+            <wp:docPr id="1" name="Picture 1"/>
+            <wp:cNvGraphicFramePr>
+              <a:graphicFrameLocks noChangeAspect="1"/>
+            </wp:cNvGraphicFramePr>
+            <a:graphic>
+              <a:graphicData uri="http://schemas.openxmlformats.org/drawingml/2006/picture">
+                <pic:pic>
+                  <pic:nvPicPr>
+                    <pic:cNvPr id="0" name="mermaid_workflow_bab1.png"/>
+                    <pic:cNvPicPr/>
+                  </pic:nvPicPr>
+                  <pic:blipFill>
+                    <a:blip r:embed="rId9"/>
+                    <a:stretch>
+                      <a:fillRect/>
+                    </a:stretch>
+                  </pic:blipFill>
+                  <pic:spPr>
+                    <a:xfrm>
+                      <a:off x="0" y="0"/>
+                      <a:ext cx="5940000" cy="474202"/>
+                    </a:xfrm>
+                    <a:prstGeom prst="rect"/>
+                  </pic:spPr>
+                </pic:pic>
+              </a:graphicData>
+            </a:graphic>
+          </wp:inline>
+        </w:drawing>
+      </w:r>
     </w:p>
     <w:p>
       <w:pPr>

--- a/tools/report_metodologi/versicompact/bab_1/Metodologi_Bab1_Ekspansi_Industri_Compact.docx
+++ b/tools/report_metodologi/versicompact/bab_1/Metodologi_Bab1_Ekspansi_Industri_Compact.docx
@@ -4548,25 +4548,6 @@
         <w:t>3. Konfigurasi Inferensial Tabulasi Silang: Menetapkan protokol pengujian Chi-Square dan Odds Ratio untuk membuktikan signifikansi kausalitas tekanan industri terhadap degradasi lingkungan.</w:t>
       </w:r>
     </w:p>
-    <w:p>
-      <w:pPr>
-        <w:spacing w:before="60" w:after="100"/>
-        <w:ind w:left="160"/>
-        <w:pBdr>
-          <w:left w:val="single" w:sz="12" w:space="6" w:color="2E7D32"/>
-        </w:pBdr>
-        <w:shd w:val="clear" w:color="auto" w:fill="F1F8E9"/>
-      </w:pPr>
-      <w:r>
-        <w:rPr>
-          <w:b w:val="0"/>
-          <w:i/>
-          <w:color w:val="555555"/>
-          <w:sz w:val="16"/>
-        </w:rPr>
-        <w:t>Catatan Metodologis: Seluruh analisis statistik kuantitatif dalam dokumen ini dijalankan pada matriks data panel provinsi-tahun (N = 60 observasi) dan kabupaten sentra industri. Angka komputasi dan sebaran spasial terperinci terintegrasi penuh pada naskah laporan Bab 1 dan antarmuka interaktif dashboard CELIOS.</w:t>
-      </w:r>
-    </w:p>
     <w:sectPr>
       <w:pgSz w:w="11906" w:h="16838"/>
       <w:pgMar w:top="1020" w:right="1134" w:bottom="1020" w:left="1134" w:header="720" w:footer="720" w:gutter="0"/>

--- a/tools/report_metodologi/versicompact/bab_1/Metodologi_Bab1_Ekspansi_Industri_Compact.docx
+++ b/tools/report_metodologi/versicompact/bab_1/Metodologi_Bab1_Ekspansi_Industri_Compact.docx
@@ -386,12 +386,11 @@
         <w:tblLook w:firstColumn="1" w:firstRow="1" w:lastColumn="0" w:lastRow="0" w:noHBand="0" w:noVBand="1" w:val="04A0"/>
       </w:tblPr>
       <w:tblGrid>
-        <w:gridCol w:w="1606"/>
-        <w:gridCol w:w="1606"/>
-        <w:gridCol w:w="1606"/>
-        <w:gridCol w:w="1606"/>
-        <w:gridCol w:w="1606"/>
-        <w:gridCol w:w="1606"/>
+        <w:gridCol w:w="1928"/>
+        <w:gridCol w:w="1928"/>
+        <w:gridCol w:w="1928"/>
+        <w:gridCol w:w="1928"/>
+        <w:gridCol w:w="1928"/>
       </w:tblGrid>
       <w:tr>
         <w:tc>
@@ -423,7 +422,7 @@
                 <w:color w:val="FFFFFF"/>
                 <w:sz w:val="15"/>
               </w:rPr>
-              <w:t>#</w:t>
+              <w:t>No</w:t>
             </w:r>
           </w:p>
         </w:tc>
@@ -456,13 +455,13 @@
                 <w:color w:val="FFFFFF"/>
                 <w:sz w:val="15"/>
               </w:rPr>
-              <w:t>Nama Indikator Empiris</w:t>
+              <w:t>Indikator Riset</w:t>
             </w:r>
           </w:p>
         </w:tc>
         <w:tc>
           <w:tcPr>
-            <w:tcW w:type="dxa" w:w="1814"/>
+            <w:tcW w:type="dxa" w:w="2551"/>
             <w:shd w:val="clear" w:color="auto" w:fill="2E7D32"/>
             <w:tcMar>
               <w:top w:w="50" w:type="dxa"/>
@@ -489,13 +488,13 @@
                 <w:color w:val="FFFFFF"/>
                 <w:sz w:val="15"/>
               </w:rPr>
-              <w:t>Kategori Analisis</w:t>
+              <w:t>Fokus Pengukuran</w:t>
             </w:r>
           </w:p>
         </w:tc>
         <w:tc>
           <w:tcPr>
-            <w:tcW w:type="dxa" w:w="1020"/>
+            <w:tcW w:type="dxa" w:w="1247"/>
             <w:shd w:val="clear" w:color="auto" w:fill="2E7D32"/>
             <w:tcMar>
               <w:top w:w="50" w:type="dxa"/>
@@ -528,7 +527,7 @@
         </w:tc>
         <w:tc>
           <w:tcPr>
-            <w:tcW w:type="dxa" w:w="1134"/>
+            <w:tcW w:type="dxa" w:w="2835"/>
             <w:shd w:val="clear" w:color="auto" w:fill="2E7D32"/>
             <w:tcMar>
               <w:top w:w="50" w:type="dxa"/>
@@ -555,40 +554,7 @@
                 <w:color w:val="FFFFFF"/>
                 <w:sz w:val="15"/>
               </w:rPr>
-              <w:t>Periode</w:t>
-            </w:r>
-          </w:p>
-        </w:tc>
-        <w:tc>
-          <w:tcPr>
-            <w:tcW w:type="dxa" w:w="2665"/>
-            <w:shd w:val="clear" w:color="auto" w:fill="2E7D32"/>
-            <w:tcMar>
-              <w:top w:w="50" w:type="dxa"/>
-              <w:bottom w:w="50" w:type="dxa"/>
-              <w:left w:w="80" w:type="dxa"/>
-              <w:right w:w="80" w:type="dxa"/>
-            </w:tcMar>
-            <w:tcBorders>
-              <w:top w:val="single" w:sz="4" w:color="D0D7DE" w:space="0"/>
-              <w:left w:val="single" w:sz="4" w:color="D0D7DE" w:space="0"/>
-              <w:bottom w:val="single" w:sz="4" w:color="D0D7DE" w:space="0"/>
-              <w:right w:val="single" w:sz="4" w:color="D0D7DE" w:space="0"/>
-            </w:tcBorders>
-          </w:tcPr>
-          <w:p>
-            <w:pPr>
-              <w:spacing w:before="40" w:after="40"/>
-              <w:jc w:val="center"/>
-            </w:pPr>
-            <w:r>
-              <w:rPr>
-                <w:b/>
-                <w:i w:val="0"/>
-                <w:color w:val="FFFFFF"/>
-                <w:sz w:val="15"/>
-              </w:rPr>
-              <w:t>Institusi &amp; Sumber Data Resmi</w:t>
+              <w:t>Sumber Data Primer Resmi</w:t>
             </w:r>
           </w:p>
         </w:tc>
@@ -664,7 +630,7 @@
         </w:tc>
         <w:tc>
           <w:tcPr>
-            <w:tcW w:type="dxa" w:w="1814"/>
+            <w:tcW w:type="dxa" w:w="2551"/>
             <w:vAlign w:val="center"/>
             <w:shd w:val="clear" w:color="auto" w:fill="F9FBF9"/>
             <w:tcMar>
@@ -698,7 +664,7 @@
         </w:tc>
         <w:tc>
           <w:tcPr>
-            <w:tcW w:type="dxa" w:w="1020"/>
+            <w:tcW w:type="dxa" w:w="1247"/>
             <w:vAlign w:val="center"/>
             <w:shd w:val="clear" w:color="auto" w:fill="F9FBF9"/>
             <w:tcMar>
@@ -732,41 +698,7 @@
         </w:tc>
         <w:tc>
           <w:tcPr>
-            <w:tcW w:type="dxa" w:w="1134"/>
-            <w:vAlign w:val="center"/>
-            <w:shd w:val="clear" w:color="auto" w:fill="F9FBF9"/>
-            <w:tcMar>
-              <w:top w:w="40" w:type="dxa"/>
-              <w:bottom w:w="40" w:type="dxa"/>
-              <w:left w:w="80" w:type="dxa"/>
-              <w:right w:w="80" w:type="dxa"/>
-            </w:tcMar>
-            <w:tcBorders>
-              <w:top w:val="single" w:sz="4" w:color="D0D7DE" w:space="0"/>
-              <w:left w:val="single" w:sz="4" w:color="D0D7DE" w:space="0"/>
-              <w:bottom w:val="single" w:sz="4" w:color="D0D7DE" w:space="0"/>
-              <w:right w:val="single" w:sz="4" w:color="D0D7DE" w:space="0"/>
-            </w:tcBorders>
-          </w:tcPr>
-          <w:p>
-            <w:pPr>
-              <w:spacing w:before="20" w:after="20"/>
-              <w:jc w:val="center"/>
-            </w:pPr>
-            <w:r>
-              <w:rPr>
-                <w:b w:val="0"/>
-                <w:i w:val="0"/>
-                <w:color w:val="222222"/>
-                <w:sz w:val="15"/>
-              </w:rPr>
-              <w:t>2014–2024</w:t>
-            </w:r>
-          </w:p>
-        </w:tc>
-        <w:tc>
-          <w:tcPr>
-            <w:tcW w:type="dxa" w:w="2665"/>
+            <w:tcW w:type="dxa" w:w="2835"/>
             <w:vAlign w:val="center"/>
             <w:shd w:val="clear" w:color="auto" w:fill="F9FBF9"/>
             <w:tcMar>
@@ -870,7 +802,7 @@
         </w:tc>
         <w:tc>
           <w:tcPr>
-            <w:tcW w:type="dxa" w:w="1814"/>
+            <w:tcW w:type="dxa" w:w="2551"/>
             <w:vAlign w:val="center"/>
             <w:shd w:val="clear" w:color="auto" w:fill="FFFFFF"/>
             <w:tcMar>
@@ -904,7 +836,7 @@
         </w:tc>
         <w:tc>
           <w:tcPr>
-            <w:tcW w:type="dxa" w:w="1020"/>
+            <w:tcW w:type="dxa" w:w="1247"/>
             <w:vAlign w:val="center"/>
             <w:shd w:val="clear" w:color="auto" w:fill="FFFFFF"/>
             <w:tcMar>
@@ -938,41 +870,7 @@
         </w:tc>
         <w:tc>
           <w:tcPr>
-            <w:tcW w:type="dxa" w:w="1134"/>
-            <w:vAlign w:val="center"/>
-            <w:shd w:val="clear" w:color="auto" w:fill="FFFFFF"/>
-            <w:tcMar>
-              <w:top w:w="40" w:type="dxa"/>
-              <w:bottom w:w="40" w:type="dxa"/>
-              <w:left w:w="80" w:type="dxa"/>
-              <w:right w:w="80" w:type="dxa"/>
-            </w:tcMar>
-            <w:tcBorders>
-              <w:top w:val="single" w:sz="4" w:color="D0D7DE" w:space="0"/>
-              <w:left w:val="single" w:sz="4" w:color="D0D7DE" w:space="0"/>
-              <w:bottom w:val="single" w:sz="4" w:color="D0D7DE" w:space="0"/>
-              <w:right w:val="single" w:sz="4" w:color="D0D7DE" w:space="0"/>
-            </w:tcBorders>
-          </w:tcPr>
-          <w:p>
-            <w:pPr>
-              <w:spacing w:before="20" w:after="20"/>
-              <w:jc w:val="center"/>
-            </w:pPr>
-            <w:r>
-              <w:rPr>
-                <w:b w:val="0"/>
-                <w:i w:val="0"/>
-                <w:color w:val="222222"/>
-                <w:sz w:val="15"/>
-              </w:rPr>
-              <w:t>2014–2024</w:t>
-            </w:r>
-          </w:p>
-        </w:tc>
-        <w:tc>
-          <w:tcPr>
-            <w:tcW w:type="dxa" w:w="2665"/>
+            <w:tcW w:type="dxa" w:w="2835"/>
             <w:vAlign w:val="center"/>
             <w:shd w:val="clear" w:color="auto" w:fill="FFFFFF"/>
             <w:tcMar>
@@ -1076,7 +974,7 @@
         </w:tc>
         <w:tc>
           <w:tcPr>
-            <w:tcW w:type="dxa" w:w="1814"/>
+            <w:tcW w:type="dxa" w:w="2551"/>
             <w:vAlign w:val="center"/>
             <w:shd w:val="clear" w:color="auto" w:fill="F9FBF9"/>
             <w:tcMar>
@@ -1110,7 +1008,7 @@
         </w:tc>
         <w:tc>
           <w:tcPr>
-            <w:tcW w:type="dxa" w:w="1020"/>
+            <w:tcW w:type="dxa" w:w="1247"/>
             <w:vAlign w:val="center"/>
             <w:shd w:val="clear" w:color="auto" w:fill="F9FBF9"/>
             <w:tcMar>
@@ -1144,41 +1042,7 @@
         </w:tc>
         <w:tc>
           <w:tcPr>
-            <w:tcW w:type="dxa" w:w="1134"/>
-            <w:vAlign w:val="center"/>
-            <w:shd w:val="clear" w:color="auto" w:fill="F9FBF9"/>
-            <w:tcMar>
-              <w:top w:w="40" w:type="dxa"/>
-              <w:bottom w:w="40" w:type="dxa"/>
-              <w:left w:w="80" w:type="dxa"/>
-              <w:right w:w="80" w:type="dxa"/>
-            </w:tcMar>
-            <w:tcBorders>
-              <w:top w:val="single" w:sz="4" w:color="D0D7DE" w:space="0"/>
-              <w:left w:val="single" w:sz="4" w:color="D0D7DE" w:space="0"/>
-              <w:bottom w:val="single" w:sz="4" w:color="D0D7DE" w:space="0"/>
-              <w:right w:val="single" w:sz="4" w:color="D0D7DE" w:space="0"/>
-            </w:tcBorders>
-          </w:tcPr>
-          <w:p>
-            <w:pPr>
-              <w:spacing w:before="20" w:after="20"/>
-              <w:jc w:val="center"/>
-            </w:pPr>
-            <w:r>
-              <w:rPr>
-                <w:b w:val="0"/>
-                <w:i w:val="0"/>
-                <w:color w:val="222222"/>
-                <w:sz w:val="15"/>
-              </w:rPr>
-              <w:t>2014–2024</w:t>
-            </w:r>
-          </w:p>
-        </w:tc>
-        <w:tc>
-          <w:tcPr>
-            <w:tcW w:type="dxa" w:w="2665"/>
+            <w:tcW w:type="dxa" w:w="2835"/>
             <w:vAlign w:val="center"/>
             <w:shd w:val="clear" w:color="auto" w:fill="F9FBF9"/>
             <w:tcMar>
@@ -1282,7 +1146,7 @@
         </w:tc>
         <w:tc>
           <w:tcPr>
-            <w:tcW w:type="dxa" w:w="1814"/>
+            <w:tcW w:type="dxa" w:w="2551"/>
             <w:vAlign w:val="center"/>
             <w:shd w:val="clear" w:color="auto" w:fill="FFFFFF"/>
             <w:tcMar>
@@ -1316,7 +1180,7 @@
         </w:tc>
         <w:tc>
           <w:tcPr>
-            <w:tcW w:type="dxa" w:w="1020"/>
+            <w:tcW w:type="dxa" w:w="1247"/>
             <w:vAlign w:val="center"/>
             <w:shd w:val="clear" w:color="auto" w:fill="FFFFFF"/>
             <w:tcMar>
@@ -1350,41 +1214,7 @@
         </w:tc>
         <w:tc>
           <w:tcPr>
-            <w:tcW w:type="dxa" w:w="1134"/>
-            <w:vAlign w:val="center"/>
-            <w:shd w:val="clear" w:color="auto" w:fill="FFFFFF"/>
-            <w:tcMar>
-              <w:top w:w="40" w:type="dxa"/>
-              <w:bottom w:w="40" w:type="dxa"/>
-              <w:left w:w="80" w:type="dxa"/>
-              <w:right w:w="80" w:type="dxa"/>
-            </w:tcMar>
-            <w:tcBorders>
-              <w:top w:val="single" w:sz="4" w:color="D0D7DE" w:space="0"/>
-              <w:left w:val="single" w:sz="4" w:color="D0D7DE" w:space="0"/>
-              <w:bottom w:val="single" w:sz="4" w:color="D0D7DE" w:space="0"/>
-              <w:right w:val="single" w:sz="4" w:color="D0D7DE" w:space="0"/>
-            </w:tcBorders>
-          </w:tcPr>
-          <w:p>
-            <w:pPr>
-              <w:spacing w:before="20" w:after="20"/>
-              <w:jc w:val="center"/>
-            </w:pPr>
-            <w:r>
-              <w:rPr>
-                <w:b w:val="0"/>
-                <w:i w:val="0"/>
-                <w:color w:val="222222"/>
-                <w:sz w:val="15"/>
-              </w:rPr>
-              <w:t>2014–2024</w:t>
-            </w:r>
-          </w:p>
-        </w:tc>
-        <w:tc>
-          <w:tcPr>
-            <w:tcW w:type="dxa" w:w="2665"/>
+            <w:tcW w:type="dxa" w:w="2835"/>
             <w:vAlign w:val="center"/>
             <w:shd w:val="clear" w:color="auto" w:fill="FFFFFF"/>
             <w:tcMar>
@@ -1488,7 +1318,7 @@
         </w:tc>
         <w:tc>
           <w:tcPr>
-            <w:tcW w:type="dxa" w:w="1814"/>
+            <w:tcW w:type="dxa" w:w="2551"/>
             <w:vAlign w:val="center"/>
             <w:shd w:val="clear" w:color="auto" w:fill="F9FBF9"/>
             <w:tcMar>
@@ -1522,7 +1352,7 @@
         </w:tc>
         <w:tc>
           <w:tcPr>
-            <w:tcW w:type="dxa" w:w="1020"/>
+            <w:tcW w:type="dxa" w:w="1247"/>
             <w:vAlign w:val="center"/>
             <w:shd w:val="clear" w:color="auto" w:fill="F9FBF9"/>
             <w:tcMar>
@@ -1556,41 +1386,7 @@
         </w:tc>
         <w:tc>
           <w:tcPr>
-            <w:tcW w:type="dxa" w:w="1134"/>
-            <w:vAlign w:val="center"/>
-            <w:shd w:val="clear" w:color="auto" w:fill="F9FBF9"/>
-            <w:tcMar>
-              <w:top w:w="40" w:type="dxa"/>
-              <w:bottom w:w="40" w:type="dxa"/>
-              <w:left w:w="80" w:type="dxa"/>
-              <w:right w:w="80" w:type="dxa"/>
-            </w:tcMar>
-            <w:tcBorders>
-              <w:top w:val="single" w:sz="4" w:color="D0D7DE" w:space="0"/>
-              <w:left w:val="single" w:sz="4" w:color="D0D7DE" w:space="0"/>
-              <w:bottom w:val="single" w:sz="4" w:color="D0D7DE" w:space="0"/>
-              <w:right w:val="single" w:sz="4" w:color="D0D7DE" w:space="0"/>
-            </w:tcBorders>
-          </w:tcPr>
-          <w:p>
-            <w:pPr>
-              <w:spacing w:before="20" w:after="20"/>
-              <w:jc w:val="center"/>
-            </w:pPr>
-            <w:r>
-              <w:rPr>
-                <w:b w:val="0"/>
-                <w:i w:val="0"/>
-                <w:color w:val="222222"/>
-                <w:sz w:val="15"/>
-              </w:rPr>
-              <w:t>2016–2024</w:t>
-            </w:r>
-          </w:p>
-        </w:tc>
-        <w:tc>
-          <w:tcPr>
-            <w:tcW w:type="dxa" w:w="2665"/>
+            <w:tcW w:type="dxa" w:w="2835"/>
             <w:vAlign w:val="center"/>
             <w:shd w:val="clear" w:color="auto" w:fill="F9FBF9"/>
             <w:tcMar>
@@ -1694,7 +1490,7 @@
         </w:tc>
         <w:tc>
           <w:tcPr>
-            <w:tcW w:type="dxa" w:w="1814"/>
+            <w:tcW w:type="dxa" w:w="2551"/>
             <w:vAlign w:val="center"/>
             <w:shd w:val="clear" w:color="auto" w:fill="FFFFFF"/>
             <w:tcMar>
@@ -1728,7 +1524,7 @@
         </w:tc>
         <w:tc>
           <w:tcPr>
-            <w:tcW w:type="dxa" w:w="1020"/>
+            <w:tcW w:type="dxa" w:w="1247"/>
             <w:vAlign w:val="center"/>
             <w:shd w:val="clear" w:color="auto" w:fill="FFFFFF"/>
             <w:tcMar>
@@ -1762,41 +1558,7 @@
         </w:tc>
         <w:tc>
           <w:tcPr>
-            <w:tcW w:type="dxa" w:w="1134"/>
-            <w:vAlign w:val="center"/>
-            <w:shd w:val="clear" w:color="auto" w:fill="FFFFFF"/>
-            <w:tcMar>
-              <w:top w:w="40" w:type="dxa"/>
-              <w:bottom w:w="40" w:type="dxa"/>
-              <w:left w:w="80" w:type="dxa"/>
-              <w:right w:w="80" w:type="dxa"/>
-            </w:tcMar>
-            <w:tcBorders>
-              <w:top w:val="single" w:sz="4" w:color="D0D7DE" w:space="0"/>
-              <w:left w:val="single" w:sz="4" w:color="D0D7DE" w:space="0"/>
-              <w:bottom w:val="single" w:sz="4" w:color="D0D7DE" w:space="0"/>
-              <w:right w:val="single" w:sz="4" w:color="D0D7DE" w:space="0"/>
-            </w:tcBorders>
-          </w:tcPr>
-          <w:p>
-            <w:pPr>
-              <w:spacing w:before="20" w:after="20"/>
-              <w:jc w:val="center"/>
-            </w:pPr>
-            <w:r>
-              <w:rPr>
-                <w:b w:val="0"/>
-                <w:i w:val="0"/>
-                <w:color w:val="222222"/>
-                <w:sz w:val="15"/>
-              </w:rPr>
-              <w:t>2016–2024</w:t>
-            </w:r>
-          </w:p>
-        </w:tc>
-        <w:tc>
-          <w:tcPr>
-            <w:tcW w:type="dxa" w:w="2665"/>
+            <w:tcW w:type="dxa" w:w="2835"/>
             <w:vAlign w:val="center"/>
             <w:shd w:val="clear" w:color="auto" w:fill="FFFFFF"/>
             <w:tcMar>
@@ -1900,7 +1662,7 @@
         </w:tc>
         <w:tc>
           <w:tcPr>
-            <w:tcW w:type="dxa" w:w="1814"/>
+            <w:tcW w:type="dxa" w:w="2551"/>
             <w:vAlign w:val="center"/>
             <w:shd w:val="clear" w:color="auto" w:fill="F9FBF9"/>
             <w:tcMar>
@@ -1934,7 +1696,7 @@
         </w:tc>
         <w:tc>
           <w:tcPr>
-            <w:tcW w:type="dxa" w:w="1020"/>
+            <w:tcW w:type="dxa" w:w="1247"/>
             <w:vAlign w:val="center"/>
             <w:shd w:val="clear" w:color="auto" w:fill="F9FBF9"/>
             <w:tcMar>
@@ -1968,41 +1730,7 @@
         </w:tc>
         <w:tc>
           <w:tcPr>
-            <w:tcW w:type="dxa" w:w="1134"/>
-            <w:vAlign w:val="center"/>
-            <w:shd w:val="clear" w:color="auto" w:fill="F9FBF9"/>
-            <w:tcMar>
-              <w:top w:w="40" w:type="dxa"/>
-              <w:bottom w:w="40" w:type="dxa"/>
-              <w:left w:w="80" w:type="dxa"/>
-              <w:right w:w="80" w:type="dxa"/>
-            </w:tcMar>
-            <w:tcBorders>
-              <w:top w:val="single" w:sz="4" w:color="D0D7DE" w:space="0"/>
-              <w:left w:val="single" w:sz="4" w:color="D0D7DE" w:space="0"/>
-              <w:bottom w:val="single" w:sz="4" w:color="D0D7DE" w:space="0"/>
-              <w:right w:val="single" w:sz="4" w:color="D0D7DE" w:space="0"/>
-            </w:tcBorders>
-          </w:tcPr>
-          <w:p>
-            <w:pPr>
-              <w:spacing w:before="20" w:after="20"/>
-              <w:jc w:val="center"/>
-            </w:pPr>
-            <w:r>
-              <w:rPr>
-                <w:b w:val="0"/>
-                <w:i w:val="0"/>
-                <w:color w:val="222222"/>
-                <w:sz w:val="15"/>
-              </w:rPr>
-              <w:t>2016–2024</w:t>
-            </w:r>
-          </w:p>
-        </w:tc>
-        <w:tc>
-          <w:tcPr>
-            <w:tcW w:type="dxa" w:w="2665"/>
+            <w:tcW w:type="dxa" w:w="2835"/>
             <w:vAlign w:val="center"/>
             <w:shd w:val="clear" w:color="auto" w:fill="F9FBF9"/>
             <w:tcMar>
@@ -2106,7 +1834,7 @@
         </w:tc>
         <w:tc>
           <w:tcPr>
-            <w:tcW w:type="dxa" w:w="1814"/>
+            <w:tcW w:type="dxa" w:w="2551"/>
             <w:vAlign w:val="center"/>
             <w:shd w:val="clear" w:color="auto" w:fill="FFFFFF"/>
             <w:tcMar>
@@ -2140,7 +1868,7 @@
         </w:tc>
         <w:tc>
           <w:tcPr>
-            <w:tcW w:type="dxa" w:w="1020"/>
+            <w:tcW w:type="dxa" w:w="1247"/>
             <w:vAlign w:val="center"/>
             <w:shd w:val="clear" w:color="auto" w:fill="FFFFFF"/>
             <w:tcMar>
@@ -2174,41 +1902,7 @@
         </w:tc>
         <w:tc>
           <w:tcPr>
-            <w:tcW w:type="dxa" w:w="1134"/>
-            <w:vAlign w:val="center"/>
-            <w:shd w:val="clear" w:color="auto" w:fill="FFFFFF"/>
-            <w:tcMar>
-              <w:top w:w="40" w:type="dxa"/>
-              <w:bottom w:w="40" w:type="dxa"/>
-              <w:left w:w="80" w:type="dxa"/>
-              <w:right w:w="80" w:type="dxa"/>
-            </w:tcMar>
-            <w:tcBorders>
-              <w:top w:val="single" w:sz="4" w:color="D0D7DE" w:space="0"/>
-              <w:left w:val="single" w:sz="4" w:color="D0D7DE" w:space="0"/>
-              <w:bottom w:val="single" w:sz="4" w:color="D0D7DE" w:space="0"/>
-              <w:right w:val="single" w:sz="4" w:color="D0D7DE" w:space="0"/>
-            </w:tcBorders>
-          </w:tcPr>
-          <w:p>
-            <w:pPr>
-              <w:spacing w:before="20" w:after="20"/>
-              <w:jc w:val="center"/>
-            </w:pPr>
-            <w:r>
-              <w:rPr>
-                <w:b w:val="0"/>
-                <w:i w:val="0"/>
-                <w:color w:val="222222"/>
-                <w:sz w:val="15"/>
-              </w:rPr>
-              <w:t>2016–2024</w:t>
-            </w:r>
-          </w:p>
-        </w:tc>
-        <w:tc>
-          <w:tcPr>
-            <w:tcW w:type="dxa" w:w="2665"/>
+            <w:tcW w:type="dxa" w:w="2835"/>
             <w:vAlign w:val="center"/>
             <w:shd w:val="clear" w:color="auto" w:fill="FFFFFF"/>
             <w:tcMar>
@@ -2312,7 +2006,7 @@
         </w:tc>
         <w:tc>
           <w:tcPr>
-            <w:tcW w:type="dxa" w:w="1814"/>
+            <w:tcW w:type="dxa" w:w="2551"/>
             <w:vAlign w:val="center"/>
             <w:shd w:val="clear" w:color="auto" w:fill="F9FBF9"/>
             <w:tcMar>
@@ -2346,7 +2040,7 @@
         </w:tc>
         <w:tc>
           <w:tcPr>
-            <w:tcW w:type="dxa" w:w="1020"/>
+            <w:tcW w:type="dxa" w:w="1247"/>
             <w:vAlign w:val="center"/>
             <w:shd w:val="clear" w:color="auto" w:fill="F9FBF9"/>
             <w:tcMar>
@@ -2380,41 +2074,7 @@
         </w:tc>
         <w:tc>
           <w:tcPr>
-            <w:tcW w:type="dxa" w:w="1134"/>
-            <w:vAlign w:val="center"/>
-            <w:shd w:val="clear" w:color="auto" w:fill="F9FBF9"/>
-            <w:tcMar>
-              <w:top w:w="40" w:type="dxa"/>
-              <w:bottom w:w="40" w:type="dxa"/>
-              <w:left w:w="80" w:type="dxa"/>
-              <w:right w:w="80" w:type="dxa"/>
-            </w:tcMar>
-            <w:tcBorders>
-              <w:top w:val="single" w:sz="4" w:color="D0D7DE" w:space="0"/>
-              <w:left w:val="single" w:sz="4" w:color="D0D7DE" w:space="0"/>
-              <w:bottom w:val="single" w:sz="4" w:color="D0D7DE" w:space="0"/>
-              <w:right w:val="single" w:sz="4" w:color="D0D7DE" w:space="0"/>
-            </w:tcBorders>
-          </w:tcPr>
-          <w:p>
-            <w:pPr>
-              <w:spacing w:before="20" w:after="20"/>
-              <w:jc w:val="center"/>
-            </w:pPr>
-            <w:r>
-              <w:rPr>
-                <w:b w:val="0"/>
-                <w:i w:val="0"/>
-                <w:color w:val="222222"/>
-                <w:sz w:val="15"/>
-              </w:rPr>
-              <w:t>2014–2023</w:t>
-            </w:r>
-          </w:p>
-        </w:tc>
-        <w:tc>
-          <w:tcPr>
-            <w:tcW w:type="dxa" w:w="2665"/>
+            <w:tcW w:type="dxa" w:w="2835"/>
             <w:vAlign w:val="center"/>
             <w:shd w:val="clear" w:color="auto" w:fill="F9FBF9"/>
             <w:tcMar>
@@ -2518,7 +2178,7 @@
         </w:tc>
         <w:tc>
           <w:tcPr>
-            <w:tcW w:type="dxa" w:w="1814"/>
+            <w:tcW w:type="dxa" w:w="2551"/>
             <w:vAlign w:val="center"/>
             <w:shd w:val="clear" w:color="auto" w:fill="FFFFFF"/>
             <w:tcMar>
@@ -2552,7 +2212,7 @@
         </w:tc>
         <w:tc>
           <w:tcPr>
-            <w:tcW w:type="dxa" w:w="1020"/>
+            <w:tcW w:type="dxa" w:w="1247"/>
             <w:vAlign w:val="center"/>
             <w:shd w:val="clear" w:color="auto" w:fill="FFFFFF"/>
             <w:tcMar>
@@ -2586,41 +2246,7 @@
         </w:tc>
         <w:tc>
           <w:tcPr>
-            <w:tcW w:type="dxa" w:w="1134"/>
-            <w:vAlign w:val="center"/>
-            <w:shd w:val="clear" w:color="auto" w:fill="FFFFFF"/>
-            <w:tcMar>
-              <w:top w:w="40" w:type="dxa"/>
-              <w:bottom w:w="40" w:type="dxa"/>
-              <w:left w:w="80" w:type="dxa"/>
-              <w:right w:w="80" w:type="dxa"/>
-            </w:tcMar>
-            <w:tcBorders>
-              <w:top w:val="single" w:sz="4" w:color="D0D7DE" w:space="0"/>
-              <w:left w:val="single" w:sz="4" w:color="D0D7DE" w:space="0"/>
-              <w:bottom w:val="single" w:sz="4" w:color="D0D7DE" w:space="0"/>
-              <w:right w:val="single" w:sz="4" w:color="D0D7DE" w:space="0"/>
-            </w:tcBorders>
-          </w:tcPr>
-          <w:p>
-            <w:pPr>
-              <w:spacing w:before="20" w:after="20"/>
-              <w:jc w:val="center"/>
-            </w:pPr>
-            <w:r>
-              <w:rPr>
-                <w:b w:val="0"/>
-                <w:i w:val="0"/>
-                <w:color w:val="222222"/>
-                <w:sz w:val="15"/>
-              </w:rPr>
-              <w:t>2014–2024</w:t>
-            </w:r>
-          </w:p>
-        </w:tc>
-        <w:tc>
-          <w:tcPr>
-            <w:tcW w:type="dxa" w:w="2665"/>
+            <w:tcW w:type="dxa" w:w="2835"/>
             <w:vAlign w:val="center"/>
             <w:shd w:val="clear" w:color="auto" w:fill="FFFFFF"/>
             <w:tcMar>
